--- a/docs/structured_scalar_potential/Structured_Scalar_Potential_Design_and_Theory.docx
+++ b/docs/structured_scalar_potential/Structured_Scalar_Potential_Design_and_Theory.docx
@@ -25,6 +25,153 @@
       </w:r>
     </w:p>
     <w:p/>
+    <w:p>
+      <w:pPr>
+        <w:rPr>
+          <w:rFonts w:eastAsiaTheme="minorEastAsia"/>
+        </w:rPr>
+      </w:pPr>
+      <w:r>
+        <w:t xml:space="preserve">The Semantic Simulation framework asserts that a trained Scalar Potential Language Model </w:t>
+      </w:r>
+      <w:r>
+        <w:t xml:space="preserve">does not just </w:t>
+      </w:r>
+      <w:r>
+        <w:rPr>
+          <w:i/>
+          <w:iCs/>
+        </w:rPr>
+        <w:t>predict</w:t>
+      </w:r>
+      <w:r>
+        <w:t xml:space="preserve"> the next token; it learns a </w:t>
+      </w:r>
+      <w:r>
+        <w:rPr>
+          <w:b/>
+          <w:bCs/>
+        </w:rPr>
+        <w:t>semantic landscape</w:t>
+      </w:r>
+      <w:r>
+        <w:t xml:space="preserve"> – a scalar field </w:t>
+      </w:r>
+      <m:oMath>
+        <m:sSub>
+          <m:sSubPr>
+            <m:ctrlPr>
+              <w:rPr>
+                <w:rFonts w:ascii="Cambria Math" w:hAnsi="Cambria Math"/>
+                <w:i/>
+              </w:rPr>
+            </m:ctrlPr>
+          </m:sSubPr>
+          <m:e>
+            <m:r>
+              <w:rPr>
+                <w:rFonts w:ascii="Cambria Math" w:hAnsi="Cambria Math"/>
+              </w:rPr>
+              <m:t>V</m:t>
+            </m:r>
+          </m:e>
+          <m:sub>
+            <m:r>
+              <w:rPr>
+                <w:rFonts w:ascii="Cambria Math" w:hAnsi="Cambria Math"/>
+              </w:rPr>
+              <m:t>θ</m:t>
+            </m:r>
+          </m:sub>
+        </m:sSub>
+        <m:d>
+          <m:dPr>
+            <m:ctrlPr>
+              <w:rPr>
+                <w:rFonts w:ascii="Cambria Math" w:hAnsi="Cambria Math"/>
+                <w:i/>
+              </w:rPr>
+            </m:ctrlPr>
+          </m:dPr>
+          <m:e>
+            <m:r>
+              <w:rPr>
+                <w:rFonts w:ascii="Cambria Math" w:hAnsi="Cambria Math"/>
+              </w:rPr>
+              <m:t>ξ,h</m:t>
+            </m:r>
+          </m:e>
+        </m:d>
+      </m:oMath>
+      <w:r>
+        <w:rPr>
+          <w:rFonts w:eastAsiaTheme="minorEastAsia"/>
+        </w:rPr>
+        <w:t xml:space="preserve"> over the joint space of contexts </w:t>
+      </w:r>
+      <m:oMath>
+        <m:r>
+          <w:rPr>
+            <w:rFonts w:ascii="Cambria Math" w:hAnsi="Cambria Math"/>
+          </w:rPr>
+          <m:t>ξ</m:t>
+        </m:r>
+      </m:oMath>
+      <w:r>
+        <w:rPr>
+          <w:rFonts w:eastAsiaTheme="minorEastAsia"/>
+        </w:rPr>
+        <w:t xml:space="preserve"> and hidden states </w:t>
+      </w:r>
+      <m:oMath>
+        <m:r>
+          <w:rPr>
+            <w:rFonts w:ascii="Cambria Math" w:hAnsi="Cambria Math"/>
+          </w:rPr>
+          <m:t>h</m:t>
+        </m:r>
+      </m:oMath>
+      <w:r>
+        <w:rPr>
+          <w:rFonts w:eastAsiaTheme="minorEastAsia"/>
+        </w:rPr>
+        <w:t xml:space="preserve"> – whose </w:t>
+      </w:r>
+      <w:r>
+        <w:rPr>
+          <w:rFonts w:eastAsiaTheme="minorEastAsia"/>
+          <w:b/>
+          <w:bCs/>
+        </w:rPr>
+        <w:t>local minima</w:t>
+      </w:r>
+      <w:r>
+        <w:rPr>
+          <w:rFonts w:eastAsiaTheme="minorEastAsia"/>
+        </w:rPr>
+        <w:t xml:space="preserve"> correspond to coherent semantic configurations. </w:t>
+      </w:r>
+    </w:p>
+    <w:p>
+      <w:pPr>
+        <w:rPr>
+          <w:rFonts w:eastAsiaTheme="minorEastAsia"/>
+        </w:rPr>
+      </w:pPr>
+    </w:p>
+    <w:p/>
+    <w:p/>
+    <w:p>
+      <w:pPr>
+        <w:pStyle w:val="Heading2"/>
+      </w:pPr>
+      <w:r>
+        <w:t>Quadratic and Gaussian Potential Wells – What’s the Difference</w:t>
+      </w:r>
+    </w:p>
+    <w:p/>
+    <w:p/>
+    <w:p/>
     <w:p/>
     <w:p/>
     <w:p>
@@ -39,11 +186,248 @@
       <w:r>
         <w:t>[1]</w:t>
       </w:r>
+      <w:r>
+        <w:t xml:space="preserve"> </w:t>
+      </w:r>
+      <w:hyperlink r:id="rId4" w:history="1">
+        <w:r>
+          <w:rPr>
+            <w:rStyle w:val="Hyperlink"/>
+          </w:rPr>
+          <w:t xml:space="preserve">Semantic Attractor Extraction from </w:t>
+        </w:r>
+        <m:oMath>
+          <m:sSub>
+            <m:sSubPr>
+              <m:ctrlPr>
+                <w:rPr>
+                  <w:rStyle w:val="Hyperlink"/>
+                  <w:rFonts w:ascii="Cambria Math" w:hAnsi="Cambria Math"/>
+                  <w:i/>
+                </w:rPr>
+              </m:ctrlPr>
+            </m:sSubPr>
+            <m:e>
+              <m:r>
+                <w:rPr>
+                  <w:rStyle w:val="Hyperlink"/>
+                  <w:rFonts w:ascii="Cambria Math" w:hAnsi="Cambria Math"/>
+                </w:rPr>
+                <m:t>V</m:t>
+              </m:r>
+            </m:e>
+            <m:sub>
+              <m:r>
+                <w:rPr>
+                  <w:rStyle w:val="Hyperlink"/>
+                  <w:rFonts w:ascii="Cambria Math" w:hAnsi="Cambria Math"/>
+                </w:rPr>
+                <m:t>θ</m:t>
+              </m:r>
+            </m:sub>
+          </m:sSub>
+        </m:oMath>
+      </w:hyperlink>
+      <w:r>
+        <w:rPr>
+          <w:rFonts w:eastAsiaTheme="minorEastAsia"/>
+        </w:rPr>
+        <w:t xml:space="preserve">, companion note to </w:t>
+      </w:r>
+      <w:hyperlink r:id="rId5" w:history="1">
+        <w:r>
+          <w:rPr>
+            <w:rStyle w:val="Hyperlink"/>
+            <w:rFonts w:eastAsiaTheme="minorEastAsia"/>
+          </w:rPr>
+          <w:t>“</w:t>
+        </w:r>
+        <w:r>
+          <w:rPr>
+            <w:rStyle w:val="Hyperlink"/>
+            <w:rFonts w:eastAsiaTheme="minorEastAsia"/>
+            <w:i/>
+            <w:iCs/>
+          </w:rPr>
+          <w:t>Semantic Simulation: A Prescriptive Lagrangian Framework for Efficient Semantic Inference</w:t>
+        </w:r>
+        <w:r>
+          <w:rPr>
+            <w:rStyle w:val="Hyperlink"/>
+            <w:rFonts w:eastAsiaTheme="minorEastAsia"/>
+          </w:rPr>
+          <w:t>”</w:t>
+        </w:r>
+      </w:hyperlink>
     </w:p>
     <w:p>
+      <w:pPr>
+        <w:rPr>
+          <w:rFonts w:eastAsiaTheme="minorEastAsia"/>
+        </w:rPr>
+      </w:pPr>
       <w:r>
         <w:t>[2]</w:t>
       </w:r>
+      <w:r>
+        <w:t xml:space="preserve"> </w:t>
+      </w:r>
+      <w:hyperlink r:id="rId6" w:history="1">
+        <w:r>
+          <w:rPr>
+            <w:rStyle w:val="Hyperlink"/>
+          </w:rPr>
+          <w:t xml:space="preserve">Structured </w:t>
+        </w:r>
+        <m:oMath>
+          <m:sSub>
+            <m:sSubPr>
+              <m:ctrlPr>
+                <w:rPr>
+                  <w:rStyle w:val="Hyperlink"/>
+                  <w:rFonts w:ascii="Cambria Math" w:hAnsi="Cambria Math"/>
+                  <w:i/>
+                </w:rPr>
+              </m:ctrlPr>
+            </m:sSubPr>
+            <m:e>
+              <m:r>
+                <w:rPr>
+                  <w:rStyle w:val="Hyperlink"/>
+                  <w:rFonts w:ascii="Cambria Math" w:hAnsi="Cambria Math"/>
+                </w:rPr>
+                <m:t>V</m:t>
+              </m:r>
+            </m:e>
+            <m:sub>
+              <m:r>
+                <w:rPr>
+                  <w:rStyle w:val="Hyperlink"/>
+                  <w:rFonts w:ascii="Cambria Math" w:hAnsi="Cambria Math"/>
+                </w:rPr>
+                <m:t>θ</m:t>
+              </m:r>
+            </m:sub>
+          </m:sSub>
+        </m:oMath>
+        <w:r>
+          <w:rPr>
+            <w:rStyle w:val="Hyperlink"/>
+            <w:rFonts w:eastAsiaTheme="minorEastAsia"/>
+          </w:rPr>
+          <w:t>: Theory, Derivation, and Analysis</w:t>
+        </w:r>
+      </w:hyperlink>
+      <w:r>
+        <w:rPr>
+          <w:rFonts w:eastAsiaTheme="minorEastAsia"/>
+        </w:rPr>
+        <w:t xml:space="preserve">, companion note to </w:t>
+      </w:r>
+      <w:hyperlink r:id="rId7" w:history="1">
+        <w:r>
+          <w:rPr>
+            <w:rStyle w:val="Hyperlink"/>
+            <w:rFonts w:eastAsiaTheme="minorEastAsia"/>
+          </w:rPr>
+          <w:t>“</w:t>
+        </w:r>
+        <w:r>
+          <w:rPr>
+            <w:rStyle w:val="Hyperlink"/>
+            <w:rFonts w:eastAsiaTheme="minorEastAsia"/>
+            <w:i/>
+            <w:iCs/>
+          </w:rPr>
+          <w:t>Semantic Simulation: A Prescriptive Lagrangian Framework for Efficient Semantic Inference</w:t>
+        </w:r>
+        <w:r>
+          <w:rPr>
+            <w:rStyle w:val="Hyperlink"/>
+            <w:rFonts w:eastAsiaTheme="minorEastAsia"/>
+          </w:rPr>
+          <w:t>”</w:t>
+        </w:r>
+      </w:hyperlink>
+    </w:p>
+    <w:p>
+      <w:r>
+        <w:rPr>
+          <w:rFonts w:eastAsiaTheme="minorEastAsia"/>
+        </w:rPr>
+        <w:t xml:space="preserve">[3] </w:t>
+      </w:r>
+      <w:hyperlink r:id="rId8" w:history="1">
+        <w:r>
+          <w:rPr>
+            <w:rStyle w:val="Hyperlink"/>
+            <w:rFonts w:eastAsiaTheme="minorEastAsia"/>
+          </w:rPr>
+          <w:t xml:space="preserve">Training Instabilities in Fock-PARFLM v2.1 with Structured </w:t>
+        </w:r>
+        <m:oMath>
+          <m:sSub>
+            <m:sSubPr>
+              <m:ctrlPr>
+                <w:rPr>
+                  <w:rStyle w:val="Hyperlink"/>
+                  <w:rFonts w:ascii="Cambria Math" w:eastAsiaTheme="minorEastAsia" w:hAnsi="Cambria Math"/>
+                  <w:i/>
+                </w:rPr>
+              </m:ctrlPr>
+            </m:sSubPr>
+            <m:e>
+              <m:r>
+                <w:rPr>
+                  <w:rStyle w:val="Hyperlink"/>
+                  <w:rFonts w:ascii="Cambria Math" w:eastAsiaTheme="minorEastAsia" w:hAnsi="Cambria Math"/>
+                </w:rPr>
+                <m:t>V</m:t>
+              </m:r>
+            </m:e>
+            <m:sub>
+              <m:r>
+                <w:rPr>
+                  <w:rStyle w:val="Hyperlink"/>
+                  <w:rFonts w:ascii="Cambria Math" w:eastAsiaTheme="minorEastAsia" w:hAnsi="Cambria Math"/>
+                </w:rPr>
+                <m:t>θ</m:t>
+              </m:r>
+            </m:sub>
+          </m:sSub>
+        </m:oMath>
+      </w:hyperlink>
+      <w:r>
+        <w:rPr>
+          <w:rFonts w:eastAsiaTheme="minorEastAsia"/>
+        </w:rPr>
+        <w:t xml:space="preserve">, companion note to </w:t>
+      </w:r>
+      <w:hyperlink r:id="rId9" w:history="1">
+        <w:r>
+          <w:rPr>
+            <w:rStyle w:val="Hyperlink"/>
+            <w:rFonts w:eastAsiaTheme="minorEastAsia"/>
+          </w:rPr>
+          <w:t>“</w:t>
+        </w:r>
+        <w:r>
+          <w:rPr>
+            <w:rStyle w:val="Hyperlink"/>
+            <w:rFonts w:eastAsiaTheme="minorEastAsia"/>
+            <w:i/>
+            <w:iCs/>
+          </w:rPr>
+          <w:t>Semantic Simulation: A Prescriptive Lagrangian Framework for Efficient Semantic Inference</w:t>
+        </w:r>
+        <w:r>
+          <w:rPr>
+            <w:rStyle w:val="Hyperlink"/>
+            <w:rFonts w:eastAsiaTheme="minorEastAsia"/>
+          </w:rPr>
+          <w:t>”</w:t>
+        </w:r>
+      </w:hyperlink>
     </w:p>
     <w:p/>
     <w:p/>
@@ -52,6 +436,7 @@
         <w:rPr>
           <w:noProof/>
         </w:rPr>
+        <w:lastRenderedPageBreak/>
         <w:drawing>
           <wp:inline distT="0" distB="0" distL="0" distR="0" wp14:anchorId="409D98BB" wp14:editId="5B125A02">
             <wp:extent cx="5943600" cy="4915535"/>
@@ -68,7 +453,7 @@
                     <pic:cNvPicPr/>
                   </pic:nvPicPr>
                   <pic:blipFill>
-                    <a:blip r:embed="rId4" cstate="print">
+                    <a:blip r:embed="rId10" cstate="print">
                       <a:extLst>
                         <a:ext uri="{28A0092B-C50C-407E-A947-70E740481C1C}">
                           <a14:useLocalDpi xmlns:a14="http://schemas.microsoft.com/office/drawing/2010/main" val="0"/>
@@ -101,7 +486,6 @@
         <w:rPr>
           <w:noProof/>
         </w:rPr>
-        <w:lastRenderedPageBreak/>
         <w:drawing>
           <wp:inline distT="0" distB="0" distL="0" distR="0" wp14:anchorId="25909E9E" wp14:editId="678B0381">
             <wp:extent cx="5943600" cy="2822575"/>
@@ -118,7 +502,7 @@
                     <pic:cNvPicPr/>
                   </pic:nvPicPr>
                   <pic:blipFill>
-                    <a:blip r:embed="rId5" cstate="print">
+                    <a:blip r:embed="rId11" cstate="print">
                       <a:extLst>
                         <a:ext uri="{28A0092B-C50C-407E-A947-70E740481C1C}">
                           <a14:useLocalDpi xmlns:a14="http://schemas.microsoft.com/office/drawing/2010/main" val="0"/>
@@ -589,7 +973,6 @@
     <w:next w:val="Normal"/>
     <w:link w:val="Heading2Char"/>
     <w:uiPriority w:val="9"/>
-    <w:semiHidden/>
     <w:unhideWhenUsed/>
     <w:qFormat/>
     <w:rsid w:val="001E368C"/>
@@ -803,7 +1186,6 @@
     <w:basedOn w:val="DefaultParagraphFont"/>
     <w:link w:val="Heading2"/>
     <w:uiPriority w:val="9"/>
-    <w:semiHidden/>
     <w:rsid w:val="001E368C"/>
     <w:rPr>
       <w:rFonts w:ascii="Calibri Light" w:eastAsiaTheme="majorEastAsia" w:hAnsi="Calibri Light" w:cstheme="majorBidi"/>
@@ -1072,6 +1454,39 @@
       <w:smallCaps/>
       <w:color w:val="0F4761" w:themeColor="accent1" w:themeShade="BF"/>
       <w:spacing w:val="5"/>
+    </w:rPr>
+  </w:style>
+  <w:style w:type="character" w:styleId="PlaceholderText">
+    <w:name w:val="Placeholder Text"/>
+    <w:basedOn w:val="DefaultParagraphFont"/>
+    <w:uiPriority w:val="99"/>
+    <w:semiHidden/>
+    <w:rsid w:val="00752E2E"/>
+    <w:rPr>
+      <w:color w:val="666666"/>
+    </w:rPr>
+  </w:style>
+  <w:style w:type="character" w:styleId="Hyperlink">
+    <w:name w:val="Hyperlink"/>
+    <w:basedOn w:val="DefaultParagraphFont"/>
+    <w:uiPriority w:val="99"/>
+    <w:unhideWhenUsed/>
+    <w:rsid w:val="00752E2E"/>
+    <w:rPr>
+      <w:color w:val="467886" w:themeColor="hyperlink"/>
+      <w:u w:val="single"/>
+    </w:rPr>
+  </w:style>
+  <w:style w:type="character" w:styleId="UnresolvedMention">
+    <w:name w:val="Unresolved Mention"/>
+    <w:basedOn w:val="DefaultParagraphFont"/>
+    <w:uiPriority w:val="99"/>
+    <w:semiHidden/>
+    <w:unhideWhenUsed/>
+    <w:rsid w:val="00752E2E"/>
+    <w:rPr>
+      <w:color w:val="605E5C"/>
+      <w:shd w:val="clear" w:color="auto" w:fill="E1DFDD"/>
     </w:rPr>
   </w:style>
 </w:styles>

--- a/docs/structured_scalar_potential/Structured_Scalar_Potential_Design_and_Theory.docx
+++ b/docs/structured_scalar_potential/Structured_Scalar_Potential_Design_and_Theory.docx
@@ -22,6 +22,15 @@
       </w:pPr>
       <w:r>
         <w:t>Motivation</w:t>
+      </w:r>
+    </w:p>
+    <w:p/>
+    <w:p>
+      <w:pPr>
+        <w:pStyle w:val="Heading2"/>
+      </w:pPr>
+      <w:r>
+        <w:t>Semantic Attractor Extraction Algorithm</w:t>
       </w:r>
     </w:p>
     <w:p/>
@@ -159,6 +168,272 @@
         </w:rPr>
       </w:pPr>
     </w:p>
+    <w:p>
+      <w:pPr>
+        <w:rPr>
+          <w:rFonts w:eastAsiaTheme="minorEastAsia"/>
+        </w:rPr>
+      </w:pPr>
+      <w:r>
+        <w:rPr>
+          <w:rFonts w:eastAsiaTheme="minorEastAsia"/>
+        </w:rPr>
+        <w:t xml:space="preserve">This is a strong claim. Attention transformers have no analogue of it : their next-token logits are produced by a single matrix multiplication, not by an energy minimization, so they cannot, even in principle, expose a basin structure of “topics the model has internalized”. </w:t>
+      </w:r>
+      <w:r>
+        <w:rPr>
+          <w:rFonts w:eastAsiaTheme="minorEastAsia"/>
+        </w:rPr>
+        <w:t xml:space="preserve">If the </w:t>
+      </w:r>
+      <w:r>
+        <w:rPr>
+          <w:rFonts w:eastAsiaTheme="minorEastAsia"/>
+        </w:rPr>
+        <w:t>SPLM picture is right , we should be able to :</w:t>
+      </w:r>
+    </w:p>
+    <w:p>
+      <w:pPr>
+        <w:rPr>
+          <w:rFonts w:eastAsiaTheme="minorEastAsia"/>
+        </w:rPr>
+      </w:pPr>
+    </w:p>
+    <w:p>
+      <w:pPr>
+        <w:rPr>
+          <w:rFonts w:eastAsiaTheme="minorEastAsia"/>
+        </w:rPr>
+      </w:pPr>
+      <w:r>
+        <w:rPr>
+          <w:rFonts w:eastAsiaTheme="minorEastAsia"/>
+        </w:rPr>
+        <w:t xml:space="preserve"> 1. Fix a content </w:t>
+      </w:r>
+      <m:oMath>
+        <m:r>
+          <w:rPr>
+            <w:rFonts w:ascii="Cambria Math" w:eastAsiaTheme="minorEastAsia" w:hAnsi="Cambria Math"/>
+          </w:rPr>
+          <m:t>ξ</m:t>
+        </m:r>
+      </m:oMath>
+      <w:r>
+        <w:rPr>
+          <w:rFonts w:eastAsiaTheme="minorEastAsia"/>
+        </w:rPr>
+        <w:t xml:space="preserve"> (e.g. the cumulative mean of an English prefix)</w:t>
+      </w:r>
+    </w:p>
+    <w:p>
+      <w:pPr>
+        <w:rPr>
+          <w:rFonts w:eastAsiaTheme="minorEastAsia"/>
+        </w:rPr>
+      </w:pPr>
+      <w:r>
+        <w:rPr>
+          <w:rFonts w:eastAsiaTheme="minorEastAsia"/>
+        </w:rPr>
+        <w:t xml:space="preserve"> 2. </w:t>
+      </w:r>
+      <w:r>
+        <w:rPr>
+          <w:rFonts w:eastAsiaTheme="minorEastAsia"/>
+        </w:rPr>
+        <w:t xml:space="preserve">start from many random hidden states </w:t>
+      </w:r>
+      <m:oMath>
+        <m:sSub>
+          <m:sSubPr>
+            <m:ctrlPr>
+              <w:rPr>
+                <w:rFonts w:ascii="Cambria Math" w:eastAsiaTheme="minorEastAsia" w:hAnsi="Cambria Math"/>
+                <w:i/>
+              </w:rPr>
+            </m:ctrlPr>
+          </m:sSubPr>
+          <m:e>
+            <m:r>
+              <w:rPr>
+                <w:rFonts w:ascii="Cambria Math" w:eastAsiaTheme="minorEastAsia" w:hAnsi="Cambria Math"/>
+              </w:rPr>
+              <m:t>h</m:t>
+            </m:r>
+          </m:e>
+          <m:sub>
+            <m:r>
+              <w:rPr>
+                <w:rFonts w:ascii="Cambria Math" w:eastAsiaTheme="minorEastAsia" w:hAnsi="Cambria Math"/>
+              </w:rPr>
+              <m:t>0</m:t>
+            </m:r>
+          </m:sub>
+        </m:sSub>
+      </m:oMath>
+    </w:p>
+    <w:p>
+      <w:pPr>
+        <w:rPr>
+          <w:rFonts w:eastAsiaTheme="minorEastAsia"/>
+        </w:rPr>
+      </w:pPr>
+      <w:r>
+        <w:rPr>
+          <w:rFonts w:eastAsiaTheme="minorEastAsia"/>
+        </w:rPr>
+        <w:t xml:space="preserve"> 3. follow the gradient </w:t>
+      </w:r>
+      <m:oMath>
+        <m:r>
+          <w:rPr>
+            <w:rFonts w:ascii="Cambria Math" w:eastAsiaTheme="minorEastAsia" w:hAnsi="Cambria Math"/>
+          </w:rPr>
+          <m:t>-</m:t>
+        </m:r>
+        <m:sSub>
+          <m:sSubPr>
+            <m:ctrlPr>
+              <w:rPr>
+                <w:rFonts w:ascii="Cambria Math" w:eastAsiaTheme="minorEastAsia" w:hAnsi="Cambria Math"/>
+                <w:i/>
+              </w:rPr>
+            </m:ctrlPr>
+          </m:sSubPr>
+          <m:e>
+            <m:r>
+              <m:rPr>
+                <m:sty m:val="p"/>
+              </m:rPr>
+              <w:rPr>
+                <w:rFonts w:ascii="Cambria Math" w:eastAsiaTheme="minorEastAsia" w:hAnsi="Cambria Math"/>
+              </w:rPr>
+              <m:t>∇</m:t>
+            </m:r>
+          </m:e>
+          <m:sub>
+            <m:r>
+              <w:rPr>
+                <w:rFonts w:ascii="Cambria Math" w:eastAsiaTheme="minorEastAsia" w:hAnsi="Cambria Math"/>
+              </w:rPr>
+              <m:t>h</m:t>
+            </m:r>
+          </m:sub>
+        </m:sSub>
+        <m:sSub>
+          <m:sSubPr>
+            <m:ctrlPr>
+              <w:rPr>
+                <w:rFonts w:ascii="Cambria Math" w:eastAsiaTheme="minorEastAsia" w:hAnsi="Cambria Math"/>
+                <w:i/>
+              </w:rPr>
+            </m:ctrlPr>
+          </m:sSubPr>
+          <m:e>
+            <m:r>
+              <w:rPr>
+                <w:rFonts w:ascii="Cambria Math" w:eastAsiaTheme="minorEastAsia" w:hAnsi="Cambria Math"/>
+              </w:rPr>
+              <m:t>V</m:t>
+            </m:r>
+          </m:e>
+          <m:sub>
+            <m:r>
+              <w:rPr>
+                <w:rFonts w:ascii="Cambria Math" w:eastAsiaTheme="minorEastAsia" w:hAnsi="Cambria Math"/>
+              </w:rPr>
+              <m:t>θ</m:t>
+            </m:r>
+          </m:sub>
+        </m:sSub>
+        <m:d>
+          <m:dPr>
+            <m:ctrlPr>
+              <w:rPr>
+                <w:rFonts w:ascii="Cambria Math" w:eastAsiaTheme="minorEastAsia" w:hAnsi="Cambria Math"/>
+                <w:i/>
+              </w:rPr>
+            </m:ctrlPr>
+          </m:dPr>
+          <m:e>
+            <m:r>
+              <w:rPr>
+                <w:rFonts w:ascii="Cambria Math" w:eastAsiaTheme="minorEastAsia" w:hAnsi="Cambria Math"/>
+              </w:rPr>
+              <m:t>ξ,h</m:t>
+            </m:r>
+          </m:e>
+        </m:d>
+      </m:oMath>
+      <w:r>
+        <w:rPr>
+          <w:rFonts w:eastAsiaTheme="minorEastAsia"/>
+        </w:rPr>
+        <w:t xml:space="preserve"> to convergence</w:t>
+      </w:r>
+    </w:p>
+    <w:p>
+      <w:pPr>
+        <w:rPr>
+          <w:rFonts w:eastAsiaTheme="minorEastAsia"/>
+        </w:rPr>
+      </w:pPr>
+      <w:r>
+        <w:rPr>
+          <w:rFonts w:eastAsiaTheme="minorEastAsia"/>
+        </w:rPr>
+        <w:t xml:space="preserve"> 4. </w:t>
+      </w:r>
+      <w:r>
+        <w:rPr>
+          <w:rFonts w:eastAsiaTheme="minorEastAsia"/>
+        </w:rPr>
+        <w:t xml:space="preserve">read out the converged </w:t>
+      </w:r>
+      <m:oMath>
+        <m:sSup>
+          <m:sSupPr>
+            <m:ctrlPr>
+              <w:rPr>
+                <w:rFonts w:ascii="Cambria Math" w:eastAsiaTheme="minorEastAsia" w:hAnsi="Cambria Math"/>
+                <w:i/>
+              </w:rPr>
+            </m:ctrlPr>
+          </m:sSupPr>
+          <m:e>
+            <m:r>
+              <w:rPr>
+                <w:rFonts w:ascii="Cambria Math" w:eastAsiaTheme="minorEastAsia" w:hAnsi="Cambria Math"/>
+              </w:rPr>
+              <m:t>h</m:t>
+            </m:r>
+          </m:e>
+          <m:sup>
+            <m:r>
+              <w:rPr>
+                <w:rFonts w:ascii="Cambria Math" w:eastAsiaTheme="minorEastAsia" w:hAnsi="Cambria Math"/>
+              </w:rPr>
+              <m:t>*</m:t>
+            </m:r>
+          </m:sup>
+        </m:sSup>
+      </m:oMath>
+      <w:r>
+        <w:rPr>
+          <w:rFonts w:eastAsiaTheme="minorEastAsia"/>
+        </w:rPr>
+        <w:t xml:space="preserve"> through the tied LM head</w:t>
+      </w:r>
+      <w:r>
+        <w:rPr>
+          <w:rStyle w:val="FootnoteReference"/>
+          <w:rFonts w:eastAsiaTheme="minorEastAsia"/>
+        </w:rPr>
+        <w:footnoteReference w:id="1"/>
+      </w:r>
+    </w:p>
     <w:p/>
     <w:p/>
     <w:p>
@@ -189,7 +464,7 @@
       <w:r>
         <w:t xml:space="preserve"> </w:t>
       </w:r>
-      <w:hyperlink r:id="rId4" w:history="1">
+      <w:hyperlink r:id="rId7" w:history="1">
         <w:r>
           <w:rPr>
             <w:rStyle w:val="Hyperlink"/>
@@ -234,7 +509,7 @@
         </w:rPr>
         <w:t xml:space="preserve">, companion note to </w:t>
       </w:r>
-      <w:hyperlink r:id="rId5" w:history="1">
+      <w:hyperlink r:id="rId8" w:history="1">
         <w:r>
           <w:rPr>
             <w:rStyle w:val="Hyperlink"/>
@@ -272,7 +547,7 @@
       <w:r>
         <w:t xml:space="preserve"> </w:t>
       </w:r>
-      <w:hyperlink r:id="rId6" w:history="1">
+      <w:hyperlink r:id="rId9" w:history="1">
         <w:r>
           <w:rPr>
             <w:rStyle w:val="Hyperlink"/>
@@ -324,7 +599,7 @@
         </w:rPr>
         <w:t xml:space="preserve">, companion note to </w:t>
       </w:r>
-      <w:hyperlink r:id="rId7" w:history="1">
+      <w:hyperlink r:id="rId10" w:history="1">
         <w:r>
           <w:rPr>
             <w:rStyle w:val="Hyperlink"/>
@@ -357,7 +632,7 @@
         </w:rPr>
         <w:t xml:space="preserve">[3] </w:t>
       </w:r>
-      <w:hyperlink r:id="rId8" w:history="1">
+      <w:hyperlink r:id="rId11" w:history="1">
         <w:r>
           <w:rPr>
             <w:rStyle w:val="Hyperlink"/>
@@ -403,7 +678,7 @@
         </w:rPr>
         <w:t xml:space="preserve">, companion note to </w:t>
       </w:r>
-      <w:hyperlink r:id="rId9" w:history="1">
+      <w:hyperlink r:id="rId12" w:history="1">
         <w:r>
           <w:rPr>
             <w:rStyle w:val="Hyperlink"/>
@@ -430,6 +705,1217 @@
       </w:hyperlink>
     </w:p>
     <w:p/>
+    <w:p>
+      <w:pPr>
+        <w:pStyle w:val="Heading1"/>
+      </w:pPr>
+      <w:r>
+        <w:t>Appendix</w:t>
+      </w:r>
+    </w:p>
+    <w:p/>
+    <w:p>
+      <w:pPr>
+        <w:pStyle w:val="Heading2"/>
+      </w:pPr>
+      <w:r>
+        <w:t>Note on</w:t>
+      </w:r>
+      <w:r>
+        <w:t xml:space="preserve"> </w:t>
+      </w:r>
+      <w:r>
+        <w:t xml:space="preserve">logit </w:t>
+      </w:r>
+      <m:oMath>
+        <m:r>
+          <m:rPr>
+            <m:scr m:val="script"/>
+          </m:rPr>
+          <w:rPr>
+            <w:rFonts w:ascii="Cambria Math" w:hAnsi="Cambria Math"/>
+          </w:rPr>
+          <m:t>l</m:t>
+        </m:r>
+      </m:oMath>
+      <w:r>
+        <w:t xml:space="preserve"> and</w:t>
+      </w:r>
+      <w:r>
+        <w:t xml:space="preserve"> embedding matrix </w:t>
+      </w:r>
+      <m:oMath>
+        <m:r>
+          <w:rPr>
+            <w:rFonts w:ascii="Cambria Math" w:hAnsi="Cambria Math"/>
+          </w:rPr>
+          <m:t>E</m:t>
+        </m:r>
+      </m:oMath>
+      <w:r>
+        <w:t xml:space="preserve"> in SPLM</w:t>
+      </w:r>
+    </w:p>
+    <w:p/>
+    <w:p>
+      <w:r>
+        <w:t xml:space="preserve">A logit </w:t>
+      </w:r>
+      <m:oMath>
+        <m:r>
+          <m:rPr>
+            <m:scr m:val="script"/>
+          </m:rPr>
+          <w:rPr>
+            <w:rFonts w:ascii="Cambria Math" w:hAnsi="Cambria Math"/>
+          </w:rPr>
+          <m:t>l</m:t>
+        </m:r>
+      </m:oMath>
+      <w:r>
+        <w:rPr>
+          <w:rFonts w:eastAsiaTheme="minorEastAsia"/>
+        </w:rPr>
+        <w:t xml:space="preserve"> </w:t>
+      </w:r>
+      <w:r>
+        <w:t>is the row, unnormalized score that the model assigns to each token before converting it to probability.</w:t>
+      </w:r>
+    </w:p>
+    <w:p>
+      <w:pPr>
+        <w:rPr>
+          <w:rFonts w:eastAsiaTheme="minorEastAsia"/>
+        </w:rPr>
+      </w:pPr>
+      <w:r>
+        <w:t xml:space="preserve">Concretely, for a hidden state </w:t>
+      </w:r>
+      <m:oMath>
+        <m:sSup>
+          <m:sSupPr>
+            <m:ctrlPr>
+              <w:rPr>
+                <w:rFonts w:ascii="Cambria Math" w:hAnsi="Cambria Math"/>
+                <w:i/>
+              </w:rPr>
+            </m:ctrlPr>
+          </m:sSupPr>
+          <m:e>
+            <m:r>
+              <w:rPr>
+                <w:rFonts w:ascii="Cambria Math" w:hAnsi="Cambria Math"/>
+              </w:rPr>
+              <m:t>h</m:t>
+            </m:r>
+          </m:e>
+          <m:sup>
+            <m:r>
+              <w:rPr>
+                <w:rFonts w:ascii="Cambria Math" w:hAnsi="Cambria Math"/>
+              </w:rPr>
+              <m:t>*</m:t>
+            </m:r>
+          </m:sup>
+        </m:sSup>
+        <m:r>
+          <w:rPr>
+            <w:rFonts w:ascii="Cambria Math" w:hAnsi="Cambria Math"/>
+          </w:rPr>
+          <m:t>∈</m:t>
+        </m:r>
+        <m:sSup>
+          <m:sSupPr>
+            <m:ctrlPr>
+              <w:rPr>
+                <w:rFonts w:ascii="Cambria Math" w:hAnsi="Cambria Math"/>
+                <w:i/>
+              </w:rPr>
+            </m:ctrlPr>
+          </m:sSupPr>
+          <m:e>
+            <m:r>
+              <m:rPr>
+                <m:scr m:val="double-struck"/>
+              </m:rPr>
+              <w:rPr>
+                <w:rFonts w:ascii="Cambria Math" w:hAnsi="Cambria Math"/>
+              </w:rPr>
+              <m:t>R</m:t>
+            </m:r>
+          </m:e>
+          <m:sup>
+            <m:r>
+              <w:rPr>
+                <w:rFonts w:ascii="Cambria Math" w:hAnsi="Cambria Math"/>
+              </w:rPr>
+              <m:t>d</m:t>
+            </m:r>
+          </m:sup>
+        </m:sSup>
+      </m:oMath>
+      <w:r>
+        <w:rPr>
+          <w:rFonts w:eastAsiaTheme="minorEastAsia"/>
+        </w:rPr>
+        <w:t xml:space="preserve"> and embedding matrix </w:t>
+      </w:r>
+      <m:oMath>
+        <m:r>
+          <w:rPr>
+            <w:rFonts w:ascii="Cambria Math" w:eastAsiaTheme="minorEastAsia" w:hAnsi="Cambria Math"/>
+          </w:rPr>
+          <m:t>E</m:t>
+        </m:r>
+        <m:r>
+          <w:rPr>
+            <w:rFonts w:ascii="Cambria Math" w:eastAsiaTheme="minorEastAsia" w:hAnsi="Cambria Math"/>
+          </w:rPr>
+          <m:t>∈</m:t>
+        </m:r>
+        <m:sSup>
+          <m:sSupPr>
+            <m:ctrlPr>
+              <w:rPr>
+                <w:rFonts w:ascii="Cambria Math" w:eastAsiaTheme="minorEastAsia" w:hAnsi="Cambria Math"/>
+                <w:i/>
+              </w:rPr>
+            </m:ctrlPr>
+          </m:sSupPr>
+          <m:e>
+            <m:r>
+              <m:rPr>
+                <m:scr m:val="double-struck"/>
+              </m:rPr>
+              <w:rPr>
+                <w:rFonts w:ascii="Cambria Math" w:hAnsi="Cambria Math"/>
+              </w:rPr>
+              <m:t>R</m:t>
+            </m:r>
+          </m:e>
+          <m:sup>
+            <m:r>
+              <w:rPr>
+                <w:rFonts w:ascii="Cambria Math" w:eastAsiaTheme="minorEastAsia" w:hAnsi="Cambria Math"/>
+              </w:rPr>
+              <m:t>V×d</m:t>
+            </m:r>
+          </m:sup>
+        </m:sSup>
+      </m:oMath>
+      <w:r>
+        <w:rPr>
+          <w:rFonts w:eastAsiaTheme="minorEastAsia"/>
+        </w:rPr>
+        <w:t xml:space="preserve">, the logit for token </w:t>
+      </w:r>
+      <m:oMath>
+        <m:r>
+          <w:rPr>
+            <w:rFonts w:ascii="Cambria Math" w:eastAsiaTheme="minorEastAsia" w:hAnsi="Cambria Math"/>
+          </w:rPr>
+          <m:t>v</m:t>
+        </m:r>
+      </m:oMath>
+      <w:r>
+        <w:rPr>
+          <w:rFonts w:eastAsiaTheme="minorEastAsia"/>
+        </w:rPr>
+        <w:t xml:space="preserve"> is:</w:t>
+      </w:r>
+    </w:p>
+    <w:p>
+      <w:pPr>
+        <w:rPr>
+          <w:rFonts w:eastAsiaTheme="minorEastAsia"/>
+        </w:rPr>
+      </w:pPr>
+    </w:p>
+    <w:p>
+      <w:pPr>
+        <w:rPr>
+          <w:rFonts w:eastAsiaTheme="minorEastAsia"/>
+        </w:rPr>
+      </w:pPr>
+      <m:oMath>
+        <m:sSub>
+          <m:sSubPr>
+            <m:ctrlPr>
+              <w:rPr>
+                <w:rFonts w:ascii="Cambria Math" w:hAnsi="Cambria Math"/>
+                <w:i/>
+              </w:rPr>
+            </m:ctrlPr>
+          </m:sSubPr>
+          <m:e>
+            <m:r>
+              <m:rPr>
+                <m:scr m:val="script"/>
+              </m:rPr>
+              <w:rPr>
+                <w:rFonts w:ascii="Cambria Math" w:hAnsi="Cambria Math"/>
+              </w:rPr>
+              <m:t>l</m:t>
+            </m:r>
+          </m:e>
+          <m:sub>
+            <m:r>
+              <w:rPr>
+                <w:rFonts w:ascii="Cambria Math" w:hAnsi="Cambria Math"/>
+              </w:rPr>
+              <m:t>v</m:t>
+            </m:r>
+          </m:sub>
+        </m:sSub>
+        <m:r>
+          <w:rPr>
+            <w:rFonts w:ascii="Cambria Math" w:hAnsi="Cambria Math"/>
+          </w:rPr>
+          <m:t>=</m:t>
+        </m:r>
+        <m:sSup>
+          <m:sSupPr>
+            <m:ctrlPr>
+              <w:rPr>
+                <w:rFonts w:ascii="Cambria Math" w:hAnsi="Cambria Math"/>
+                <w:i/>
+              </w:rPr>
+            </m:ctrlPr>
+          </m:sSupPr>
+          <m:e>
+            <m:r>
+              <w:rPr>
+                <w:rFonts w:ascii="Cambria Math" w:hAnsi="Cambria Math"/>
+              </w:rPr>
+              <m:t>h</m:t>
+            </m:r>
+          </m:e>
+          <m:sup>
+            <m:r>
+              <w:rPr>
+                <w:rFonts w:ascii="Cambria Math" w:hAnsi="Cambria Math"/>
+              </w:rPr>
+              <m:t>*</m:t>
+            </m:r>
+          </m:sup>
+        </m:sSup>
+        <m:r>
+          <w:rPr>
+            <w:rFonts w:ascii="Cambria Math" w:hAnsi="Cambria Math"/>
+          </w:rPr>
+          <m:t>∙</m:t>
+        </m:r>
+        <m:sSub>
+          <m:sSubPr>
+            <m:ctrlPr>
+              <w:rPr>
+                <w:rFonts w:ascii="Cambria Math" w:hAnsi="Cambria Math"/>
+                <w:i/>
+              </w:rPr>
+            </m:ctrlPr>
+          </m:sSubPr>
+          <m:e>
+            <m:r>
+              <w:rPr>
+                <w:rFonts w:ascii="Cambria Math" w:hAnsi="Cambria Math"/>
+              </w:rPr>
+              <m:t>e</m:t>
+            </m:r>
+          </m:e>
+          <m:sub>
+            <m:r>
+              <w:rPr>
+                <w:rFonts w:ascii="Cambria Math" w:hAnsi="Cambria Math"/>
+              </w:rPr>
+              <m:t>v</m:t>
+            </m:r>
+          </m:sub>
+        </m:sSub>
+      </m:oMath>
+      <w:r>
+        <w:rPr>
+          <w:rFonts w:eastAsiaTheme="minorEastAsia"/>
+        </w:rPr>
+        <w:t xml:space="preserve"> </w:t>
+      </w:r>
+    </w:p>
+    <w:p>
+      <w:pPr>
+        <w:rPr>
+          <w:rFonts w:eastAsiaTheme="minorEastAsia"/>
+        </w:rPr>
+      </w:pPr>
+    </w:p>
+    <w:p>
+      <w:pPr>
+        <w:rPr>
+          <w:rFonts w:eastAsiaTheme="minorEastAsia"/>
+        </w:rPr>
+      </w:pPr>
+      <w:r>
+        <w:rPr>
+          <w:rFonts w:eastAsiaTheme="minorEastAsia"/>
+        </w:rPr>
+        <w:t xml:space="preserve">where  </w:t>
+      </w:r>
+      <m:oMath>
+        <m:sSub>
+          <m:sSubPr>
+            <m:ctrlPr>
+              <w:rPr>
+                <w:rFonts w:ascii="Cambria Math" w:hAnsi="Cambria Math"/>
+                <w:i/>
+              </w:rPr>
+            </m:ctrlPr>
+          </m:sSubPr>
+          <m:e>
+            <m:r>
+              <w:rPr>
+                <w:rFonts w:ascii="Cambria Math" w:hAnsi="Cambria Math"/>
+              </w:rPr>
+              <m:t>e</m:t>
+            </m:r>
+          </m:e>
+          <m:sub>
+            <m:r>
+              <w:rPr>
+                <w:rFonts w:ascii="Cambria Math" w:hAnsi="Cambria Math"/>
+              </w:rPr>
+              <m:t>v</m:t>
+            </m:r>
+          </m:sub>
+        </m:sSub>
+        <m:r>
+          <w:rPr>
+            <w:rFonts w:ascii="Cambria Math" w:hAnsi="Cambria Math"/>
+          </w:rPr>
+          <m:t>∈</m:t>
+        </m:r>
+        <m:sSup>
+          <m:sSupPr>
+            <m:ctrlPr>
+              <w:rPr>
+                <w:rFonts w:ascii="Cambria Math" w:hAnsi="Cambria Math"/>
+                <w:i/>
+              </w:rPr>
+            </m:ctrlPr>
+          </m:sSupPr>
+          <m:e>
+            <m:r>
+              <m:rPr>
+                <m:scr m:val="double-struck"/>
+              </m:rPr>
+              <w:rPr>
+                <w:rFonts w:ascii="Cambria Math" w:hAnsi="Cambria Math"/>
+              </w:rPr>
+              <m:t>R</m:t>
+            </m:r>
+          </m:e>
+          <m:sup>
+            <m:r>
+              <w:rPr>
+                <w:rFonts w:ascii="Cambria Math" w:hAnsi="Cambria Math"/>
+              </w:rPr>
+              <m:t>d</m:t>
+            </m:r>
+          </m:sup>
+        </m:sSup>
+      </m:oMath>
+      <w:r>
+        <w:rPr>
+          <w:rFonts w:eastAsiaTheme="minorEastAsia"/>
+        </w:rPr>
+        <w:t xml:space="preserve"> is the embedding vector of token </w:t>
+      </w:r>
+      <m:oMath>
+        <m:r>
+          <w:rPr>
+            <w:rFonts w:ascii="Cambria Math" w:eastAsiaTheme="minorEastAsia" w:hAnsi="Cambria Math"/>
+          </w:rPr>
+          <m:t>v</m:t>
+        </m:r>
+      </m:oMath>
+      <w:r>
+        <w:rPr>
+          <w:rFonts w:eastAsiaTheme="minorEastAsia"/>
+        </w:rPr>
+        <w:t>.</w:t>
+      </w:r>
+      <w:r>
+        <w:rPr>
+          <w:rFonts w:eastAsiaTheme="minorEastAsia"/>
+        </w:rPr>
+        <w:t xml:space="preserve"> Here obviously </w:t>
+      </w:r>
+      <m:oMath>
+        <m:sSub>
+          <m:sSubPr>
+            <m:ctrlPr>
+              <w:rPr>
+                <w:rFonts w:ascii="Cambria Math" w:hAnsi="Cambria Math"/>
+                <w:i/>
+              </w:rPr>
+            </m:ctrlPr>
+          </m:sSubPr>
+          <m:e>
+            <m:r>
+              <w:rPr>
+                <w:rFonts w:ascii="Cambria Math" w:hAnsi="Cambria Math"/>
+              </w:rPr>
+              <m:t>e</m:t>
+            </m:r>
+          </m:e>
+          <m:sub>
+            <m:r>
+              <w:rPr>
+                <w:rFonts w:ascii="Cambria Math" w:hAnsi="Cambria Math"/>
+              </w:rPr>
+              <m:t>v</m:t>
+            </m:r>
+          </m:sub>
+        </m:sSub>
+        <m:r>
+          <w:rPr>
+            <w:rFonts w:ascii="Cambria Math" w:hAnsi="Cambria Math"/>
+          </w:rPr>
+          <m:t>≡</m:t>
+        </m:r>
+        <m:sSub>
+          <m:sSubPr>
+            <m:ctrlPr>
+              <w:rPr>
+                <w:rFonts w:ascii="Cambria Math" w:hAnsi="Cambria Math"/>
+                <w:i/>
+              </w:rPr>
+            </m:ctrlPr>
+          </m:sSubPr>
+          <m:e>
+            <m:r>
+              <w:rPr>
+                <w:rFonts w:ascii="Cambria Math" w:hAnsi="Cambria Math"/>
+              </w:rPr>
+              <m:t>E</m:t>
+            </m:r>
+          </m:e>
+          <m:sub>
+            <m:r>
+              <w:rPr>
+                <w:rFonts w:ascii="Cambria Math" w:hAnsi="Cambria Math"/>
+              </w:rPr>
+              <m:t>v,*</m:t>
+            </m:r>
+          </m:sub>
+        </m:sSub>
+      </m:oMath>
+      <w:r>
+        <w:rPr>
+          <w:rFonts w:eastAsiaTheme="minorEastAsia"/>
+        </w:rPr>
+        <w:t xml:space="preserve">. </w:t>
+      </w:r>
+      <w:r>
+        <w:rPr>
+          <w:rFonts w:eastAsiaTheme="minorEastAsia"/>
+        </w:rPr>
+        <w:t xml:space="preserve">This is just a dot product – a single scalar measuring how aligned </w:t>
+      </w:r>
+      <m:oMath>
+        <m:sSup>
+          <m:sSupPr>
+            <m:ctrlPr>
+              <w:rPr>
+                <w:rFonts w:ascii="Cambria Math" w:hAnsi="Cambria Math"/>
+                <w:i/>
+              </w:rPr>
+            </m:ctrlPr>
+          </m:sSupPr>
+          <m:e>
+            <m:r>
+              <w:rPr>
+                <w:rFonts w:ascii="Cambria Math" w:hAnsi="Cambria Math"/>
+              </w:rPr>
+              <m:t>h</m:t>
+            </m:r>
+          </m:e>
+          <m:sup>
+            <m:r>
+              <w:rPr>
+                <w:rFonts w:ascii="Cambria Math" w:hAnsi="Cambria Math"/>
+              </w:rPr>
+              <m:t>*</m:t>
+            </m:r>
+          </m:sup>
+        </m:sSup>
+      </m:oMath>
+      <w:r>
+        <w:rPr>
+          <w:rFonts w:eastAsiaTheme="minorEastAsia"/>
+        </w:rPr>
+        <w:t xml:space="preserve"> is with that token’s direction in the </w:t>
+      </w:r>
+      <m:oMath>
+        <m:r>
+          <w:rPr>
+            <w:rFonts w:ascii="Cambria Math" w:eastAsiaTheme="minorEastAsia" w:hAnsi="Cambria Math"/>
+          </w:rPr>
+          <m:t>d</m:t>
+        </m:r>
+      </m:oMath>
+      <w:r>
+        <w:rPr>
+          <w:rFonts w:eastAsiaTheme="minorEastAsia"/>
+        </w:rPr>
+        <w:t xml:space="preserve">-dimensional space. </w:t>
+      </w:r>
+      <w:r>
+        <w:rPr>
+          <w:rFonts w:eastAsiaTheme="minorEastAsia"/>
+        </w:rPr>
+        <w:t>We get one such number for every token in the vocabulary, so the full logit vect</w:t>
+      </w:r>
+      <w:r>
+        <w:rPr>
+          <w:rFonts w:eastAsiaTheme="minorEastAsia"/>
+        </w:rPr>
+        <w:t>or is</w:t>
+      </w:r>
+      <w:r>
+        <w:rPr>
+          <w:rFonts w:eastAsiaTheme="minorEastAsia"/>
+        </w:rPr>
+        <w:t>:</w:t>
+      </w:r>
+    </w:p>
+    <w:p>
+      <w:pPr>
+        <w:rPr>
+          <w:rFonts w:eastAsiaTheme="minorEastAsia"/>
+        </w:rPr>
+      </w:pPr>
+    </w:p>
+    <w:p>
+      <w:pPr>
+        <w:rPr>
+          <w:rFonts w:eastAsiaTheme="minorEastAsia"/>
+        </w:rPr>
+      </w:pPr>
+      <m:oMath>
+        <m:r>
+          <m:rPr>
+            <m:scr m:val="script"/>
+          </m:rPr>
+          <w:rPr>
+            <w:rFonts w:ascii="Cambria Math" w:hAnsi="Cambria Math"/>
+          </w:rPr>
+          <m:t>l</m:t>
+        </m:r>
+        <m:r>
+          <w:rPr>
+            <w:rFonts w:ascii="Cambria Math" w:hAnsi="Cambria Math"/>
+          </w:rPr>
+          <m:t>=</m:t>
+        </m:r>
+        <m:sSup>
+          <m:sSupPr>
+            <m:ctrlPr>
+              <w:rPr>
+                <w:rFonts w:ascii="Cambria Math" w:hAnsi="Cambria Math"/>
+                <w:i/>
+              </w:rPr>
+            </m:ctrlPr>
+          </m:sSupPr>
+          <m:e>
+            <m:r>
+              <w:rPr>
+                <w:rFonts w:ascii="Cambria Math" w:hAnsi="Cambria Math"/>
+              </w:rPr>
+              <m:t>h</m:t>
+            </m:r>
+          </m:e>
+          <m:sup>
+            <m:r>
+              <w:rPr>
+                <w:rFonts w:ascii="Cambria Math" w:hAnsi="Cambria Math"/>
+              </w:rPr>
+              <m:t>*</m:t>
+            </m:r>
+          </m:sup>
+        </m:sSup>
+        <m:r>
+          <w:rPr>
+            <w:rFonts w:ascii="Cambria Math" w:hAnsi="Cambria Math"/>
+          </w:rPr>
+          <m:t>∙</m:t>
+        </m:r>
+        <m:sSup>
+          <m:sSupPr>
+            <m:ctrlPr>
+              <w:rPr>
+                <w:rFonts w:ascii="Cambria Math" w:hAnsi="Cambria Math"/>
+                <w:i/>
+              </w:rPr>
+            </m:ctrlPr>
+          </m:sSupPr>
+          <m:e>
+            <m:r>
+              <w:rPr>
+                <w:rFonts w:ascii="Cambria Math" w:hAnsi="Cambria Math"/>
+              </w:rPr>
+              <m:t>E</m:t>
+            </m:r>
+          </m:e>
+          <m:sup>
+            <m:r>
+              <m:rPr>
+                <m:sty m:val="p"/>
+              </m:rPr>
+              <w:rPr>
+                <w:rFonts w:ascii="Cambria Math" w:hAnsi="Cambria Math"/>
+              </w:rPr>
+              <m:t>T</m:t>
+            </m:r>
+          </m:sup>
+        </m:sSup>
+        <m:r>
+          <w:rPr>
+            <w:rFonts w:ascii="Cambria Math" w:eastAsiaTheme="minorEastAsia" w:hAnsi="Cambria Math"/>
+          </w:rPr>
+          <m:t>∈</m:t>
+        </m:r>
+        <m:sSup>
+          <m:sSupPr>
+            <m:ctrlPr>
+              <w:rPr>
+                <w:rFonts w:ascii="Cambria Math" w:hAnsi="Cambria Math"/>
+                <w:i/>
+              </w:rPr>
+            </m:ctrlPr>
+          </m:sSupPr>
+          <m:e>
+            <m:r>
+              <m:rPr>
+                <m:scr m:val="double-struck"/>
+              </m:rPr>
+              <w:rPr>
+                <w:rFonts w:ascii="Cambria Math" w:hAnsi="Cambria Math"/>
+              </w:rPr>
+              <m:t>R</m:t>
+            </m:r>
+          </m:e>
+          <m:sup>
+            <m:r>
+              <w:rPr>
+                <w:rFonts w:ascii="Cambria Math" w:hAnsi="Cambria Math"/>
+              </w:rPr>
+              <m:t>d</m:t>
+            </m:r>
+          </m:sup>
+        </m:sSup>
+      </m:oMath>
+      <w:r>
+        <w:rPr>
+          <w:rFonts w:eastAsiaTheme="minorEastAsia"/>
+        </w:rPr>
+        <w:t xml:space="preserve"> </w:t>
+      </w:r>
+    </w:p>
+    <w:p>
+      <w:pPr>
+        <w:rPr>
+          <w:rFonts w:eastAsiaTheme="minorEastAsia"/>
+        </w:rPr>
+      </w:pPr>
+    </w:p>
+    <w:p>
+      <w:pPr>
+        <w:rPr>
+          <w:rFonts w:eastAsiaTheme="minorEastAsia"/>
+        </w:rPr>
+      </w:pPr>
+      <w:r>
+        <w:rPr>
+          <w:rFonts w:eastAsiaTheme="minorEastAsia"/>
+        </w:rPr>
+        <w:t xml:space="preserve">These raw scores have no direct probabilistic meaning yet – they can be any real number, positive or negative, and they do not sum to </w:t>
+      </w:r>
+      <m:oMath>
+        <m:r>
+          <w:rPr>
+            <w:rFonts w:ascii="Cambria Math" w:eastAsiaTheme="minorEastAsia" w:hAnsi="Cambria Math"/>
+          </w:rPr>
+          <m:t>1</m:t>
+        </m:r>
+      </m:oMath>
+      <w:r>
+        <w:rPr>
+          <w:rFonts w:eastAsiaTheme="minorEastAsia"/>
+        </w:rPr>
+        <w:t xml:space="preserve">. </w:t>
+      </w:r>
+      <w:r>
+        <w:rPr>
+          <w:rFonts w:eastAsiaTheme="minorEastAsia"/>
+        </w:rPr>
+        <w:t xml:space="preserve">The word “logit” comes from statistics where it refers to the log-odds of probability, but in deep learning it has been adopted more loosely to mean any pre-softmax score. To turn logits into proper probability distribution we apply </w:t>
+      </w:r>
+      <w:r>
+        <w:rPr>
+          <w:rFonts w:ascii="Consolas" w:eastAsiaTheme="minorEastAsia" w:hAnsi="Consolas" w:cs="Consolas"/>
+          <w:sz w:val="17"/>
+          <w:szCs w:val="17"/>
+        </w:rPr>
+        <w:t>softmax</w:t>
+      </w:r>
+      <w:r>
+        <w:rPr>
+          <w:rFonts w:eastAsiaTheme="minorEastAsia"/>
+        </w:rPr>
+        <w:t>:</w:t>
+      </w:r>
+    </w:p>
+    <w:p>
+      <w:pPr>
+        <w:rPr>
+          <w:rFonts w:eastAsiaTheme="minorEastAsia"/>
+        </w:rPr>
+      </w:pPr>
+    </w:p>
+    <w:p>
+      <w:pPr>
+        <w:rPr>
+          <w:rFonts w:eastAsiaTheme="minorEastAsia"/>
+        </w:rPr>
+      </w:pPr>
+      <m:oMath>
+        <m:r>
+          <w:rPr>
+            <w:rFonts w:ascii="Cambria Math" w:eastAsiaTheme="minorEastAsia" w:hAnsi="Cambria Math"/>
+          </w:rPr>
+          <m:t>P</m:t>
+        </m:r>
+        <m:d>
+          <m:dPr>
+            <m:ctrlPr>
+              <w:rPr>
+                <w:rFonts w:ascii="Cambria Math" w:eastAsiaTheme="minorEastAsia" w:hAnsi="Cambria Math"/>
+                <w:i/>
+              </w:rPr>
+            </m:ctrlPr>
+          </m:dPr>
+          <m:e>
+            <m:r>
+              <w:rPr>
+                <w:rFonts w:ascii="Cambria Math" w:eastAsiaTheme="minorEastAsia" w:hAnsi="Cambria Math"/>
+              </w:rPr>
+              <m:t>v</m:t>
+            </m:r>
+          </m:e>
+        </m:d>
+        <m:r>
+          <w:rPr>
+            <w:rFonts w:ascii="Cambria Math" w:eastAsiaTheme="minorEastAsia" w:hAnsi="Cambria Math"/>
+          </w:rPr>
+          <m:t>=</m:t>
+        </m:r>
+        <m:f>
+          <m:fPr>
+            <m:ctrlPr>
+              <w:rPr>
+                <w:rFonts w:ascii="Cambria Math" w:eastAsiaTheme="minorEastAsia" w:hAnsi="Cambria Math"/>
+                <w:i/>
+              </w:rPr>
+            </m:ctrlPr>
+          </m:fPr>
+          <m:num>
+            <m:sSup>
+              <m:sSupPr>
+                <m:ctrlPr>
+                  <w:rPr>
+                    <w:rFonts w:ascii="Cambria Math" w:eastAsiaTheme="minorEastAsia" w:hAnsi="Cambria Math"/>
+                    <w:i/>
+                  </w:rPr>
+                </m:ctrlPr>
+              </m:sSupPr>
+              <m:e>
+                <m:r>
+                  <w:rPr>
+                    <w:rFonts w:ascii="Cambria Math" w:eastAsiaTheme="minorEastAsia" w:hAnsi="Cambria Math"/>
+                  </w:rPr>
+                  <m:t>e</m:t>
+                </m:r>
+              </m:e>
+              <m:sup>
+                <m:sSub>
+                  <m:sSubPr>
+                    <m:ctrlPr>
+                      <w:rPr>
+                        <w:rFonts w:ascii="Cambria Math" w:eastAsiaTheme="minorEastAsia" w:hAnsi="Cambria Math"/>
+                        <w:i/>
+                      </w:rPr>
+                    </m:ctrlPr>
+                  </m:sSubPr>
+                  <m:e>
+                    <m:r>
+                      <m:rPr>
+                        <m:scr m:val="script"/>
+                      </m:rPr>
+                      <w:rPr>
+                        <w:rFonts w:ascii="Cambria Math" w:eastAsiaTheme="minorEastAsia" w:hAnsi="Cambria Math"/>
+                      </w:rPr>
+                      <m:t>l</m:t>
+                    </m:r>
+                  </m:e>
+                  <m:sub>
+                    <m:r>
+                      <w:rPr>
+                        <w:rFonts w:ascii="Cambria Math" w:eastAsiaTheme="minorEastAsia" w:hAnsi="Cambria Math"/>
+                      </w:rPr>
+                      <m:t>v</m:t>
+                    </m:r>
+                  </m:sub>
+                </m:sSub>
+              </m:sup>
+            </m:sSup>
+          </m:num>
+          <m:den>
+            <m:nary>
+              <m:naryPr>
+                <m:chr m:val="∑"/>
+                <m:limLoc m:val="undOvr"/>
+                <m:supHide m:val="1"/>
+                <m:ctrlPr>
+                  <w:rPr>
+                    <w:rFonts w:ascii="Cambria Math" w:eastAsiaTheme="minorEastAsia" w:hAnsi="Cambria Math"/>
+                    <w:i/>
+                  </w:rPr>
+                </m:ctrlPr>
+              </m:naryPr>
+              <m:sub>
+                <m:sSup>
+                  <m:sSupPr>
+                    <m:ctrlPr>
+                      <w:rPr>
+                        <w:rFonts w:ascii="Cambria Math" w:eastAsiaTheme="minorEastAsia" w:hAnsi="Cambria Math"/>
+                        <w:i/>
+                      </w:rPr>
+                    </m:ctrlPr>
+                  </m:sSupPr>
+                  <m:e>
+                    <m:r>
+                      <w:rPr>
+                        <w:rFonts w:ascii="Cambria Math" w:eastAsiaTheme="minorEastAsia" w:hAnsi="Cambria Math"/>
+                      </w:rPr>
+                      <m:t>v</m:t>
+                    </m:r>
+                  </m:e>
+                  <m:sup>
+                    <m:r>
+                      <w:rPr>
+                        <w:rFonts w:ascii="Cambria Math" w:eastAsiaTheme="minorEastAsia" w:hAnsi="Cambria Math"/>
+                      </w:rPr>
+                      <m:t>'</m:t>
+                    </m:r>
+                  </m:sup>
+                </m:sSup>
+              </m:sub>
+              <m:sup/>
+              <m:e>
+                <m:sSup>
+                  <m:sSupPr>
+                    <m:ctrlPr>
+                      <w:rPr>
+                        <w:rFonts w:ascii="Cambria Math" w:eastAsiaTheme="minorEastAsia" w:hAnsi="Cambria Math"/>
+                        <w:i/>
+                      </w:rPr>
+                    </m:ctrlPr>
+                  </m:sSupPr>
+                  <m:e>
+                    <m:r>
+                      <w:rPr>
+                        <w:rFonts w:ascii="Cambria Math" w:eastAsiaTheme="minorEastAsia" w:hAnsi="Cambria Math"/>
+                      </w:rPr>
+                      <m:t>e</m:t>
+                    </m:r>
+                  </m:e>
+                  <m:sup>
+                    <m:sSub>
+                      <m:sSubPr>
+                        <m:ctrlPr>
+                          <w:rPr>
+                            <w:rFonts w:ascii="Cambria Math" w:eastAsiaTheme="minorEastAsia" w:hAnsi="Cambria Math"/>
+                            <w:i/>
+                          </w:rPr>
+                        </m:ctrlPr>
+                      </m:sSubPr>
+                      <m:e>
+                        <m:r>
+                          <m:rPr>
+                            <m:scr m:val="script"/>
+                          </m:rPr>
+                          <w:rPr>
+                            <w:rFonts w:ascii="Cambria Math" w:eastAsiaTheme="minorEastAsia" w:hAnsi="Cambria Math"/>
+                          </w:rPr>
+                          <m:t>l</m:t>
+                        </m:r>
+                      </m:e>
+                      <m:sub>
+                        <m:sSup>
+                          <m:sSupPr>
+                            <m:ctrlPr>
+                              <w:rPr>
+                                <w:rFonts w:ascii="Cambria Math" w:eastAsiaTheme="minorEastAsia" w:hAnsi="Cambria Math"/>
+                                <w:i/>
+                              </w:rPr>
+                            </m:ctrlPr>
+                          </m:sSupPr>
+                          <m:e>
+                            <m:r>
+                              <w:rPr>
+                                <w:rFonts w:ascii="Cambria Math" w:eastAsiaTheme="minorEastAsia" w:hAnsi="Cambria Math"/>
+                              </w:rPr>
+                              <m:t>v</m:t>
+                            </m:r>
+                          </m:e>
+                          <m:sup>
+                            <m:r>
+                              <w:rPr>
+                                <w:rFonts w:ascii="Cambria Math" w:eastAsiaTheme="minorEastAsia" w:hAnsi="Cambria Math"/>
+                              </w:rPr>
+                              <m:t>'</m:t>
+                            </m:r>
+                          </m:sup>
+                        </m:sSup>
+                      </m:sub>
+                    </m:sSub>
+                  </m:sup>
+                </m:sSup>
+              </m:e>
+            </m:nary>
+          </m:den>
+        </m:f>
+      </m:oMath>
+      <w:r>
+        <w:rPr>
+          <w:rFonts w:eastAsiaTheme="minorEastAsia"/>
+        </w:rPr>
+        <w:t xml:space="preserve"> </w:t>
+      </w:r>
+    </w:p>
+    <w:p>
+      <w:pPr>
+        <w:rPr>
+          <w:rFonts w:eastAsiaTheme="minorEastAsia"/>
+        </w:rPr>
+      </w:pPr>
+    </w:p>
+    <w:p>
+      <w:pPr>
+        <w:rPr>
+          <w:rFonts w:eastAsiaTheme="minorEastAsia"/>
+        </w:rPr>
+      </w:pPr>
+      <w:r>
+        <w:rPr>
+          <w:rFonts w:eastAsiaTheme="minorEastAsia"/>
+        </w:rPr>
+        <w:t xml:space="preserve">In this context the term </w:t>
+      </w:r>
+      <w:r>
+        <w:rPr>
+          <w:rFonts w:eastAsiaTheme="minorEastAsia"/>
+          <w:i/>
+          <w:iCs/>
+        </w:rPr>
+        <w:t>top token</w:t>
+      </w:r>
+      <w:r>
+        <w:rPr>
+          <w:rFonts w:eastAsiaTheme="minorEastAsia"/>
+        </w:rPr>
+        <w:t xml:space="preserve"> is the token our model considers most likely which is </w:t>
+      </w:r>
+      <m:oMath>
+        <m:func>
+          <m:funcPr>
+            <m:ctrlPr>
+              <w:rPr>
+                <w:rFonts w:ascii="Cambria Math" w:eastAsiaTheme="minorEastAsia" w:hAnsi="Cambria Math"/>
+                <w:i/>
+              </w:rPr>
+            </m:ctrlPr>
+          </m:funcPr>
+          <m:fName>
+            <m:limLow>
+              <m:limLowPr>
+                <m:ctrlPr>
+                  <w:rPr>
+                    <w:rFonts w:ascii="Cambria Math" w:eastAsiaTheme="minorEastAsia" w:hAnsi="Cambria Math"/>
+                    <w:i/>
+                  </w:rPr>
+                </m:ctrlPr>
+              </m:limLowPr>
+              <m:e>
+                <m:r>
+                  <m:rPr>
+                    <m:sty m:val="p"/>
+                  </m:rPr>
+                  <w:rPr>
+                    <w:rFonts w:ascii="Cambria Math" w:hAnsi="Cambria Math"/>
+                  </w:rPr>
+                  <m:t>arg</m:t>
+                </m:r>
+                <m:r>
+                  <m:rPr>
+                    <m:sty m:val="p"/>
+                  </m:rPr>
+                  <w:rPr>
+                    <w:rFonts w:ascii="Cambria Math" w:hAnsi="Cambria Math"/>
+                  </w:rPr>
+                  <m:t>max</m:t>
+                </m:r>
+              </m:e>
+              <m:lim>
+                <m:r>
+                  <w:rPr>
+                    <w:rFonts w:ascii="Cambria Math" w:eastAsiaTheme="minorEastAsia" w:hAnsi="Cambria Math"/>
+                  </w:rPr>
+                  <m:t>v</m:t>
+                </m:r>
+              </m:lim>
+            </m:limLow>
+          </m:fName>
+          <m:e>
+            <m:sSub>
+              <m:sSubPr>
+                <m:ctrlPr>
+                  <w:rPr>
+                    <w:rFonts w:ascii="Cambria Math" w:eastAsiaTheme="minorEastAsia" w:hAnsi="Cambria Math"/>
+                    <w:i/>
+                  </w:rPr>
+                </m:ctrlPr>
+              </m:sSubPr>
+              <m:e>
+                <m:r>
+                  <m:rPr>
+                    <m:scr m:val="script"/>
+                  </m:rPr>
+                  <w:rPr>
+                    <w:rFonts w:ascii="Cambria Math" w:eastAsiaTheme="minorEastAsia" w:hAnsi="Cambria Math"/>
+                  </w:rPr>
+                  <m:t>l</m:t>
+                </m:r>
+              </m:e>
+              <m:sub>
+                <m:r>
+                  <w:rPr>
+                    <w:rFonts w:ascii="Cambria Math" w:eastAsiaTheme="minorEastAsia" w:hAnsi="Cambria Math"/>
+                  </w:rPr>
+                  <m:t>v</m:t>
+                </m:r>
+              </m:sub>
+            </m:sSub>
+          </m:e>
+        </m:func>
+      </m:oMath>
+      <w:r>
+        <w:rPr>
+          <w:rFonts w:eastAsiaTheme="minorEastAsia"/>
+        </w:rPr>
+        <w:t>.</w:t>
+      </w:r>
+    </w:p>
+    <w:p>
+      <w:pPr>
+        <w:rPr>
+          <w:rFonts w:eastAsiaTheme="minorEastAsia"/>
+        </w:rPr>
+      </w:pPr>
+      <w:r>
+        <w:rPr>
+          <w:rFonts w:eastAsiaTheme="minorEastAsia"/>
+        </w:rPr>
+        <w:t xml:space="preserve">In the attractor extraction context, the expression </w:t>
+      </w:r>
+      <w:r>
+        <w:rPr>
+          <w:rFonts w:eastAsiaTheme="minorEastAsia"/>
+          <w:i/>
+          <w:iCs/>
+        </w:rPr>
+        <w:t xml:space="preserve">read out through the </w:t>
+      </w:r>
+      <w:r>
+        <w:rPr>
+          <w:rFonts w:eastAsiaTheme="minorEastAsia"/>
+          <w:b/>
+          <w:bCs/>
+          <w:i/>
+          <w:iCs/>
+        </w:rPr>
+        <w:t>tied</w:t>
+      </w:r>
+      <w:r>
+        <w:rPr>
+          <w:rFonts w:eastAsiaTheme="minorEastAsia"/>
+          <w:i/>
+          <w:iCs/>
+        </w:rPr>
+        <w:t xml:space="preserve"> LM head</w:t>
+      </w:r>
+      <w:r>
+        <w:rPr>
+          <w:rFonts w:eastAsiaTheme="minorEastAsia"/>
+        </w:rPr>
+        <w:t xml:space="preserve"> means </w:t>
+      </w:r>
+      <w:r>
+        <w:rPr>
+          <w:rFonts w:eastAsiaTheme="minorEastAsia"/>
+        </w:rPr>
+        <w:t xml:space="preserve">computing these logits for the converged </w:t>
+      </w:r>
+      <m:oMath>
+        <m:sSup>
+          <m:sSupPr>
+            <m:ctrlPr>
+              <w:rPr>
+                <w:rFonts w:ascii="Cambria Math" w:hAnsi="Cambria Math"/>
+                <w:i/>
+              </w:rPr>
+            </m:ctrlPr>
+          </m:sSupPr>
+          <m:e>
+            <m:r>
+              <w:rPr>
+                <w:rFonts w:ascii="Cambria Math" w:hAnsi="Cambria Math"/>
+              </w:rPr>
+              <m:t>h</m:t>
+            </m:r>
+          </m:e>
+          <m:sup>
+            <m:r>
+              <w:rPr>
+                <w:rFonts w:ascii="Cambria Math" w:hAnsi="Cambria Math"/>
+              </w:rPr>
+              <m:t>*</m:t>
+            </m:r>
+          </m:sup>
+        </m:sSup>
+      </m:oMath>
+      <w:r>
+        <w:rPr>
+          <w:rFonts w:eastAsiaTheme="minorEastAsia"/>
+        </w:rPr>
+        <w:t xml:space="preserve"> and then looking at which tokens have the highest scores – those are the tokens the attractor represents semantically. </w:t>
+      </w:r>
+    </w:p>
+    <w:p>
+      <w:pPr>
+        <w:rPr>
+          <w:rFonts w:eastAsiaTheme="minorEastAsia"/>
+        </w:rPr>
+      </w:pPr>
+    </w:p>
     <w:p/>
     <w:p>
       <w:r>
@@ -453,7 +1939,7 @@
                     <pic:cNvPicPr/>
                   </pic:nvPicPr>
                   <pic:blipFill>
-                    <a:blip r:embed="rId10" cstate="print">
+                    <a:blip r:embed="rId13" cstate="print">
                       <a:extLst>
                         <a:ext uri="{28A0092B-C50C-407E-A947-70E740481C1C}">
                           <a14:useLocalDpi xmlns:a14="http://schemas.microsoft.com/office/drawing/2010/main" val="0"/>
@@ -502,7 +1988,7 @@
                     <pic:cNvPicPr/>
                   </pic:nvPicPr>
                   <pic:blipFill>
-                    <a:blip r:embed="rId11" cstate="print">
+                    <a:blip r:embed="rId14" cstate="print">
                       <a:extLst>
                         <a:ext uri="{28A0092B-C50C-407E-A947-70E740481C1C}">
                           <a14:useLocalDpi xmlns:a14="http://schemas.microsoft.com/office/drawing/2010/main" val="0"/>
@@ -537,6 +2023,157 @@
     </w:sectPr>
   </w:body>
 </w:document>
+</file>
+
+<file path=word/endnotes.xml><?xml version="1.0" encoding="utf-8"?>
+<w:endnotes xmlns:wpc="http://schemas.microsoft.com/office/word/2010/wordprocessingCanvas" xmlns:cx="http://schemas.microsoft.com/office/drawing/2014/chartex" xmlns:cx1="http://schemas.microsoft.com/office/drawing/2015/9/8/chartex" xmlns:cx2="http://schemas.microsoft.com/office/drawing/2015/10/21/chartex" xmlns:cx3="http://schemas.microsoft.com/office/drawing/2016/5/9/chartex" xmlns:cx4="http://schemas.microsoft.com/office/drawing/2016/5/10/chartex" xmlns:cx5="http://schemas.microsoft.com/office/drawing/2016/5/11/chartex" xmlns:cx6="http://schemas.microsoft.com/office/drawing/2016/5/12/chartex" xmlns:cx7="http://schemas.microsoft.com/office/drawing/2016/5/13/chartex" xmlns:cx8="http://schemas.microsoft.com/office/drawing/2016/5/14/chartex" xmlns:mc="http://schemas.openxmlformats.org/markup-compatibility/2006" xmlns:aink="http://schemas.microsoft.com/office/drawing/2016/ink" xmlns:am3d="http://schemas.microsoft.com/office/drawing/2017/model3d" xmlns:o="urn:schemas-microsoft-com:office:office" xmlns:oel="http://schemas.microsoft.com/office/2019/extlst" xmlns:r="http://schemas.openxmlformats.org/officeDocument/2006/relationships" xmlns:m="http://schemas.openxmlformats.org/officeDocument/2006/math" xmlns:v="urn:schemas-microsoft-com:vml" xmlns:wp14="http://schemas.microsoft.com/office/word/2010/wordprocessingDrawing" xmlns:wp="http://schemas.openxmlformats.org/drawingml/2006/wordprocessingDrawing" xmlns:w10="urn:schemas-microsoft-com:office:word" xmlns:w="http://schemas.openxmlformats.org/wordprocessingml/2006/main" xmlns:w14="http://schemas.microsoft.com/office/word/2010/wordml" xmlns:w15="http://schemas.microsoft.com/office/word/2012/wordml" xmlns:w16cex="http://schemas.microsoft.com/office/word/2018/wordml/cex" xmlns:w16cid="http://schemas.microsoft.com/office/word/2016/wordml/cid" xmlns:w16="http://schemas.microsoft.com/office/word/2018/wordml" xmlns:w16du="http://schemas.microsoft.com/office/word/2023/wordml/word16du" xmlns:w16sdtdh="http://schemas.microsoft.com/office/word/2020/wordml/sdtdatahash" xmlns:w16sdtfl="http://schemas.microsoft.com/office/word/2024/wordml/sdtformatlock" xmlns:w16se="http://schemas.microsoft.com/office/word/2015/wordml/symex" xmlns:wpg="http://schemas.microsoft.com/office/word/2010/wordprocessingGroup" xmlns:wpi="http://schemas.microsoft.com/office/word/2010/wordprocessingInk" xmlns:wne="http://schemas.microsoft.com/office/word/2006/wordml" xmlns:wps="http://schemas.microsoft.com/office/word/2010/wordprocessingShape" mc:Ignorable="w14 w15 w16se w16cid w16 w16cex w16sdtdh w16sdtfl w16du wp14">
+  <w:endnote w:type="separator" w:id="-1">
+    <w:p>
+      <w:pPr>
+        <w:spacing w:line="240" w:lineRule="auto"/>
+      </w:pPr>
+      <w:r>
+        <w:separator/>
+      </w:r>
+    </w:p>
+  </w:endnote>
+  <w:endnote w:type="continuationSeparator" w:id="0">
+    <w:p>
+      <w:pPr>
+        <w:spacing w:line="240" w:lineRule="auto"/>
+      </w:pPr>
+      <w:r>
+        <w:continuationSeparator/>
+      </w:r>
+    </w:p>
+  </w:endnote>
+</w:endnotes>
+</file>
+
+<file path=word/footnotes.xml><?xml version="1.0" encoding="utf-8"?>
+<w:footnotes xmlns:wpc="http://schemas.microsoft.com/office/word/2010/wordprocessingCanvas" xmlns:cx="http://schemas.microsoft.com/office/drawing/2014/chartex" xmlns:cx1="http://schemas.microsoft.com/office/drawing/2015/9/8/chartex" xmlns:cx2="http://schemas.microsoft.com/office/drawing/2015/10/21/chartex" xmlns:cx3="http://schemas.microsoft.com/office/drawing/2016/5/9/chartex" xmlns:cx4="http://schemas.microsoft.com/office/drawing/2016/5/10/chartex" xmlns:cx5="http://schemas.microsoft.com/office/drawing/2016/5/11/chartex" xmlns:cx6="http://schemas.microsoft.com/office/drawing/2016/5/12/chartex" xmlns:cx7="http://schemas.microsoft.com/office/drawing/2016/5/13/chartex" xmlns:cx8="http://schemas.microsoft.com/office/drawing/2016/5/14/chartex" xmlns:mc="http://schemas.openxmlformats.org/markup-compatibility/2006" xmlns:aink="http://schemas.microsoft.com/office/drawing/2016/ink" xmlns:am3d="http://schemas.microsoft.com/office/drawing/2017/model3d" xmlns:o="urn:schemas-microsoft-com:office:office" xmlns:oel="http://schemas.microsoft.com/office/2019/extlst" xmlns:r="http://schemas.openxmlformats.org/officeDocument/2006/relationships" xmlns:m="http://schemas.openxmlformats.org/officeDocument/2006/math" xmlns:v="urn:schemas-microsoft-com:vml" xmlns:wp14="http://schemas.microsoft.com/office/word/2010/wordprocessingDrawing" xmlns:wp="http://schemas.openxmlformats.org/drawingml/2006/wordprocessingDrawing" xmlns:w10="urn:schemas-microsoft-com:office:word" xmlns:w="http://schemas.openxmlformats.org/wordprocessingml/2006/main" xmlns:w14="http://schemas.microsoft.com/office/word/2010/wordml" xmlns:w15="http://schemas.microsoft.com/office/word/2012/wordml" xmlns:w16cex="http://schemas.microsoft.com/office/word/2018/wordml/cex" xmlns:w16cid="http://schemas.microsoft.com/office/word/2016/wordml/cid" xmlns:w16="http://schemas.microsoft.com/office/word/2018/wordml" xmlns:w16du="http://schemas.microsoft.com/office/word/2023/wordml/word16du" xmlns:w16sdtdh="http://schemas.microsoft.com/office/word/2020/wordml/sdtdatahash" xmlns:w16sdtfl="http://schemas.microsoft.com/office/word/2024/wordml/sdtformatlock" xmlns:w16se="http://schemas.microsoft.com/office/word/2015/wordml/symex" xmlns:wpg="http://schemas.microsoft.com/office/word/2010/wordprocessingGroup" xmlns:wpi="http://schemas.microsoft.com/office/word/2010/wordprocessingInk" xmlns:wne="http://schemas.microsoft.com/office/word/2006/wordml" xmlns:wps="http://schemas.microsoft.com/office/word/2010/wordprocessingShape" mc:Ignorable="w14 w15 w16se w16cid w16 w16cex w16sdtdh w16sdtfl w16du wp14">
+  <w:footnote w:type="separator" w:id="-1">
+    <w:p>
+      <w:pPr>
+        <w:spacing w:line="240" w:lineRule="auto"/>
+      </w:pPr>
+      <w:r>
+        <w:separator/>
+      </w:r>
+    </w:p>
+  </w:footnote>
+  <w:footnote w:type="continuationSeparator" w:id="0">
+    <w:p>
+      <w:pPr>
+        <w:spacing w:line="240" w:lineRule="auto"/>
+      </w:pPr>
+      <w:r>
+        <w:continuationSeparator/>
+      </w:r>
+    </w:p>
+  </w:footnote>
+  <w:footnote w:id="1">
+    <w:p>
+      <w:pPr>
+        <w:rPr>
+          <w:rFonts w:eastAsiaTheme="minorEastAsia"/>
+        </w:rPr>
+      </w:pPr>
+      <w:r>
+        <w:rPr>
+          <w:rStyle w:val="FootnoteReference"/>
+        </w:rPr>
+        <w:footnoteRef/>
+      </w:r>
+      <w:r>
+        <w:t xml:space="preserve"> </w:t>
+      </w:r>
+      <w:r>
+        <w:rPr>
+          <w:rFonts w:eastAsiaTheme="minorEastAsia"/>
+        </w:rPr>
+        <w:t xml:space="preserve">In the attractor extraction context, the expression </w:t>
+      </w:r>
+      <w:r>
+        <w:rPr>
+          <w:rFonts w:eastAsiaTheme="minorEastAsia"/>
+          <w:i/>
+          <w:iCs/>
+        </w:rPr>
+        <w:t xml:space="preserve">read out through the </w:t>
+      </w:r>
+      <w:r>
+        <w:rPr>
+          <w:rFonts w:eastAsiaTheme="minorEastAsia"/>
+          <w:b/>
+          <w:bCs/>
+          <w:i/>
+          <w:iCs/>
+        </w:rPr>
+        <w:t>tied</w:t>
+      </w:r>
+      <w:r>
+        <w:rPr>
+          <w:rFonts w:eastAsiaTheme="minorEastAsia"/>
+          <w:i/>
+          <w:iCs/>
+        </w:rPr>
+        <w:t xml:space="preserve"> LM head</w:t>
+      </w:r>
+      <w:r>
+        <w:rPr>
+          <w:rFonts w:eastAsiaTheme="minorEastAsia"/>
+        </w:rPr>
+        <w:t xml:space="preserve"> means computing these logits for the converged </w:t>
+      </w:r>
+      <m:oMath>
+        <m:sSup>
+          <m:sSupPr>
+            <m:ctrlPr>
+              <w:rPr>
+                <w:rFonts w:ascii="Cambria Math" w:hAnsi="Cambria Math"/>
+                <w:i/>
+              </w:rPr>
+            </m:ctrlPr>
+          </m:sSupPr>
+          <m:e>
+            <m:r>
+              <w:rPr>
+                <w:rFonts w:ascii="Cambria Math" w:hAnsi="Cambria Math"/>
+              </w:rPr>
+              <m:t>h</m:t>
+            </m:r>
+          </m:e>
+          <m:sup>
+            <m:r>
+              <w:rPr>
+                <w:rFonts w:ascii="Cambria Math" w:hAnsi="Cambria Math"/>
+              </w:rPr>
+              <m:t>*</m:t>
+            </m:r>
+          </m:sup>
+        </m:sSup>
+      </m:oMath>
+      <w:r>
+        <w:rPr>
+          <w:rFonts w:eastAsiaTheme="minorEastAsia"/>
+        </w:rPr>
+        <w:t xml:space="preserve"> and then looking at which tokens have the highest scores – those are the tokens the attractor represents semantically. </w:t>
+      </w:r>
+      <w:r>
+        <w:rPr>
+          <w:rFonts w:eastAsiaTheme="minorEastAsia"/>
+        </w:rPr>
+        <w:t>For details see Appendix.</w:t>
+      </w:r>
+    </w:p>
+    <w:p>
+      <w:pPr>
+        <w:pStyle w:val="FootnoteText"/>
+      </w:pPr>
+    </w:p>
+  </w:footnote>
+</w:footnotes>
 </file>
 
 <file path=word/styles.xml><?xml version="1.0" encoding="utf-8"?>
@@ -1489,6 +3126,45 @@
       <w:shd w:val="clear" w:color="auto" w:fill="E1DFDD"/>
     </w:rPr>
   </w:style>
+  <w:style w:type="paragraph" w:styleId="FootnoteText">
+    <w:name w:val="footnote text"/>
+    <w:basedOn w:val="Normal"/>
+    <w:link w:val="FootnoteTextChar"/>
+    <w:uiPriority w:val="99"/>
+    <w:semiHidden/>
+    <w:unhideWhenUsed/>
+    <w:rsid w:val="002734A6"/>
+    <w:pPr>
+      <w:spacing w:line="240" w:lineRule="auto"/>
+    </w:pPr>
+    <w:rPr>
+      <w:sz w:val="20"/>
+      <w:szCs w:val="20"/>
+    </w:rPr>
+  </w:style>
+  <w:style w:type="character" w:customStyle="1" w:styleId="FootnoteTextChar">
+    <w:name w:val="Footnote Text Char"/>
+    <w:basedOn w:val="DefaultParagraphFont"/>
+    <w:link w:val="FootnoteText"/>
+    <w:uiPriority w:val="99"/>
+    <w:semiHidden/>
+    <w:rsid w:val="002734A6"/>
+    <w:rPr>
+      <w:sz w:val="20"/>
+      <w:szCs w:val="20"/>
+    </w:rPr>
+  </w:style>
+  <w:style w:type="character" w:styleId="FootnoteReference">
+    <w:name w:val="footnote reference"/>
+    <w:basedOn w:val="DefaultParagraphFont"/>
+    <w:uiPriority w:val="99"/>
+    <w:semiHidden/>
+    <w:unhideWhenUsed/>
+    <w:rsid w:val="002734A6"/>
+    <w:rPr>
+      <w:vertAlign w:val="superscript"/>
+    </w:rPr>
+  </w:style>
 </w:styles>
 </file>
 
@@ -1785,4 +3461,16 @@
     </a:ext>
   </a:extLst>
 </a:theme>
+</file>
+
+<file path=customXml/item1.xml><?xml version="1.0" encoding="utf-8"?>
+<b:Sources xmlns:b="http://schemas.openxmlformats.org/officeDocument/2006/bibliography" xmlns="http://schemas.openxmlformats.org/officeDocument/2006/bibliography" SelectedStyle="/APASixthEditionOfficeOnline.xsl" StyleName="APA" Version="6"/>
+</file>
+
+<file path=customXml/itemProps1.xml><?xml version="1.0" encoding="utf-8"?>
+<ds:datastoreItem xmlns:ds="http://schemas.openxmlformats.org/officeDocument/2006/customXml" ds:itemID="{B31A1267-B5BC-784E-90B8-EC072744C679}">
+  <ds:schemaRefs>
+    <ds:schemaRef ds:uri="http://schemas.openxmlformats.org/officeDocument/2006/bibliography"/>
+  </ds:schemaRefs>
+</ds:datastoreItem>
 </file>
--- a/docs/structured_scalar_potential/Structured_Scalar_Potential_Design_and_Theory.docx
+++ b/docs/structured_scalar_potential/Structured_Scalar_Potential_Design_and_Theory.docx
@@ -435,24 +435,696 @@
       </w:r>
     </w:p>
     <w:p/>
+    <w:p>
+      <w:r>
+        <w:t xml:space="preserve">The following experiment was conducted in </w:t>
+      </w:r>
+      <w:r>
+        <w:t>order to extract semantic attractors</w:t>
+      </w:r>
+    </w:p>
     <w:p/>
     <w:p>
-      <w:pPr>
-        <w:pStyle w:val="Heading2"/>
-      </w:pPr>
-      <w:r>
-        <w:t>Quadratic and Gaussian Potential Wells – What’s the Difference</w:t>
-      </w:r>
-    </w:p>
+      <w:r>
+        <w:t xml:space="preserve">We use two trained SPLM checkpoints from the Tiny-Shakespeare run with vocabulary = GPT-2 BPE, </w:t>
+      </w:r>
+      <m:oMath>
+        <m:r>
+          <w:rPr>
+            <w:rFonts w:ascii="Cambria Math" w:hAnsi="Cambria Math"/>
+          </w:rPr>
+          <m:t>d = 128</m:t>
+        </m:r>
+      </m:oMath>
+      <w:r>
+        <w:t xml:space="preserve">, mass-mode = </w:t>
+      </w:r>
+      <w:r>
+        <w:rPr>
+          <w:rFonts w:ascii="Consolas" w:hAnsi="Consolas" w:cs="Consolas"/>
+          <w:sz w:val="17"/>
+          <w:szCs w:val="17"/>
+        </w:rPr>
+        <w:t>logfreq</w:t>
+      </w:r>
+      <w:r>
+        <w:t>.</w:t>
+      </w:r>
+    </w:p>
+    <w:p/>
+    <w:tbl>
+      <w:tblPr>
+        <w:tblStyle w:val="TableGrid"/>
+        <w:tblW w:w="0" w:type="auto"/>
+        <w:tblLook w:val="04A0" w:firstRow="1" w:lastRow="0" w:firstColumn="1" w:lastColumn="0" w:noHBand="0" w:noVBand="1"/>
+      </w:tblPr>
+      <w:tblGrid>
+        <w:gridCol w:w="1870"/>
+        <w:gridCol w:w="1870"/>
+        <w:gridCol w:w="1870"/>
+        <w:gridCol w:w="1870"/>
+        <w:gridCol w:w="1870"/>
+      </w:tblGrid>
+      <w:tr>
+        <w:tc>
+          <w:tcPr>
+            <w:tcW w:w="1870" w:type="dxa"/>
+          </w:tcPr>
+          <w:p>
+            <w:pPr>
+              <w:rPr>
+                <w:b/>
+                <w:bCs/>
+              </w:rPr>
+            </w:pPr>
+            <w:r>
+              <w:rPr>
+                <w:b/>
+                <w:bCs/>
+              </w:rPr>
+              <w:t>name</w:t>
+            </w:r>
+          </w:p>
+        </w:tc>
+        <w:tc>
+          <w:tcPr>
+            <w:tcW w:w="1870" w:type="dxa"/>
+          </w:tcPr>
+          <w:p>
+            <w:pPr>
+              <w:rPr>
+                <w:b/>
+                <w:bCs/>
+              </w:rPr>
+            </w:pPr>
+            <w:r>
+              <w:rPr>
+                <w:b/>
+                <w:bCs/>
+              </w:rPr>
+              <w:t>integrator</w:t>
+            </w:r>
+          </w:p>
+        </w:tc>
+        <w:tc>
+          <w:tcPr>
+            <w:tcW w:w="1870" w:type="dxa"/>
+          </w:tcPr>
+          <w:p>
+            <m:oMathPara>
+              <m:oMath>
+                <m:r>
+                  <w:rPr>
+                    <w:rFonts w:ascii="Cambria Math" w:hAnsi="Cambria Math"/>
+                  </w:rPr>
+                  <m:t>L</m:t>
+                </m:r>
+              </m:oMath>
+            </m:oMathPara>
+          </w:p>
+        </w:tc>
+        <w:tc>
+          <w:tcPr>
+            <w:tcW w:w="1870" w:type="dxa"/>
+          </w:tcPr>
+          <w:p>
+            <m:oMathPara>
+              <m:oMath>
+                <m:r>
+                  <w:rPr>
+                    <w:rFonts w:ascii="Cambria Math" w:hAnsi="Cambria Math"/>
+                  </w:rPr>
+                  <m:t>∆t</m:t>
+                </m:r>
+              </m:oMath>
+            </m:oMathPara>
+          </w:p>
+        </w:tc>
+        <w:tc>
+          <w:tcPr>
+            <w:tcW w:w="1870" w:type="dxa"/>
+          </w:tcPr>
+          <w:p>
+            <w:pPr>
+              <w:rPr>
+                <w:b/>
+                <w:bCs/>
+              </w:rPr>
+            </w:pPr>
+            <w:r>
+              <w:rPr>
+                <w:b/>
+                <w:bCs/>
+              </w:rPr>
+              <w:t>Val PPL</w:t>
+            </w:r>
+          </w:p>
+        </w:tc>
+      </w:tr>
+      <w:tr>
+        <w:tc>
+          <w:tcPr>
+            <w:tcW w:w="1870" w:type="dxa"/>
+          </w:tcPr>
+          <w:p>
+            <w:r>
+              <w:t>Euler L=8</w:t>
+            </w:r>
+          </w:p>
+        </w:tc>
+        <w:tc>
+          <w:tcPr>
+            <w:tcW w:w="1870" w:type="dxa"/>
+          </w:tcPr>
+          <w:p>
+            <w:r>
+              <w:t>Semi-implicit Euler (SARF-mass)</w:t>
+            </w:r>
+          </w:p>
+        </w:tc>
+        <w:tc>
+          <w:tcPr>
+            <w:tcW w:w="1870" w:type="dxa"/>
+          </w:tcPr>
+          <w:p/>
+        </w:tc>
+        <w:tc>
+          <w:tcPr>
+            <w:tcW w:w="1870" w:type="dxa"/>
+          </w:tcPr>
+          <w:p/>
+        </w:tc>
+        <w:tc>
+          <w:tcPr>
+            <w:tcW w:w="1870" w:type="dxa"/>
+          </w:tcPr>
+          <w:p/>
+        </w:tc>
+      </w:tr>
+      <w:tr>
+        <w:tc>
+          <w:tcPr>
+            <w:tcW w:w="1870" w:type="dxa"/>
+          </w:tcPr>
+          <w:p/>
+        </w:tc>
+        <w:tc>
+          <w:tcPr>
+            <w:tcW w:w="1870" w:type="dxa"/>
+          </w:tcPr>
+          <w:p/>
+        </w:tc>
+        <w:tc>
+          <w:tcPr>
+            <w:tcW w:w="1870" w:type="dxa"/>
+          </w:tcPr>
+          <w:p/>
+        </w:tc>
+        <w:tc>
+          <w:tcPr>
+            <w:tcW w:w="1870" w:type="dxa"/>
+          </w:tcPr>
+          <w:p/>
+        </w:tc>
+        <w:tc>
+          <w:tcPr>
+            <w:tcW w:w="1870" w:type="dxa"/>
+          </w:tcPr>
+          <w:p/>
+        </w:tc>
+      </w:tr>
+    </w:tbl>
     <w:p/>
     <w:p/>
     <w:p/>
+    <w:p>
+      <w:pPr>
+        <w:pStyle w:val="Heading1"/>
+      </w:pPr>
+      <w:r>
+        <w:t>Quadratic and Gaussian Potential Wells</w:t>
+      </w:r>
+    </w:p>
     <w:p/>
+    <w:p>
+      <w:pPr>
+        <w:rPr>
+          <w:u w:val="single"/>
+        </w:rPr>
+      </w:pPr>
+      <w:r>
+        <w:rPr>
+          <w:u w:val="single"/>
+        </w:rPr>
+        <w:t>Difference between Quadratic and Gaussian Potential Wells</w:t>
+      </w:r>
+    </w:p>
+    <w:p>
+      <w:r>
+        <w:t>Quadratic and Gaussian potential wells are closely related concepts</w:t>
+      </w:r>
+    </w:p>
     <w:p/>
     <w:p>
+      <w:r>
+        <w:t xml:space="preserve">Let us consider a scalar potential </w:t>
+      </w:r>
+      <w:r>
+        <w:t xml:space="preserve">well </w:t>
+      </w:r>
+      <w:r>
+        <w:t>of the form:</w:t>
+      </w:r>
+    </w:p>
+    <w:p/>
+    <w:p>
+      <w:r>
+        <w:t xml:space="preserve"> </w:t>
+      </w:r>
+      <m:oMath>
+        <m:sSub>
+          <m:sSubPr>
+            <m:ctrlPr>
+              <w:rPr>
+                <w:rFonts w:ascii="Cambria Math" w:hAnsi="Cambria Math"/>
+                <w:i/>
+              </w:rPr>
+            </m:ctrlPr>
+          </m:sSubPr>
+          <m:e>
+            <m:r>
+              <w:rPr>
+                <w:rFonts w:ascii="Cambria Math" w:hAnsi="Cambria Math"/>
+              </w:rPr>
+              <m:t>E</m:t>
+            </m:r>
+          </m:e>
+          <m:sub>
+            <m:r>
+              <w:rPr>
+                <w:rFonts w:ascii="Cambria Math" w:hAnsi="Cambria Math"/>
+              </w:rPr>
+              <m:t>k</m:t>
+            </m:r>
+          </m:sub>
+        </m:sSub>
+        <m:d>
+          <m:dPr>
+            <m:ctrlPr>
+              <w:rPr>
+                <w:rFonts w:ascii="Cambria Math" w:hAnsi="Cambria Math"/>
+                <w:i/>
+              </w:rPr>
+            </m:ctrlPr>
+          </m:dPr>
+          <m:e>
+            <m:r>
+              <w:rPr>
+                <w:rFonts w:ascii="Cambria Math" w:hAnsi="Cambria Math"/>
+              </w:rPr>
+              <m:t>ξ,h</m:t>
+            </m:r>
+          </m:e>
+        </m:d>
+        <m:r>
+          <w:rPr>
+            <w:rFonts w:ascii="Cambria Math" w:hAnsi="Cambria Math"/>
+          </w:rPr>
+          <m:t>=</m:t>
+        </m:r>
+        <m:f>
+          <m:fPr>
+            <m:ctrlPr>
+              <w:rPr>
+                <w:rFonts w:ascii="Cambria Math" w:hAnsi="Cambria Math"/>
+                <w:i/>
+              </w:rPr>
+            </m:ctrlPr>
+          </m:fPr>
+          <m:num>
+            <m:r>
+              <w:rPr>
+                <w:rFonts w:ascii="Cambria Math" w:hAnsi="Cambria Math"/>
+              </w:rPr>
+              <m:t>1</m:t>
+            </m:r>
+          </m:num>
+          <m:den>
+            <m:r>
+              <w:rPr>
+                <w:rFonts w:ascii="Cambria Math" w:hAnsi="Cambria Math"/>
+              </w:rPr>
+              <m:t>2</m:t>
+            </m:r>
+          </m:den>
+        </m:f>
+        <m:sSup>
+          <m:sSupPr>
+            <m:ctrlPr>
+              <w:rPr>
+                <w:rFonts w:ascii="Cambria Math" w:hAnsi="Cambria Math"/>
+                <w:i/>
+              </w:rPr>
+            </m:ctrlPr>
+          </m:sSupPr>
+          <m:e>
+            <m:sSub>
+              <m:sSubPr>
+                <m:ctrlPr>
+                  <w:rPr>
+                    <w:rFonts w:ascii="Cambria Math" w:hAnsi="Cambria Math"/>
+                    <w:i/>
+                  </w:rPr>
+                </m:ctrlPr>
+              </m:sSubPr>
+              <m:e>
+                <m:r>
+                  <w:rPr>
+                    <w:rFonts w:ascii="Cambria Math" w:hAnsi="Cambria Math"/>
+                  </w:rPr>
+                  <m:t>a</m:t>
+                </m:r>
+              </m:e>
+              <m:sub>
+                <m:r>
+                  <w:rPr>
+                    <w:rFonts w:ascii="Cambria Math" w:hAnsi="Cambria Math"/>
+                  </w:rPr>
+                  <m:t>k</m:t>
+                </m:r>
+              </m:sub>
+            </m:sSub>
+            <m:d>
+              <m:dPr>
+                <m:ctrlPr>
+                  <w:rPr>
+                    <w:rFonts w:ascii="Cambria Math" w:hAnsi="Cambria Math"/>
+                    <w:i/>
+                  </w:rPr>
+                </m:ctrlPr>
+              </m:dPr>
+              <m:e>
+                <m:r>
+                  <w:rPr>
+                    <w:rFonts w:ascii="Cambria Math" w:hAnsi="Cambria Math"/>
+                  </w:rPr>
+                  <m:t>ξ</m:t>
+                </m:r>
+              </m:e>
+            </m:d>
+          </m:e>
+          <m:sup>
+            <m:r>
+              <w:rPr>
+                <w:rFonts w:ascii="Cambria Math" w:hAnsi="Cambria Math"/>
+              </w:rPr>
+              <m:t>T</m:t>
+            </m:r>
+          </m:sup>
+        </m:sSup>
+        <m:sSup>
+          <m:sSupPr>
+            <m:ctrlPr>
+              <w:rPr>
+                <w:rFonts w:ascii="Cambria Math" w:hAnsi="Cambria Math"/>
+                <w:i/>
+              </w:rPr>
+            </m:ctrlPr>
+          </m:sSupPr>
+          <m:e>
+            <m:d>
+              <m:dPr>
+                <m:ctrlPr>
+                  <w:rPr>
+                    <w:rFonts w:ascii="Cambria Math" w:hAnsi="Cambria Math"/>
+                    <w:i/>
+                  </w:rPr>
+                </m:ctrlPr>
+              </m:dPr>
+              <m:e>
+                <m:r>
+                  <w:rPr>
+                    <w:rFonts w:ascii="Cambria Math" w:hAnsi="Cambria Math"/>
+                  </w:rPr>
+                  <m:t>h-</m:t>
+                </m:r>
+                <m:sSub>
+                  <m:sSubPr>
+                    <m:ctrlPr>
+                      <w:rPr>
+                        <w:rFonts w:ascii="Cambria Math" w:hAnsi="Cambria Math"/>
+                        <w:i/>
+                      </w:rPr>
+                    </m:ctrlPr>
+                  </m:sSubPr>
+                  <m:e>
+                    <m:r>
+                      <w:rPr>
+                        <w:rFonts w:ascii="Cambria Math" w:hAnsi="Cambria Math"/>
+                      </w:rPr>
+                      <m:t>μ</m:t>
+                    </m:r>
+                  </m:e>
+                  <m:sub>
+                    <m:r>
+                      <w:rPr>
+                        <w:rFonts w:ascii="Cambria Math" w:hAnsi="Cambria Math"/>
+                      </w:rPr>
+                      <m:t>k</m:t>
+                    </m:r>
+                  </m:sub>
+                </m:sSub>
+                <m:d>
+                  <m:dPr>
+                    <m:ctrlPr>
+                      <w:rPr>
+                        <w:rFonts w:ascii="Cambria Math" w:hAnsi="Cambria Math"/>
+                        <w:i/>
+                      </w:rPr>
+                    </m:ctrlPr>
+                  </m:dPr>
+                  <m:e>
+                    <m:r>
+                      <w:rPr>
+                        <w:rFonts w:ascii="Cambria Math" w:hAnsi="Cambria Math"/>
+                      </w:rPr>
+                      <m:t>ξ</m:t>
+                    </m:r>
+                  </m:e>
+                </m:d>
+              </m:e>
+            </m:d>
+          </m:e>
+          <m:sup>
+            <m:r>
+              <w:rPr>
+                <w:rFonts w:ascii="Cambria Math" w:hAnsi="Cambria Math"/>
+              </w:rPr>
+              <m:t>2</m:t>
+            </m:r>
+          </m:sup>
+        </m:sSup>
+      </m:oMath>
+    </w:p>
+    <w:p>
+      <w:r>
+        <w:t xml:space="preserve">Here the subscript </w:t>
+      </w:r>
+      <m:oMath>
+        <m:r>
+          <w:rPr>
+            <w:rFonts w:ascii="Cambria Math" w:hAnsi="Cambria Math"/>
+          </w:rPr>
+          <m:t>k</m:t>
+        </m:r>
+      </m:oMath>
+      <w:r>
+        <w:t xml:space="preserve"> denotes the </w:t>
+      </w:r>
+      <m:oMath>
+        <m:r>
+          <w:rPr>
+            <w:rFonts w:ascii="Cambria Math" w:hAnsi="Cambria Math"/>
+          </w:rPr>
+          <m:t>k</m:t>
+        </m:r>
+      </m:oMath>
+      <w:r>
+        <w:t>-th well on the semantic energy landscape</w:t>
+      </w:r>
+      <w:r>
+        <w:t xml:space="preserve">. Note that this is a quadratic function of </w:t>
+      </w:r>
+      <m:oMath>
+        <m:r>
+          <w:rPr>
+            <w:rFonts w:ascii="Cambria Math" w:hAnsi="Cambria Math"/>
+          </w:rPr>
+          <m:t>h</m:t>
+        </m:r>
+      </m:oMath>
+      <w:r>
+        <w:t xml:space="preserve">. </w:t>
+      </w:r>
+    </w:p>
+    <w:p>
+      <w:r>
+        <w:rPr>
+          <w:noProof/>
+        </w:rPr>
+        <w:lastRenderedPageBreak/>
+        <w:drawing>
+          <wp:inline distT="0" distB="0" distL="0" distR="0" wp14:anchorId="057B4021" wp14:editId="5346D7DA">
+            <wp:extent cx="5943600" cy="4915535"/>
+            <wp:effectExtent l="0" t="0" r="0" b="0"/>
+            <wp:docPr id="1222956239" name="Picture 1" descr="A screenshot of a black and white math&#10;&#10;AI-generated content may be incorrect."/>
+            <wp:cNvGraphicFramePr>
+              <a:graphicFrameLocks xmlns:a="http://schemas.openxmlformats.org/drawingml/2006/main" noChangeAspect="1"/>
+            </wp:cNvGraphicFramePr>
+            <a:graphic xmlns:a="http://schemas.openxmlformats.org/drawingml/2006/main">
+              <a:graphicData uri="http://schemas.openxmlformats.org/drawingml/2006/picture">
+                <pic:pic xmlns:pic="http://schemas.openxmlformats.org/drawingml/2006/picture">
+                  <pic:nvPicPr>
+                    <pic:cNvPr id="1222956239" name="Picture 1" descr="A screenshot of a black and white math&#10;&#10;AI-generated content may be incorrect."/>
+                    <pic:cNvPicPr/>
+                  </pic:nvPicPr>
+                  <pic:blipFill>
+                    <a:blip r:embed="rId7" cstate="print">
+                      <a:extLst>
+                        <a:ext uri="{28A0092B-C50C-407E-A947-70E740481C1C}">
+                          <a14:useLocalDpi xmlns:a14="http://schemas.microsoft.com/office/drawing/2010/main" val="0"/>
+                        </a:ext>
+                      </a:extLst>
+                    </a:blip>
+                    <a:stretch>
+                      <a:fillRect/>
+                    </a:stretch>
+                  </pic:blipFill>
+                  <pic:spPr>
+                    <a:xfrm>
+                      <a:off x="0" y="0"/>
+                      <a:ext cx="5943600" cy="4915535"/>
+                    </a:xfrm>
+                    <a:prstGeom prst="rect">
+                      <a:avLst/>
+                    </a:prstGeom>
+                  </pic:spPr>
+                </pic:pic>
+              </a:graphicData>
+            </a:graphic>
+          </wp:inline>
+        </w:drawing>
+      </w:r>
+    </w:p>
+    <w:p>
       <w:pPr>
         <w:pStyle w:val="Heading1"/>
       </w:pPr>
+    </w:p>
+    <w:p>
+      <w:r>
+        <w:rPr>
+          <w:noProof/>
+        </w:rPr>
+        <w:drawing>
+          <wp:inline distT="0" distB="0" distL="0" distR="0" wp14:anchorId="4ADEF225" wp14:editId="23B6E092">
+            <wp:extent cx="5943600" cy="2822575"/>
+            <wp:effectExtent l="0" t="0" r="0" b="0"/>
+            <wp:docPr id="197379613" name="Picture 2" descr="A screenshot of a computer&#10;&#10;AI-generated content may be incorrect."/>
+            <wp:cNvGraphicFramePr>
+              <a:graphicFrameLocks xmlns:a="http://schemas.openxmlformats.org/drawingml/2006/main" noChangeAspect="1"/>
+            </wp:cNvGraphicFramePr>
+            <a:graphic xmlns:a="http://schemas.openxmlformats.org/drawingml/2006/main">
+              <a:graphicData uri="http://schemas.openxmlformats.org/drawingml/2006/picture">
+                <pic:pic xmlns:pic="http://schemas.openxmlformats.org/drawingml/2006/picture">
+                  <pic:nvPicPr>
+                    <pic:cNvPr id="197379613" name="Picture 2" descr="A screenshot of a computer&#10;&#10;AI-generated content may be incorrect."/>
+                    <pic:cNvPicPr/>
+                  </pic:nvPicPr>
+                  <pic:blipFill>
+                    <a:blip r:embed="rId8" cstate="print">
+                      <a:extLst>
+                        <a:ext uri="{28A0092B-C50C-407E-A947-70E740481C1C}">
+                          <a14:useLocalDpi xmlns:a14="http://schemas.microsoft.com/office/drawing/2010/main" val="0"/>
+                        </a:ext>
+                      </a:extLst>
+                    </a:blip>
+                    <a:stretch>
+                      <a:fillRect/>
+                    </a:stretch>
+                  </pic:blipFill>
+                  <pic:spPr>
+                    <a:xfrm>
+                      <a:off x="0" y="0"/>
+                      <a:ext cx="5943600" cy="2822575"/>
+                    </a:xfrm>
+                    <a:prstGeom prst="rect">
+                      <a:avLst/>
+                    </a:prstGeom>
+                  </pic:spPr>
+                </pic:pic>
+              </a:graphicData>
+            </a:graphic>
+          </wp:inline>
+        </w:drawing>
+      </w:r>
+    </w:p>
+    <w:p>
+      <w:pPr>
+        <w:pStyle w:val="Heading1"/>
+      </w:pPr>
+      <w:r>
+        <w:rPr>
+          <w:noProof/>
+        </w:rPr>
+        <w:lastRenderedPageBreak/>
+        <w:drawing>
+          <wp:inline distT="0" distB="0" distL="0" distR="0" wp14:anchorId="5A38634E" wp14:editId="7EAA2B83">
+            <wp:extent cx="5943600" cy="4441190"/>
+            <wp:effectExtent l="0" t="0" r="0" b="3810"/>
+            <wp:docPr id="2102817192" name="Picture 5" descr="A screenshot of a computer&#10;&#10;AI-generated content may be incorrect."/>
+            <wp:cNvGraphicFramePr>
+              <a:graphicFrameLocks xmlns:a="http://schemas.openxmlformats.org/drawingml/2006/main" noChangeAspect="1"/>
+            </wp:cNvGraphicFramePr>
+            <a:graphic xmlns:a="http://schemas.openxmlformats.org/drawingml/2006/main">
+              <a:graphicData uri="http://schemas.openxmlformats.org/drawingml/2006/picture">
+                <pic:pic xmlns:pic="http://schemas.openxmlformats.org/drawingml/2006/picture">
+                  <pic:nvPicPr>
+                    <pic:cNvPr id="2102817192" name="Picture 5" descr="A screenshot of a computer&#10;&#10;AI-generated content may be incorrect."/>
+                    <pic:cNvPicPr/>
+                  </pic:nvPicPr>
+                  <pic:blipFill>
+                    <a:blip r:embed="rId9" cstate="print">
+                      <a:extLst>
+                        <a:ext uri="{28A0092B-C50C-407E-A947-70E740481C1C}">
+                          <a14:useLocalDpi xmlns:a14="http://schemas.microsoft.com/office/drawing/2010/main" val="0"/>
+                        </a:ext>
+                      </a:extLst>
+                    </a:blip>
+                    <a:stretch>
+                      <a:fillRect/>
+                    </a:stretch>
+                  </pic:blipFill>
+                  <pic:spPr>
+                    <a:xfrm>
+                      <a:off x="0" y="0"/>
+                      <a:ext cx="5943600" cy="4441190"/>
+                    </a:xfrm>
+                    <a:prstGeom prst="rect">
+                      <a:avLst/>
+                    </a:prstGeom>
+                  </pic:spPr>
+                </pic:pic>
+              </a:graphicData>
+            </a:graphic>
+          </wp:inline>
+        </w:drawing>
+      </w:r>
+    </w:p>
+    <w:p>
+      <w:pPr>
+        <w:pStyle w:val="Heading1"/>
+      </w:pPr>
       <w:r>
         <w:t>References</w:t>
       </w:r>
@@ -464,7 +1136,7 @@
       <w:r>
         <w:t xml:space="preserve"> </w:t>
       </w:r>
-      <w:hyperlink r:id="rId7" w:history="1">
+      <w:hyperlink r:id="rId10" w:history="1">
         <w:r>
           <w:rPr>
             <w:rStyle w:val="Hyperlink"/>
@@ -509,7 +1181,7 @@
         </w:rPr>
         <w:t xml:space="preserve">, companion note to </w:t>
       </w:r>
-      <w:hyperlink r:id="rId8" w:history="1">
+      <w:hyperlink r:id="rId11" w:history="1">
         <w:r>
           <w:rPr>
             <w:rStyle w:val="Hyperlink"/>
@@ -547,7 +1219,7 @@
       <w:r>
         <w:t xml:space="preserve"> </w:t>
       </w:r>
-      <w:hyperlink r:id="rId9" w:history="1">
+      <w:hyperlink r:id="rId12" w:history="1">
         <w:r>
           <w:rPr>
             <w:rStyle w:val="Hyperlink"/>
@@ -599,7 +1271,7 @@
         </w:rPr>
         <w:t xml:space="preserve">, companion note to </w:t>
       </w:r>
-      <w:hyperlink r:id="rId10" w:history="1">
+      <w:hyperlink r:id="rId13" w:history="1">
         <w:r>
           <w:rPr>
             <w:rStyle w:val="Hyperlink"/>
@@ -632,7 +1304,7 @@
         </w:rPr>
         <w:t xml:space="preserve">[3] </w:t>
       </w:r>
-      <w:hyperlink r:id="rId11" w:history="1">
+      <w:hyperlink r:id="rId14" w:history="1">
         <w:r>
           <w:rPr>
             <w:rStyle w:val="Hyperlink"/>
@@ -678,7 +1350,7 @@
         </w:rPr>
         <w:t xml:space="preserve">, companion note to </w:t>
       </w:r>
-      <w:hyperlink r:id="rId12" w:history="1">
+      <w:hyperlink r:id="rId15" w:history="1">
         <w:r>
           <w:rPr>
             <w:rStyle w:val="Hyperlink"/>
@@ -1307,6 +1979,7 @@
           <w:rPr>
             <w:rFonts w:ascii="Cambria Math" w:hAnsi="Cambria Math"/>
           </w:rPr>
+          <w:lastRenderedPageBreak/>
           <m:t>l</m:t>
         </m:r>
         <m:r>
@@ -1916,18 +2589,26 @@
         </w:rPr>
       </w:pPr>
     </w:p>
+    <w:p>
+      <w:pPr>
+        <w:pStyle w:val="Heading2"/>
+      </w:pPr>
+      <w:r>
+        <w:t>Note on SARF-faithful mass</w:t>
+      </w:r>
+    </w:p>
     <w:p/>
+    <w:p/>
     <w:p>
       <w:r>
         <w:rPr>
           <w:noProof/>
         </w:rPr>
-        <w:lastRenderedPageBreak/>
         <w:drawing>
-          <wp:inline distT="0" distB="0" distL="0" distR="0" wp14:anchorId="409D98BB" wp14:editId="5B125A02">
-            <wp:extent cx="5943600" cy="4915535"/>
+          <wp:inline distT="0" distB="0" distL="0" distR="0" wp14:anchorId="577E0401" wp14:editId="2B200F30">
+            <wp:extent cx="5943600" cy="4474210"/>
             <wp:effectExtent l="0" t="0" r="0" b="0"/>
-            <wp:docPr id="1222956239" name="Picture 1" descr="A screenshot of a black and white math&#10;&#10;AI-generated content may be incorrect."/>
+            <wp:docPr id="817325425" name="Picture 3" descr="A screenshot of a computer&#10;&#10;AI-generated content may be incorrect."/>
             <wp:cNvGraphicFramePr>
               <a:graphicFrameLocks xmlns:a="http://schemas.openxmlformats.org/drawingml/2006/main" noChangeAspect="1"/>
             </wp:cNvGraphicFramePr>
@@ -1935,11 +2616,11 @@
               <a:graphicData uri="http://schemas.openxmlformats.org/drawingml/2006/picture">
                 <pic:pic xmlns:pic="http://schemas.openxmlformats.org/drawingml/2006/picture">
                   <pic:nvPicPr>
-                    <pic:cNvPr id="1222956239" name="Picture 1" descr="A screenshot of a black and white math&#10;&#10;AI-generated content may be incorrect."/>
+                    <pic:cNvPr id="817325425" name="Picture 3" descr="A screenshot of a computer&#10;&#10;AI-generated content may be incorrect."/>
                     <pic:cNvPicPr/>
                   </pic:nvPicPr>
                   <pic:blipFill>
-                    <a:blip r:embed="rId13" cstate="print">
+                    <a:blip r:embed="rId16" cstate="print">
                       <a:extLst>
                         <a:ext uri="{28A0092B-C50C-407E-A947-70E740481C1C}">
                           <a14:useLocalDpi xmlns:a14="http://schemas.microsoft.com/office/drawing/2010/main" val="0"/>
@@ -1953,7 +2634,7 @@
                   <pic:spPr>
                     <a:xfrm>
                       <a:off x="0" y="0"/>
-                      <a:ext cx="5943600" cy="4915535"/>
+                      <a:ext cx="5943600" cy="4474210"/>
                     </a:xfrm>
                     <a:prstGeom prst="rect">
                       <a:avLst/>
@@ -1972,11 +2653,12 @@
         <w:rPr>
           <w:noProof/>
         </w:rPr>
+        <w:lastRenderedPageBreak/>
         <w:drawing>
-          <wp:inline distT="0" distB="0" distL="0" distR="0" wp14:anchorId="25909E9E" wp14:editId="678B0381">
-            <wp:extent cx="5943600" cy="2822575"/>
+          <wp:inline distT="0" distB="0" distL="0" distR="0" wp14:anchorId="5F9086F2" wp14:editId="0E6DF36B">
+            <wp:extent cx="5943600" cy="1882140"/>
             <wp:effectExtent l="0" t="0" r="0" b="0"/>
-            <wp:docPr id="197379613" name="Picture 2" descr="A screenshot of a computer&#10;&#10;AI-generated content may be incorrect."/>
+            <wp:docPr id="245746077" name="Picture 4" descr="A screenshot of a computer&#10;&#10;AI-generated content may be incorrect."/>
             <wp:cNvGraphicFramePr>
               <a:graphicFrameLocks xmlns:a="http://schemas.openxmlformats.org/drawingml/2006/main" noChangeAspect="1"/>
             </wp:cNvGraphicFramePr>
@@ -1984,11 +2666,11 @@
               <a:graphicData uri="http://schemas.openxmlformats.org/drawingml/2006/picture">
                 <pic:pic xmlns:pic="http://schemas.openxmlformats.org/drawingml/2006/picture">
                   <pic:nvPicPr>
-                    <pic:cNvPr id="197379613" name="Picture 2" descr="A screenshot of a computer&#10;&#10;AI-generated content may be incorrect."/>
+                    <pic:cNvPr id="245746077" name="Picture 4" descr="A screenshot of a computer&#10;&#10;AI-generated content may be incorrect."/>
                     <pic:cNvPicPr/>
                   </pic:nvPicPr>
                   <pic:blipFill>
-                    <a:blip r:embed="rId14" cstate="print">
+                    <a:blip r:embed="rId17" cstate="print">
                       <a:extLst>
                         <a:ext uri="{28A0092B-C50C-407E-A947-70E740481C1C}">
                           <a14:useLocalDpi xmlns:a14="http://schemas.microsoft.com/office/drawing/2010/main" val="0"/>
@@ -2002,7 +2684,592 @@
                   <pic:spPr>
                     <a:xfrm>
                       <a:off x="0" y="0"/>
-                      <a:ext cx="5943600" cy="2822575"/>
+                      <a:ext cx="5943600" cy="1882140"/>
+                    </a:xfrm>
+                    <a:prstGeom prst="rect">
+                      <a:avLst/>
+                    </a:prstGeom>
+                  </pic:spPr>
+                </pic:pic>
+              </a:graphicData>
+            </a:graphic>
+          </wp:inline>
+        </w:drawing>
+      </w:r>
+    </w:p>
+    <w:p/>
+    <w:p/>
+    <w:p>
+      <w:pPr>
+        <w:pStyle w:val="Heading2"/>
+      </w:pPr>
+      <w:r>
+        <w:t>Note on l</w:t>
+      </w:r>
+      <w:r>
+        <w:t xml:space="preserve">earning in Fock-PARFLM </w:t>
+      </w:r>
+      <w:r>
+        <w:t xml:space="preserve">using structured </w:t>
+      </w:r>
+      <m:oMath>
+        <m:sSub>
+          <m:sSubPr>
+            <m:ctrlPr>
+              <w:rPr>
+                <w:rFonts w:ascii="Cambria Math" w:hAnsi="Cambria Math"/>
+                <w:i/>
+              </w:rPr>
+            </m:ctrlPr>
+          </m:sSubPr>
+          <m:e>
+            <m:r>
+              <w:rPr>
+                <w:rFonts w:ascii="Cambria Math" w:hAnsi="Cambria Math"/>
+              </w:rPr>
+              <m:t>V</m:t>
+            </m:r>
+          </m:e>
+          <m:sub>
+            <m:r>
+              <w:rPr>
+                <w:rFonts w:ascii="Cambria Math" w:hAnsi="Cambria Math"/>
+              </w:rPr>
+              <m:t>θ</m:t>
+            </m:r>
+          </m:sub>
+        </m:sSub>
+      </m:oMath>
+      <w:r>
+        <w:t xml:space="preserve"> energy landscape</w:t>
+      </w:r>
+    </w:p>
+    <w:p/>
+    <w:p>
+      <w:pPr>
+        <w:rPr>
+          <w:rFonts w:eastAsiaTheme="minorEastAsia"/>
+        </w:rPr>
+      </w:pPr>
+      <w:r>
+        <w:t xml:space="preserve">Fock-PARFLM set up in an energy landscape composed by structured </w:t>
+      </w:r>
+      <m:oMath>
+        <m:sSub>
+          <m:sSubPr>
+            <m:ctrlPr>
+              <w:rPr>
+                <w:rFonts w:ascii="Cambria Math" w:hAnsi="Cambria Math"/>
+                <w:i/>
+              </w:rPr>
+            </m:ctrlPr>
+          </m:sSubPr>
+          <m:e>
+            <m:r>
+              <w:rPr>
+                <w:rFonts w:ascii="Cambria Math" w:hAnsi="Cambria Math"/>
+              </w:rPr>
+              <m:t>V</m:t>
+            </m:r>
+          </m:e>
+          <m:sub>
+            <m:r>
+              <w:rPr>
+                <w:rFonts w:ascii="Cambria Math" w:hAnsi="Cambria Math"/>
+              </w:rPr>
+              <m:t>θ</m:t>
+            </m:r>
+          </m:sub>
+        </m:sSub>
+      </m:oMath>
+      <w:r>
+        <w:rPr>
+          <w:rFonts w:eastAsiaTheme="minorEastAsia"/>
+        </w:rPr>
+        <w:t xml:space="preserve"> wells learns in a variety of ways-</w:t>
+      </w:r>
+    </w:p>
+    <w:p>
+      <w:pPr>
+        <w:rPr>
+          <w:rFonts w:eastAsiaTheme="minorEastAsia"/>
+        </w:rPr>
+      </w:pPr>
+    </w:p>
+    <w:p>
+      <w:pPr>
+        <w:rPr>
+          <w:rFonts w:eastAsiaTheme="minorEastAsia"/>
+        </w:rPr>
+      </w:pPr>
+      <w:r>
+        <w:rPr>
+          <w:rFonts w:eastAsiaTheme="minorEastAsia"/>
+        </w:rPr>
+        <w:t xml:space="preserve">For example let us consider Gaussian wells with learned anchors. </w:t>
+      </w:r>
+      <w:r>
+        <w:rPr>
+          <w:rFonts w:eastAsiaTheme="minorEastAsia"/>
+        </w:rPr>
+        <w:t xml:space="preserve">The code defining the mixture of Gaussian wells with learned anchors is in the class </w:t>
+      </w:r>
+      <w:r>
+        <w:rPr>
+          <w:rFonts w:ascii="Consolas" w:eastAsiaTheme="minorEastAsia" w:hAnsi="Consolas" w:cs="Consolas"/>
+          <w:sz w:val="17"/>
+          <w:szCs w:val="17"/>
+        </w:rPr>
+        <w:t>MixtureGaussianVTheta</w:t>
+      </w:r>
+      <w:r>
+        <w:rPr>
+          <w:rFonts w:eastAsiaTheme="minorEastAsia"/>
+        </w:rPr>
+        <w:t xml:space="preserve">. </w:t>
+      </w:r>
+      <w:r>
+        <w:rPr>
+          <w:rFonts w:eastAsiaTheme="minorEastAsia"/>
+        </w:rPr>
+        <w:t xml:space="preserve">The optimized anchors are learned linear function of the context </w:t>
+      </w:r>
+      <m:oMath>
+        <m:r>
+          <w:rPr>
+            <w:rFonts w:ascii="Cambria Math" w:eastAsiaTheme="minorEastAsia" w:hAnsi="Cambria Math"/>
+          </w:rPr>
+          <m:t>ξ</m:t>
+        </m:r>
+      </m:oMath>
+      <w:r>
+        <w:rPr>
+          <w:rFonts w:eastAsiaTheme="minorEastAsia"/>
+        </w:rPr>
+        <w:t>:</w:t>
+      </w:r>
+    </w:p>
+    <w:p>
+      <w:pPr>
+        <w:rPr>
+          <w:rFonts w:eastAsiaTheme="minorEastAsia"/>
+        </w:rPr>
+      </w:pPr>
+    </w:p>
+    <w:p>
+      <w:pPr>
+        <w:rPr>
+          <w:rFonts w:eastAsiaTheme="minorEastAsia"/>
+        </w:rPr>
+      </w:pPr>
+      <w:hyperlink r:id="rId18" w:anchor="L93-L95" w:history="1">
+        <w:r>
+          <w:rPr>
+            <w:rStyle w:val="Hyperlink"/>
+            <w:rFonts w:eastAsiaTheme="minorEastAsia"/>
+          </w:rPr>
+          <w:t>model_gaussian_vtheta.py, lines 93-95</w:t>
+        </w:r>
+      </w:hyperlink>
+      <w:r>
+        <w:rPr>
+          <w:rFonts w:eastAsiaTheme="minorEastAsia"/>
+        </w:rPr>
+        <w:t>:</w:t>
+      </w:r>
+    </w:p>
+    <w:p>
+      <w:pPr>
+        <w:rPr>
+          <w:rFonts w:eastAsiaTheme="minorEastAsia"/>
+        </w:rPr>
+      </w:pPr>
+    </w:p>
+    <w:p>
+      <w:pPr>
+        <w:rPr>
+          <w:rFonts w:ascii="Consolas" w:eastAsiaTheme="minorEastAsia" w:hAnsi="Consolas" w:cs="Consolas"/>
+          <w:sz w:val="17"/>
+          <w:szCs w:val="17"/>
+        </w:rPr>
+      </w:pPr>
+      <w:r>
+        <w:rPr>
+          <w:rFonts w:ascii="Consolas" w:eastAsiaTheme="minorEastAsia" w:hAnsi="Consolas" w:cs="Consolas"/>
+          <w:sz w:val="17"/>
+          <w:szCs w:val="17"/>
+        </w:rPr>
+        <w:t>self.mu_proj = nn.Linear(in_d, K * d)</w:t>
+      </w:r>
+    </w:p>
+    <w:p>
+      <w:pPr>
+        <w:rPr>
+          <w:rFonts w:ascii="Consolas" w:eastAsiaTheme="minorEastAsia" w:hAnsi="Consolas" w:cs="Consolas"/>
+          <w:sz w:val="17"/>
+          <w:szCs w:val="17"/>
+        </w:rPr>
+      </w:pPr>
+      <w:r>
+        <w:rPr>
+          <w:rFonts w:ascii="Consolas" w:eastAsiaTheme="minorEastAsia" w:hAnsi="Consolas" w:cs="Consolas"/>
+          <w:sz w:val="17"/>
+          <w:szCs w:val="17"/>
+        </w:rPr>
+        <w:t>self.a_proj = nn.Linear(in_d, K * d)</w:t>
+      </w:r>
+    </w:p>
+    <w:p>
+      <w:pPr>
+        <w:rPr>
+          <w:rFonts w:ascii="Consolas" w:eastAsiaTheme="minorEastAsia" w:hAnsi="Consolas" w:cs="Consolas"/>
+          <w:sz w:val="17"/>
+          <w:szCs w:val="17"/>
+        </w:rPr>
+      </w:pPr>
+      <w:r>
+        <w:rPr>
+          <w:rFonts w:ascii="Consolas" w:eastAsiaTheme="minorEastAsia" w:hAnsi="Consolas" w:cs="Consolas"/>
+          <w:sz w:val="17"/>
+          <w:szCs w:val="17"/>
+        </w:rPr>
+        <w:t>self.w_proj = nn.Linear(in_d, K)</w:t>
+      </w:r>
+    </w:p>
+    <w:p>
+      <w:pPr>
+        <w:rPr>
+          <w:rFonts w:eastAsiaTheme="minorEastAsia"/>
+        </w:rPr>
+      </w:pPr>
+    </w:p>
+    <w:p>
+      <w:pPr>
+        <w:rPr>
+          <w:rFonts w:eastAsiaTheme="minorEastAsia"/>
+        </w:rPr>
+      </w:pPr>
+      <w:r>
+        <w:rPr>
+          <w:rFonts w:eastAsiaTheme="minorEastAsia"/>
+        </w:rPr>
+        <w:t xml:space="preserve">So </w:t>
+      </w:r>
+      <m:oMath>
+        <m:sSub>
+          <m:sSubPr>
+            <m:ctrlPr>
+              <w:rPr>
+                <w:rFonts w:ascii="Cambria Math" w:eastAsiaTheme="minorEastAsia" w:hAnsi="Cambria Math"/>
+                <w:i/>
+              </w:rPr>
+            </m:ctrlPr>
+          </m:sSubPr>
+          <m:e>
+            <m:r>
+              <w:rPr>
+                <w:rFonts w:ascii="Cambria Math" w:eastAsiaTheme="minorEastAsia" w:hAnsi="Cambria Math"/>
+              </w:rPr>
+              <m:t>μ</m:t>
+            </m:r>
+          </m:e>
+          <m:sub>
+            <m:r>
+              <w:rPr>
+                <w:rFonts w:ascii="Cambria Math" w:eastAsiaTheme="minorEastAsia" w:hAnsi="Cambria Math"/>
+              </w:rPr>
+              <m:t>k</m:t>
+            </m:r>
+          </m:sub>
+        </m:sSub>
+        <m:d>
+          <m:dPr>
+            <m:ctrlPr>
+              <w:rPr>
+                <w:rFonts w:ascii="Cambria Math" w:eastAsiaTheme="minorEastAsia" w:hAnsi="Cambria Math"/>
+                <w:i/>
+              </w:rPr>
+            </m:ctrlPr>
+          </m:dPr>
+          <m:e>
+            <m:r>
+              <w:rPr>
+                <w:rFonts w:ascii="Cambria Math" w:eastAsiaTheme="minorEastAsia" w:hAnsi="Cambria Math"/>
+              </w:rPr>
+              <m:t>ξ</m:t>
+            </m:r>
+          </m:e>
+        </m:d>
+        <m:r>
+          <w:rPr>
+            <w:rFonts w:ascii="Cambria Math" w:eastAsiaTheme="minorEastAsia" w:hAnsi="Cambria Math"/>
+          </w:rPr>
+          <m:t>=</m:t>
+        </m:r>
+      </m:oMath>
+      <w:r>
+        <w:rPr>
+          <w:rFonts w:eastAsiaTheme="minorEastAsia"/>
+        </w:rPr>
+        <w:t xml:space="preserve"> </w:t>
+      </w:r>
+      <w:r>
+        <w:rPr>
+          <w:rFonts w:ascii="Consolas" w:eastAsiaTheme="minorEastAsia" w:hAnsi="Consolas" w:cs="Consolas"/>
+          <w:sz w:val="17"/>
+          <w:szCs w:val="17"/>
+        </w:rPr>
+        <w:t>self.mu_proj</w:t>
+      </w:r>
+      <w:r>
+        <w:rPr>
+          <w:rFonts w:ascii="Consolas" w:eastAsiaTheme="minorEastAsia" w:hAnsi="Consolas" w:cs="Consolas"/>
+          <w:sz w:val="17"/>
+          <w:szCs w:val="17"/>
+        </w:rPr>
+        <w:t xml:space="preserve">(xi), </w:t>
+      </w:r>
+    </w:p>
+    <w:p>
+      <w:pPr>
+        <w:rPr>
+          <w:rFonts w:eastAsiaTheme="minorEastAsia"/>
+        </w:rPr>
+      </w:pPr>
+    </w:p>
+    <w:p>
+      <w:pPr>
+        <w:rPr>
+          <w:rFonts w:eastAsiaTheme="minorEastAsia"/>
+        </w:rPr>
+      </w:pPr>
+      <w:r>
+        <w:rPr>
+          <w:rFonts w:eastAsiaTheme="minorEastAsia"/>
+        </w:rPr>
+        <w:t>model_parf.py, line 1007:</w:t>
+      </w:r>
+    </w:p>
+    <w:p>
+      <w:pPr>
+        <w:rPr>
+          <w:rFonts w:eastAsiaTheme="minorEastAsia"/>
+        </w:rPr>
+      </w:pPr>
+      <w:r>
+        <w:rPr>
+          <w:rFonts w:eastAsiaTheme="minorEastAsia"/>
+        </w:rPr>
+        <w:t xml:space="preserve">        logits = h_L @ self.E.weight.T</w:t>
+      </w:r>
+    </w:p>
+    <w:p>
+      <w:pPr>
+        <w:rPr>
+          <w:rFonts w:eastAsiaTheme="minorEastAsia"/>
+        </w:rPr>
+      </w:pPr>
+    </w:p>
+    <w:p>
+      <w:pPr>
+        <w:rPr>
+          <w:rFonts w:eastAsiaTheme="minorEastAsia"/>
+        </w:rPr>
+      </w:pPr>
+      <w:r>
+        <w:rPr>
+          <w:rFonts w:eastAsiaTheme="minorEastAsia"/>
+        </w:rPr>
+        <w:t>model_parf_sparse.py, lines 456-457</w:t>
+      </w:r>
+    </w:p>
+    <w:p>
+      <w:pPr>
+        <w:rPr>
+          <w:rFonts w:eastAsiaTheme="minorEastAsia"/>
+        </w:rPr>
+      </w:pPr>
+      <w:r>
+        <w:rPr>
+          <w:rFonts w:eastAsiaTheme="minorEastAsia"/>
+        </w:rPr>
+        <w:t xml:space="preserve">        if _has_analytical_grad(self.V_theta):</w:t>
+      </w:r>
+    </w:p>
+    <w:p>
+      <w:pPr>
+        <w:rPr>
+          <w:rFonts w:eastAsiaTheme="minorEastAsia"/>
+        </w:rPr>
+      </w:pPr>
+      <w:r>
+        <w:rPr>
+          <w:rFonts w:eastAsiaTheme="minorEastAsia"/>
+        </w:rPr>
+        <w:t xml:space="preserve">            f_theta = -self.V_theta.analytical_grad(xi_now, h_in)  # (B, T, d)</w:t>
+      </w:r>
+    </w:p>
+    <w:p>
+      <w:pPr>
+        <w:rPr>
+          <w:rFonts w:eastAsiaTheme="minorEastAsia"/>
+        </w:rPr>
+      </w:pPr>
+    </w:p>
+    <w:p>
+      <w:pPr>
+        <w:rPr>
+          <w:rFonts w:eastAsiaTheme="minorEastAsia"/>
+        </w:rPr>
+      </w:pPr>
+      <w:r>
+        <w:rPr>
+          <w:rFonts w:eastAsiaTheme="minorEastAsia"/>
+          <w:noProof/>
+        </w:rPr>
+        <w:lastRenderedPageBreak/>
+        <w:drawing>
+          <wp:inline distT="0" distB="0" distL="0" distR="0" wp14:anchorId="69DCF32D" wp14:editId="1BFEDAF2">
+            <wp:extent cx="5943600" cy="2836545"/>
+            <wp:effectExtent l="0" t="0" r="0" b="0"/>
+            <wp:docPr id="839376310" name="Picture 6" descr="A screenshot of a computer&#10;&#10;AI-generated content may be incorrect."/>
+            <wp:cNvGraphicFramePr>
+              <a:graphicFrameLocks xmlns:a="http://schemas.openxmlformats.org/drawingml/2006/main" noChangeAspect="1"/>
+            </wp:cNvGraphicFramePr>
+            <a:graphic xmlns:a="http://schemas.openxmlformats.org/drawingml/2006/main">
+              <a:graphicData uri="http://schemas.openxmlformats.org/drawingml/2006/picture">
+                <pic:pic xmlns:pic="http://schemas.openxmlformats.org/drawingml/2006/picture">
+                  <pic:nvPicPr>
+                    <pic:cNvPr id="839376310" name="Picture 6" descr="A screenshot of a computer&#10;&#10;AI-generated content may be incorrect."/>
+                    <pic:cNvPicPr/>
+                  </pic:nvPicPr>
+                  <pic:blipFill>
+                    <a:blip r:embed="rId19" cstate="print">
+                      <a:extLst>
+                        <a:ext uri="{28A0092B-C50C-407E-A947-70E740481C1C}">
+                          <a14:useLocalDpi xmlns:a14="http://schemas.microsoft.com/office/drawing/2010/main" val="0"/>
+                        </a:ext>
+                      </a:extLst>
+                    </a:blip>
+                    <a:stretch>
+                      <a:fillRect/>
+                    </a:stretch>
+                  </pic:blipFill>
+                  <pic:spPr>
+                    <a:xfrm>
+                      <a:off x="0" y="0"/>
+                      <a:ext cx="5943600" cy="2836545"/>
+                    </a:xfrm>
+                    <a:prstGeom prst="rect">
+                      <a:avLst/>
+                    </a:prstGeom>
+                  </pic:spPr>
+                </pic:pic>
+              </a:graphicData>
+            </a:graphic>
+          </wp:inline>
+        </w:drawing>
+      </w:r>
+      <w:r>
+        <w:rPr>
+          <w:rFonts w:eastAsiaTheme="minorEastAsia"/>
+        </w:rPr>
+        <w:t xml:space="preserve"> </w:t>
+      </w:r>
+    </w:p>
+    <w:p>
+      <w:pPr>
+        <w:rPr>
+          <w:rFonts w:eastAsiaTheme="minorEastAsia"/>
+        </w:rPr>
+      </w:pPr>
+    </w:p>
+    <w:p>
+      <w:r>
+        <w:rPr>
+          <w:noProof/>
+        </w:rPr>
+        <w:drawing>
+          <wp:inline distT="0" distB="0" distL="0" distR="0" wp14:anchorId="033723FB" wp14:editId="36815DF9">
+            <wp:extent cx="5943600" cy="2701925"/>
+            <wp:effectExtent l="0" t="0" r="0" b="3175"/>
+            <wp:docPr id="2093728463" name="Picture 7" descr="A screenshot of a computer program&#10;&#10;AI-generated content may be incorrect."/>
+            <wp:cNvGraphicFramePr>
+              <a:graphicFrameLocks xmlns:a="http://schemas.openxmlformats.org/drawingml/2006/main" noChangeAspect="1"/>
+            </wp:cNvGraphicFramePr>
+            <a:graphic xmlns:a="http://schemas.openxmlformats.org/drawingml/2006/main">
+              <a:graphicData uri="http://schemas.openxmlformats.org/drawingml/2006/picture">
+                <pic:pic xmlns:pic="http://schemas.openxmlformats.org/drawingml/2006/picture">
+                  <pic:nvPicPr>
+                    <pic:cNvPr id="2093728463" name="Picture 7" descr="A screenshot of a computer program&#10;&#10;AI-generated content may be incorrect."/>
+                    <pic:cNvPicPr/>
+                  </pic:nvPicPr>
+                  <pic:blipFill>
+                    <a:blip r:embed="rId20" cstate="print">
+                      <a:extLst>
+                        <a:ext uri="{28A0092B-C50C-407E-A947-70E740481C1C}">
+                          <a14:useLocalDpi xmlns:a14="http://schemas.microsoft.com/office/drawing/2010/main" val="0"/>
+                        </a:ext>
+                      </a:extLst>
+                    </a:blip>
+                    <a:stretch>
+                      <a:fillRect/>
+                    </a:stretch>
+                  </pic:blipFill>
+                  <pic:spPr>
+                    <a:xfrm>
+                      <a:off x="0" y="0"/>
+                      <a:ext cx="5943600" cy="2701925"/>
+                    </a:xfrm>
+                    <a:prstGeom prst="rect">
+                      <a:avLst/>
+                    </a:prstGeom>
+                  </pic:spPr>
+                </pic:pic>
+              </a:graphicData>
+            </a:graphic>
+          </wp:inline>
+        </w:drawing>
+      </w:r>
+    </w:p>
+    <w:p/>
+    <w:p>
+      <w:r>
+        <w:rPr>
+          <w:noProof/>
+        </w:rPr>
+        <w:lastRenderedPageBreak/>
+        <w:drawing>
+          <wp:inline distT="0" distB="0" distL="0" distR="0" wp14:anchorId="7157C806" wp14:editId="591284E6">
+            <wp:extent cx="5943600" cy="2910840"/>
+            <wp:effectExtent l="0" t="0" r="0" b="0"/>
+            <wp:docPr id="2050059656" name="Picture 8" descr="A screenshot of a computer&#10;&#10;AI-generated content may be incorrect."/>
+            <wp:cNvGraphicFramePr>
+              <a:graphicFrameLocks xmlns:a="http://schemas.openxmlformats.org/drawingml/2006/main" noChangeAspect="1"/>
+            </wp:cNvGraphicFramePr>
+            <a:graphic xmlns:a="http://schemas.openxmlformats.org/drawingml/2006/main">
+              <a:graphicData uri="http://schemas.openxmlformats.org/drawingml/2006/picture">
+                <pic:pic xmlns:pic="http://schemas.openxmlformats.org/drawingml/2006/picture">
+                  <pic:nvPicPr>
+                    <pic:cNvPr id="2050059656" name="Picture 8" descr="A screenshot of a computer&#10;&#10;AI-generated content may be incorrect."/>
+                    <pic:cNvPicPr/>
+                  </pic:nvPicPr>
+                  <pic:blipFill>
+                    <a:blip r:embed="rId21" cstate="print">
+                      <a:extLst>
+                        <a:ext uri="{28A0092B-C50C-407E-A947-70E740481C1C}">
+                          <a14:useLocalDpi xmlns:a14="http://schemas.microsoft.com/office/drawing/2010/main" val="0"/>
+                        </a:ext>
+                      </a:extLst>
+                    </a:blip>
+                    <a:stretch>
+                      <a:fillRect/>
+                    </a:stretch>
+                  </pic:blipFill>
+                  <pic:spPr>
+                    <a:xfrm>
+                      <a:off x="0" y="0"/>
+                      <a:ext cx="5943600" cy="2910840"/>
                     </a:xfrm>
                     <a:prstGeom prst="rect">
                       <a:avLst/>
@@ -3165,6 +4432,25 @@
       <w:vertAlign w:val="superscript"/>
     </w:rPr>
   </w:style>
+  <w:style w:type="table" w:styleId="TableGrid">
+    <w:name w:val="Table Grid"/>
+    <w:basedOn w:val="TableNormal"/>
+    <w:uiPriority w:val="39"/>
+    <w:rsid w:val="00D8753C"/>
+    <w:pPr>
+      <w:spacing w:after="0" w:line="240" w:lineRule="auto"/>
+    </w:pPr>
+    <w:tblPr>
+      <w:tblBorders>
+        <w:top w:val="single" w:sz="4" w:space="0" w:color="auto"/>
+        <w:left w:val="single" w:sz="4" w:space="0" w:color="auto"/>
+        <w:bottom w:val="single" w:sz="4" w:space="0" w:color="auto"/>
+        <w:right w:val="single" w:sz="4" w:space="0" w:color="auto"/>
+        <w:insideH w:val="single" w:sz="4" w:space="0" w:color="auto"/>
+        <w:insideV w:val="single" w:sz="4" w:space="0" w:color="auto"/>
+      </w:tblBorders>
+    </w:tblPr>
+  </w:style>
 </w:styles>
 </file>
 
@@ -3468,7 +4754,7 @@
 </file>
 
 <file path=customXml/itemProps1.xml><?xml version="1.0" encoding="utf-8"?>
-<ds:datastoreItem xmlns:ds="http://schemas.openxmlformats.org/officeDocument/2006/customXml" ds:itemID="{B31A1267-B5BC-784E-90B8-EC072744C679}">
+<ds:datastoreItem xmlns:ds="http://schemas.openxmlformats.org/officeDocument/2006/customXml" ds:itemID="{B14737F8-B12F-854A-8970-3E8A4607B030}">
   <ds:schemaRefs>
     <ds:schemaRef ds:uri="http://schemas.openxmlformats.org/officeDocument/2006/bibliography"/>
   </ds:schemaRefs>

--- a/docs/structured_scalar_potential/Structured_Scalar_Potential_Design_and_Theory.docx
+++ b/docs/structured_scalar_potential/Structured_Scalar_Potential_Design_and_Theory.docx
@@ -3016,10 +3016,11 @@
       <w:r>
         <w:rPr>
           <w:rFonts w:ascii="Consolas" w:eastAsiaTheme="minorEastAsia" w:hAnsi="Consolas" w:cs="Consolas"/>
+          <w:color w:val="7030A0"/>
           <w:sz w:val="17"/>
           <w:szCs w:val="17"/>
         </w:rPr>
-        <w:t>self.mu_proj</w:t>
+        <w:t>self</w:t>
       </w:r>
       <w:r>
         <w:rPr>
@@ -3027,7 +3028,196 @@
           <w:sz w:val="17"/>
           <w:szCs w:val="17"/>
         </w:rPr>
+        <w:t>.mu_proj</w:t>
+      </w:r>
+      <w:r>
+        <w:rPr>
+          <w:rFonts w:ascii="Consolas" w:eastAsiaTheme="minorEastAsia" w:hAnsi="Consolas" w:cs="Consolas"/>
+          <w:sz w:val="17"/>
+          <w:szCs w:val="17"/>
+        </w:rPr>
         <w:t xml:space="preserve">(xi), </w:t>
+      </w:r>
+      <m:oMath>
+        <m:sSub>
+          <m:sSubPr>
+            <m:ctrlPr>
+              <w:rPr>
+                <w:rFonts w:ascii="Cambria Math" w:eastAsiaTheme="minorEastAsia" w:hAnsi="Cambria Math"/>
+                <w:i/>
+              </w:rPr>
+            </m:ctrlPr>
+          </m:sSubPr>
+          <m:e>
+            <m:r>
+              <w:rPr>
+                <w:rFonts w:ascii="Cambria Math" w:eastAsiaTheme="minorEastAsia" w:hAnsi="Cambria Math"/>
+              </w:rPr>
+              <m:t>a</m:t>
+            </m:r>
+          </m:e>
+          <m:sub>
+            <m:r>
+              <w:rPr>
+                <w:rFonts w:ascii="Cambria Math" w:eastAsiaTheme="minorEastAsia" w:hAnsi="Cambria Math"/>
+              </w:rPr>
+              <m:t>k</m:t>
+            </m:r>
+          </m:sub>
+        </m:sSub>
+        <m:d>
+          <m:dPr>
+            <m:ctrlPr>
+              <w:rPr>
+                <w:rFonts w:ascii="Cambria Math" w:eastAsiaTheme="minorEastAsia" w:hAnsi="Cambria Math"/>
+                <w:i/>
+              </w:rPr>
+            </m:ctrlPr>
+          </m:dPr>
+          <m:e>
+            <m:r>
+              <w:rPr>
+                <w:rFonts w:ascii="Cambria Math" w:eastAsiaTheme="minorEastAsia" w:hAnsi="Cambria Math"/>
+              </w:rPr>
+              <m:t>ξ</m:t>
+            </m:r>
+          </m:e>
+        </m:d>
+        <m:r>
+          <w:rPr>
+            <w:rFonts w:ascii="Cambria Math" w:eastAsiaTheme="minorEastAsia" w:hAnsi="Cambria Math"/>
+          </w:rPr>
+          <m:t>=</m:t>
+        </m:r>
+      </m:oMath>
+      <w:r>
+        <w:rPr>
+          <w:rFonts w:eastAsiaTheme="minorEastAsia"/>
+        </w:rPr>
+        <w:t xml:space="preserve"> </w:t>
+      </w:r>
+      <w:r>
+        <w:rPr>
+          <w:rFonts w:ascii="Consolas" w:eastAsiaTheme="minorEastAsia" w:hAnsi="Consolas" w:cs="Consolas"/>
+          <w:sz w:val="17"/>
+          <w:szCs w:val="17"/>
+        </w:rPr>
+        <w:t>F.softplus(</w:t>
+      </w:r>
+      <w:r>
+        <w:rPr>
+          <w:rFonts w:ascii="Consolas" w:eastAsiaTheme="minorEastAsia" w:hAnsi="Consolas" w:cs="Consolas"/>
+          <w:color w:val="7030A0"/>
+          <w:sz w:val="17"/>
+          <w:szCs w:val="17"/>
+        </w:rPr>
+        <w:t>self</w:t>
+      </w:r>
+      <w:r>
+        <w:rPr>
+          <w:rFonts w:ascii="Consolas" w:eastAsiaTheme="minorEastAsia" w:hAnsi="Consolas" w:cs="Consolas"/>
+          <w:sz w:val="17"/>
+          <w:szCs w:val="17"/>
+        </w:rPr>
+        <w:t>.</w:t>
+      </w:r>
+      <w:r>
+        <w:rPr>
+          <w:rFonts w:ascii="Consolas" w:eastAsiaTheme="minorEastAsia" w:hAnsi="Consolas" w:cs="Consolas"/>
+          <w:sz w:val="17"/>
+          <w:szCs w:val="17"/>
+        </w:rPr>
+        <w:t>a</w:t>
+      </w:r>
+      <w:r>
+        <w:rPr>
+          <w:rFonts w:ascii="Consolas" w:eastAsiaTheme="minorEastAsia" w:hAnsi="Consolas" w:cs="Consolas"/>
+          <w:sz w:val="17"/>
+          <w:szCs w:val="17"/>
+        </w:rPr>
+        <w:t>_proj(xi)</w:t>
+      </w:r>
+      <w:r>
+        <w:rPr>
+          <w:rFonts w:ascii="Consolas" w:eastAsiaTheme="minorEastAsia" w:hAnsi="Consolas" w:cs="Consolas"/>
+          <w:sz w:val="17"/>
+          <w:szCs w:val="17"/>
+        </w:rPr>
+        <w:t>)</w:t>
+      </w:r>
+      <w:r>
+        <w:rPr>
+          <w:rFonts w:ascii="Consolas" w:eastAsiaTheme="minorEastAsia" w:hAnsi="Consolas" w:cs="Consolas"/>
+          <w:sz w:val="17"/>
+          <w:szCs w:val="17"/>
+        </w:rPr>
+        <w:t xml:space="preserve">, </w:t>
+      </w:r>
+      <m:oMath>
+        <m:sSub>
+          <m:sSubPr>
+            <m:ctrlPr>
+              <w:rPr>
+                <w:rFonts w:ascii="Cambria Math" w:eastAsiaTheme="minorEastAsia" w:hAnsi="Cambria Math" w:cs="Consolas"/>
+                <w:i/>
+                <w:sz w:val="17"/>
+                <w:szCs w:val="17"/>
+              </w:rPr>
+            </m:ctrlPr>
+          </m:sSubPr>
+          <m:e>
+            <m:r>
+              <w:rPr>
+                <w:rFonts w:ascii="Cambria Math" w:eastAsiaTheme="minorEastAsia" w:hAnsi="Cambria Math" w:cs="Consolas"/>
+                <w:sz w:val="17"/>
+                <w:szCs w:val="17"/>
+              </w:rPr>
+              <m:t>w</m:t>
+            </m:r>
+          </m:e>
+          <m:sub>
+            <m:r>
+              <w:rPr>
+                <w:rFonts w:ascii="Cambria Math" w:eastAsiaTheme="minorEastAsia" w:hAnsi="Cambria Math" w:cs="Consolas"/>
+                <w:sz w:val="17"/>
+                <w:szCs w:val="17"/>
+              </w:rPr>
+              <m:t>k</m:t>
+            </m:r>
+          </m:sub>
+        </m:sSub>
+        <m:d>
+          <m:dPr>
+            <m:ctrlPr>
+              <w:rPr>
+                <w:rFonts w:ascii="Cambria Math" w:eastAsiaTheme="minorEastAsia" w:hAnsi="Cambria Math"/>
+                <w:i/>
+              </w:rPr>
+            </m:ctrlPr>
+          </m:dPr>
+          <m:e>
+            <m:r>
+              <w:rPr>
+                <w:rFonts w:ascii="Cambria Math" w:eastAsiaTheme="minorEastAsia" w:hAnsi="Cambria Math"/>
+              </w:rPr>
+              <m:t>ξ</m:t>
+            </m:r>
+          </m:e>
+        </m:d>
+        <m:r>
+          <w:rPr>
+            <w:rFonts w:ascii="Cambria Math" w:eastAsiaTheme="minorEastAsia" w:hAnsi="Cambria Math"/>
+          </w:rPr>
+          <m:t>=</m:t>
+        </m:r>
+      </m:oMath>
+      <w:r>
+        <w:rPr>
+          <w:rFonts w:ascii="Consolas" w:eastAsiaTheme="minorEastAsia" w:hAnsi="Consolas" w:cs="Consolas"/>
+          <w:sz w:val="17"/>
+          <w:szCs w:val="17"/>
+        </w:rPr>
+        <w:t xml:space="preserve"> F.softmax(self.w_proj(xi))</w:t>
       </w:r>
     </w:p>
     <w:p>
@@ -4754,7 +4944,7 @@
 </file>
 
 <file path=customXml/itemProps1.xml><?xml version="1.0" encoding="utf-8"?>
-<ds:datastoreItem xmlns:ds="http://schemas.openxmlformats.org/officeDocument/2006/customXml" ds:itemID="{B14737F8-B12F-854A-8970-3E8A4607B030}">
+<ds:datastoreItem xmlns:ds="http://schemas.openxmlformats.org/officeDocument/2006/customXml" ds:itemID="{227FCD7B-2294-4C4C-B198-D355C0BBD7E7}">
   <ds:schemaRefs>
     <ds:schemaRef ds:uri="http://schemas.openxmlformats.org/officeDocument/2006/bibliography"/>
   </ds:schemaRefs>

--- a/docs/structured_scalar_potential/Structured_Scalar_Potential_Design_and_Theory.docx
+++ b/docs/structured_scalar_potential/Structured_Scalar_Potential_Design_and_Theory.docx
@@ -3218,6 +3218,65 @@
           <w:szCs w:val="17"/>
         </w:rPr>
         <w:t xml:space="preserve"> F.softmax(self.w_proj(xi))</w:t>
+      </w:r>
+    </w:p>
+    <w:p>
+      <w:pPr>
+        <w:rPr>
+          <w:rFonts w:eastAsiaTheme="minorEastAsia"/>
+        </w:rPr>
+      </w:pPr>
+      <w:r>
+        <w:rPr>
+          <w:rFonts w:eastAsiaTheme="minorEastAsia"/>
+        </w:rPr>
+        <w:t xml:space="preserve">The centres move with every token context. Note that in class </w:t>
+      </w:r>
+      <w:r>
+        <w:rPr>
+          <w:rFonts w:ascii="Consolas" w:eastAsiaTheme="minorEastAsia" w:hAnsi="Consolas" w:cs="Consolas"/>
+          <w:sz w:val="17"/>
+          <w:szCs w:val="17"/>
+        </w:rPr>
+        <w:t>SARFGaussianVTheta</w:t>
+      </w:r>
+      <w:r>
+        <w:rPr>
+          <w:rFonts w:eastAsiaTheme="minorEastAsia"/>
+        </w:rPr>
+        <w:t xml:space="preserve"> </w:t>
+      </w:r>
+      <w:r>
+        <w:rPr>
+          <w:rFonts w:eastAsiaTheme="minorEastAsia"/>
+        </w:rPr>
+        <w:t xml:space="preserve">, corresponding to fixed Gaussian well anchors, </w:t>
+      </w:r>
+      <w:r>
+        <w:rPr>
+          <w:rFonts w:eastAsiaTheme="minorEastAsia"/>
+        </w:rPr>
+        <w:t xml:space="preserve">we have an alternative implementation  where the anchors are frozen buffers and only </w:t>
+      </w:r>
+      <w:r>
+        <w:rPr>
+          <w:rFonts w:ascii="Consolas" w:eastAsiaTheme="minorEastAsia" w:hAnsi="Consolas" w:cs="Consolas"/>
+          <w:sz w:val="17"/>
+          <w:szCs w:val="17"/>
+        </w:rPr>
+        <w:t>log_sigma + w_proj</w:t>
+      </w:r>
+      <w:r>
+        <w:rPr>
+          <w:rFonts w:eastAsiaTheme="minorEastAsia"/>
+        </w:rPr>
+        <w:t xml:space="preserve"> are learned. </w:t>
+      </w:r>
+      <w:r>
+        <w:rPr>
+          <w:rFonts w:eastAsiaTheme="minorEastAsia"/>
+        </w:rPr>
+        <w:t xml:space="preserve">So in this scenario of fixed anchors </w:t>
       </w:r>
     </w:p>
     <w:p>
@@ -4944,7 +5003,7 @@
 </file>
 
 <file path=customXml/itemProps1.xml><?xml version="1.0" encoding="utf-8"?>
-<ds:datastoreItem xmlns:ds="http://schemas.openxmlformats.org/officeDocument/2006/customXml" ds:itemID="{227FCD7B-2294-4C4C-B198-D355C0BBD7E7}">
+<ds:datastoreItem xmlns:ds="http://schemas.openxmlformats.org/officeDocument/2006/customXml" ds:itemID="{026EA169-FE8A-2144-AF72-F28B6E0D45F2}">
   <ds:schemaRefs>
     <ds:schemaRef ds:uri="http://schemas.openxmlformats.org/officeDocument/2006/bibliography"/>
   </ds:schemaRefs>

--- a/docs/structured_scalar_potential/Structured_Scalar_Potential_Design_and_Theory.docx
+++ b/docs/structured_scalar_potential/Structured_Scalar_Potential_Design_and_Theory.docx
@@ -3277,6 +3277,40 @@
           <w:rFonts w:eastAsiaTheme="minorEastAsia"/>
         </w:rPr>
         <w:t xml:space="preserve">So in this scenario of fixed anchors </w:t>
+      </w:r>
+      <m:oMath>
+        <m:sSub>
+          <m:sSubPr>
+            <m:ctrlPr>
+              <w:rPr>
+                <w:rFonts w:ascii="Cambria Math" w:eastAsiaTheme="minorEastAsia" w:hAnsi="Cambria Math"/>
+                <w:i/>
+              </w:rPr>
+            </m:ctrlPr>
+          </m:sSubPr>
+          <m:e>
+            <m:r>
+              <w:rPr>
+                <w:rFonts w:ascii="Cambria Math" w:eastAsiaTheme="minorEastAsia" w:hAnsi="Cambria Math"/>
+              </w:rPr>
+              <m:t>V</m:t>
+            </m:r>
+          </m:e>
+          <m:sub>
+            <m:r>
+              <w:rPr>
+                <w:rFonts w:ascii="Cambria Math" w:eastAsiaTheme="minorEastAsia" w:hAnsi="Cambria Math"/>
+              </w:rPr>
+              <m:t>θ</m:t>
+            </m:r>
+          </m:sub>
+        </m:sSub>
+      </m:oMath>
+      <w:r>
+        <w:rPr>
+          <w:rFonts w:eastAsiaTheme="minorEastAsia"/>
+        </w:rPr>
+        <w:t>’s learnable parameters are the weights and biases of those three projections – not the well positions directly.</w:t>
       </w:r>
     </w:p>
     <w:p>
@@ -5003,7 +5037,7 @@
 </file>
 
 <file path=customXml/itemProps1.xml><?xml version="1.0" encoding="utf-8"?>
-<ds:datastoreItem xmlns:ds="http://schemas.openxmlformats.org/officeDocument/2006/customXml" ds:itemID="{026EA169-FE8A-2144-AF72-F28B6E0D45F2}">
+<ds:datastoreItem xmlns:ds="http://schemas.openxmlformats.org/officeDocument/2006/customXml" ds:itemID="{208D894F-A6E0-5C4C-9D87-3E82FCD24C9E}">
   <ds:schemaRefs>
     <ds:schemaRef ds:uri="http://schemas.openxmlformats.org/officeDocument/2006/bibliography"/>
   </ds:schemaRefs>

--- a/docs/structured_scalar_potential/Structured_Scalar_Potential_Design_and_Theory.docx
+++ b/docs/structured_scalar_potential/Structured_Scalar_Potential_Design_and_Theory.docx
@@ -1298,6 +1298,11 @@
       </w:hyperlink>
     </w:p>
     <w:p>
+      <w:pPr>
+        <w:rPr>
+          <w:rFonts w:eastAsiaTheme="minorEastAsia"/>
+        </w:rPr>
+      </w:pPr>
       <w:r>
         <w:rPr>
           <w:rFonts w:eastAsiaTheme="minorEastAsia"/>
@@ -1376,6 +1381,169 @@
         </w:r>
       </w:hyperlink>
     </w:p>
+    <w:p>
+      <w:pPr>
+        <w:rPr>
+          <w:rFonts w:eastAsiaTheme="minorEastAsia"/>
+        </w:rPr>
+      </w:pPr>
+      <w:r>
+        <w:rPr>
+          <w:rFonts w:eastAsiaTheme="minorEastAsia"/>
+        </w:rPr>
+        <w:t xml:space="preserve">[4] </w:t>
+      </w:r>
+      <w:hyperlink r:id="rId16" w:history="1">
+        <w:r>
+          <w:rPr>
+            <w:rStyle w:val="Hyperlink"/>
+            <w:rFonts w:eastAsiaTheme="minorEastAsia"/>
+          </w:rPr>
+          <w:t>Fock-PARFLM vs GPT-2 on OpenWebText: Predicted Results and Next Steps</w:t>
+        </w:r>
+      </w:hyperlink>
+      <w:r>
+        <w:rPr>
+          <w:rFonts w:eastAsiaTheme="minorEastAsia"/>
+        </w:rPr>
+        <w:t xml:space="preserve">, </w:t>
+      </w:r>
+      <w:r>
+        <w:rPr>
+          <w:rFonts w:eastAsiaTheme="minorEastAsia"/>
+        </w:rPr>
+        <w:t xml:space="preserve">companion note to </w:t>
+      </w:r>
+      <w:hyperlink r:id="rId17" w:history="1">
+        <w:r>
+          <w:rPr>
+            <w:rStyle w:val="Hyperlink"/>
+            <w:rFonts w:eastAsiaTheme="minorEastAsia"/>
+          </w:rPr>
+          <w:t>“</w:t>
+        </w:r>
+        <w:r>
+          <w:rPr>
+            <w:rStyle w:val="Hyperlink"/>
+            <w:rFonts w:eastAsiaTheme="minorEastAsia"/>
+            <w:i/>
+            <w:iCs/>
+          </w:rPr>
+          <w:t>Semantic Simulation: A Prescriptive Lagrangian Framework for Efficient Semantic Inference</w:t>
+        </w:r>
+        <w:r>
+          <w:rPr>
+            <w:rStyle w:val="Hyperlink"/>
+            <w:rFonts w:eastAsiaTheme="minorEastAsia"/>
+          </w:rPr>
+          <w:t>”</w:t>
+        </w:r>
+      </w:hyperlink>
+    </w:p>
+    <w:p>
+      <w:pPr>
+        <w:rPr>
+          <w:rFonts w:eastAsiaTheme="minorEastAsia"/>
+        </w:rPr>
+      </w:pPr>
+      <w:r>
+        <w:rPr>
+          <w:rFonts w:eastAsiaTheme="minorEastAsia"/>
+        </w:rPr>
+        <w:t>[</w:t>
+      </w:r>
+      <w:r>
+        <w:rPr>
+          <w:rFonts w:eastAsiaTheme="minorEastAsia"/>
+        </w:rPr>
+        <w:t>5</w:t>
+      </w:r>
+      <w:r>
+        <w:rPr>
+          <w:rFonts w:eastAsiaTheme="minorEastAsia"/>
+        </w:rPr>
+        <w:t xml:space="preserve">] </w:t>
+      </w:r>
+      <m:oMath>
+        <w:hyperlink r:id="rId18" w:history="1">
+          <m:r>
+            <w:rPr>
+              <w:rStyle w:val="Hyperlink"/>
+              <w:rFonts w:ascii="Cambria Math" w:eastAsiaTheme="minorEastAsia" w:hAnsi="Cambria Math"/>
+            </w:rPr>
+            <m:t>ξ</m:t>
+          </m:r>
+        </w:hyperlink>
+      </m:oMath>
+      <w:r>
+        <w:rPr>
+          <w:rStyle w:val="Hyperlink"/>
+          <w:rFonts w:eastAsiaTheme="minorEastAsia"/>
+        </w:rPr>
+        <w:t>-Bottleneck Diagnosis: Multi-</w:t>
+      </w:r>
+      <m:oMath>
+        <m:r>
+          <w:rPr>
+            <w:rStyle w:val="Hyperlink"/>
+            <w:rFonts w:ascii="Cambria Math" w:eastAsiaTheme="minorEastAsia" w:hAnsi="Cambria Math"/>
+          </w:rPr>
+          <m:t>ξ</m:t>
+        </m:r>
+      </m:oMath>
+      <w:r>
+        <w:rPr>
+          <w:rStyle w:val="Hyperlink"/>
+          <w:rFonts w:eastAsiaTheme="minorEastAsia"/>
+        </w:rPr>
+        <w:t xml:space="preserve"> </w:t>
+      </w:r>
+      <w:r>
+        <w:rPr>
+          <w:rStyle w:val="Hyperlink"/>
+          <w:rFonts w:eastAsiaTheme="minorEastAsia"/>
+        </w:rPr>
+        <w:t>Fock-PARFLM v2.1 on OpenWebText,</w:t>
+      </w:r>
+      <w:r>
+        <w:rPr>
+          <w:rFonts w:eastAsiaTheme="minorEastAsia"/>
+        </w:rPr>
+        <w:t xml:space="preserve"> companion note to</w:t>
+      </w:r>
+      <w:r>
+        <w:rPr>
+          <w:rFonts w:eastAsiaTheme="minorEastAsia"/>
+        </w:rPr>
+        <w:t xml:space="preserve"> </w:t>
+      </w:r>
+      <w:hyperlink r:id="rId19" w:history="1">
+        <w:r>
+          <w:rPr>
+            <w:rStyle w:val="Hyperlink"/>
+            <w:rFonts w:eastAsiaTheme="minorEastAsia"/>
+          </w:rPr>
+          <w:t>“</w:t>
+        </w:r>
+        <w:r>
+          <w:rPr>
+            <w:rStyle w:val="Hyperlink"/>
+            <w:rFonts w:eastAsiaTheme="minorEastAsia"/>
+            <w:i/>
+            <w:iCs/>
+          </w:rPr>
+          <w:t>Semantic Simulation: A Prescriptive Lagrangian Framework for Efficient Semantic Inference</w:t>
+        </w:r>
+        <w:r>
+          <w:rPr>
+            <w:rStyle w:val="Hyperlink"/>
+            <w:rFonts w:eastAsiaTheme="minorEastAsia"/>
+          </w:rPr>
+          <w:t>”</w:t>
+        </w:r>
+      </w:hyperlink>
+    </w:p>
+    <w:p/>
     <w:p/>
     <w:p>
       <w:pPr>
@@ -1979,7 +2147,6 @@
           <w:rPr>
             <w:rFonts w:ascii="Cambria Math" w:hAnsi="Cambria Math"/>
           </w:rPr>
-          <w:lastRenderedPageBreak/>
           <m:t>l</m:t>
         </m:r>
         <m:r>
@@ -2604,6 +2771,7 @@
         <w:rPr>
           <w:noProof/>
         </w:rPr>
+        <w:lastRenderedPageBreak/>
         <w:drawing>
           <wp:inline distT="0" distB="0" distL="0" distR="0" wp14:anchorId="577E0401" wp14:editId="2B200F30">
             <wp:extent cx="5943600" cy="4474210"/>
@@ -2620,7 +2788,7 @@
                     <pic:cNvPicPr/>
                   </pic:nvPicPr>
                   <pic:blipFill>
-                    <a:blip r:embed="rId16" cstate="print">
+                    <a:blip r:embed="rId20" cstate="print">
                       <a:extLst>
                         <a:ext uri="{28A0092B-C50C-407E-A947-70E740481C1C}">
                           <a14:useLocalDpi xmlns:a14="http://schemas.microsoft.com/office/drawing/2010/main" val="0"/>
@@ -2653,7 +2821,6 @@
         <w:rPr>
           <w:noProof/>
         </w:rPr>
-        <w:lastRenderedPageBreak/>
         <w:drawing>
           <wp:inline distT="0" distB="0" distL="0" distR="0" wp14:anchorId="5F9086F2" wp14:editId="0E6DF36B">
             <wp:extent cx="5943600" cy="1882140"/>
@@ -2670,7 +2837,7 @@
                     <pic:cNvPicPr/>
                   </pic:nvPicPr>
                   <pic:blipFill>
-                    <a:blip r:embed="rId17" cstate="print">
+                    <a:blip r:embed="rId21" cstate="print">
                       <a:extLst>
                         <a:ext uri="{28A0092B-C50C-407E-A947-70E740481C1C}">
                           <a14:useLocalDpi xmlns:a14="http://schemas.microsoft.com/office/drawing/2010/main" val="0"/>
@@ -2862,7 +3029,7 @@
           <w:rFonts w:eastAsiaTheme="minorEastAsia"/>
         </w:rPr>
       </w:pPr>
-      <w:hyperlink r:id="rId18" w:anchor="L93-L95" w:history="1">
+      <w:hyperlink r:id="rId22" w:anchor="L93-L95" w:history="1">
         <w:r>
           <w:rPr>
             <w:rStyle w:val="Hyperlink"/>
@@ -3324,6 +3491,68 @@
       <w:pPr>
         <w:rPr>
           <w:rFonts w:eastAsiaTheme="minorEastAsia"/>
+          <w:u w:val="single"/>
+        </w:rPr>
+      </w:pPr>
+      <w:r>
+        <w:rPr>
+          <w:rFonts w:eastAsiaTheme="minorEastAsia"/>
+          <w:u w:val="single"/>
+        </w:rPr>
+        <w:t xml:space="preserve">What else in the model is learnable ? </w:t>
+      </w:r>
+    </w:p>
+    <w:p>
+      <w:pPr>
+        <w:rPr>
+          <w:rFonts w:eastAsiaTheme="minorEastAsia"/>
+        </w:rPr>
+      </w:pPr>
+      <w:r>
+        <w:rPr>
+          <w:rFonts w:eastAsiaTheme="minorEastAsia"/>
+        </w:rPr>
+        <w:t>Everything which carries gradients is learnable. So the question becomes which quantities carry gradients.</w:t>
+      </w:r>
+    </w:p>
+    <w:p>
+      <w:pPr>
+        <w:rPr>
+          <w:rFonts w:eastAsiaTheme="minorEastAsia"/>
+        </w:rPr>
+      </w:pPr>
+    </w:p>
+    <w:p>
+      <w:pPr>
+        <w:rPr>
+          <w:rFonts w:eastAsiaTheme="minorEastAsia"/>
+        </w:rPr>
+      </w:pPr>
+      <w:r>
+        <w:rPr>
+          <w:rFonts w:eastAsiaTheme="minorEastAsia"/>
+        </w:rPr>
+        <w:t xml:space="preserve">  1 Token embedding E</w:t>
+      </w:r>
+    </w:p>
+    <w:p>
+      <w:pPr>
+        <w:rPr>
+          <w:rFonts w:eastAsiaTheme="minorEastAsia"/>
+        </w:rPr>
+      </w:pPr>
+    </w:p>
+    <w:p>
+      <w:pPr>
+        <w:rPr>
+          <w:rFonts w:eastAsiaTheme="minorEastAsia"/>
+        </w:rPr>
+      </w:pPr>
+    </w:p>
+    <w:p>
+      <w:pPr>
+        <w:rPr>
+          <w:rFonts w:eastAsiaTheme="minorEastAsia"/>
         </w:rPr>
       </w:pPr>
       <w:r>
@@ -3410,7 +3639,6 @@
           <w:rFonts w:eastAsiaTheme="minorEastAsia"/>
           <w:noProof/>
         </w:rPr>
-        <w:lastRenderedPageBreak/>
         <w:drawing>
           <wp:inline distT="0" distB="0" distL="0" distR="0" wp14:anchorId="69DCF32D" wp14:editId="1BFEDAF2">
             <wp:extent cx="5943600" cy="2836545"/>
@@ -3427,7 +3655,7 @@
                     <pic:cNvPicPr/>
                   </pic:nvPicPr>
                   <pic:blipFill>
-                    <a:blip r:embed="rId19" cstate="print">
+                    <a:blip r:embed="rId23" cstate="print">
                       <a:extLst>
                         <a:ext uri="{28A0092B-C50C-407E-A947-70E740481C1C}">
                           <a14:useLocalDpi xmlns:a14="http://schemas.microsoft.com/office/drawing/2010/main" val="0"/>
@@ -3472,6 +3700,7 @@
         <w:rPr>
           <w:noProof/>
         </w:rPr>
+        <w:lastRenderedPageBreak/>
         <w:drawing>
           <wp:inline distT="0" distB="0" distL="0" distR="0" wp14:anchorId="033723FB" wp14:editId="36815DF9">
             <wp:extent cx="5943600" cy="2701925"/>
@@ -3488,7 +3717,7 @@
                     <pic:cNvPicPr/>
                   </pic:nvPicPr>
                   <pic:blipFill>
-                    <a:blip r:embed="rId20" cstate="print">
+                    <a:blip r:embed="rId24" cstate="print">
                       <a:extLst>
                         <a:ext uri="{28A0092B-C50C-407E-A947-70E740481C1C}">
                           <a14:useLocalDpi xmlns:a14="http://schemas.microsoft.com/office/drawing/2010/main" val="0"/>
@@ -3521,7 +3750,6 @@
         <w:rPr>
           <w:noProof/>
         </w:rPr>
-        <w:lastRenderedPageBreak/>
         <w:drawing>
           <wp:inline distT="0" distB="0" distL="0" distR="0" wp14:anchorId="7157C806" wp14:editId="591284E6">
             <wp:extent cx="5943600" cy="2910840"/>
@@ -3538,7 +3766,7 @@
                     <pic:cNvPicPr/>
                   </pic:nvPicPr>
                   <pic:blipFill>
-                    <a:blip r:embed="rId21" cstate="print">
+                    <a:blip r:embed="rId25" cstate="print">
                       <a:extLst>
                         <a:ext uri="{28A0092B-C50C-407E-A947-70E740481C1C}">
                           <a14:useLocalDpi xmlns:a14="http://schemas.microsoft.com/office/drawing/2010/main" val="0"/>
@@ -5037,7 +5265,7 @@
 </file>
 
 <file path=customXml/itemProps1.xml><?xml version="1.0" encoding="utf-8"?>
-<ds:datastoreItem xmlns:ds="http://schemas.openxmlformats.org/officeDocument/2006/customXml" ds:itemID="{208D894F-A6E0-5C4C-9D87-3E82FCD24C9E}">
+<ds:datastoreItem xmlns:ds="http://schemas.openxmlformats.org/officeDocument/2006/customXml" ds:itemID="{F982F2C5-5E25-AE4C-B26D-4CF375294B64}">
   <ds:schemaRefs>
     <ds:schemaRef ds:uri="http://schemas.openxmlformats.org/officeDocument/2006/bibliography"/>
   </ds:schemaRefs>

--- a/docs/structured_scalar_potential/Structured_Scalar_Potential_Design_and_Theory.docx
+++ b/docs/structured_scalar_potential/Structured_Scalar_Potential_Design_and_Theory.docx
@@ -3532,7 +3532,47 @@
         <w:rPr>
           <w:rFonts w:eastAsiaTheme="minorEastAsia"/>
         </w:rPr>
-        <w:t xml:space="preserve">  1 Token embedding E</w:t>
+        <w:t xml:space="preserve"> </w:t>
+      </w:r>
+      <w:r>
+        <w:rPr>
+          <w:rFonts w:eastAsiaTheme="minorEastAsia"/>
+          <w:b/>
+          <w:bCs/>
+        </w:rPr>
+        <w:t xml:space="preserve"> Token embedding</w:t>
+      </w:r>
+      <w:r>
+        <w:rPr>
+          <w:rFonts w:eastAsiaTheme="minorEastAsia"/>
+        </w:rPr>
+        <w:t xml:space="preserve"> </w:t>
+      </w:r>
+      <w:r>
+        <w:rPr>
+          <w:rFonts w:ascii="Consolas" w:eastAsiaTheme="minorEastAsia" w:hAnsi="Consolas" w:cs="Consolas"/>
+          <w:sz w:val="17"/>
+          <w:szCs w:val="17"/>
+        </w:rPr>
+        <w:t>E</w:t>
+      </w:r>
+      <w:r>
+        <w:rPr>
+          <w:rFonts w:eastAsiaTheme="minorEastAsia"/>
+        </w:rPr>
+        <w:t xml:space="preserve"> – </w:t>
+      </w:r>
+      <w:r>
+        <w:rPr>
+          <w:rFonts w:eastAsiaTheme="minorEastAsia"/>
+        </w:rPr>
+        <w:t xml:space="preserve">nn.Embedding(vocab, d), </w:t>
+      </w:r>
+      <w:r>
+        <w:rPr>
+          <w:rFonts w:eastAsiaTheme="minorEastAsia"/>
+        </w:rPr>
+        <w:t xml:space="preserve">the largest single block </w:t>
       </w:r>
     </w:p>
     <w:p>
@@ -5265,7 +5305,7 @@
 </file>
 
 <file path=customXml/itemProps1.xml><?xml version="1.0" encoding="utf-8"?>
-<ds:datastoreItem xmlns:ds="http://schemas.openxmlformats.org/officeDocument/2006/customXml" ds:itemID="{F982F2C5-5E25-AE4C-B26D-4CF375294B64}">
+<ds:datastoreItem xmlns:ds="http://schemas.openxmlformats.org/officeDocument/2006/customXml" ds:itemID="{992989DF-B034-EE4B-B503-B29720F7FB7F}">
   <ds:schemaRefs>
     <ds:schemaRef ds:uri="http://schemas.openxmlformats.org/officeDocument/2006/bibliography"/>
   </ds:schemaRefs>

--- a/docs/structured_scalar_potential/Structured_Scalar_Potential_Design_and_Theory.docx
+++ b/docs/structured_scalar_potential/Structured_Scalar_Potential_Design_and_Theory.docx
@@ -989,7 +989,7 @@
                     <pic:cNvPicPr/>
                   </pic:nvPicPr>
                   <pic:blipFill>
-                    <a:blip r:embed="rId7" cstate="print">
+                    <a:blip r:embed="rId8" cstate="print">
                       <a:extLst>
                         <a:ext uri="{28A0092B-C50C-407E-A947-70E740481C1C}">
                           <a14:useLocalDpi xmlns:a14="http://schemas.microsoft.com/office/drawing/2010/main" val="0"/>
@@ -1042,7 +1042,7 @@
                     <pic:cNvPicPr/>
                   </pic:nvPicPr>
                   <pic:blipFill>
-                    <a:blip r:embed="rId8" cstate="print">
+                    <a:blip r:embed="rId9" cstate="print">
                       <a:extLst>
                         <a:ext uri="{28A0092B-C50C-407E-A947-70E740481C1C}">
                           <a14:useLocalDpi xmlns:a14="http://schemas.microsoft.com/office/drawing/2010/main" val="0"/>
@@ -1094,7 +1094,7 @@
                     <pic:cNvPicPr/>
                   </pic:nvPicPr>
                   <pic:blipFill>
-                    <a:blip r:embed="rId9" cstate="print">
+                    <a:blip r:embed="rId10" cstate="print">
                       <a:extLst>
                         <a:ext uri="{28A0092B-C50C-407E-A947-70E740481C1C}">
                           <a14:useLocalDpi xmlns:a14="http://schemas.microsoft.com/office/drawing/2010/main" val="0"/>
@@ -1136,7 +1136,7 @@
       <w:r>
         <w:t xml:space="preserve"> </w:t>
       </w:r>
-      <w:hyperlink r:id="rId10" w:history="1">
+      <w:hyperlink r:id="rId11" w:history="1">
         <w:r>
           <w:rPr>
             <w:rStyle w:val="Hyperlink"/>
@@ -1181,7 +1181,7 @@
         </w:rPr>
         <w:t xml:space="preserve">, companion note to </w:t>
       </w:r>
-      <w:hyperlink r:id="rId11" w:history="1">
+      <w:hyperlink r:id="rId12" w:history="1">
         <w:r>
           <w:rPr>
             <w:rStyle w:val="Hyperlink"/>
@@ -1219,7 +1219,7 @@
       <w:r>
         <w:t xml:space="preserve"> </w:t>
       </w:r>
-      <w:hyperlink r:id="rId12" w:history="1">
+      <w:hyperlink r:id="rId13" w:history="1">
         <w:r>
           <w:rPr>
             <w:rStyle w:val="Hyperlink"/>
@@ -1271,7 +1271,7 @@
         </w:rPr>
         <w:t xml:space="preserve">, companion note to </w:t>
       </w:r>
-      <w:hyperlink r:id="rId13" w:history="1">
+      <w:hyperlink r:id="rId14" w:history="1">
         <w:r>
           <w:rPr>
             <w:rStyle w:val="Hyperlink"/>
@@ -1309,7 +1309,7 @@
         </w:rPr>
         <w:t xml:space="preserve">[3] </w:t>
       </w:r>
-      <w:hyperlink r:id="rId14" w:history="1">
+      <w:hyperlink r:id="rId15" w:history="1">
         <w:r>
           <w:rPr>
             <w:rStyle w:val="Hyperlink"/>
@@ -1355,7 +1355,7 @@
         </w:rPr>
         <w:t xml:space="preserve">, companion note to </w:t>
       </w:r>
-      <w:hyperlink r:id="rId15" w:history="1">
+      <w:hyperlink r:id="rId16" w:history="1">
         <w:r>
           <w:rPr>
             <w:rStyle w:val="Hyperlink"/>
@@ -1393,7 +1393,7 @@
         </w:rPr>
         <w:t xml:space="preserve">[4] </w:t>
       </w:r>
-      <w:hyperlink r:id="rId16" w:history="1">
+      <w:hyperlink r:id="rId17" w:history="1">
         <w:r>
           <w:rPr>
             <w:rStyle w:val="Hyperlink"/>
@@ -1414,7 +1414,7 @@
         </w:rPr>
         <w:t xml:space="preserve">companion note to </w:t>
       </w:r>
-      <w:hyperlink r:id="rId17" w:history="1">
+      <w:hyperlink r:id="rId18" w:history="1">
         <w:r>
           <w:rPr>
             <w:rStyle w:val="Hyperlink"/>
@@ -1465,7 +1465,7 @@
         <w:t xml:space="preserve">] </w:t>
       </w:r>
       <m:oMath>
-        <w:hyperlink r:id="rId18" w:history="1">
+        <w:hyperlink r:id="rId19" w:history="1">
           <m:r>
             <w:rPr>
               <w:rStyle w:val="Hyperlink"/>
@@ -1517,7 +1517,7 @@
         </w:rPr>
         <w:t xml:space="preserve"> </w:t>
       </w:r>
-      <w:hyperlink r:id="rId19" w:history="1">
+      <w:hyperlink r:id="rId20" w:history="1">
         <w:r>
           <w:rPr>
             <w:rStyle w:val="Hyperlink"/>
@@ -2788,7 +2788,7 @@
                     <pic:cNvPicPr/>
                   </pic:nvPicPr>
                   <pic:blipFill>
-                    <a:blip r:embed="rId20" cstate="print">
+                    <a:blip r:embed="rId21" cstate="print">
                       <a:extLst>
                         <a:ext uri="{28A0092B-C50C-407E-A947-70E740481C1C}">
                           <a14:useLocalDpi xmlns:a14="http://schemas.microsoft.com/office/drawing/2010/main" val="0"/>
@@ -2837,7 +2837,7 @@
                     <pic:cNvPicPr/>
                   </pic:nvPicPr>
                   <pic:blipFill>
-                    <a:blip r:embed="rId21" cstate="print">
+                    <a:blip r:embed="rId22" cstate="print">
                       <a:extLst>
                         <a:ext uri="{28A0092B-C50C-407E-A947-70E740481C1C}">
                           <a14:useLocalDpi xmlns:a14="http://schemas.microsoft.com/office/drawing/2010/main" val="0"/>
@@ -3029,7 +3029,7 @@
           <w:rFonts w:eastAsiaTheme="minorEastAsia"/>
         </w:rPr>
       </w:pPr>
-      <w:hyperlink r:id="rId22" w:anchor="L93-L95" w:history="1">
+      <w:hyperlink r:id="rId23" w:anchor="L93-L95" w:history="1">
         <w:r>
           <w:rPr>
             <w:rStyle w:val="Hyperlink"/>
@@ -3564,9 +3564,17 @@
       </w:r>
       <w:r>
         <w:rPr>
-          <w:rFonts w:eastAsiaTheme="minorEastAsia"/>
-        </w:rPr>
-        <w:t xml:space="preserve">nn.Embedding(vocab, d), </w:t>
+          <w:rFonts w:ascii="Consolas" w:eastAsiaTheme="minorEastAsia" w:hAnsi="Consolas" w:cs="Consolas"/>
+          <w:sz w:val="17"/>
+          <w:szCs w:val="17"/>
+        </w:rPr>
+        <w:t>nn.Embedding(vocab, d)</w:t>
+      </w:r>
+      <w:r>
+        <w:rPr>
+          <w:rFonts w:eastAsiaTheme="minorEastAsia"/>
+        </w:rPr>
+        <w:t xml:space="preserve">, </w:t>
       </w:r>
       <w:r>
         <w:rPr>
@@ -3574,45 +3582,767 @@
         </w:rPr>
         <w:t xml:space="preserve">the largest single block </w:t>
       </w:r>
-    </w:p>
-    <w:p>
-      <w:pPr>
-        <w:rPr>
-          <w:rFonts w:eastAsiaTheme="minorEastAsia"/>
-        </w:rPr>
-      </w:pPr>
-    </w:p>
-    <w:p>
-      <w:pPr>
-        <w:rPr>
-          <w:rFonts w:eastAsiaTheme="minorEastAsia"/>
-        </w:rPr>
-      </w:pPr>
-    </w:p>
-    <w:p>
-      <w:pPr>
-        <w:rPr>
-          <w:rFonts w:eastAsiaTheme="minorEastAsia"/>
-        </w:rPr>
-      </w:pPr>
-      <w:r>
-        <w:rPr>
-          <w:rFonts w:eastAsiaTheme="minorEastAsia"/>
-        </w:rPr>
-        <w:t>model_parf.py, line 1007:</w:t>
-      </w:r>
-    </w:p>
-    <w:p>
-      <w:pPr>
-        <w:rPr>
-          <w:rFonts w:eastAsiaTheme="minorEastAsia"/>
-        </w:rPr>
-      </w:pPr>
-      <w:r>
-        <w:rPr>
-          <w:rFonts w:eastAsiaTheme="minorEastAsia"/>
-        </w:rPr>
-        <w:t xml:space="preserve">        logits = h_L @ self.E.weight.T</w:t>
+      <w:r>
+        <w:rPr>
+          <w:rFonts w:eastAsiaTheme="minorEastAsia"/>
+        </w:rPr>
+        <w:t xml:space="preserve">( </w:t>
+      </w:r>
+      <m:oMath>
+        <m:r>
+          <w:rPr>
+            <w:rFonts w:ascii="Cambria Math" w:eastAsiaTheme="minorEastAsia" w:hAnsi="Cambria Math"/>
+          </w:rPr>
+          <m:t>~19M</m:t>
+        </m:r>
+      </m:oMath>
+      <w:r>
+        <w:rPr>
+          <w:rFonts w:eastAsiaTheme="minorEastAsia"/>
+        </w:rPr>
+        <w:t xml:space="preserve"> at vocab </w:t>
+      </w:r>
+      <m:oMath>
+        <m:r>
+          <w:rPr>
+            <w:rFonts w:ascii="Cambria Math" w:eastAsiaTheme="minorEastAsia" w:hAnsi="Cambria Math"/>
+          </w:rPr>
+          <m:t>V=</m:t>
+        </m:r>
+        <m:r>
+          <w:rPr>
+            <w:rFonts w:ascii="Cambria Math" w:eastAsiaTheme="minorEastAsia" w:hAnsi="Cambria Math"/>
+          </w:rPr>
+          <m:t>50257, d=384</m:t>
+        </m:r>
+      </m:oMath>
+      <w:r>
+        <w:rPr>
+          <w:rFonts w:eastAsiaTheme="minorEastAsia"/>
+        </w:rPr>
+        <w:t>)</w:t>
+      </w:r>
+    </w:p>
+    <w:p>
+      <w:pPr>
+        <w:rPr>
+          <w:rFonts w:eastAsiaTheme="minorEastAsia"/>
+        </w:rPr>
+      </w:pPr>
+    </w:p>
+    <w:p>
+      <w:pPr>
+        <w:rPr>
+          <w:rFonts w:eastAsiaTheme="minorEastAsia"/>
+        </w:rPr>
+      </w:pPr>
+      <w:hyperlink r:id="rId24" w:anchor="L1064-L1078" w:history="1">
+        <w:r>
+          <w:rPr>
+            <w:rStyle w:val="Hyperlink"/>
+            <w:rFonts w:eastAsiaTheme="minorEastAsia"/>
+          </w:rPr>
+          <w:t>model_parf.py, lines 1064-1078</w:t>
+        </w:r>
+      </w:hyperlink>
+    </w:p>
+    <w:p>
+      <w:pPr>
+        <w:rPr>
+          <w:rFonts w:eastAsiaTheme="minorEastAsia"/>
+        </w:rPr>
+      </w:pPr>
+    </w:p>
+    <w:p>
+      <w:pPr>
+        <w:rPr>
+          <w:rFonts w:ascii="Consolas" w:eastAsiaTheme="minorEastAsia" w:hAnsi="Consolas" w:cs="Consolas"/>
+          <w:sz w:val="17"/>
+          <w:szCs w:val="17"/>
+        </w:rPr>
+      </w:pPr>
+      <w:r>
+        <w:rPr>
+          <w:rFonts w:ascii="Consolas" w:eastAsiaTheme="minorEastAsia" w:hAnsi="Consolas" w:cs="Consolas"/>
+          <w:color w:val="C00000"/>
+          <w:sz w:val="17"/>
+          <w:szCs w:val="17"/>
+        </w:rPr>
+        <w:t>def</w:t>
+      </w:r>
+      <w:r>
+        <w:rPr>
+          <w:rFonts w:ascii="Consolas" w:eastAsiaTheme="minorEastAsia" w:hAnsi="Consolas" w:cs="Consolas"/>
+          <w:sz w:val="17"/>
+          <w:szCs w:val="17"/>
+        </w:rPr>
+        <w:t xml:space="preserve"> </w:t>
+      </w:r>
+      <w:r>
+        <w:rPr>
+          <w:rFonts w:ascii="Consolas" w:eastAsiaTheme="minorEastAsia" w:hAnsi="Consolas" w:cs="Consolas"/>
+          <w:color w:val="80340D" w:themeColor="accent2" w:themeShade="80"/>
+          <w:sz w:val="17"/>
+          <w:szCs w:val="17"/>
+        </w:rPr>
+        <w:t>compute_logits</w:t>
+      </w:r>
+      <w:r>
+        <w:rPr>
+          <w:rFonts w:ascii="Consolas" w:eastAsiaTheme="minorEastAsia" w:hAnsi="Consolas" w:cs="Consolas"/>
+          <w:sz w:val="17"/>
+          <w:szCs w:val="17"/>
+        </w:rPr>
+        <w:t>(</w:t>
+      </w:r>
+      <w:r>
+        <w:rPr>
+          <w:rFonts w:ascii="Consolas" w:eastAsiaTheme="minorEastAsia" w:hAnsi="Consolas" w:cs="Consolas"/>
+          <w:color w:val="7030A0"/>
+          <w:sz w:val="17"/>
+          <w:szCs w:val="17"/>
+        </w:rPr>
+        <w:t>self</w:t>
+      </w:r>
+      <w:r>
+        <w:rPr>
+          <w:rFonts w:ascii="Consolas" w:eastAsiaTheme="minorEastAsia" w:hAnsi="Consolas" w:cs="Consolas"/>
+          <w:sz w:val="17"/>
+          <w:szCs w:val="17"/>
+        </w:rPr>
+        <w:t>, h_L: torch.</w:t>
+      </w:r>
+      <w:r>
+        <w:rPr>
+          <w:rFonts w:ascii="Consolas" w:eastAsiaTheme="minorEastAsia" w:hAnsi="Consolas" w:cs="Consolas"/>
+          <w:color w:val="0B769F" w:themeColor="accent4" w:themeShade="BF"/>
+          <w:sz w:val="17"/>
+          <w:szCs w:val="17"/>
+        </w:rPr>
+        <w:t>Tensor</w:t>
+      </w:r>
+      <w:r>
+        <w:rPr>
+          <w:rFonts w:ascii="Consolas" w:eastAsiaTheme="minorEastAsia" w:hAnsi="Consolas" w:cs="Consolas"/>
+          <w:sz w:val="17"/>
+          <w:szCs w:val="17"/>
+        </w:rPr>
+        <w:t>) -&gt; torch.</w:t>
+      </w:r>
+      <w:r>
+        <w:rPr>
+          <w:rFonts w:ascii="Consolas" w:eastAsiaTheme="minorEastAsia" w:hAnsi="Consolas" w:cs="Consolas"/>
+          <w:color w:val="0B769F" w:themeColor="accent4" w:themeShade="BF"/>
+          <w:sz w:val="17"/>
+          <w:szCs w:val="17"/>
+        </w:rPr>
+        <w:t>Tensor</w:t>
+      </w:r>
+      <w:r>
+        <w:rPr>
+          <w:rFonts w:ascii="Consolas" w:eastAsiaTheme="minorEastAsia" w:hAnsi="Consolas" w:cs="Consolas"/>
+          <w:sz w:val="17"/>
+          <w:szCs w:val="17"/>
+        </w:rPr>
+        <w:t>:</w:t>
+      </w:r>
+    </w:p>
+    <w:p>
+      <w:pPr>
+        <w:rPr>
+          <w:rFonts w:ascii="Consolas" w:eastAsiaTheme="minorEastAsia" w:hAnsi="Consolas" w:cs="Consolas"/>
+          <w:sz w:val="17"/>
+          <w:szCs w:val="17"/>
+        </w:rPr>
+      </w:pPr>
+      <w:r>
+        <w:rPr>
+          <w:rFonts w:ascii="Consolas" w:eastAsiaTheme="minorEastAsia" w:hAnsi="Consolas" w:cs="Consolas"/>
+          <w:sz w:val="17"/>
+          <w:szCs w:val="17"/>
+        </w:rPr>
+        <w:t xml:space="preserve">    """Project final hidden state to vocab logits via the read-out head.</w:t>
+      </w:r>
+    </w:p>
+    <w:p>
+      <w:pPr>
+        <w:rPr>
+          <w:rFonts w:ascii="Consolas" w:eastAsiaTheme="minorEastAsia" w:hAnsi="Consolas" w:cs="Consolas"/>
+          <w:sz w:val="17"/>
+          <w:szCs w:val="17"/>
+        </w:rPr>
+      </w:pPr>
+    </w:p>
+    <w:p>
+      <w:pPr>
+        <w:rPr>
+          <w:rFonts w:ascii="Consolas" w:eastAsiaTheme="minorEastAsia" w:hAnsi="Consolas" w:cs="Consolas"/>
+          <w:sz w:val="17"/>
+          <w:szCs w:val="17"/>
+        </w:rPr>
+      </w:pPr>
+      <w:r>
+        <w:rPr>
+          <w:rFonts w:ascii="Consolas" w:eastAsiaTheme="minorEastAsia" w:hAnsi="Consolas" w:cs="Consolas"/>
+          <w:sz w:val="17"/>
+          <w:szCs w:val="17"/>
+        </w:rPr>
+        <w:t xml:space="preserve">    Uses the dedicated W_out when untied, else the tied E^T, and adds the</w:t>
+      </w:r>
+    </w:p>
+    <w:p>
+      <w:pPr>
+        <w:rPr>
+          <w:rFonts w:ascii="Consolas" w:eastAsiaTheme="minorEastAsia" w:hAnsi="Consolas" w:cs="Consolas"/>
+          <w:sz w:val="17"/>
+          <w:szCs w:val="17"/>
+        </w:rPr>
+      </w:pPr>
+      <w:r>
+        <w:rPr>
+          <w:rFonts w:ascii="Consolas" w:eastAsiaTheme="minorEastAsia" w:hAnsi="Consolas" w:cs="Consolas"/>
+          <w:sz w:val="17"/>
+          <w:szCs w:val="17"/>
+        </w:rPr>
+        <w:t xml:space="preserve">    optional learned output bias.  Diagnostics that reconstruct logits by</w:t>
+      </w:r>
+    </w:p>
+    <w:p>
+      <w:pPr>
+        <w:rPr>
+          <w:rFonts w:ascii="Consolas" w:eastAsiaTheme="minorEastAsia" w:hAnsi="Consolas" w:cs="Consolas"/>
+          <w:sz w:val="17"/>
+          <w:szCs w:val="17"/>
+        </w:rPr>
+      </w:pPr>
+      <w:r>
+        <w:rPr>
+          <w:rFonts w:ascii="Consolas" w:eastAsiaTheme="minorEastAsia" w:hAnsi="Consolas" w:cs="Consolas"/>
+          <w:sz w:val="17"/>
+          <w:szCs w:val="17"/>
+        </w:rPr>
+        <w:t xml:space="preserve">    hand should call this (rather than `h_L @ E.weight.T`) so the bias /</w:t>
+      </w:r>
+    </w:p>
+    <w:p>
+      <w:pPr>
+        <w:rPr>
+          <w:rFonts w:ascii="Consolas" w:eastAsiaTheme="minorEastAsia" w:hAnsi="Consolas" w:cs="Consolas"/>
+          <w:sz w:val="17"/>
+          <w:szCs w:val="17"/>
+        </w:rPr>
+      </w:pPr>
+      <w:r>
+        <w:rPr>
+          <w:rFonts w:ascii="Consolas" w:eastAsiaTheme="minorEastAsia" w:hAnsi="Consolas" w:cs="Consolas"/>
+          <w:sz w:val="17"/>
+          <w:szCs w:val="17"/>
+        </w:rPr>
+        <w:t xml:space="preserve">    untied head are respected.</w:t>
+      </w:r>
+    </w:p>
+    <w:p>
+      <w:pPr>
+        <w:rPr>
+          <w:rFonts w:ascii="Consolas" w:eastAsiaTheme="minorEastAsia" w:hAnsi="Consolas" w:cs="Consolas"/>
+          <w:sz w:val="17"/>
+          <w:szCs w:val="17"/>
+        </w:rPr>
+      </w:pPr>
+      <w:r>
+        <w:rPr>
+          <w:rFonts w:ascii="Consolas" w:eastAsiaTheme="minorEastAsia" w:hAnsi="Consolas" w:cs="Consolas"/>
+          <w:sz w:val="17"/>
+          <w:szCs w:val="17"/>
+        </w:rPr>
+        <w:t xml:space="preserve">    """</w:t>
+      </w:r>
+    </w:p>
+    <w:p>
+      <w:pPr>
+        <w:rPr>
+          <w:rFonts w:ascii="Consolas" w:eastAsiaTheme="minorEastAsia" w:hAnsi="Consolas" w:cs="Consolas"/>
+          <w:sz w:val="17"/>
+          <w:szCs w:val="17"/>
+        </w:rPr>
+      </w:pPr>
+      <w:r>
+        <w:rPr>
+          <w:rFonts w:ascii="Consolas" w:eastAsiaTheme="minorEastAsia" w:hAnsi="Consolas" w:cs="Consolas"/>
+          <w:sz w:val="17"/>
+          <w:szCs w:val="17"/>
+        </w:rPr>
+        <w:t xml:space="preserve">    if self.lm_head is not None:</w:t>
+      </w:r>
+    </w:p>
+    <w:p>
+      <w:pPr>
+        <w:rPr>
+          <w:rFonts w:ascii="Consolas" w:eastAsiaTheme="minorEastAsia" w:hAnsi="Consolas" w:cs="Consolas"/>
+          <w:sz w:val="17"/>
+          <w:szCs w:val="17"/>
+        </w:rPr>
+      </w:pPr>
+      <w:r>
+        <w:rPr>
+          <w:rFonts w:ascii="Consolas" w:eastAsiaTheme="minorEastAsia" w:hAnsi="Consolas" w:cs="Consolas"/>
+          <w:sz w:val="17"/>
+          <w:szCs w:val="17"/>
+        </w:rPr>
+        <w:t xml:space="preserve">       logits = self.lm_head(h_L)</w:t>
+      </w:r>
+    </w:p>
+    <w:p>
+      <w:pPr>
+        <w:rPr>
+          <w:rFonts w:ascii="Consolas" w:eastAsiaTheme="minorEastAsia" w:hAnsi="Consolas" w:cs="Consolas"/>
+          <w:sz w:val="17"/>
+          <w:szCs w:val="17"/>
+        </w:rPr>
+      </w:pPr>
+      <w:r>
+        <w:rPr>
+          <w:rFonts w:ascii="Consolas" w:eastAsiaTheme="minorEastAsia" w:hAnsi="Consolas" w:cs="Consolas"/>
+          <w:sz w:val="17"/>
+          <w:szCs w:val="17"/>
+        </w:rPr>
+        <w:t xml:space="preserve">    else:</w:t>
+      </w:r>
+    </w:p>
+    <w:p>
+      <w:pPr>
+        <w:rPr>
+          <w:rFonts w:ascii="Consolas" w:eastAsiaTheme="minorEastAsia" w:hAnsi="Consolas" w:cs="Consolas"/>
+          <w:sz w:val="17"/>
+          <w:szCs w:val="17"/>
+        </w:rPr>
+      </w:pPr>
+      <w:r>
+        <w:rPr>
+          <w:rFonts w:ascii="Consolas" w:eastAsiaTheme="minorEastAsia" w:hAnsi="Consolas" w:cs="Consolas"/>
+          <w:sz w:val="17"/>
+          <w:szCs w:val="17"/>
+        </w:rPr>
+        <w:t xml:space="preserve">      </w:t>
+      </w:r>
+      <w:r>
+        <w:rPr>
+          <w:rFonts w:ascii="Consolas" w:eastAsiaTheme="minorEastAsia" w:hAnsi="Consolas" w:cs="Consolas"/>
+          <w:sz w:val="17"/>
+          <w:szCs w:val="17"/>
+        </w:rPr>
+        <w:t xml:space="preserve"> </w:t>
+      </w:r>
+      <w:r>
+        <w:rPr>
+          <w:rFonts w:ascii="Consolas" w:eastAsiaTheme="minorEastAsia" w:hAnsi="Consolas" w:cs="Consolas"/>
+          <w:sz w:val="17"/>
+          <w:szCs w:val="17"/>
+        </w:rPr>
+        <w:t>logits = h_L @ self.E.weight.T</w:t>
+      </w:r>
+    </w:p>
+    <w:p>
+      <w:pPr>
+        <w:rPr>
+          <w:rFonts w:ascii="Consolas" w:eastAsiaTheme="minorEastAsia" w:hAnsi="Consolas" w:cs="Consolas"/>
+          <w:sz w:val="17"/>
+          <w:szCs w:val="17"/>
+        </w:rPr>
+      </w:pPr>
+      <w:r>
+        <w:rPr>
+          <w:rFonts w:ascii="Consolas" w:eastAsiaTheme="minorEastAsia" w:hAnsi="Consolas" w:cs="Consolas"/>
+          <w:sz w:val="17"/>
+          <w:szCs w:val="17"/>
+        </w:rPr>
+        <w:t xml:space="preserve">    if self.out_bias is not None:</w:t>
+      </w:r>
+    </w:p>
+    <w:p>
+      <w:pPr>
+        <w:rPr>
+          <w:rFonts w:ascii="Consolas" w:eastAsiaTheme="minorEastAsia" w:hAnsi="Consolas" w:cs="Consolas"/>
+          <w:sz w:val="17"/>
+          <w:szCs w:val="17"/>
+        </w:rPr>
+      </w:pPr>
+      <w:r>
+        <w:rPr>
+          <w:rFonts w:ascii="Consolas" w:eastAsiaTheme="minorEastAsia" w:hAnsi="Consolas" w:cs="Consolas"/>
+          <w:sz w:val="17"/>
+          <w:szCs w:val="17"/>
+        </w:rPr>
+        <w:t xml:space="preserve">       logits = logits + self.out_bias</w:t>
+      </w:r>
+    </w:p>
+    <w:p>
+      <w:pPr>
+        <w:rPr>
+          <w:rFonts w:ascii="Consolas" w:eastAsiaTheme="minorEastAsia" w:hAnsi="Consolas" w:cs="Consolas"/>
+          <w:sz w:val="17"/>
+          <w:szCs w:val="17"/>
+        </w:rPr>
+      </w:pPr>
+      <w:r>
+        <w:rPr>
+          <w:rFonts w:ascii="Consolas" w:eastAsiaTheme="minorEastAsia" w:hAnsi="Consolas" w:cs="Consolas"/>
+          <w:sz w:val="17"/>
+          <w:szCs w:val="17"/>
+        </w:rPr>
+        <w:t xml:space="preserve">    return logits</w:t>
+      </w:r>
+    </w:p>
+    <w:p>
+      <w:pPr>
+        <w:rPr>
+          <w:rFonts w:eastAsiaTheme="minorEastAsia"/>
+        </w:rPr>
+      </w:pPr>
+    </w:p>
+    <w:p>
+      <w:pPr>
+        <w:rPr>
+          <w:rFonts w:eastAsiaTheme="minorEastAsia"/>
+        </w:rPr>
+      </w:pPr>
+      <w:r>
+        <w:rPr>
+          <w:rFonts w:eastAsiaTheme="minorEastAsia"/>
+        </w:rPr>
+        <w:t xml:space="preserve">The token embedding </w:t>
+      </w:r>
+      <w:r>
+        <w:rPr>
+          <w:rFonts w:ascii="Consolas" w:eastAsiaTheme="minorEastAsia" w:hAnsi="Consolas" w:cs="Consolas"/>
+        </w:rPr>
+        <w:t>E</w:t>
+      </w:r>
+      <w:r>
+        <w:rPr>
+          <w:rFonts w:eastAsiaTheme="minorEastAsia"/>
+        </w:rPr>
+        <w:t xml:space="preserve"> learns both the input placement </w:t>
+      </w:r>
+      <w:r>
+        <w:rPr>
+          <w:rFonts w:ascii="Consolas" w:eastAsiaTheme="minorEastAsia" w:hAnsi="Consolas" w:cs="Consolas"/>
+          <w:sz w:val="17"/>
+          <w:szCs w:val="17"/>
+        </w:rPr>
+        <w:t>h_0</w:t>
+      </w:r>
+      <w:r>
+        <w:rPr>
+          <w:rFonts w:eastAsiaTheme="minorEastAsia"/>
+        </w:rPr>
+        <w:t xml:space="preserve"> and the decoding of </w:t>
+      </w:r>
+      <w:r>
+        <w:rPr>
+          <w:rFonts w:ascii="Consolas" w:eastAsiaTheme="minorEastAsia" w:hAnsi="Consolas" w:cs="Consolas"/>
+          <w:sz w:val="17"/>
+          <w:szCs w:val="17"/>
+        </w:rPr>
+        <w:t>h_L</w:t>
+      </w:r>
+      <w:r>
+        <w:rPr>
+          <w:rFonts w:eastAsiaTheme="minorEastAsia"/>
+        </w:rPr>
+        <w:t xml:space="preserve">. </w:t>
+      </w:r>
+    </w:p>
+    <w:p>
+      <w:pPr>
+        <w:rPr>
+          <w:rFonts w:eastAsiaTheme="minorEastAsia"/>
+        </w:rPr>
+      </w:pPr>
+      <w:r>
+        <w:rPr>
+          <w:rFonts w:eastAsiaTheme="minorEastAsia"/>
+        </w:rPr>
+        <w:t xml:space="preserve">How exactly the token embedding learns </w:t>
+      </w:r>
+      <w:r>
+        <w:rPr>
+          <w:rFonts w:eastAsiaTheme="minorEastAsia"/>
+        </w:rPr>
+        <w:t>those?</w:t>
+      </w:r>
+    </w:p>
+    <w:p>
+      <w:pPr>
+        <w:rPr>
+          <w:rFonts w:eastAsiaTheme="minorEastAsia"/>
+        </w:rPr>
+      </w:pPr>
+    </w:p>
+    <w:p>
+      <w:pPr>
+        <w:rPr>
+          <w:rFonts w:eastAsiaTheme="minorEastAsia"/>
+        </w:rPr>
+      </w:pPr>
+      <w:r>
+        <w:rPr>
+          <w:rFonts w:eastAsiaTheme="minorEastAsia"/>
+        </w:rPr>
+        <w:t xml:space="preserve">When the LM head is </w:t>
+      </w:r>
+      <w:r>
+        <w:rPr>
+          <w:rFonts w:eastAsiaTheme="minorEastAsia"/>
+          <w:i/>
+          <w:iCs/>
+        </w:rPr>
+        <w:t>tied</w:t>
+      </w:r>
+      <w:r>
+        <w:rPr>
+          <w:rFonts w:eastAsiaTheme="minorEastAsia"/>
+        </w:rPr>
+        <w:t xml:space="preserve">, a single matrix </w:t>
+      </w:r>
+      <m:oMath>
+        <m:r>
+          <w:rPr>
+            <w:rFonts w:ascii="Cambria Math" w:eastAsiaTheme="minorEastAsia" w:hAnsi="Cambria Math"/>
+          </w:rPr>
+          <m:t>E</m:t>
+        </m:r>
+        <m:r>
+          <w:rPr>
+            <w:rFonts w:ascii="Cambria Math" w:eastAsiaTheme="minorEastAsia" w:hAnsi="Cambria Math"/>
+          </w:rPr>
+          <m:t>∈</m:t>
+        </m:r>
+        <m:sSup>
+          <m:sSupPr>
+            <m:ctrlPr>
+              <w:rPr>
+                <w:rFonts w:ascii="Cambria Math" w:eastAsiaTheme="minorEastAsia" w:hAnsi="Cambria Math"/>
+                <w:i/>
+              </w:rPr>
+            </m:ctrlPr>
+          </m:sSupPr>
+          <m:e>
+            <m:r>
+              <m:rPr>
+                <m:scr m:val="double-struck"/>
+              </m:rPr>
+              <w:rPr>
+                <w:rFonts w:ascii="Cambria Math" w:eastAsiaTheme="minorEastAsia" w:hAnsi="Cambria Math"/>
+              </w:rPr>
+              <m:t>R</m:t>
+            </m:r>
+          </m:e>
+          <m:sup>
+            <m:r>
+              <w:rPr>
+                <w:rFonts w:ascii="Cambria Math" w:eastAsiaTheme="minorEastAsia" w:hAnsi="Cambria Math"/>
+              </w:rPr>
+              <m:t>V×d</m:t>
+            </m:r>
+          </m:sup>
+        </m:sSup>
+      </m:oMath>
+      <w:r>
+        <w:rPr>
+          <w:rFonts w:eastAsiaTheme="minorEastAsia"/>
+        </w:rPr>
+        <w:t xml:space="preserve"> participates in the computation graph at two distinct points and receives gradients from both. </w:t>
+      </w:r>
+    </w:p>
+    <w:p>
+      <w:pPr>
+        <w:rPr>
+          <w:rFonts w:eastAsiaTheme="minorEastAsia"/>
+        </w:rPr>
+      </w:pPr>
+    </w:p>
+    <w:p>
+      <w:pPr>
+        <w:rPr>
+          <w:rFonts w:eastAsiaTheme="minorEastAsia"/>
+        </w:rPr>
+      </w:pPr>
+      <w:r>
+        <w:rPr>
+          <w:rFonts w:eastAsiaTheme="minorEastAsia"/>
+        </w:rPr>
+        <w:t>Forward pass – two uses of the same parameter:</w:t>
+      </w:r>
+    </w:p>
+    <w:p>
+      <w:pPr>
+        <w:rPr>
+          <w:rFonts w:eastAsiaTheme="minorEastAsia"/>
+        </w:rPr>
+      </w:pPr>
+    </w:p>
+    <w:p>
+      <w:pPr>
+        <w:rPr>
+          <w:rFonts w:eastAsiaTheme="minorEastAsia"/>
+        </w:rPr>
+      </w:pPr>
+      <w:r>
+        <w:rPr>
+          <w:rFonts w:eastAsiaTheme="minorEastAsia"/>
+        </w:rPr>
+        <w:t xml:space="preserve"> - </w:t>
+      </w:r>
+      <w:r>
+        <w:rPr>
+          <w:rFonts w:eastAsiaTheme="minorEastAsia"/>
+        </w:rPr>
+        <w:t xml:space="preserve">Input path: </w:t>
+      </w:r>
+      <w:r>
+        <w:rPr>
+          <w:rFonts w:ascii="Consolas" w:eastAsiaTheme="minorEastAsia" w:hAnsi="Consolas" w:cs="Consolas"/>
+          <w:sz w:val="17"/>
+          <w:szCs w:val="17"/>
+        </w:rPr>
+        <w:t>h_0[t] = E[x_t] + P[t]</w:t>
+      </w:r>
+      <w:r>
+        <w:rPr>
+          <w:rFonts w:eastAsiaTheme="minorEastAsia"/>
+        </w:rPr>
+        <w:t xml:space="preserve">       (row lookup, no matmul)</w:t>
+      </w:r>
+    </w:p>
+    <w:p>
+      <w:pPr>
+        <w:rPr>
+          <w:rFonts w:eastAsiaTheme="minorEastAsia"/>
+        </w:rPr>
+      </w:pPr>
+      <w:r>
+        <w:rPr>
+          <w:rFonts w:eastAsiaTheme="minorEastAsia"/>
+        </w:rPr>
+        <w:t xml:space="preserve">   Output path: logits = h_L @ E.T                     (full matmul against all V rows)</w:t>
+      </w:r>
+    </w:p>
+    <w:p>
+      <w:pPr>
+        <w:rPr>
+          <w:rFonts w:eastAsiaTheme="minorEastAsia"/>
+        </w:rPr>
+      </w:pPr>
+      <w:r>
+        <w:rPr>
+          <w:rFonts w:eastAsiaTheme="minorEastAsia"/>
+          <w:noProof/>
+        </w:rPr>
+        <w:lastRenderedPageBreak/>
+        <w:drawing>
+          <wp:inline distT="0" distB="0" distL="0" distR="0" wp14:anchorId="2439F7C9" wp14:editId="6DE36D96">
+            <wp:extent cx="5943600" cy="4799330"/>
+            <wp:effectExtent l="0" t="0" r="0" b="1270"/>
+            <wp:docPr id="318745431" name="Picture 9" descr="A screenshot of a computer&#10;&#10;AI-generated content may be incorrect."/>
+            <wp:cNvGraphicFramePr>
+              <a:graphicFrameLocks xmlns:a="http://schemas.openxmlformats.org/drawingml/2006/main" noChangeAspect="1"/>
+            </wp:cNvGraphicFramePr>
+            <a:graphic xmlns:a="http://schemas.openxmlformats.org/drawingml/2006/main">
+              <a:graphicData uri="http://schemas.openxmlformats.org/drawingml/2006/picture">
+                <pic:pic xmlns:pic="http://schemas.openxmlformats.org/drawingml/2006/picture">
+                  <pic:nvPicPr>
+                    <pic:cNvPr id="318745431" name="Picture 9" descr="A screenshot of a computer&#10;&#10;AI-generated content may be incorrect."/>
+                    <pic:cNvPicPr/>
+                  </pic:nvPicPr>
+                  <pic:blipFill>
+                    <a:blip r:embed="rId25" cstate="print">
+                      <a:extLst>
+                        <a:ext uri="{28A0092B-C50C-407E-A947-70E740481C1C}">
+                          <a14:useLocalDpi xmlns:a14="http://schemas.microsoft.com/office/drawing/2010/main" val="0"/>
+                        </a:ext>
+                      </a:extLst>
+                    </a:blip>
+                    <a:stretch>
+                      <a:fillRect/>
+                    </a:stretch>
+                  </pic:blipFill>
+                  <pic:spPr>
+                    <a:xfrm>
+                      <a:off x="0" y="0"/>
+                      <a:ext cx="5943600" cy="4799330"/>
+                    </a:xfrm>
+                    <a:prstGeom prst="rect">
+                      <a:avLst/>
+                    </a:prstGeom>
+                  </pic:spPr>
+                </pic:pic>
+              </a:graphicData>
+            </a:graphic>
+          </wp:inline>
+        </w:drawing>
+      </w:r>
+    </w:p>
+    <w:p>
+      <w:pPr>
+        <w:rPr>
+          <w:rFonts w:eastAsiaTheme="minorEastAsia"/>
+        </w:rPr>
+      </w:pPr>
+    </w:p>
+    <w:p>
+      <w:pPr>
+        <w:rPr>
+          <w:rFonts w:eastAsiaTheme="minorEastAsia"/>
+        </w:rPr>
+      </w:pPr>
+      <w:r>
+        <w:rPr>
+          <w:rFonts w:eastAsiaTheme="minorEastAsia"/>
+          <w:noProof/>
+        </w:rPr>
+        <w:lastRenderedPageBreak/>
+        <w:drawing>
+          <wp:inline distT="0" distB="0" distL="0" distR="0" wp14:anchorId="543B4C5C" wp14:editId="304BFADB">
+            <wp:extent cx="5943600" cy="4166235"/>
+            <wp:effectExtent l="0" t="0" r="0" b="0"/>
+            <wp:docPr id="2073522372" name="Picture 10" descr="A screenshot of a computer&#10;&#10;AI-generated content may be incorrect."/>
+            <wp:cNvGraphicFramePr>
+              <a:graphicFrameLocks xmlns:a="http://schemas.openxmlformats.org/drawingml/2006/main" noChangeAspect="1"/>
+            </wp:cNvGraphicFramePr>
+            <a:graphic xmlns:a="http://schemas.openxmlformats.org/drawingml/2006/main">
+              <a:graphicData uri="http://schemas.openxmlformats.org/drawingml/2006/picture">
+                <pic:pic xmlns:pic="http://schemas.openxmlformats.org/drawingml/2006/picture">
+                  <pic:nvPicPr>
+                    <pic:cNvPr id="2073522372" name="Picture 10" descr="A screenshot of a computer&#10;&#10;AI-generated content may be incorrect."/>
+                    <pic:cNvPicPr/>
+                  </pic:nvPicPr>
+                  <pic:blipFill>
+                    <a:blip r:embed="rId26" cstate="print">
+                      <a:extLst>
+                        <a:ext uri="{28A0092B-C50C-407E-A947-70E740481C1C}">
+                          <a14:useLocalDpi xmlns:a14="http://schemas.microsoft.com/office/drawing/2010/main" val="0"/>
+                        </a:ext>
+                      </a:extLst>
+                    </a:blip>
+                    <a:stretch>
+                      <a:fillRect/>
+                    </a:stretch>
+                  </pic:blipFill>
+                  <pic:spPr>
+                    <a:xfrm>
+                      <a:off x="0" y="0"/>
+                      <a:ext cx="5943600" cy="4166235"/>
+                    </a:xfrm>
+                    <a:prstGeom prst="rect">
+                      <a:avLst/>
+                    </a:prstGeom>
+                  </pic:spPr>
+                </pic:pic>
+              </a:graphicData>
+            </a:graphic>
+          </wp:inline>
+        </w:drawing>
       </w:r>
     </w:p>
     <w:p>
@@ -3695,7 +4425,7 @@
                     <pic:cNvPicPr/>
                   </pic:nvPicPr>
                   <pic:blipFill>
-                    <a:blip r:embed="rId23" cstate="print">
+                    <a:blip r:embed="rId27" cstate="print">
                       <a:extLst>
                         <a:ext uri="{28A0092B-C50C-407E-A947-70E740481C1C}">
                           <a14:useLocalDpi xmlns:a14="http://schemas.microsoft.com/office/drawing/2010/main" val="0"/>
@@ -3757,7 +4487,7 @@
                     <pic:cNvPicPr/>
                   </pic:nvPicPr>
                   <pic:blipFill>
-                    <a:blip r:embed="rId24" cstate="print">
+                    <a:blip r:embed="rId28" cstate="print">
                       <a:extLst>
                         <a:ext uri="{28A0092B-C50C-407E-A947-70E740481C1C}">
                           <a14:useLocalDpi xmlns:a14="http://schemas.microsoft.com/office/drawing/2010/main" val="0"/>
@@ -3806,7 +4536,7 @@
                     <pic:cNvPicPr/>
                   </pic:nvPicPr>
                   <pic:blipFill>
-                    <a:blip r:embed="rId25" cstate="print">
+                    <a:blip r:embed="rId29" cstate="print">
                       <a:extLst>
                         <a:ext uri="{28A0092B-C50C-407E-A947-70E740481C1C}">
                           <a14:useLocalDpi xmlns:a14="http://schemas.microsoft.com/office/drawing/2010/main" val="0"/>
@@ -3992,6 +4722,127 @@
     </w:p>
   </w:footnote>
 </w:footnotes>
+</file>
+
+<file path=word/numbering.xml><?xml version="1.0" encoding="utf-8"?>
+<w:numbering xmlns:wpc="http://schemas.microsoft.com/office/word/2010/wordprocessingCanvas" xmlns:cx="http://schemas.microsoft.com/office/drawing/2014/chartex" xmlns:cx1="http://schemas.microsoft.com/office/drawing/2015/9/8/chartex" xmlns:cx2="http://schemas.microsoft.com/office/drawing/2015/10/21/chartex" xmlns:cx3="http://schemas.microsoft.com/office/drawing/2016/5/9/chartex" xmlns:cx4="http://schemas.microsoft.com/office/drawing/2016/5/10/chartex" xmlns:cx5="http://schemas.microsoft.com/office/drawing/2016/5/11/chartex" xmlns:cx6="http://schemas.microsoft.com/office/drawing/2016/5/12/chartex" xmlns:cx7="http://schemas.microsoft.com/office/drawing/2016/5/13/chartex" xmlns:cx8="http://schemas.microsoft.com/office/drawing/2016/5/14/chartex" xmlns:mc="http://schemas.openxmlformats.org/markup-compatibility/2006" xmlns:aink="http://schemas.microsoft.com/office/drawing/2016/ink" xmlns:am3d="http://schemas.microsoft.com/office/drawing/2017/model3d" xmlns:o="urn:schemas-microsoft-com:office:office" xmlns:oel="http://schemas.microsoft.com/office/2019/extlst" xmlns:r="http://schemas.openxmlformats.org/officeDocument/2006/relationships" xmlns:m="http://schemas.openxmlformats.org/officeDocument/2006/math" xmlns:v="urn:schemas-microsoft-com:vml" xmlns:wp14="http://schemas.microsoft.com/office/word/2010/wordprocessingDrawing" xmlns:wp="http://schemas.openxmlformats.org/drawingml/2006/wordprocessingDrawing" xmlns:w10="urn:schemas-microsoft-com:office:word" xmlns:w="http://schemas.openxmlformats.org/wordprocessingml/2006/main" xmlns:w14="http://schemas.microsoft.com/office/word/2010/wordml" xmlns:w15="http://schemas.microsoft.com/office/word/2012/wordml" xmlns:w16cex="http://schemas.microsoft.com/office/word/2018/wordml/cex" xmlns:w16cid="http://schemas.microsoft.com/office/word/2016/wordml/cid" xmlns:w16="http://schemas.microsoft.com/office/word/2018/wordml" xmlns:w16du="http://schemas.microsoft.com/office/word/2023/wordml/word16du" xmlns:w16sdtdh="http://schemas.microsoft.com/office/word/2020/wordml/sdtdatahash" xmlns:w16sdtfl="http://schemas.microsoft.com/office/word/2024/wordml/sdtformatlock" xmlns:w16se="http://schemas.microsoft.com/office/word/2015/wordml/symex" xmlns:wpg="http://schemas.microsoft.com/office/word/2010/wordprocessingGroup" xmlns:wpi="http://schemas.microsoft.com/office/word/2010/wordprocessingInk" xmlns:wne="http://schemas.microsoft.com/office/word/2006/wordml" xmlns:wps="http://schemas.microsoft.com/office/word/2010/wordprocessingShape" mc:Ignorable="w14 w15 w16se w16cid w16 w16cex w16sdtdh w16sdtfl w16du wp14">
+  <w:abstractNum w:abstractNumId="0" w15:restartNumberingAfterBreak="0">
+    <w:nsid w:val="43537BBA"/>
+    <w:multiLevelType w:val="hybridMultilevel"/>
+    <w:tmpl w:val="11AE84B8"/>
+    <w:lvl w:ilvl="0" w:tplc="60E6B4E4">
+      <w:start w:val="1"/>
+      <w:numFmt w:val="bullet"/>
+      <w:lvlText w:val="-"/>
+      <w:lvlJc w:val="left"/>
+      <w:pPr>
+        <w:ind w:left="400" w:hanging="360"/>
+      </w:pPr>
+      <w:rPr>
+        <w:rFonts w:ascii="Aptos" w:eastAsiaTheme="minorEastAsia" w:hAnsi="Aptos" w:cstheme="minorBidi" w:hint="default"/>
+      </w:rPr>
+    </w:lvl>
+    <w:lvl w:ilvl="1" w:tplc="04090003" w:tentative="1">
+      <w:start w:val="1"/>
+      <w:numFmt w:val="bullet"/>
+      <w:lvlText w:val="o"/>
+      <w:lvlJc w:val="left"/>
+      <w:pPr>
+        <w:ind w:left="1120" w:hanging="360"/>
+      </w:pPr>
+      <w:rPr>
+        <w:rFonts w:ascii="Courier New" w:hAnsi="Courier New" w:cs="Courier New" w:hint="default"/>
+      </w:rPr>
+    </w:lvl>
+    <w:lvl w:ilvl="2" w:tplc="04090005" w:tentative="1">
+      <w:start w:val="1"/>
+      <w:numFmt w:val="bullet"/>
+      <w:lvlText w:val=""/>
+      <w:lvlJc w:val="left"/>
+      <w:pPr>
+        <w:ind w:left="1840" w:hanging="360"/>
+      </w:pPr>
+      <w:rPr>
+        <w:rFonts w:ascii="Wingdings" w:hAnsi="Wingdings" w:hint="default"/>
+      </w:rPr>
+    </w:lvl>
+    <w:lvl w:ilvl="3" w:tplc="04090001" w:tentative="1">
+      <w:start w:val="1"/>
+      <w:numFmt w:val="bullet"/>
+      <w:lvlText w:val=""/>
+      <w:lvlJc w:val="left"/>
+      <w:pPr>
+        <w:ind w:left="2560" w:hanging="360"/>
+      </w:pPr>
+      <w:rPr>
+        <w:rFonts w:ascii="Symbol" w:hAnsi="Symbol" w:hint="default"/>
+      </w:rPr>
+    </w:lvl>
+    <w:lvl w:ilvl="4" w:tplc="04090003" w:tentative="1">
+      <w:start w:val="1"/>
+      <w:numFmt w:val="bullet"/>
+      <w:lvlText w:val="o"/>
+      <w:lvlJc w:val="left"/>
+      <w:pPr>
+        <w:ind w:left="3280" w:hanging="360"/>
+      </w:pPr>
+      <w:rPr>
+        <w:rFonts w:ascii="Courier New" w:hAnsi="Courier New" w:cs="Courier New" w:hint="default"/>
+      </w:rPr>
+    </w:lvl>
+    <w:lvl w:ilvl="5" w:tplc="04090005" w:tentative="1">
+      <w:start w:val="1"/>
+      <w:numFmt w:val="bullet"/>
+      <w:lvlText w:val=""/>
+      <w:lvlJc w:val="left"/>
+      <w:pPr>
+        <w:ind w:left="4000" w:hanging="360"/>
+      </w:pPr>
+      <w:rPr>
+        <w:rFonts w:ascii="Wingdings" w:hAnsi="Wingdings" w:hint="default"/>
+      </w:rPr>
+    </w:lvl>
+    <w:lvl w:ilvl="6" w:tplc="04090001" w:tentative="1">
+      <w:start w:val="1"/>
+      <w:numFmt w:val="bullet"/>
+      <w:lvlText w:val=""/>
+      <w:lvlJc w:val="left"/>
+      <w:pPr>
+        <w:ind w:left="4720" w:hanging="360"/>
+      </w:pPr>
+      <w:rPr>
+        <w:rFonts w:ascii="Symbol" w:hAnsi="Symbol" w:hint="default"/>
+      </w:rPr>
+    </w:lvl>
+    <w:lvl w:ilvl="7" w:tplc="04090003" w:tentative="1">
+      <w:start w:val="1"/>
+      <w:numFmt w:val="bullet"/>
+      <w:lvlText w:val="o"/>
+      <w:lvlJc w:val="left"/>
+      <w:pPr>
+        <w:ind w:left="5440" w:hanging="360"/>
+      </w:pPr>
+      <w:rPr>
+        <w:rFonts w:ascii="Courier New" w:hAnsi="Courier New" w:cs="Courier New" w:hint="default"/>
+      </w:rPr>
+    </w:lvl>
+    <w:lvl w:ilvl="8" w:tplc="04090005" w:tentative="1">
+      <w:start w:val="1"/>
+      <w:numFmt w:val="bullet"/>
+      <w:lvlText w:val=""/>
+      <w:lvlJc w:val="left"/>
+      <w:pPr>
+        <w:ind w:left="6160" w:hanging="360"/>
+      </w:pPr>
+      <w:rPr>
+        <w:rFonts w:ascii="Wingdings" w:hAnsi="Wingdings" w:hint="default"/>
+      </w:rPr>
+    </w:lvl>
+  </w:abstractNum>
+  <w:num w:numId="1" w16cid:durableId="689455139">
+    <w:abstractNumId w:val="0"/>
+  </w:num>
+</w:numbering>
 </file>
 
 <file path=word/styles.xml><?xml version="1.0" encoding="utf-8"?>
@@ -5305,7 +6156,7 @@
 </file>
 
 <file path=customXml/itemProps1.xml><?xml version="1.0" encoding="utf-8"?>
-<ds:datastoreItem xmlns:ds="http://schemas.openxmlformats.org/officeDocument/2006/customXml" ds:itemID="{992989DF-B034-EE4B-B503-B29720F7FB7F}">
+<ds:datastoreItem xmlns:ds="http://schemas.openxmlformats.org/officeDocument/2006/customXml" ds:itemID="{EFE0E553-3444-FA4C-AA91-BE4809599C5D}">
   <ds:schemaRefs>
     <ds:schemaRef ds:uri="http://schemas.openxmlformats.org/officeDocument/2006/bibliography"/>
   </ds:schemaRefs>

--- a/docs/structured_scalar_potential/Structured_Scalar_Potential_Design_and_Theory.docx
+++ b/docs/structured_scalar_potential/Structured_Scalar_Potential_Design_and_Theory.docx
@@ -1131,12 +1131,32 @@
     </w:p>
     <w:p>
       <w:r>
-        <w:t>[1]</w:t>
+        <w:t xml:space="preserve">[1] </w:t>
+      </w:r>
+      <w:hyperlink r:id="rId11" w:history="1">
+        <w:r>
+          <w:rPr>
+            <w:rStyle w:val="Hyperlink"/>
+            <w:rFonts w:eastAsiaTheme="minorEastAsia"/>
+          </w:rPr>
+          <w:t>Semantic Simulation: A Prescriptive Lagrangian Framework for Efficient Semantic Inference, D.Gueorguiev, 2026</w:t>
+        </w:r>
+      </w:hyperlink>
+    </w:p>
+    <w:p>
+      <w:r>
+        <w:t>[</w:t>
+      </w:r>
+      <w:r>
+        <w:t>2</w:t>
+      </w:r>
+      <w:r>
+        <w:t>]</w:t>
       </w:r>
       <w:r>
         <w:t xml:space="preserve"> </w:t>
       </w:r>
-      <w:hyperlink r:id="rId11" w:history="1">
+      <w:hyperlink r:id="rId12" w:history="1">
         <w:r>
           <w:rPr>
             <w:rStyle w:val="Hyperlink"/>
@@ -1179,31 +1199,21 @@
         <w:rPr>
           <w:rFonts w:eastAsiaTheme="minorEastAsia"/>
         </w:rPr>
-        <w:t xml:space="preserve">, companion note to </w:t>
-      </w:r>
-      <w:hyperlink r:id="rId12" w:history="1">
+        <w:t xml:space="preserve">, companion note </w:t>
+      </w:r>
+      <w:r>
+        <w:rPr>
+          <w:rFonts w:eastAsiaTheme="minorEastAsia"/>
+        </w:rPr>
+        <w:t xml:space="preserve">to </w:t>
+      </w:r>
+      <w:hyperlink r:id="rId13" w:history="1">
         <w:r>
           <w:rPr>
             <w:rStyle w:val="Hyperlink"/>
             <w:rFonts w:eastAsiaTheme="minorEastAsia"/>
           </w:rPr>
-          <w:t>“</w:t>
-        </w:r>
-        <w:r>
-          <w:rPr>
-            <w:rStyle w:val="Hyperlink"/>
-            <w:rFonts w:eastAsiaTheme="minorEastAsia"/>
-            <w:i/>
-            <w:iCs/>
-          </w:rPr>
-          <w:t>Semantic Simulation: A Prescriptive Lagrangian Framework for Efficient Semantic Inference</w:t>
-        </w:r>
-        <w:r>
-          <w:rPr>
-            <w:rStyle w:val="Hyperlink"/>
-            <w:rFonts w:eastAsiaTheme="minorEastAsia"/>
-          </w:rPr>
-          <w:t>”</w:t>
+          <w:t>[1]</w:t>
         </w:r>
       </w:hyperlink>
     </w:p>
@@ -1214,12 +1224,18 @@
         </w:rPr>
       </w:pPr>
       <w:r>
-        <w:t>[2]</w:t>
+        <w:t>[</w:t>
+      </w:r>
+      <w:r>
+        <w:t>3</w:t>
+      </w:r>
+      <w:r>
+        <w:t>]</w:t>
       </w:r>
       <w:r>
         <w:t xml:space="preserve"> </w:t>
       </w:r>
-      <w:hyperlink r:id="rId13" w:history="1">
+      <w:hyperlink r:id="rId14" w:history="1">
         <w:r>
           <w:rPr>
             <w:rStyle w:val="Hyperlink"/>
@@ -1269,31 +1285,21 @@
         <w:rPr>
           <w:rFonts w:eastAsiaTheme="minorEastAsia"/>
         </w:rPr>
-        <w:t xml:space="preserve">, companion note to </w:t>
-      </w:r>
-      <w:hyperlink r:id="rId14" w:history="1">
+        <w:t xml:space="preserve">, </w:t>
+      </w:r>
+      <w:r>
+        <w:rPr>
+          <w:rFonts w:eastAsiaTheme="minorEastAsia"/>
+        </w:rPr>
+        <w:t xml:space="preserve">companion note to </w:t>
+      </w:r>
+      <w:hyperlink r:id="rId15" w:history="1">
         <w:r>
           <w:rPr>
             <w:rStyle w:val="Hyperlink"/>
             <w:rFonts w:eastAsiaTheme="minorEastAsia"/>
           </w:rPr>
-          <w:t>“</w:t>
-        </w:r>
-        <w:r>
-          <w:rPr>
-            <w:rStyle w:val="Hyperlink"/>
-            <w:rFonts w:eastAsiaTheme="minorEastAsia"/>
-            <w:i/>
-            <w:iCs/>
-          </w:rPr>
-          <w:t>Semantic Simulation: A Prescriptive Lagrangian Framework for Efficient Semantic Inference</w:t>
-        </w:r>
-        <w:r>
-          <w:rPr>
-            <w:rStyle w:val="Hyperlink"/>
-            <w:rFonts w:eastAsiaTheme="minorEastAsia"/>
-          </w:rPr>
-          <w:t>”</w:t>
+          <w:t>[1]</w:t>
         </w:r>
       </w:hyperlink>
     </w:p>
@@ -1307,9 +1313,21 @@
         <w:rPr>
           <w:rFonts w:eastAsiaTheme="minorEastAsia"/>
         </w:rPr>
-        <w:t xml:space="preserve">[3] </w:t>
-      </w:r>
-      <w:hyperlink r:id="rId15" w:history="1">
+        <w:t>[</w:t>
+      </w:r>
+      <w:r>
+        <w:rPr>
+          <w:rFonts w:eastAsiaTheme="minorEastAsia"/>
+        </w:rPr>
+        <w:t>4</w:t>
+      </w:r>
+      <w:r>
+        <w:rPr>
+          <w:rFonts w:eastAsiaTheme="minorEastAsia"/>
+        </w:rPr>
+        <w:t xml:space="preserve">] </w:t>
+      </w:r>
+      <w:hyperlink r:id="rId16" w:history="1">
         <w:r>
           <w:rPr>
             <w:rStyle w:val="Hyperlink"/>
@@ -1353,31 +1371,21 @@
         <w:rPr>
           <w:rFonts w:eastAsiaTheme="minorEastAsia"/>
         </w:rPr>
-        <w:t xml:space="preserve">, companion note to </w:t>
-      </w:r>
-      <w:hyperlink r:id="rId16" w:history="1">
+        <w:t xml:space="preserve">, </w:t>
+      </w:r>
+      <w:r>
+        <w:rPr>
+          <w:rFonts w:eastAsiaTheme="minorEastAsia"/>
+        </w:rPr>
+        <w:t xml:space="preserve">companion note to </w:t>
+      </w:r>
+      <w:hyperlink r:id="rId17" w:history="1">
         <w:r>
           <w:rPr>
             <w:rStyle w:val="Hyperlink"/>
             <w:rFonts w:eastAsiaTheme="minorEastAsia"/>
           </w:rPr>
-          <w:t>“</w:t>
-        </w:r>
-        <w:r>
-          <w:rPr>
-            <w:rStyle w:val="Hyperlink"/>
-            <w:rFonts w:eastAsiaTheme="minorEastAsia"/>
-            <w:i/>
-            <w:iCs/>
-          </w:rPr>
-          <w:t>Semantic Simulation: A Prescriptive Lagrangian Framework for Efficient Semantic Inference</w:t>
-        </w:r>
-        <w:r>
-          <w:rPr>
-            <w:rStyle w:val="Hyperlink"/>
-            <w:rFonts w:eastAsiaTheme="minorEastAsia"/>
-          </w:rPr>
-          <w:t>”</w:t>
+          <w:t>[1]</w:t>
         </w:r>
       </w:hyperlink>
     </w:p>
@@ -1391,9 +1399,21 @@
         <w:rPr>
           <w:rFonts w:eastAsiaTheme="minorEastAsia"/>
         </w:rPr>
-        <w:t xml:space="preserve">[4] </w:t>
-      </w:r>
-      <w:hyperlink r:id="rId17" w:history="1">
+        <w:t>[</w:t>
+      </w:r>
+      <w:r>
+        <w:rPr>
+          <w:rFonts w:eastAsiaTheme="minorEastAsia"/>
+        </w:rPr>
+        <w:t>5</w:t>
+      </w:r>
+      <w:r>
+        <w:rPr>
+          <w:rFonts w:eastAsiaTheme="minorEastAsia"/>
+        </w:rPr>
+        <w:t xml:space="preserve">] </w:t>
+      </w:r>
+      <w:hyperlink r:id="rId18" w:history="1">
         <w:r>
           <w:rPr>
             <w:rStyle w:val="Hyperlink"/>
@@ -1414,38 +1434,17 @@
         </w:rPr>
         <w:t xml:space="preserve">companion note to </w:t>
       </w:r>
-      <w:hyperlink r:id="rId18" w:history="1">
+      <w:hyperlink r:id="rId19" w:history="1">
         <w:r>
           <w:rPr>
             <w:rStyle w:val="Hyperlink"/>
             <w:rFonts w:eastAsiaTheme="minorEastAsia"/>
           </w:rPr>
-          <w:t>“</w:t>
-        </w:r>
-        <w:r>
-          <w:rPr>
-            <w:rStyle w:val="Hyperlink"/>
-            <w:rFonts w:eastAsiaTheme="minorEastAsia"/>
-            <w:i/>
-            <w:iCs/>
-          </w:rPr>
-          <w:t>Semantic Simulation: A Prescriptive Lagrangian Framework for Efficient Semantic Inference</w:t>
-        </w:r>
-        <w:r>
-          <w:rPr>
-            <w:rStyle w:val="Hyperlink"/>
-            <w:rFonts w:eastAsiaTheme="minorEastAsia"/>
-          </w:rPr>
-          <w:t>”</w:t>
+          <w:t>[1]</w:t>
         </w:r>
       </w:hyperlink>
     </w:p>
     <w:p>
-      <w:pPr>
-        <w:rPr>
-          <w:rFonts w:eastAsiaTheme="minorEastAsia"/>
-        </w:rPr>
-      </w:pPr>
       <w:r>
         <w:rPr>
           <w:rFonts w:eastAsiaTheme="minorEastAsia"/>
@@ -1456,7 +1455,7 @@
         <w:rPr>
           <w:rFonts w:eastAsiaTheme="minorEastAsia"/>
         </w:rPr>
-        <w:t>5</w:t>
+        <w:t>6</w:t>
       </w:r>
       <w:r>
         <w:rPr>
@@ -1465,7 +1464,7 @@
         <w:t xml:space="preserve">] </w:t>
       </w:r>
       <m:oMath>
-        <w:hyperlink r:id="rId19" w:history="1">
+        <w:hyperlink r:id="rId20" w:history="1">
           <m:r>
             <w:rPr>
               <w:rStyle w:val="Hyperlink"/>
@@ -1509,41 +1508,24 @@
         <w:rPr>
           <w:rFonts w:eastAsiaTheme="minorEastAsia"/>
         </w:rPr>
-        <w:t xml:space="preserve"> companion note to</w:t>
-      </w:r>
-      <w:r>
-        <w:rPr>
-          <w:rFonts w:eastAsiaTheme="minorEastAsia"/>
-        </w:rPr>
         <w:t xml:space="preserve"> </w:t>
       </w:r>
-      <w:hyperlink r:id="rId20" w:history="1">
+      <w:r>
+        <w:rPr>
+          <w:rFonts w:eastAsiaTheme="minorEastAsia"/>
+        </w:rPr>
+        <w:t xml:space="preserve">companion note to </w:t>
+      </w:r>
+      <w:hyperlink r:id="rId21" w:history="1">
         <w:r>
           <w:rPr>
             <w:rStyle w:val="Hyperlink"/>
             <w:rFonts w:eastAsiaTheme="minorEastAsia"/>
           </w:rPr>
-          <w:t>“</w:t>
-        </w:r>
-        <w:r>
-          <w:rPr>
-            <w:rStyle w:val="Hyperlink"/>
-            <w:rFonts w:eastAsiaTheme="minorEastAsia"/>
-            <w:i/>
-            <w:iCs/>
-          </w:rPr>
-          <w:t>Semantic Simulation: A Prescriptive Lagrangian Framework for Efficient Semantic Inference</w:t>
-        </w:r>
-        <w:r>
-          <w:rPr>
-            <w:rStyle w:val="Hyperlink"/>
-            <w:rFonts w:eastAsiaTheme="minorEastAsia"/>
-          </w:rPr>
-          <w:t>”</w:t>
+          <w:t>[1]</w:t>
         </w:r>
       </w:hyperlink>
     </w:p>
-    <w:p/>
     <w:p/>
     <w:p>
       <w:pPr>
@@ -2147,6 +2129,7 @@
           <w:rPr>
             <w:rFonts w:ascii="Cambria Math" w:hAnsi="Cambria Math"/>
           </w:rPr>
+          <w:lastRenderedPageBreak/>
           <m:t>l</m:t>
         </m:r>
         <m:r>
@@ -2771,7 +2754,6 @@
         <w:rPr>
           <w:noProof/>
         </w:rPr>
-        <w:lastRenderedPageBreak/>
         <w:drawing>
           <wp:inline distT="0" distB="0" distL="0" distR="0" wp14:anchorId="577E0401" wp14:editId="2B200F30">
             <wp:extent cx="5943600" cy="4474210"/>
@@ -2788,7 +2770,7 @@
                     <pic:cNvPicPr/>
                   </pic:nvPicPr>
                   <pic:blipFill>
-                    <a:blip r:embed="rId21" cstate="print">
+                    <a:blip r:embed="rId22" cstate="print">
                       <a:extLst>
                         <a:ext uri="{28A0092B-C50C-407E-A947-70E740481C1C}">
                           <a14:useLocalDpi xmlns:a14="http://schemas.microsoft.com/office/drawing/2010/main" val="0"/>
@@ -2821,6 +2803,7 @@
         <w:rPr>
           <w:noProof/>
         </w:rPr>
+        <w:lastRenderedPageBreak/>
         <w:drawing>
           <wp:inline distT="0" distB="0" distL="0" distR="0" wp14:anchorId="5F9086F2" wp14:editId="0E6DF36B">
             <wp:extent cx="5943600" cy="1882140"/>
@@ -2837,7 +2820,7 @@
                     <pic:cNvPicPr/>
                   </pic:nvPicPr>
                   <pic:blipFill>
-                    <a:blip r:embed="rId22" cstate="print">
+                    <a:blip r:embed="rId23" cstate="print">
                       <a:extLst>
                         <a:ext uri="{28A0092B-C50C-407E-A947-70E740481C1C}">
                           <a14:useLocalDpi xmlns:a14="http://schemas.microsoft.com/office/drawing/2010/main" val="0"/>
@@ -3029,7 +3012,7 @@
           <w:rFonts w:eastAsiaTheme="minorEastAsia"/>
         </w:rPr>
       </w:pPr>
-      <w:hyperlink r:id="rId23" w:anchor="L93-L95" w:history="1">
+      <w:hyperlink r:id="rId24" w:anchor="L93-L95" w:history="1">
         <w:r>
           <w:rPr>
             <w:rStyle w:val="Hyperlink"/>
@@ -3636,7 +3619,7 @@
           <w:rFonts w:eastAsiaTheme="minorEastAsia"/>
         </w:rPr>
       </w:pPr>
-      <w:hyperlink r:id="rId24" w:anchor="L1064-L1078" w:history="1">
+      <w:hyperlink r:id="rId25" w:anchor="L1064-L1078" w:history="1">
         <w:r>
           <w:rPr>
             <w:rStyle w:val="Hyperlink"/>
@@ -3889,6 +3872,7 @@
           <w:sz w:val="17"/>
           <w:szCs w:val="17"/>
         </w:rPr>
+        <w:lastRenderedPageBreak/>
         <w:t xml:space="preserve">       logits = self.lm_head(h_L)</w:t>
       </w:r>
     </w:p>
@@ -4225,7 +4209,121 @@
         <w:rPr>
           <w:rFonts w:eastAsiaTheme="minorEastAsia"/>
         </w:rPr>
-        <w:t xml:space="preserve">   Output path: logits = h_L @ E.T                     (full matmul against all V rows)</w:t>
+        <w:t xml:space="preserve"> </w:t>
+      </w:r>
+      <w:r>
+        <w:rPr>
+          <w:rFonts w:eastAsiaTheme="minorEastAsia"/>
+        </w:rPr>
+        <w:t>-</w:t>
+      </w:r>
+      <w:r>
+        <w:rPr>
+          <w:rFonts w:eastAsiaTheme="minorEastAsia"/>
+        </w:rPr>
+        <w:t xml:space="preserve"> Output path: </w:t>
+      </w:r>
+      <w:r>
+        <w:rPr>
+          <w:rFonts w:ascii="Consolas" w:eastAsiaTheme="minorEastAsia" w:hAnsi="Consolas" w:cs="Consolas"/>
+          <w:sz w:val="17"/>
+          <w:szCs w:val="17"/>
+        </w:rPr>
+        <w:t>logits = h_L @ E.T</w:t>
+      </w:r>
+      <w:r>
+        <w:rPr>
+          <w:rFonts w:eastAsiaTheme="minorEastAsia"/>
+        </w:rPr>
+        <w:t xml:space="preserve">            </w:t>
+      </w:r>
+      <w:r>
+        <w:rPr>
+          <w:rFonts w:eastAsiaTheme="minorEastAsia"/>
+        </w:rPr>
+        <w:t xml:space="preserve"> </w:t>
+      </w:r>
+      <w:r>
+        <w:rPr>
+          <w:rFonts w:eastAsiaTheme="minorEastAsia"/>
+        </w:rPr>
+        <w:t xml:space="preserve">(full matmul against all </w:t>
+      </w:r>
+      <m:oMath>
+        <m:r>
+          <w:rPr>
+            <w:rFonts w:ascii="Cambria Math" w:eastAsiaTheme="minorEastAsia" w:hAnsi="Cambria Math"/>
+          </w:rPr>
+          <m:t>V</m:t>
+        </m:r>
+      </m:oMath>
+      <w:r>
+        <w:rPr>
+          <w:rFonts w:eastAsiaTheme="minorEastAsia"/>
+        </w:rPr>
+        <w:t xml:space="preserve"> rows)</w:t>
+      </w:r>
+    </w:p>
+    <w:p>
+      <w:pPr>
+        <w:rPr>
+          <w:rFonts w:eastAsiaTheme="minorEastAsia"/>
+        </w:rPr>
+      </w:pPr>
+    </w:p>
+    <w:p>
+      <w:pPr>
+        <w:rPr>
+          <w:rFonts w:eastAsiaTheme="minorEastAsia"/>
+        </w:rPr>
+      </w:pPr>
+      <w:r>
+        <w:rPr>
+          <w:rFonts w:eastAsiaTheme="minorEastAsia"/>
+        </w:rPr>
+        <w:t>Backward pass – two gradient contributions that get summed:</w:t>
+      </w:r>
+    </w:p>
+    <w:p>
+      <w:pPr>
+        <w:rPr>
+          <w:rFonts w:eastAsiaTheme="minorEastAsia"/>
+        </w:rPr>
+      </w:pPr>
+    </w:p>
+    <w:p>
+      <w:pPr>
+        <w:rPr>
+          <w:rFonts w:eastAsiaTheme="minorEastAsia"/>
+        </w:rPr>
+      </w:pPr>
+      <w:proofErr w:type="spellStart"/>
+      <w:r>
+        <w:rPr>
+          <w:rFonts w:eastAsiaTheme="minorEastAsia"/>
+        </w:rPr>
+        <w:t>PyTorch’s</w:t>
+      </w:r>
+      <w:proofErr w:type="spellEnd"/>
+      <w:r>
+        <w:rPr>
+          <w:rFonts w:eastAsiaTheme="minorEastAsia"/>
+        </w:rPr>
+        <w:t xml:space="preserve"> </w:t>
+      </w:r>
+      <w:proofErr w:type="spellStart"/>
+      <w:r>
+        <w:rPr>
+          <w:rFonts w:eastAsiaTheme="minorEastAsia"/>
+        </w:rPr>
+        <w:t>autograd</w:t>
+      </w:r>
+      <w:proofErr w:type="spellEnd"/>
+      <w:r>
+        <w:rPr>
+          <w:rFonts w:eastAsiaTheme="minorEastAsia"/>
+        </w:rPr>
+        <w:t xml:space="preserve"> accumulates gradients  </w:t>
       </w:r>
     </w:p>
     <w:p>
@@ -4256,7 +4354,7 @@
                     <pic:cNvPicPr/>
                   </pic:nvPicPr>
                   <pic:blipFill>
-                    <a:blip r:embed="rId25" cstate="print">
+                    <a:blip r:embed="rId26" cstate="print">
                       <a:extLst>
                         <a:ext uri="{28A0092B-C50C-407E-A947-70E740481C1C}">
                           <a14:useLocalDpi xmlns:a14="http://schemas.microsoft.com/office/drawing/2010/main" val="0"/>
@@ -4318,7 +4416,7 @@
                     <pic:cNvPicPr/>
                   </pic:nvPicPr>
                   <pic:blipFill>
-                    <a:blip r:embed="rId26" cstate="print">
+                    <a:blip r:embed="rId27" cstate="print">
                       <a:extLst>
                         <a:ext uri="{28A0092B-C50C-407E-A947-70E740481C1C}">
                           <a14:useLocalDpi xmlns:a14="http://schemas.microsoft.com/office/drawing/2010/main" val="0"/>
@@ -4425,7 +4523,7 @@
                     <pic:cNvPicPr/>
                   </pic:nvPicPr>
                   <pic:blipFill>
-                    <a:blip r:embed="rId27" cstate="print">
+                    <a:blip r:embed="rId28" cstate="print">
                       <a:extLst>
                         <a:ext uri="{28A0092B-C50C-407E-A947-70E740481C1C}">
                           <a14:useLocalDpi xmlns:a14="http://schemas.microsoft.com/office/drawing/2010/main" val="0"/>
@@ -4487,7 +4585,7 @@
                     <pic:cNvPicPr/>
                   </pic:nvPicPr>
                   <pic:blipFill>
-                    <a:blip r:embed="rId28" cstate="print">
+                    <a:blip r:embed="rId29" cstate="print">
                       <a:extLst>
                         <a:ext uri="{28A0092B-C50C-407E-A947-70E740481C1C}">
                           <a14:useLocalDpi xmlns:a14="http://schemas.microsoft.com/office/drawing/2010/main" val="0"/>
@@ -4536,7 +4634,7 @@
                     <pic:cNvPicPr/>
                   </pic:nvPicPr>
                   <pic:blipFill>
-                    <a:blip r:embed="rId29" cstate="print">
+                    <a:blip r:embed="rId30" cstate="print">
                       <a:extLst>
                         <a:ext uri="{28A0092B-C50C-407E-A947-70E740481C1C}">
                           <a14:useLocalDpi xmlns:a14="http://schemas.microsoft.com/office/drawing/2010/main" val="0"/>
@@ -6156,7 +6254,7 @@
 </file>
 
 <file path=customXml/itemProps1.xml><?xml version="1.0" encoding="utf-8"?>
-<ds:datastoreItem xmlns:ds="http://schemas.openxmlformats.org/officeDocument/2006/customXml" ds:itemID="{EFE0E553-3444-FA4C-AA91-BE4809599C5D}">
+<ds:datastoreItem xmlns:ds="http://schemas.openxmlformats.org/officeDocument/2006/customXml" ds:itemID="{F12D3E7D-8664-6B47-B451-56CFAF1A3223}">
   <ds:schemaRefs>
     <ds:schemaRef ds:uri="http://schemas.openxmlformats.org/officeDocument/2006/bibliography"/>
   </ds:schemaRefs>

--- a/docs/structured_scalar_potential/Structured_Scalar_Potential_Design_and_Theory.docx
+++ b/docs/structured_scalar_potential/Structured_Scalar_Potential_Design_and_Theory.docx
@@ -1680,7 +1680,39 @@
         <w:rPr>
           <w:rFonts w:eastAsiaTheme="minorEastAsia"/>
         </w:rPr>
-        <w:t xml:space="preserve"> and embedding matrix </w:t>
+        <w:t xml:space="preserve"> </w:t>
+      </w:r>
+      <w:r>
+        <w:rPr>
+          <w:rFonts w:eastAsiaTheme="minorEastAsia"/>
+        </w:rPr>
+        <w:t xml:space="preserve">of the </w:t>
+      </w:r>
+      <w:r>
+        <w:rPr>
+          <w:rFonts w:eastAsiaTheme="minorEastAsia"/>
+          <w:i/>
+          <w:iCs/>
+        </w:rPr>
+        <w:t>final layer</w:t>
+      </w:r>
+      <w:r>
+        <w:rPr>
+          <w:rFonts w:eastAsiaTheme="minorEastAsia"/>
+        </w:rPr>
+        <w:t xml:space="preserve"> </w:t>
+      </w:r>
+      <w:r>
+        <w:rPr>
+          <w:rFonts w:eastAsiaTheme="minorEastAsia"/>
+        </w:rPr>
+        <w:t xml:space="preserve">(denoted by superscript *) </w:t>
+      </w:r>
+      <w:r>
+        <w:rPr>
+          <w:rFonts w:eastAsiaTheme="minorEastAsia"/>
+        </w:rPr>
+        <w:t xml:space="preserve">and embedding matrix </w:t>
       </w:r>
       <m:oMath>
         <m:r>
@@ -1860,6 +1892,12 @@
         </w:rPr>
         <w:t xml:space="preserve"> </w:t>
       </w:r>
+      <w:r>
+        <w:rPr>
+          <w:rFonts w:eastAsiaTheme="minorEastAsia"/>
+        </w:rPr>
+        <w:t xml:space="preserve">    (log.1)</w:t>
+      </w:r>
     </w:p>
     <w:p>
       <w:pPr>
@@ -2087,7 +2125,500 @@
         <w:rPr>
           <w:rFonts w:eastAsiaTheme="minorEastAsia"/>
         </w:rPr>
-        <w:t xml:space="preserve">-dimensional space. </w:t>
+        <w:t>-dimensional space.</w:t>
+      </w:r>
+    </w:p>
+    <w:p>
+      <w:pPr>
+        <w:rPr>
+          <w:rFonts w:eastAsiaTheme="minorEastAsia"/>
+        </w:rPr>
+      </w:pPr>
+    </w:p>
+    <w:p>
+      <w:pPr>
+        <w:rPr>
+          <w:rFonts w:eastAsiaTheme="minorEastAsia"/>
+        </w:rPr>
+      </w:pPr>
+      <w:r>
+        <w:rPr>
+          <w:rFonts w:eastAsiaTheme="minorEastAsia"/>
+        </w:rPr>
+        <w:lastRenderedPageBreak/>
+        <w:t xml:space="preserve">We can make the token position explicit </w:t>
+      </w:r>
+      <w:r>
+        <w:rPr>
+          <w:rFonts w:eastAsiaTheme="minorEastAsia"/>
+        </w:rPr>
+        <w:t xml:space="preserve">by subscripting </w:t>
+      </w:r>
+      <m:oMath>
+        <m:sSup>
+          <m:sSupPr>
+            <m:ctrlPr>
+              <w:rPr>
+                <w:rFonts w:ascii="Cambria Math" w:hAnsi="Cambria Math"/>
+                <w:i/>
+              </w:rPr>
+            </m:ctrlPr>
+          </m:sSupPr>
+          <m:e>
+            <m:r>
+              <w:rPr>
+                <w:rFonts w:ascii="Cambria Math" w:hAnsi="Cambria Math"/>
+              </w:rPr>
+              <m:t>h</m:t>
+            </m:r>
+          </m:e>
+          <m:sup>
+            <m:r>
+              <w:rPr>
+                <w:rFonts w:ascii="Cambria Math" w:hAnsi="Cambria Math"/>
+              </w:rPr>
+              <m:t>*</m:t>
+            </m:r>
+          </m:sup>
+        </m:sSup>
+      </m:oMath>
+      <w:r>
+        <w:rPr>
+          <w:rFonts w:eastAsiaTheme="minorEastAsia"/>
+        </w:rPr>
+        <w:t xml:space="preserve"> explicitly with the sequence position </w:t>
+      </w:r>
+      <m:oMath>
+        <m:r>
+          <w:rPr>
+            <w:rFonts w:ascii="Cambria Math" w:eastAsiaTheme="minorEastAsia" w:hAnsi="Cambria Math"/>
+          </w:rPr>
+          <m:t>t</m:t>
+        </m:r>
+      </m:oMath>
+      <w:r>
+        <w:rPr>
+          <w:rFonts w:eastAsiaTheme="minorEastAsia"/>
+        </w:rPr>
+        <w:t>:</w:t>
+      </w:r>
+    </w:p>
+    <w:p>
+      <w:pPr>
+        <w:rPr>
+          <w:rFonts w:eastAsiaTheme="minorEastAsia"/>
+        </w:rPr>
+      </w:pPr>
+      <m:oMath>
+        <m:sSub>
+          <m:sSubPr>
+            <m:ctrlPr>
+              <w:rPr>
+                <w:rFonts w:ascii="Cambria Math" w:hAnsi="Cambria Math"/>
+                <w:i/>
+              </w:rPr>
+            </m:ctrlPr>
+          </m:sSubPr>
+          <m:e>
+            <m:r>
+              <m:rPr>
+                <m:scr m:val="script"/>
+              </m:rPr>
+              <w:rPr>
+                <w:rFonts w:ascii="Cambria Math" w:hAnsi="Cambria Math"/>
+              </w:rPr>
+              <m:t>l</m:t>
+            </m:r>
+          </m:e>
+          <m:sub>
+            <m:r>
+              <w:rPr>
+                <w:rFonts w:ascii="Cambria Math" w:hAnsi="Cambria Math"/>
+              </w:rPr>
+              <m:t>t,</m:t>
+            </m:r>
+            <m:r>
+              <w:rPr>
+                <w:rFonts w:ascii="Cambria Math" w:hAnsi="Cambria Math"/>
+              </w:rPr>
+              <m:t>v</m:t>
+            </m:r>
+          </m:sub>
+        </m:sSub>
+        <m:r>
+          <w:rPr>
+            <w:rFonts w:ascii="Cambria Math" w:hAnsi="Cambria Math"/>
+          </w:rPr>
+          <m:t>=</m:t>
+        </m:r>
+        <m:sSubSup>
+          <m:sSubSupPr>
+            <m:ctrlPr>
+              <w:rPr>
+                <w:rFonts w:ascii="Cambria Math" w:hAnsi="Cambria Math"/>
+                <w:i/>
+              </w:rPr>
+            </m:ctrlPr>
+          </m:sSubSupPr>
+          <m:e>
+            <m:r>
+              <w:rPr>
+                <w:rFonts w:ascii="Cambria Math" w:hAnsi="Cambria Math"/>
+              </w:rPr>
+              <m:t>h</m:t>
+            </m:r>
+          </m:e>
+          <m:sub>
+            <m:r>
+              <w:rPr>
+                <w:rFonts w:ascii="Cambria Math" w:hAnsi="Cambria Math"/>
+              </w:rPr>
+              <m:t>t</m:t>
+            </m:r>
+          </m:sub>
+          <m:sup>
+            <m:r>
+              <w:rPr>
+                <w:rFonts w:ascii="Cambria Math" w:hAnsi="Cambria Math"/>
+              </w:rPr>
+              <m:t>*</m:t>
+            </m:r>
+          </m:sup>
+        </m:sSubSup>
+        <m:r>
+          <w:rPr>
+            <w:rFonts w:ascii="Cambria Math" w:hAnsi="Cambria Math"/>
+          </w:rPr>
+          <m:t>∙</m:t>
+        </m:r>
+        <m:sSub>
+          <m:sSubPr>
+            <m:ctrlPr>
+              <w:rPr>
+                <w:rFonts w:ascii="Cambria Math" w:hAnsi="Cambria Math"/>
+                <w:i/>
+              </w:rPr>
+            </m:ctrlPr>
+          </m:sSubPr>
+          <m:e>
+            <m:r>
+              <w:rPr>
+                <w:rFonts w:ascii="Cambria Math" w:hAnsi="Cambria Math"/>
+              </w:rPr>
+              <m:t>e</m:t>
+            </m:r>
+          </m:e>
+          <m:sub>
+            <m:r>
+              <w:rPr>
+                <w:rFonts w:ascii="Cambria Math" w:hAnsi="Cambria Math"/>
+              </w:rPr>
+              <m:t>v</m:t>
+            </m:r>
+          </m:sub>
+        </m:sSub>
+      </m:oMath>
+      <w:r>
+        <w:rPr>
+          <w:rFonts w:eastAsiaTheme="minorEastAsia"/>
+        </w:rPr>
+        <w:t xml:space="preserve">     (log.</w:t>
+      </w:r>
+      <w:r>
+        <w:rPr>
+          <w:rFonts w:eastAsiaTheme="minorEastAsia"/>
+        </w:rPr>
+        <w:t>2</w:t>
+      </w:r>
+      <w:r>
+        <w:rPr>
+          <w:rFonts w:eastAsiaTheme="minorEastAsia"/>
+        </w:rPr>
+        <w:t>)</w:t>
+      </w:r>
+    </w:p>
+    <w:p>
+      <w:pPr>
+        <w:rPr>
+          <w:rFonts w:eastAsiaTheme="minorEastAsia"/>
+        </w:rPr>
+      </w:pPr>
+    </w:p>
+    <w:p>
+      <w:pPr>
+        <w:rPr>
+          <w:rFonts w:eastAsiaTheme="minorEastAsia"/>
+        </w:rPr>
+      </w:pPr>
+      <w:r>
+        <w:rPr>
+          <w:rFonts w:eastAsiaTheme="minorEastAsia"/>
+        </w:rPr>
+        <w:t xml:space="preserve">So both </w:t>
+      </w:r>
+      <m:oMath>
+        <m:sSub>
+          <m:sSubPr>
+            <m:ctrlPr>
+              <w:rPr>
+                <w:rFonts w:ascii="Cambria Math" w:hAnsi="Cambria Math"/>
+                <w:i/>
+              </w:rPr>
+            </m:ctrlPr>
+          </m:sSubPr>
+          <m:e>
+            <m:r>
+              <m:rPr>
+                <m:scr m:val="script"/>
+              </m:rPr>
+              <w:rPr>
+                <w:rFonts w:ascii="Cambria Math" w:hAnsi="Cambria Math"/>
+              </w:rPr>
+              <m:t>l</m:t>
+            </m:r>
+          </m:e>
+          <m:sub>
+            <m:r>
+              <w:rPr>
+                <w:rFonts w:ascii="Cambria Math" w:hAnsi="Cambria Math"/>
+              </w:rPr>
+              <m:t>v</m:t>
+            </m:r>
+          </m:sub>
+        </m:sSub>
+      </m:oMath>
+      <w:r>
+        <w:rPr>
+          <w:rFonts w:eastAsiaTheme="minorEastAsia"/>
+        </w:rPr>
+        <w:t xml:space="preserve"> and </w:t>
+      </w:r>
+      <m:oMath>
+        <m:sSub>
+          <m:sSubPr>
+            <m:ctrlPr>
+              <w:rPr>
+                <w:rFonts w:ascii="Cambria Math" w:hAnsi="Cambria Math"/>
+                <w:i/>
+              </w:rPr>
+            </m:ctrlPr>
+          </m:sSubPr>
+          <m:e>
+            <m:r>
+              <m:rPr>
+                <m:scr m:val="script"/>
+              </m:rPr>
+              <w:rPr>
+                <w:rFonts w:ascii="Cambria Math" w:hAnsi="Cambria Math"/>
+              </w:rPr>
+              <m:t>l</m:t>
+            </m:r>
+          </m:e>
+          <m:sub>
+            <m:r>
+              <w:rPr>
+                <w:rFonts w:ascii="Cambria Math" w:hAnsi="Cambria Math"/>
+              </w:rPr>
+              <m:t>t,v</m:t>
+            </m:r>
+          </m:sub>
+        </m:sSub>
+      </m:oMath>
+      <w:r>
+        <w:rPr>
+          <w:rFonts w:eastAsiaTheme="minorEastAsia"/>
+        </w:rPr>
+        <w:t xml:space="preserve"> denote the same scalar score (the logit) for vocabulary token </w:t>
+      </w:r>
+      <m:oMath>
+        <m:r>
+          <w:rPr>
+            <w:rFonts w:ascii="Cambria Math" w:eastAsiaTheme="minorEastAsia" w:hAnsi="Cambria Math"/>
+          </w:rPr>
+          <m:t>v</m:t>
+        </m:r>
+      </m:oMath>
+      <w:r>
+        <w:rPr>
+          <w:rFonts w:eastAsiaTheme="minorEastAsia"/>
+        </w:rPr>
+        <w:t xml:space="preserve"> after position </w:t>
+      </w:r>
+      <m:oMath>
+        <m:r>
+          <w:rPr>
+            <w:rFonts w:ascii="Cambria Math" w:eastAsiaTheme="minorEastAsia" w:hAnsi="Cambria Math"/>
+          </w:rPr>
+          <m:t>t</m:t>
+        </m:r>
+      </m:oMath>
+      <w:r>
+        <w:rPr>
+          <w:rFonts w:eastAsiaTheme="minorEastAsia"/>
+        </w:rPr>
+        <w:t xml:space="preserve"> in the sequence.</w:t>
+      </w:r>
+    </w:p>
+    <w:p>
+      <w:pPr>
+        <w:rPr>
+          <w:rFonts w:eastAsiaTheme="minorEastAsia"/>
+        </w:rPr>
+      </w:pPr>
+      <w:r>
+        <w:rPr>
+          <w:rFonts w:eastAsiaTheme="minorEastAsia"/>
+        </w:rPr>
+        <w:t xml:space="preserve">Both </w:t>
+      </w:r>
+      <m:oMath>
+        <m:sSup>
+          <m:sSupPr>
+            <m:ctrlPr>
+              <w:rPr>
+                <w:rFonts w:ascii="Cambria Math" w:hAnsi="Cambria Math"/>
+                <w:i/>
+              </w:rPr>
+            </m:ctrlPr>
+          </m:sSupPr>
+          <m:e>
+            <m:r>
+              <w:rPr>
+                <w:rFonts w:ascii="Cambria Math" w:hAnsi="Cambria Math"/>
+              </w:rPr>
+              <m:t>h</m:t>
+            </m:r>
+          </m:e>
+          <m:sup>
+            <m:r>
+              <w:rPr>
+                <w:rFonts w:ascii="Cambria Math" w:hAnsi="Cambria Math"/>
+              </w:rPr>
+              <m:t>*</m:t>
+            </m:r>
+          </m:sup>
+        </m:sSup>
+      </m:oMath>
+      <w:r>
+        <w:rPr>
+          <w:rFonts w:eastAsiaTheme="minorEastAsia"/>
+        </w:rPr>
+        <w:t xml:space="preserve"> and </w:t>
+      </w:r>
+      <m:oMath>
+        <m:sSubSup>
+          <m:sSubSupPr>
+            <m:ctrlPr>
+              <w:rPr>
+                <w:rFonts w:ascii="Cambria Math" w:hAnsi="Cambria Math"/>
+                <w:i/>
+              </w:rPr>
+            </m:ctrlPr>
+          </m:sSubSupPr>
+          <m:e>
+            <m:r>
+              <w:rPr>
+                <w:rFonts w:ascii="Cambria Math" w:hAnsi="Cambria Math"/>
+              </w:rPr>
+              <m:t>h</m:t>
+            </m:r>
+          </m:e>
+          <m:sub>
+            <m:r>
+              <w:rPr>
+                <w:rFonts w:ascii="Cambria Math" w:hAnsi="Cambria Math"/>
+              </w:rPr>
+              <m:t>t</m:t>
+            </m:r>
+          </m:sub>
+          <m:sup>
+            <m:r>
+              <w:rPr>
+                <w:rFonts w:ascii="Cambria Math" w:hAnsi="Cambria Math"/>
+              </w:rPr>
+              <m:t>*</m:t>
+            </m:r>
+          </m:sup>
+        </m:sSubSup>
+      </m:oMath>
+      <w:r>
+        <w:rPr>
+          <w:rFonts w:eastAsiaTheme="minorEastAsia"/>
+        </w:rPr>
+        <w:t xml:space="preserve"> denote the hidden state of the </w:t>
+      </w:r>
+      <w:r>
+        <w:rPr>
+          <w:rFonts w:eastAsiaTheme="minorEastAsia"/>
+          <w:i/>
+          <w:iCs/>
+        </w:rPr>
+        <w:t>final layer</w:t>
+      </w:r>
+      <w:r>
+        <w:rPr>
+          <w:rFonts w:eastAsiaTheme="minorEastAsia"/>
+        </w:rPr>
+        <w:t xml:space="preserve"> </w:t>
+      </w:r>
+      <w:r>
+        <w:rPr>
+          <w:rFonts w:eastAsiaTheme="minorEastAsia"/>
+        </w:rPr>
+        <w:t xml:space="preserve">at token position </w:t>
+      </w:r>
+      <m:oMath>
+        <m:r>
+          <w:rPr>
+            <w:rFonts w:ascii="Cambria Math" w:eastAsiaTheme="minorEastAsia" w:hAnsi="Cambria Math"/>
+          </w:rPr>
+          <m:t>t</m:t>
+        </m:r>
+      </m:oMath>
+      <w:r>
+        <w:rPr>
+          <w:rFonts w:eastAsiaTheme="minorEastAsia"/>
+        </w:rPr>
+        <w:t xml:space="preserve"> in the sequence.</w:t>
+      </w:r>
+    </w:p>
+    <w:p>
+      <w:pPr>
+        <w:rPr>
+          <w:rFonts w:eastAsiaTheme="minorEastAsia"/>
+        </w:rPr>
+      </w:pPr>
+      <w:r>
+        <w:rPr>
+          <w:rFonts w:eastAsiaTheme="minorEastAsia"/>
+        </w:rPr>
+        <w:t>We will use both notation to denote the same quantity depending on the context where the token position can be omitted or should be made explicit.</w:t>
+      </w:r>
+      <w:r>
+        <w:rPr>
+          <w:rFonts w:eastAsiaTheme="minorEastAsia"/>
+        </w:rPr>
+        <w:tab/>
+      </w:r>
+    </w:p>
+    <w:p>
+      <w:pPr>
+        <w:rPr>
+          <w:rFonts w:eastAsiaTheme="minorEastAsia"/>
+        </w:rPr>
+      </w:pPr>
+    </w:p>
+    <w:p>
+      <w:pPr>
+        <w:rPr>
+          <w:rFonts w:eastAsiaTheme="minorEastAsia"/>
+        </w:rPr>
+      </w:pPr>
+      <w:r>
+        <w:rPr>
+          <w:rFonts w:eastAsiaTheme="minorEastAsia"/>
+        </w:rPr>
+        <w:t xml:space="preserve"> </w:t>
       </w:r>
       <w:r>
         <w:rPr>
@@ -2129,7 +2660,6 @@
           <w:rPr>
             <w:rFonts w:ascii="Cambria Math" w:hAnsi="Cambria Math"/>
           </w:rPr>
-          <w:lastRenderedPageBreak/>
           <m:t>l</m:t>
         </m:r>
         <m:r>
@@ -2241,6 +2771,12 @@
         </w:rPr>
         <w:t xml:space="preserve"> </w:t>
       </w:r>
+      <w:r>
+        <w:rPr>
+          <w:rFonts w:eastAsiaTheme="minorEastAsia"/>
+        </w:rPr>
+        <w:t xml:space="preserve">  (log.3)</w:t>
+      </w:r>
     </w:p>
     <w:p>
       <w:pPr>
@@ -2350,24 +2886,27 @@
             </m:ctrlPr>
           </m:fPr>
           <m:num>
-            <m:sSup>
-              <m:sSupPr>
+            <m:func>
+              <m:funcPr>
                 <m:ctrlPr>
                   <w:rPr>
                     <w:rFonts w:ascii="Cambria Math" w:eastAsiaTheme="minorEastAsia" w:hAnsi="Cambria Math"/>
                     <w:i/>
                   </w:rPr>
                 </m:ctrlPr>
-              </m:sSupPr>
-              <m:e>
+              </m:funcPr>
+              <m:fName>
                 <m:r>
+                  <m:rPr>
+                    <m:sty m:val="p"/>
+                  </m:rPr>
                   <w:rPr>
                     <w:rFonts w:ascii="Cambria Math" w:eastAsiaTheme="minorEastAsia" w:hAnsi="Cambria Math"/>
                   </w:rPr>
-                  <m:t>e</m:t>
+                  <m:t>exp</m:t>
                 </m:r>
-              </m:e>
-              <m:sup>
+              </m:fName>
+              <m:e>
                 <m:sSub>
                   <m:sSubPr>
                     <m:ctrlPr>
@@ -2397,8 +2936,8 @@
                     </m:r>
                   </m:sub>
                 </m:sSub>
-              </m:sup>
-            </m:sSup>
+              </m:e>
+            </m:func>
           </m:num>
           <m:den>
             <m:nary>
@@ -2443,24 +2982,27 @@
               </m:sub>
               <m:sup/>
               <m:e>
-                <m:sSup>
-                  <m:sSupPr>
+                <m:func>
+                  <m:funcPr>
                     <m:ctrlPr>
                       <w:rPr>
                         <w:rFonts w:ascii="Cambria Math" w:eastAsiaTheme="minorEastAsia" w:hAnsi="Cambria Math"/>
                         <w:i/>
                       </w:rPr>
                     </m:ctrlPr>
-                  </m:sSupPr>
-                  <m:e>
+                  </m:funcPr>
+                  <m:fName>
                     <m:r>
+                      <m:rPr>
+                        <m:sty m:val="p"/>
+                      </m:rPr>
                       <w:rPr>
                         <w:rFonts w:ascii="Cambria Math" w:eastAsiaTheme="minorEastAsia" w:hAnsi="Cambria Math"/>
                       </w:rPr>
-                      <m:t>e</m:t>
+                      <m:t>exp</m:t>
                     </m:r>
-                  </m:e>
-                  <m:sup>
+                  </m:fName>
+                  <m:e>
                     <m:sSub>
                       <m:sSubPr>
                         <m:ctrlPr>
@@ -2510,8 +3052,8 @@
                         </m:sSup>
                       </m:sub>
                     </m:sSub>
-                  </m:sup>
-                </m:sSup>
+                  </m:e>
+                </m:func>
               </m:e>
             </m:nary>
           </m:den>
@@ -2522,6 +3064,12 @@
           <w:rFonts w:eastAsiaTheme="minorEastAsia"/>
         </w:rPr>
         <w:t xml:space="preserve"> </w:t>
+      </w:r>
+      <w:r>
+        <w:rPr>
+          <w:rFonts w:eastAsiaTheme="minorEastAsia"/>
+        </w:rPr>
+        <w:t xml:space="preserve">   (lpr.1)</w:t>
       </w:r>
     </w:p>
     <w:p>
@@ -2754,6 +3302,7 @@
         <w:rPr>
           <w:noProof/>
         </w:rPr>
+        <w:lastRenderedPageBreak/>
         <w:drawing>
           <wp:inline distT="0" distB="0" distL="0" distR="0" wp14:anchorId="577E0401" wp14:editId="2B200F30">
             <wp:extent cx="5943600" cy="4474210"/>
@@ -2803,7 +3352,6 @@
         <w:rPr>
           <w:noProof/>
         </w:rPr>
-        <w:lastRenderedPageBreak/>
         <w:drawing>
           <wp:inline distT="0" distB="0" distL="0" distR="0" wp14:anchorId="5F9086F2" wp14:editId="0E6DF36B">
             <wp:extent cx="5943600" cy="1882140"/>
@@ -3872,7 +4420,6 @@
           <w:sz w:val="17"/>
           <w:szCs w:val="17"/>
         </w:rPr>
-        <w:lastRenderedPageBreak/>
         <w:t xml:space="preserve">       logits = self.lm_head(h_L)</w:t>
       </w:r>
     </w:p>
@@ -4297,34 +4844,346 @@
           <w:rFonts w:eastAsiaTheme="minorEastAsia"/>
         </w:rPr>
       </w:pPr>
-      <w:proofErr w:type="spellStart"/>
-      <w:r>
-        <w:rPr>
-          <w:rFonts w:eastAsiaTheme="minorEastAsia"/>
-        </w:rPr>
-        <w:t>PyTorch’s</w:t>
-      </w:r>
-      <w:proofErr w:type="spellEnd"/>
-      <w:r>
-        <w:rPr>
-          <w:rFonts w:eastAsiaTheme="minorEastAsia"/>
-        </w:rPr>
-        <w:t xml:space="preserve"> </w:t>
-      </w:r>
-      <w:proofErr w:type="spellStart"/>
-      <w:r>
-        <w:rPr>
-          <w:rFonts w:eastAsiaTheme="minorEastAsia"/>
-        </w:rPr>
-        <w:t>autograd</w:t>
-      </w:r>
-      <w:proofErr w:type="spellEnd"/>
-      <w:r>
-        <w:rPr>
-          <w:rFonts w:eastAsiaTheme="minorEastAsia"/>
-        </w:rPr>
-        <w:t xml:space="preserve"> accumulates gradients  </w:t>
-      </w:r>
+      <w:r>
+        <w:rPr>
+          <w:rFonts w:eastAsiaTheme="minorEastAsia"/>
+        </w:rPr>
+        <w:lastRenderedPageBreak/>
+        <w:t>PyTorch’s autograd accumulates gradients</w:t>
+      </w:r>
+      <w:r>
+        <w:rPr>
+          <w:rFonts w:eastAsiaTheme="minorEastAsia"/>
+        </w:rPr>
+        <w:t xml:space="preserve">. Because </w:t>
+      </w:r>
+      <w:r>
+        <w:rPr>
+          <w:rFonts w:ascii="Consolas" w:eastAsiaTheme="minorEastAsia" w:hAnsi="Consolas" w:cs="Consolas"/>
+          <w:sz w:val="17"/>
+          <w:szCs w:val="17"/>
+        </w:rPr>
+        <w:t>E.weight</w:t>
+      </w:r>
+      <w:r>
+        <w:rPr>
+          <w:rFonts w:eastAsiaTheme="minorEastAsia"/>
+        </w:rPr>
+        <w:t xml:space="preserve"> appears in t</w:t>
+      </w:r>
+      <w:r>
+        <w:rPr>
+          <w:rFonts w:eastAsiaTheme="minorEastAsia"/>
+        </w:rPr>
+        <w:t xml:space="preserve">wo </w:t>
+      </w:r>
+      <w:r>
+        <w:rPr>
+          <w:rFonts w:eastAsiaTheme="minorEastAsia"/>
+        </w:rPr>
+        <w:t xml:space="preserve">places in the computation graph, its </w:t>
+      </w:r>
+      <w:r>
+        <w:rPr>
+          <w:rFonts w:ascii="Consolas" w:eastAsiaTheme="minorEastAsia" w:hAnsi="Consolas" w:cs="Consolas"/>
+          <w:sz w:val="17"/>
+          <w:szCs w:val="17"/>
+        </w:rPr>
+        <w:t>.grad</w:t>
+      </w:r>
+      <w:r>
+        <w:rPr>
+          <w:rFonts w:eastAsiaTheme="minorEastAsia"/>
+        </w:rPr>
+        <w:t xml:space="preserve"> after </w:t>
+      </w:r>
+      <w:r>
+        <w:rPr>
+          <w:rFonts w:ascii="Consolas" w:eastAsiaTheme="minorEastAsia" w:hAnsi="Consolas" w:cs="Consolas"/>
+          <w:sz w:val="17"/>
+          <w:szCs w:val="17"/>
+        </w:rPr>
+        <w:t>loss.backward()</w:t>
+      </w:r>
+      <w:r>
+        <w:rPr>
+          <w:rFonts w:eastAsiaTheme="minorEastAsia"/>
+        </w:rPr>
+        <w:t xml:space="preserve"> is the sum of two terms :</w:t>
+      </w:r>
+    </w:p>
+    <w:p>
+      <w:pPr>
+        <w:rPr>
+          <w:rFonts w:eastAsiaTheme="minorEastAsia"/>
+        </w:rPr>
+      </w:pPr>
+    </w:p>
+    <w:p>
+      <w:pPr>
+        <w:rPr>
+          <w:rFonts w:eastAsiaTheme="minorEastAsia"/>
+        </w:rPr>
+      </w:pPr>
+      <w:r>
+        <w:rPr>
+          <w:rFonts w:eastAsiaTheme="minorEastAsia"/>
+        </w:rPr>
+        <w:t xml:space="preserve"> 1 ) </w:t>
+      </w:r>
+      <w:r>
+        <w:rPr>
+          <w:rFonts w:eastAsiaTheme="minorEastAsia"/>
+        </w:rPr>
+        <w:t xml:space="preserve">from the </w:t>
+      </w:r>
+      <w:r>
+        <w:rPr>
+          <w:rFonts w:eastAsiaTheme="minorEastAsia"/>
+          <w:i/>
+          <w:iCs/>
+        </w:rPr>
+        <w:t>output path</w:t>
+      </w:r>
+      <w:r>
+        <w:rPr>
+          <w:rFonts w:eastAsiaTheme="minorEastAsia"/>
+        </w:rPr>
+        <w:t xml:space="preserve"> (decoding </w:t>
+      </w:r>
+      <m:oMath>
+        <m:sSub>
+          <m:sSubPr>
+            <m:ctrlPr>
+              <w:rPr>
+                <w:rFonts w:ascii="Cambria Math" w:eastAsiaTheme="minorEastAsia" w:hAnsi="Cambria Math"/>
+                <w:i/>
+              </w:rPr>
+            </m:ctrlPr>
+          </m:sSubPr>
+          <m:e>
+            <m:r>
+              <w:rPr>
+                <w:rFonts w:ascii="Cambria Math" w:eastAsiaTheme="minorEastAsia" w:hAnsi="Cambria Math"/>
+              </w:rPr>
+              <m:t>h</m:t>
+            </m:r>
+          </m:e>
+          <m:sub>
+            <m:r>
+              <w:rPr>
+                <w:rFonts w:ascii="Cambria Math" w:eastAsiaTheme="minorEastAsia" w:hAnsi="Cambria Math"/>
+              </w:rPr>
+              <m:t>L</m:t>
+            </m:r>
+          </m:sub>
+        </m:sSub>
+      </m:oMath>
+      <w:r>
+        <w:rPr>
+          <w:rFonts w:eastAsiaTheme="minorEastAsia"/>
+        </w:rPr>
+        <w:t>)</w:t>
+      </w:r>
+    </w:p>
+    <w:p>
+      <w:pPr>
+        <w:rPr>
+          <w:rFonts w:eastAsiaTheme="minorEastAsia"/>
+        </w:rPr>
+      </w:pPr>
+    </w:p>
+    <w:p>
+      <w:pPr>
+        <w:rPr>
+          <w:rFonts w:eastAsiaTheme="minorEastAsia"/>
+        </w:rPr>
+      </w:pPr>
+      <m:oMathPara>
+        <m:oMath>
+          <m:sSub>
+            <m:sSubPr>
+              <m:ctrlPr>
+                <w:rPr>
+                  <w:rFonts w:ascii="Cambria Math" w:eastAsiaTheme="minorEastAsia" w:hAnsi="Cambria Math"/>
+                  <w:i/>
+                </w:rPr>
+              </m:ctrlPr>
+            </m:sSubPr>
+            <m:e>
+              <m:d>
+                <m:dPr>
+                  <m:begChr m:val=""/>
+                  <m:endChr m:val="|"/>
+                  <m:ctrlPr>
+                    <w:rPr>
+                      <w:rFonts w:ascii="Cambria Math" w:eastAsiaTheme="minorEastAsia" w:hAnsi="Cambria Math"/>
+                      <w:i/>
+                    </w:rPr>
+                  </m:ctrlPr>
+                </m:dPr>
+                <m:e>
+                  <m:f>
+                    <m:fPr>
+                      <m:ctrlPr>
+                        <w:rPr>
+                          <w:rFonts w:ascii="Cambria Math" w:eastAsiaTheme="minorEastAsia" w:hAnsi="Cambria Math"/>
+                          <w:i/>
+                        </w:rPr>
+                      </m:ctrlPr>
+                    </m:fPr>
+                    <m:num>
+                      <m:r>
+                        <w:rPr>
+                          <w:rFonts w:ascii="Cambria Math" w:eastAsiaTheme="minorEastAsia" w:hAnsi="Cambria Math"/>
+                        </w:rPr>
+                        <m:t>∂L</m:t>
+                      </m:r>
+                    </m:num>
+                    <m:den>
+                      <m:r>
+                        <w:rPr>
+                          <w:rFonts w:ascii="Cambria Math" w:eastAsiaTheme="minorEastAsia" w:hAnsi="Cambria Math"/>
+                        </w:rPr>
+                        <m:t>∂</m:t>
+                      </m:r>
+                      <m:sSub>
+                        <m:sSubPr>
+                          <m:ctrlPr>
+                            <w:rPr>
+                              <w:rFonts w:ascii="Cambria Math" w:eastAsiaTheme="minorEastAsia" w:hAnsi="Cambria Math"/>
+                              <w:i/>
+                            </w:rPr>
+                          </m:ctrlPr>
+                        </m:sSubPr>
+                        <m:e>
+                          <m:r>
+                            <w:rPr>
+                              <w:rFonts w:ascii="Cambria Math" w:eastAsiaTheme="minorEastAsia" w:hAnsi="Cambria Math"/>
+                            </w:rPr>
+                            <m:t>E</m:t>
+                          </m:r>
+                        </m:e>
+                        <m:sub>
+                          <m:r>
+                            <w:rPr>
+                              <w:rFonts w:ascii="Cambria Math" w:eastAsiaTheme="minorEastAsia" w:hAnsi="Cambria Math"/>
+                            </w:rPr>
+                            <m:t>v</m:t>
+                          </m:r>
+                        </m:sub>
+                      </m:sSub>
+                    </m:den>
+                  </m:f>
+                </m:e>
+              </m:d>
+            </m:e>
+            <m:sub>
+              <m:r>
+                <m:rPr>
+                  <m:sty m:val="p"/>
+                </m:rPr>
+                <w:rPr>
+                  <w:rFonts w:ascii="Cambria Math" w:eastAsiaTheme="minorEastAsia" w:hAnsi="Cambria Math"/>
+                </w:rPr>
+                <m:t>output</m:t>
+              </m:r>
+            </m:sub>
+          </m:sSub>
+          <m:r>
+            <w:rPr>
+              <w:rFonts w:ascii="Cambria Math" w:eastAsiaTheme="minorEastAsia" w:hAnsi="Cambria Math"/>
+            </w:rPr>
+            <m:t>=</m:t>
+          </m:r>
+          <m:nary>
+            <m:naryPr>
+              <m:chr m:val="∑"/>
+              <m:limLoc m:val="undOvr"/>
+              <m:supHide m:val="1"/>
+              <m:ctrlPr>
+                <w:rPr>
+                  <w:rFonts w:ascii="Cambria Math" w:eastAsiaTheme="minorEastAsia" w:hAnsi="Cambria Math"/>
+                  <w:i/>
+                </w:rPr>
+              </m:ctrlPr>
+            </m:naryPr>
+            <m:sub>
+              <m:r>
+                <w:rPr>
+                  <w:rFonts w:ascii="Cambria Math" w:eastAsiaTheme="minorEastAsia" w:hAnsi="Cambria Math"/>
+                </w:rPr>
+                <m:t>t</m:t>
+              </m:r>
+            </m:sub>
+            <m:sup/>
+            <m:e>
+              <m:f>
+                <m:fPr>
+                  <m:ctrlPr>
+                    <w:rPr>
+                      <w:rFonts w:ascii="Cambria Math" w:eastAsiaTheme="minorEastAsia" w:hAnsi="Cambria Math"/>
+                      <w:i/>
+                    </w:rPr>
+                  </m:ctrlPr>
+                </m:fPr>
+                <m:num>
+                  <m:r>
+                    <w:rPr>
+                      <w:rFonts w:ascii="Cambria Math" w:eastAsiaTheme="minorEastAsia" w:hAnsi="Cambria Math"/>
+                    </w:rPr>
+                    <m:t>∂L</m:t>
+                  </m:r>
+                </m:num>
+                <m:den>
+                  <m:r>
+                    <w:rPr>
+                      <w:rFonts w:ascii="Cambria Math" w:eastAsiaTheme="minorEastAsia" w:hAnsi="Cambria Math"/>
+                    </w:rPr>
+                    <m:t>∂</m:t>
+                  </m:r>
+                  <m:sSub>
+                    <m:sSubPr>
+                      <m:ctrlPr>
+                        <w:rPr>
+                          <w:rFonts w:ascii="Cambria Math" w:eastAsiaTheme="minorEastAsia" w:hAnsi="Cambria Math"/>
+                          <w:iCs/>
+                        </w:rPr>
+                      </m:ctrlPr>
+                    </m:sSubPr>
+                    <m:e>
+                      <m:r>
+                        <m:rPr>
+                          <m:sty m:val="p"/>
+                        </m:rPr>
+                        <w:rPr>
+                          <w:rFonts w:ascii="Cambria Math" w:eastAsiaTheme="minorEastAsia" w:hAnsi="Cambria Math"/>
+                        </w:rPr>
+                        <m:t>logit</m:t>
+                      </m:r>
+                    </m:e>
+                    <m:sub>
+                      <m:r>
+                        <w:rPr>
+                          <w:rFonts w:ascii="Cambria Math" w:eastAsiaTheme="minorEastAsia" w:hAnsi="Cambria Math"/>
+                        </w:rPr>
+                        <m:t>t,v</m:t>
+                      </m:r>
+                    </m:sub>
+                  </m:sSub>
+                </m:den>
+              </m:f>
+            </m:e>
+          </m:nary>
+        </m:oMath>
+      </m:oMathPara>
+    </w:p>
+    <w:p>
+      <w:pPr>
+        <w:rPr>
+          <w:rFonts w:eastAsiaTheme="minorEastAsia"/>
+        </w:rPr>
+      </w:pPr>
     </w:p>
     <w:p>
       <w:pPr>
@@ -4337,7 +5196,6 @@
           <w:rFonts w:eastAsiaTheme="minorEastAsia"/>
           <w:noProof/>
         </w:rPr>
-        <w:lastRenderedPageBreak/>
         <w:drawing>
           <wp:inline distT="0" distB="0" distL="0" distR="0" wp14:anchorId="2439F7C9" wp14:editId="6DE36D96">
             <wp:extent cx="5943600" cy="4799330"/>
@@ -4825,6 +5683,95 @@
 <file path=word/numbering.xml><?xml version="1.0" encoding="utf-8"?>
 <w:numbering xmlns:wpc="http://schemas.microsoft.com/office/word/2010/wordprocessingCanvas" xmlns:cx="http://schemas.microsoft.com/office/drawing/2014/chartex" xmlns:cx1="http://schemas.microsoft.com/office/drawing/2015/9/8/chartex" xmlns:cx2="http://schemas.microsoft.com/office/drawing/2015/10/21/chartex" xmlns:cx3="http://schemas.microsoft.com/office/drawing/2016/5/9/chartex" xmlns:cx4="http://schemas.microsoft.com/office/drawing/2016/5/10/chartex" xmlns:cx5="http://schemas.microsoft.com/office/drawing/2016/5/11/chartex" xmlns:cx6="http://schemas.microsoft.com/office/drawing/2016/5/12/chartex" xmlns:cx7="http://schemas.microsoft.com/office/drawing/2016/5/13/chartex" xmlns:cx8="http://schemas.microsoft.com/office/drawing/2016/5/14/chartex" xmlns:mc="http://schemas.openxmlformats.org/markup-compatibility/2006" xmlns:aink="http://schemas.microsoft.com/office/drawing/2016/ink" xmlns:am3d="http://schemas.microsoft.com/office/drawing/2017/model3d" xmlns:o="urn:schemas-microsoft-com:office:office" xmlns:oel="http://schemas.microsoft.com/office/2019/extlst" xmlns:r="http://schemas.openxmlformats.org/officeDocument/2006/relationships" xmlns:m="http://schemas.openxmlformats.org/officeDocument/2006/math" xmlns:v="urn:schemas-microsoft-com:vml" xmlns:wp14="http://schemas.microsoft.com/office/word/2010/wordprocessingDrawing" xmlns:wp="http://schemas.openxmlformats.org/drawingml/2006/wordprocessingDrawing" xmlns:w10="urn:schemas-microsoft-com:office:word" xmlns:w="http://schemas.openxmlformats.org/wordprocessingml/2006/main" xmlns:w14="http://schemas.microsoft.com/office/word/2010/wordml" xmlns:w15="http://schemas.microsoft.com/office/word/2012/wordml" xmlns:w16cex="http://schemas.microsoft.com/office/word/2018/wordml/cex" xmlns:w16cid="http://schemas.microsoft.com/office/word/2016/wordml/cid" xmlns:w16="http://schemas.microsoft.com/office/word/2018/wordml" xmlns:w16du="http://schemas.microsoft.com/office/word/2023/wordml/word16du" xmlns:w16sdtdh="http://schemas.microsoft.com/office/word/2020/wordml/sdtdatahash" xmlns:w16sdtfl="http://schemas.microsoft.com/office/word/2024/wordml/sdtformatlock" xmlns:w16se="http://schemas.microsoft.com/office/word/2015/wordml/symex" xmlns:wpg="http://schemas.microsoft.com/office/word/2010/wordprocessingGroup" xmlns:wpi="http://schemas.microsoft.com/office/word/2010/wordprocessingInk" xmlns:wne="http://schemas.microsoft.com/office/word/2006/wordml" xmlns:wps="http://schemas.microsoft.com/office/word/2010/wordprocessingShape" mc:Ignorable="w14 w15 w16se w16cid w16 w16cex w16sdtdh w16sdtfl w16du wp14">
   <w:abstractNum w:abstractNumId="0" w15:restartNumberingAfterBreak="0">
+    <w:nsid w:val="21061FA8"/>
+    <w:multiLevelType w:val="hybridMultilevel"/>
+    <w:tmpl w:val="87E854E2"/>
+    <w:lvl w:ilvl="0" w:tplc="3C7600F2">
+      <w:start w:val="1"/>
+      <w:numFmt w:val="decimal"/>
+      <w:lvlText w:val="%1."/>
+      <w:lvlJc w:val="left"/>
+      <w:pPr>
+        <w:ind w:left="400" w:hanging="360"/>
+      </w:pPr>
+      <w:rPr>
+        <w:rFonts w:hint="default"/>
+      </w:rPr>
+    </w:lvl>
+    <w:lvl w:ilvl="1" w:tplc="04090019" w:tentative="1">
+      <w:start w:val="1"/>
+      <w:numFmt w:val="lowerLetter"/>
+      <w:lvlText w:val="%2."/>
+      <w:lvlJc w:val="left"/>
+      <w:pPr>
+        <w:ind w:left="1120" w:hanging="360"/>
+      </w:pPr>
+    </w:lvl>
+    <w:lvl w:ilvl="2" w:tplc="0409001B" w:tentative="1">
+      <w:start w:val="1"/>
+      <w:numFmt w:val="lowerRoman"/>
+      <w:lvlText w:val="%3."/>
+      <w:lvlJc w:val="right"/>
+      <w:pPr>
+        <w:ind w:left="1840" w:hanging="180"/>
+      </w:pPr>
+    </w:lvl>
+    <w:lvl w:ilvl="3" w:tplc="0409000F" w:tentative="1">
+      <w:start w:val="1"/>
+      <w:numFmt w:val="decimal"/>
+      <w:lvlText w:val="%4."/>
+      <w:lvlJc w:val="left"/>
+      <w:pPr>
+        <w:ind w:left="2560" w:hanging="360"/>
+      </w:pPr>
+    </w:lvl>
+    <w:lvl w:ilvl="4" w:tplc="04090019" w:tentative="1">
+      <w:start w:val="1"/>
+      <w:numFmt w:val="lowerLetter"/>
+      <w:lvlText w:val="%5."/>
+      <w:lvlJc w:val="left"/>
+      <w:pPr>
+        <w:ind w:left="3280" w:hanging="360"/>
+      </w:pPr>
+    </w:lvl>
+    <w:lvl w:ilvl="5" w:tplc="0409001B" w:tentative="1">
+      <w:start w:val="1"/>
+      <w:numFmt w:val="lowerRoman"/>
+      <w:lvlText w:val="%6."/>
+      <w:lvlJc w:val="right"/>
+      <w:pPr>
+        <w:ind w:left="4000" w:hanging="180"/>
+      </w:pPr>
+    </w:lvl>
+    <w:lvl w:ilvl="6" w:tplc="0409000F" w:tentative="1">
+      <w:start w:val="1"/>
+      <w:numFmt w:val="decimal"/>
+      <w:lvlText w:val="%7."/>
+      <w:lvlJc w:val="left"/>
+      <w:pPr>
+        <w:ind w:left="4720" w:hanging="360"/>
+      </w:pPr>
+    </w:lvl>
+    <w:lvl w:ilvl="7" w:tplc="04090019" w:tentative="1">
+      <w:start w:val="1"/>
+      <w:numFmt w:val="lowerLetter"/>
+      <w:lvlText w:val="%8."/>
+      <w:lvlJc w:val="left"/>
+      <w:pPr>
+        <w:ind w:left="5440" w:hanging="360"/>
+      </w:pPr>
+    </w:lvl>
+    <w:lvl w:ilvl="8" w:tplc="0409001B" w:tentative="1">
+      <w:start w:val="1"/>
+      <w:numFmt w:val="lowerRoman"/>
+      <w:lvlText w:val="%9."/>
+      <w:lvlJc w:val="right"/>
+      <w:pPr>
+        <w:ind w:left="6160" w:hanging="180"/>
+      </w:pPr>
+    </w:lvl>
+  </w:abstractNum>
+  <w:abstractNum w:abstractNumId="1" w15:restartNumberingAfterBreak="0">
     <w:nsid w:val="43537BBA"/>
     <w:multiLevelType w:val="hybridMultilevel"/>
     <w:tmpl w:val="11AE84B8"/>
@@ -4938,6 +5885,9 @@
     </w:lvl>
   </w:abstractNum>
   <w:num w:numId="1" w16cid:durableId="689455139">
+    <w:abstractNumId w:val="1"/>
+  </w:num>
+  <w:num w:numId="2" w16cid:durableId="1557349637">
     <w:abstractNumId w:val="0"/>
   </w:num>
 </w:numbering>
@@ -6254,7 +7204,7 @@
 </file>
 
 <file path=customXml/itemProps1.xml><?xml version="1.0" encoding="utf-8"?>
-<ds:datastoreItem xmlns:ds="http://schemas.openxmlformats.org/officeDocument/2006/customXml" ds:itemID="{F12D3E7D-8664-6B47-B451-56CFAF1A3223}">
+<ds:datastoreItem xmlns:ds="http://schemas.openxmlformats.org/officeDocument/2006/customXml" ds:itemID="{E3238D00-2FC8-0B43-BBF0-058108380D2A}">
   <ds:schemaRefs>
     <ds:schemaRef ds:uri="http://schemas.openxmlformats.org/officeDocument/2006/bibliography"/>
   </ds:schemaRefs>

--- a/docs/structured_scalar_potential/Structured_Scalar_Potential_Design_and_Theory.docx
+++ b/docs/structured_scalar_potential/Structured_Scalar_Potential_Design_and_Theory.docx
@@ -2592,51 +2592,45 @@
         <w:rPr>
           <w:rFonts w:eastAsiaTheme="minorEastAsia"/>
         </w:rPr>
-        <w:t>We will use both notation to denote the same quantity depending on the context where the token position can be omitted or should be made explicit.</w:t>
-      </w:r>
-      <w:r>
-        <w:rPr>
-          <w:rFonts w:eastAsiaTheme="minorEastAsia"/>
-        </w:rPr>
-        <w:tab/>
-      </w:r>
-    </w:p>
-    <w:p>
-      <w:pPr>
-        <w:rPr>
-          <w:rFonts w:eastAsiaTheme="minorEastAsia"/>
-        </w:rPr>
-      </w:pPr>
-    </w:p>
-    <w:p>
-      <w:pPr>
-        <w:rPr>
-          <w:rFonts w:eastAsiaTheme="minorEastAsia"/>
-        </w:rPr>
-      </w:pPr>
-      <w:r>
-        <w:rPr>
-          <w:rFonts w:eastAsiaTheme="minorEastAsia"/>
-        </w:rPr>
-        <w:t xml:space="preserve"> </w:t>
-      </w:r>
-      <w:r>
-        <w:rPr>
-          <w:rFonts w:eastAsiaTheme="minorEastAsia"/>
-        </w:rPr>
-        <w:t>We get one such number for every token in the vocabulary, so the full logit vect</w:t>
-      </w:r>
-      <w:r>
-        <w:rPr>
-          <w:rFonts w:eastAsiaTheme="minorEastAsia"/>
-        </w:rPr>
-        <w:t>or is</w:t>
-      </w:r>
-      <w:r>
-        <w:rPr>
-          <w:rFonts w:eastAsiaTheme="minorEastAsia"/>
-        </w:rPr>
-        <w:t>:</w:t>
+        <w:t xml:space="preserve">We will use both </w:t>
+      </w:r>
+      <w:r>
+        <w:rPr>
+          <w:rFonts w:eastAsiaTheme="minorEastAsia"/>
+        </w:rPr>
+        <w:t>notations</w:t>
+      </w:r>
+      <w:r>
+        <w:rPr>
+          <w:rFonts w:eastAsiaTheme="minorEastAsia"/>
+        </w:rPr>
+        <w:t xml:space="preserve"> to denote the same quantity depending on the context where the token position can be omitted or should be made explicit.</w:t>
+      </w:r>
+    </w:p>
+    <w:p>
+      <w:pPr>
+        <w:rPr>
+          <w:rFonts w:eastAsiaTheme="minorEastAsia"/>
+        </w:rPr>
+      </w:pPr>
+    </w:p>
+    <w:p>
+      <w:pPr>
+        <w:rPr>
+          <w:rFonts w:eastAsiaTheme="minorEastAsia"/>
+        </w:rPr>
+      </w:pPr>
+      <w:r>
+        <w:rPr>
+          <w:rFonts w:eastAsiaTheme="minorEastAsia"/>
+        </w:rPr>
+        <w:t xml:space="preserve">The full logit matrix </w:t>
+      </w:r>
+      <w:r>
+        <w:rPr>
+          <w:rFonts w:eastAsiaTheme="minorEastAsia"/>
+        </w:rPr>
+        <w:t>for one forward pass is then just all these dot products stacked:</w:t>
       </w:r>
     </w:p>
     <w:p>
@@ -2653,26 +2647,234 @@
         </w:rPr>
       </w:pPr>
       <m:oMath>
-        <m:r>
-          <m:rPr>
-            <m:scr m:val="script"/>
-          </m:rPr>
-          <w:rPr>
-            <w:rFonts w:ascii="Cambria Math" w:hAnsi="Cambria Math"/>
-          </w:rPr>
-          <m:t>l</m:t>
-        </m:r>
+        <m:sSub>
+          <m:sSubPr>
+            <m:ctrlPr>
+              <w:rPr>
+                <w:rFonts w:ascii="Cambria Math" w:hAnsi="Cambria Math"/>
+                <w:i/>
+              </w:rPr>
+            </m:ctrlPr>
+          </m:sSubPr>
+          <m:e>
+            <m:r>
+              <m:rPr>
+                <m:scr m:val="script"/>
+              </m:rPr>
+              <w:rPr>
+                <w:rFonts w:ascii="Cambria Math" w:hAnsi="Cambria Math"/>
+              </w:rPr>
+              <m:t>l</m:t>
+            </m:r>
+          </m:e>
+          <m:sub>
+            <m:r>
+              <w:rPr>
+                <w:rFonts w:ascii="Cambria Math" w:hAnsi="Cambria Math"/>
+              </w:rPr>
+              <m:t>t,v</m:t>
+            </m:r>
+          </m:sub>
+        </m:sSub>
         <m:r>
           <w:rPr>
             <w:rFonts w:ascii="Cambria Math" w:hAnsi="Cambria Math"/>
           </w:rPr>
           <m:t>=</m:t>
         </m:r>
+        <m:sSubSup>
+          <m:sSubSupPr>
+            <m:ctrlPr>
+              <w:rPr>
+                <w:rFonts w:ascii="Cambria Math" w:hAnsi="Cambria Math"/>
+                <w:i/>
+              </w:rPr>
+            </m:ctrlPr>
+          </m:sSubSupPr>
+          <m:e>
+            <m:r>
+              <w:rPr>
+                <w:rFonts w:ascii="Cambria Math" w:hAnsi="Cambria Math"/>
+              </w:rPr>
+              <m:t>h</m:t>
+            </m:r>
+          </m:e>
+          <m:sub>
+            <m:r>
+              <w:rPr>
+                <w:rFonts w:ascii="Cambria Math" w:hAnsi="Cambria Math"/>
+              </w:rPr>
+              <m:t>t</m:t>
+            </m:r>
+          </m:sub>
+          <m:sup>
+            <m:r>
+              <w:rPr>
+                <w:rFonts w:ascii="Cambria Math" w:hAnsi="Cambria Math"/>
+              </w:rPr>
+              <m:t>*</m:t>
+            </m:r>
+          </m:sup>
+        </m:sSubSup>
+        <m:r>
+          <w:rPr>
+            <w:rFonts w:ascii="Cambria Math" w:hAnsi="Cambria Math"/>
+          </w:rPr>
+          <m:t>∙</m:t>
+        </m:r>
+        <m:sSub>
+          <m:sSubPr>
+            <m:ctrlPr>
+              <w:rPr>
+                <w:rFonts w:ascii="Cambria Math" w:hAnsi="Cambria Math"/>
+                <w:i/>
+              </w:rPr>
+            </m:ctrlPr>
+          </m:sSubPr>
+          <m:e>
+            <m:r>
+              <w:rPr>
+                <w:rFonts w:ascii="Cambria Math" w:hAnsi="Cambria Math"/>
+              </w:rPr>
+              <m:t>e</m:t>
+            </m:r>
+          </m:e>
+          <m:sub>
+            <m:r>
+              <w:rPr>
+                <w:rFonts w:ascii="Cambria Math" w:hAnsi="Cambria Math"/>
+              </w:rPr>
+              <m:t>v</m:t>
+            </m:r>
+          </m:sub>
+        </m:sSub>
+      </m:oMath>
+      <w:r>
+        <w:rPr>
+          <w:rFonts w:eastAsiaTheme="minorEastAsia"/>
+        </w:rPr>
+        <w:t xml:space="preserve"> for all </w:t>
+      </w:r>
+      <m:oMath>
+        <m:r>
+          <w:rPr>
+            <w:rFonts w:ascii="Cambria Math" w:eastAsiaTheme="minorEastAsia" w:hAnsi="Cambria Math"/>
+          </w:rPr>
+          <m:t>t</m:t>
+        </m:r>
+        <m:r>
+          <w:rPr>
+            <w:rFonts w:ascii="Cambria Math" w:eastAsiaTheme="minorEastAsia" w:hAnsi="Cambria Math"/>
+          </w:rPr>
+          <m:t>∈</m:t>
+        </m:r>
+        <m:d>
+          <m:dPr>
+            <m:begChr m:val="{"/>
+            <m:endChr m:val="}"/>
+            <m:ctrlPr>
+              <w:rPr>
+                <w:rFonts w:ascii="Cambria Math" w:eastAsiaTheme="minorEastAsia" w:hAnsi="Cambria Math"/>
+                <w:i/>
+              </w:rPr>
+            </m:ctrlPr>
+          </m:dPr>
+          <m:e>
+            <m:r>
+              <w:rPr>
+                <w:rFonts w:ascii="Cambria Math" w:eastAsiaTheme="minorEastAsia" w:hAnsi="Cambria Math"/>
+              </w:rPr>
+              <m:t>1,…,T</m:t>
+            </m:r>
+          </m:e>
+        </m:d>
+      </m:oMath>
+      <w:r>
+        <w:rPr>
+          <w:rFonts w:eastAsiaTheme="minorEastAsia"/>
+        </w:rPr>
+        <w:t xml:space="preserve">, </w:t>
+      </w:r>
+      <m:oMath>
+        <m:r>
+          <w:rPr>
+            <w:rFonts w:ascii="Cambria Math" w:eastAsiaTheme="minorEastAsia" w:hAnsi="Cambria Math"/>
+          </w:rPr>
+          <m:t>v∈</m:t>
+        </m:r>
+        <m:d>
+          <m:dPr>
+            <m:begChr m:val="{"/>
+            <m:endChr m:val="}"/>
+            <m:ctrlPr>
+              <w:rPr>
+                <w:rFonts w:ascii="Cambria Math" w:eastAsiaTheme="minorEastAsia" w:hAnsi="Cambria Math"/>
+                <w:i/>
+              </w:rPr>
+            </m:ctrlPr>
+          </m:dPr>
+          <m:e>
+            <m:r>
+              <w:rPr>
+                <w:rFonts w:ascii="Cambria Math" w:eastAsiaTheme="minorEastAsia" w:hAnsi="Cambria Math"/>
+              </w:rPr>
+              <m:t>0,…,V-1</m:t>
+            </m:r>
+          </m:e>
+        </m:d>
+      </m:oMath>
+      <w:r>
+        <w:rPr>
+          <w:rFonts w:eastAsiaTheme="minorEastAsia"/>
+        </w:rPr>
+        <w:t xml:space="preserve">   (log.3)</w:t>
+      </w:r>
+    </w:p>
+    <w:p>
+      <w:pPr>
+        <w:rPr>
+          <w:rFonts w:eastAsiaTheme="minorEastAsia"/>
+        </w:rPr>
+      </w:pPr>
+    </w:p>
+    <w:p>
+      <w:pPr>
+        <w:rPr>
+          <w:rFonts w:eastAsiaTheme="minorEastAsia"/>
+        </w:rPr>
+      </w:pPr>
+      <w:r>
+        <w:rPr>
+          <w:rFonts w:eastAsiaTheme="minorEastAsia"/>
+        </w:rPr>
+        <w:t>or equivalently in matrix form</w:t>
+      </w:r>
+    </w:p>
+    <w:p>
+      <w:pPr>
+        <w:rPr>
+          <w:rFonts w:eastAsiaTheme="minorEastAsia"/>
+        </w:rPr>
+      </w:pPr>
+    </w:p>
+    <w:p>
+      <w:pPr>
+        <w:rPr>
+          <w:rFonts w:eastAsiaTheme="minorEastAsia"/>
+        </w:rPr>
+      </w:pPr>
+      <m:oMath>
+        <m:r>
+          <w:rPr>
+            <w:rFonts w:ascii="Cambria Math" w:eastAsiaTheme="minorEastAsia" w:hAnsi="Cambria Math"/>
+          </w:rPr>
+          <m:t xml:space="preserve">L = </m:t>
+        </m:r>
         <m:sSup>
           <m:sSupPr>
             <m:ctrlPr>
               <w:rPr>
-                <w:rFonts w:ascii="Cambria Math" w:hAnsi="Cambria Math"/>
+                <w:rFonts w:ascii="Cambria Math" w:eastAsiaTheme="minorEastAsia" w:hAnsi="Cambria Math"/>
                 <w:i/>
               </w:rPr>
             </m:ctrlPr>
@@ -2680,15 +2882,15 @@
           <m:e>
             <m:r>
               <w:rPr>
-                <w:rFonts w:ascii="Cambria Math" w:hAnsi="Cambria Math"/>
-              </w:rPr>
-              <m:t>h</m:t>
+                <w:rFonts w:ascii="Cambria Math" w:eastAsiaTheme="minorEastAsia" w:hAnsi="Cambria Math"/>
+              </w:rPr>
+              <m:t>H</m:t>
             </m:r>
           </m:e>
           <m:sup>
             <m:r>
               <w:rPr>
-                <w:rFonts w:ascii="Cambria Math" w:hAnsi="Cambria Math"/>
+                <w:rFonts w:ascii="Cambria Math" w:eastAsiaTheme="minorEastAsia" w:hAnsi="Cambria Math"/>
               </w:rPr>
               <m:t>*</m:t>
             </m:r>
@@ -2731,6 +2933,231 @@
         </m:sSup>
         <m:r>
           <w:rPr>
+            <w:rFonts w:ascii="Cambria Math" w:hAnsi="Cambria Math"/>
+          </w:rPr>
+          <m:t>∈</m:t>
+        </m:r>
+        <m:sSup>
+          <m:sSupPr>
+            <m:ctrlPr>
+              <w:rPr>
+                <w:rFonts w:ascii="Cambria Math" w:hAnsi="Cambria Math"/>
+                <w:i/>
+              </w:rPr>
+            </m:ctrlPr>
+          </m:sSupPr>
+          <m:e>
+            <m:r>
+              <m:rPr>
+                <m:scr m:val="double-struck"/>
+              </m:rPr>
+              <w:rPr>
+                <w:rFonts w:ascii="Cambria Math" w:hAnsi="Cambria Math"/>
+              </w:rPr>
+              <m:t>R</m:t>
+            </m:r>
+          </m:e>
+          <m:sup>
+            <m:r>
+              <w:rPr>
+                <w:rFonts w:ascii="Cambria Math" w:hAnsi="Cambria Math"/>
+              </w:rPr>
+              <m:t>T×V</m:t>
+            </m:r>
+          </m:sup>
+        </m:sSup>
+      </m:oMath>
+      <w:r>
+        <w:rPr>
+          <w:rFonts w:eastAsiaTheme="minorEastAsia"/>
+        </w:rPr>
+        <w:t xml:space="preserve">     (log.4)</w:t>
+      </w:r>
+    </w:p>
+    <w:p>
+      <w:pPr>
+        <w:rPr>
+          <w:rFonts w:eastAsiaTheme="minorEastAsia"/>
+        </w:rPr>
+      </w:pPr>
+    </w:p>
+    <w:p>
+      <w:pPr>
+        <w:rPr>
+          <w:rFonts w:eastAsiaTheme="minorEastAsia"/>
+        </w:rPr>
+      </w:pPr>
+      <w:r>
+        <w:rPr>
+          <w:rFonts w:eastAsiaTheme="minorEastAsia"/>
+        </w:rPr>
+        <w:t xml:space="preserve"> </w:t>
+      </w:r>
+      <w:r>
+        <w:rPr>
+          <w:rFonts w:eastAsiaTheme="minorEastAsia"/>
+        </w:rPr>
+        <w:t>We get one such number for every token in the vocabulary, so the full logit vect</w:t>
+      </w:r>
+      <w:r>
+        <w:rPr>
+          <w:rFonts w:eastAsiaTheme="minorEastAsia"/>
+        </w:rPr>
+        <w:t>or is</w:t>
+      </w:r>
+      <w:r>
+        <w:rPr>
+          <w:rFonts w:eastAsiaTheme="minorEastAsia"/>
+        </w:rPr>
+        <w:t>:</w:t>
+      </w:r>
+    </w:p>
+    <w:p>
+      <w:pPr>
+        <w:rPr>
+          <w:rFonts w:eastAsiaTheme="minorEastAsia"/>
+        </w:rPr>
+      </w:pPr>
+    </w:p>
+    <w:p>
+      <w:pPr>
+        <w:rPr>
+          <w:rFonts w:eastAsiaTheme="minorEastAsia"/>
+        </w:rPr>
+      </w:pPr>
+      <m:oMath>
+        <m:acc>
+          <m:accPr>
+            <m:chr m:val="⃗"/>
+            <m:ctrlPr>
+              <w:rPr>
+                <w:rFonts w:ascii="Cambria Math" w:hAnsi="Cambria Math"/>
+                <w:i/>
+              </w:rPr>
+            </m:ctrlPr>
+          </m:accPr>
+          <m:e>
+            <m:r>
+              <m:rPr>
+                <m:scr m:val="script"/>
+              </m:rPr>
+              <w:rPr>
+                <w:rFonts w:ascii="Cambria Math" w:hAnsi="Cambria Math"/>
+              </w:rPr>
+              <m:t>l</m:t>
+            </m:r>
+          </m:e>
+        </m:acc>
+        <m:r>
+          <w:rPr>
+            <w:rFonts w:ascii="Cambria Math" w:hAnsi="Cambria Math"/>
+          </w:rPr>
+          <m:t>≡</m:t>
+        </m:r>
+        <m:sSub>
+          <m:sSubPr>
+            <m:ctrlPr>
+              <w:rPr>
+                <w:rFonts w:ascii="Cambria Math" w:hAnsi="Cambria Math"/>
+                <w:i/>
+              </w:rPr>
+            </m:ctrlPr>
+          </m:sSubPr>
+          <m:e>
+            <m:r>
+              <m:rPr>
+                <m:scr m:val="script"/>
+              </m:rPr>
+              <w:rPr>
+                <w:rFonts w:ascii="Cambria Math" w:hAnsi="Cambria Math"/>
+              </w:rPr>
+              <m:t>l</m:t>
+            </m:r>
+          </m:e>
+          <m:sub>
+            <m:r>
+              <w:rPr>
+                <w:rFonts w:ascii="Cambria Math" w:hAnsi="Cambria Math"/>
+              </w:rPr>
+              <m:t>*</m:t>
+            </m:r>
+            <m:r>
+              <w:rPr>
+                <w:rFonts w:ascii="Cambria Math" w:hAnsi="Cambria Math"/>
+              </w:rPr>
+              <m:t>,v</m:t>
+            </m:r>
+          </m:sub>
+        </m:sSub>
+        <m:r>
+          <w:rPr>
+            <w:rFonts w:ascii="Cambria Math" w:hAnsi="Cambria Math"/>
+          </w:rPr>
+          <m:t>=</m:t>
+        </m:r>
+        <m:sSup>
+          <m:sSupPr>
+            <m:ctrlPr>
+              <w:rPr>
+                <w:rFonts w:ascii="Cambria Math" w:hAnsi="Cambria Math"/>
+                <w:i/>
+              </w:rPr>
+            </m:ctrlPr>
+          </m:sSupPr>
+          <m:e>
+            <m:r>
+              <w:rPr>
+                <w:rFonts w:ascii="Cambria Math" w:hAnsi="Cambria Math"/>
+              </w:rPr>
+              <m:t>h</m:t>
+            </m:r>
+          </m:e>
+          <m:sup>
+            <m:r>
+              <w:rPr>
+                <w:rFonts w:ascii="Cambria Math" w:hAnsi="Cambria Math"/>
+              </w:rPr>
+              <m:t>*</m:t>
+            </m:r>
+          </m:sup>
+        </m:sSup>
+        <m:r>
+          <w:rPr>
+            <w:rFonts w:ascii="Cambria Math" w:hAnsi="Cambria Math"/>
+          </w:rPr>
+          <m:t>∙</m:t>
+        </m:r>
+        <m:sSup>
+          <m:sSupPr>
+            <m:ctrlPr>
+              <w:rPr>
+                <w:rFonts w:ascii="Cambria Math" w:hAnsi="Cambria Math"/>
+                <w:i/>
+              </w:rPr>
+            </m:ctrlPr>
+          </m:sSupPr>
+          <m:e>
+            <m:r>
+              <w:rPr>
+                <w:rFonts w:ascii="Cambria Math" w:hAnsi="Cambria Math"/>
+              </w:rPr>
+              <m:t>E</m:t>
+            </m:r>
+          </m:e>
+          <m:sup>
+            <m:r>
+              <m:rPr>
+                <m:sty m:val="p"/>
+              </m:rPr>
+              <w:rPr>
+                <w:rFonts w:ascii="Cambria Math" w:hAnsi="Cambria Math"/>
+              </w:rPr>
+              <m:t>T</m:t>
+            </m:r>
+          </m:sup>
+        </m:sSup>
+        <m:r>
+          <w:rPr>
             <w:rFonts w:ascii="Cambria Math" w:eastAsiaTheme="minorEastAsia" w:hAnsi="Cambria Math"/>
           </w:rPr>
           <m:t>∈</m:t>
@@ -2760,7 +3187,7 @@
               <w:rPr>
                 <w:rFonts w:ascii="Cambria Math" w:hAnsi="Cambria Math"/>
               </w:rPr>
-              <m:t>d</m:t>
+              <m:t>V</m:t>
             </m:r>
           </m:sup>
         </m:sSup>
@@ -2775,8 +3202,27 @@
         <w:rPr>
           <w:rFonts w:eastAsiaTheme="minorEastAsia"/>
         </w:rPr>
-        <w:t xml:space="preserve">  (log.3)</w:t>
-      </w:r>
+        <w:t xml:space="preserve">  (log.</w:t>
+      </w:r>
+      <w:r>
+        <w:rPr>
+          <w:rFonts w:eastAsiaTheme="minorEastAsia"/>
+        </w:rPr>
+        <w:t>5</w:t>
+      </w:r>
+      <w:r>
+        <w:rPr>
+          <w:rFonts w:eastAsiaTheme="minorEastAsia"/>
+        </w:rPr>
+        <w:t>)</w:t>
+      </w:r>
+    </w:p>
+    <w:p>
+      <w:pPr>
+        <w:rPr>
+          <w:rFonts w:eastAsiaTheme="minorEastAsia"/>
+        </w:rPr>
+      </w:pPr>
     </w:p>
     <w:p>
       <w:pPr>
@@ -7204,7 +7650,7 @@
 </file>
 
 <file path=customXml/itemProps1.xml><?xml version="1.0" encoding="utf-8"?>
-<ds:datastoreItem xmlns:ds="http://schemas.openxmlformats.org/officeDocument/2006/customXml" ds:itemID="{E3238D00-2FC8-0B43-BBF0-058108380D2A}">
+<ds:datastoreItem xmlns:ds="http://schemas.openxmlformats.org/officeDocument/2006/customXml" ds:itemID="{46B2F82B-5EA7-4349-A5A9-2C117F9CA9FE}">
   <ds:schemaRefs>
     <ds:schemaRef ds:uri="http://schemas.openxmlformats.org/officeDocument/2006/bibliography"/>
   </ds:schemaRefs>

--- a/docs/structured_scalar_potential/Structured_Scalar_Potential_Design_and_Theory.docx
+++ b/docs/structured_scalar_potential/Structured_Scalar_Potential_Design_and_Theory.docx
@@ -1885,6 +1885,15 @@
             </m:r>
           </m:sub>
         </m:sSub>
+        <m:r>
+          <m:rPr>
+            <m:scr m:val="double-struck"/>
+          </m:rPr>
+          <w:rPr>
+            <w:rFonts w:ascii="Cambria Math" w:hAnsi="Cambria Math"/>
+          </w:rPr>
+          <m:t>∈R</m:t>
+        </m:r>
       </m:oMath>
       <w:r>
         <w:rPr>
@@ -2317,6 +2326,15 @@
             </m:r>
           </m:sub>
         </m:sSub>
+        <m:r>
+          <m:rPr>
+            <m:scr m:val="double-struck"/>
+          </m:rPr>
+          <w:rPr>
+            <w:rFonts w:ascii="Cambria Math" w:hAnsi="Cambria Math"/>
+          </w:rPr>
+          <m:t>∈R</m:t>
+        </m:r>
       </m:oMath>
       <w:r>
         <w:rPr>
@@ -2748,6 +2766,15 @@
             </m:r>
           </m:sub>
         </m:sSub>
+        <m:r>
+          <m:rPr>
+            <m:scr m:val="double-struck"/>
+          </m:rPr>
+          <w:rPr>
+            <w:rFonts w:ascii="Cambria Math" w:hAnsi="Cambria Math"/>
+          </w:rPr>
+          <m:t>∈R</m:t>
+        </m:r>
       </m:oMath>
       <w:r>
         <w:rPr>
@@ -7650,7 +7677,7 @@
 </file>
 
 <file path=customXml/itemProps1.xml><?xml version="1.0" encoding="utf-8"?>
-<ds:datastoreItem xmlns:ds="http://schemas.openxmlformats.org/officeDocument/2006/customXml" ds:itemID="{46B2F82B-5EA7-4349-A5A9-2C117F9CA9FE}">
+<ds:datastoreItem xmlns:ds="http://schemas.openxmlformats.org/officeDocument/2006/customXml" ds:itemID="{36B9DFA9-7168-B644-8C21-3E0A8AFFDAAE}">
   <ds:schemaRefs>
     <ds:schemaRef ds:uri="http://schemas.openxmlformats.org/officeDocument/2006/bibliography"/>
   </ds:schemaRefs>

--- a/docs/structured_scalar_potential/Structured_Scalar_Potential_Design_and_Theory.docx
+++ b/docs/structured_scalar_potential/Structured_Scalar_Potential_Design_and_Theory.docx
@@ -1706,7 +1706,67 @@
         <w:rPr>
           <w:rFonts w:eastAsiaTheme="minorEastAsia"/>
         </w:rPr>
-        <w:t xml:space="preserve">(denoted by superscript *) </w:t>
+        <w:t>(denoted by superscript *</w:t>
+      </w:r>
+      <w:r>
+        <w:rPr>
+          <w:rFonts w:eastAsiaTheme="minorEastAsia"/>
+        </w:rPr>
+        <w:t xml:space="preserve"> or alternatively by subscript </w:t>
+      </w:r>
+      <m:oMath>
+        <m:r>
+          <w:rPr>
+            <w:rFonts w:ascii="Cambria Math" w:eastAsiaTheme="minorEastAsia" w:hAnsi="Cambria Math"/>
+          </w:rPr>
+          <m:t>L</m:t>
+        </m:r>
+      </m:oMath>
+      <w:r>
+        <w:rPr>
+          <w:rFonts w:eastAsiaTheme="minorEastAsia"/>
+        </w:rPr>
+        <w:t xml:space="preserve"> as </w:t>
+      </w:r>
+      <m:oMath>
+        <m:sSub>
+          <m:sSubPr>
+            <m:ctrlPr>
+              <w:rPr>
+                <w:rFonts w:ascii="Cambria Math" w:eastAsiaTheme="minorEastAsia" w:hAnsi="Cambria Math"/>
+                <w:i/>
+              </w:rPr>
+            </m:ctrlPr>
+          </m:sSubPr>
+          <m:e>
+            <m:r>
+              <w:rPr>
+                <w:rFonts w:ascii="Cambria Math" w:eastAsiaTheme="minorEastAsia" w:hAnsi="Cambria Math"/>
+              </w:rPr>
+              <m:t>h</m:t>
+            </m:r>
+          </m:e>
+          <m:sub>
+            <m:r>
+              <w:rPr>
+                <w:rFonts w:ascii="Cambria Math" w:eastAsiaTheme="minorEastAsia" w:hAnsi="Cambria Math"/>
+              </w:rPr>
+              <m:t>L</m:t>
+            </m:r>
+          </m:sub>
+        </m:sSub>
+      </m:oMath>
+      <w:r>
+        <w:rPr>
+          <w:rFonts w:eastAsiaTheme="minorEastAsia"/>
+        </w:rPr>
+        <w:t xml:space="preserve"> depending on the context</w:t>
+      </w:r>
+      <w:r>
+        <w:rPr>
+          <w:rFonts w:eastAsiaTheme="minorEastAsia"/>
+        </w:rPr>
+        <w:t xml:space="preserve">) </w:t>
       </w:r>
       <w:r>
         <w:rPr>
@@ -5472,184 +5532,225 @@
           <w:rFonts w:eastAsiaTheme="minorEastAsia"/>
         </w:rPr>
       </w:pPr>
-      <m:oMathPara>
-        <m:oMath>
-          <m:sSub>
-            <m:sSubPr>
-              <m:ctrlPr>
-                <w:rPr>
-                  <w:rFonts w:ascii="Cambria Math" w:eastAsiaTheme="minorEastAsia" w:hAnsi="Cambria Math"/>
-                  <w:i/>
-                </w:rPr>
-              </m:ctrlPr>
-            </m:sSubPr>
-            <m:e>
-              <m:d>
-                <m:dPr>
-                  <m:begChr m:val=""/>
-                  <m:endChr m:val="|"/>
-                  <m:ctrlPr>
-                    <w:rPr>
-                      <w:rFonts w:ascii="Cambria Math" w:eastAsiaTheme="minorEastAsia" w:hAnsi="Cambria Math"/>
-                      <w:i/>
-                    </w:rPr>
-                  </m:ctrlPr>
-                </m:dPr>
-                <m:e>
-                  <m:f>
-                    <m:fPr>
-                      <m:ctrlPr>
-                        <w:rPr>
-                          <w:rFonts w:ascii="Cambria Math" w:eastAsiaTheme="minorEastAsia" w:hAnsi="Cambria Math"/>
-                          <w:i/>
-                        </w:rPr>
-                      </m:ctrlPr>
-                    </m:fPr>
-                    <m:num>
-                      <m:r>
-                        <w:rPr>
-                          <w:rFonts w:ascii="Cambria Math" w:eastAsiaTheme="minorEastAsia" w:hAnsi="Cambria Math"/>
-                        </w:rPr>
-                        <m:t>∂L</m:t>
-                      </m:r>
-                    </m:num>
-                    <m:den>
-                      <m:r>
-                        <w:rPr>
-                          <w:rFonts w:ascii="Cambria Math" w:eastAsiaTheme="minorEastAsia" w:hAnsi="Cambria Math"/>
-                        </w:rPr>
-                        <m:t>∂</m:t>
-                      </m:r>
-                      <m:sSub>
-                        <m:sSubPr>
-                          <m:ctrlPr>
-                            <w:rPr>
-                              <w:rFonts w:ascii="Cambria Math" w:eastAsiaTheme="minorEastAsia" w:hAnsi="Cambria Math"/>
-                              <w:i/>
-                            </w:rPr>
-                          </m:ctrlPr>
-                        </m:sSubPr>
-                        <m:e>
-                          <m:r>
-                            <w:rPr>
-                              <w:rFonts w:ascii="Cambria Math" w:eastAsiaTheme="minorEastAsia" w:hAnsi="Cambria Math"/>
-                            </w:rPr>
-                            <m:t>E</m:t>
-                          </m:r>
-                        </m:e>
-                        <m:sub>
-                          <m:r>
-                            <w:rPr>
-                              <w:rFonts w:ascii="Cambria Math" w:eastAsiaTheme="minorEastAsia" w:hAnsi="Cambria Math"/>
-                            </w:rPr>
-                            <m:t>v</m:t>
-                          </m:r>
-                        </m:sub>
-                      </m:sSub>
-                    </m:den>
-                  </m:f>
-                </m:e>
-              </m:d>
-            </m:e>
-            <m:sub>
-              <m:r>
-                <m:rPr>
-                  <m:sty m:val="p"/>
-                </m:rPr>
-                <w:rPr>
-                  <w:rFonts w:ascii="Cambria Math" w:eastAsiaTheme="minorEastAsia" w:hAnsi="Cambria Math"/>
-                </w:rPr>
-                <m:t>output</m:t>
-              </m:r>
-            </m:sub>
-          </m:sSub>
-          <m:r>
-            <w:rPr>
-              <w:rFonts w:ascii="Cambria Math" w:eastAsiaTheme="minorEastAsia" w:hAnsi="Cambria Math"/>
-            </w:rPr>
-            <m:t>=</m:t>
-          </m:r>
-          <m:nary>
-            <m:naryPr>
-              <m:chr m:val="∑"/>
-              <m:limLoc m:val="undOvr"/>
-              <m:supHide m:val="1"/>
-              <m:ctrlPr>
-                <w:rPr>
-                  <w:rFonts w:ascii="Cambria Math" w:eastAsiaTheme="minorEastAsia" w:hAnsi="Cambria Math"/>
-                  <w:i/>
-                </w:rPr>
-              </m:ctrlPr>
-            </m:naryPr>
-            <m:sub>
-              <m:r>
-                <w:rPr>
-                  <w:rFonts w:ascii="Cambria Math" w:eastAsiaTheme="minorEastAsia" w:hAnsi="Cambria Math"/>
-                </w:rPr>
-                <m:t>t</m:t>
-              </m:r>
-            </m:sub>
-            <m:sup/>
-            <m:e>
-              <m:f>
-                <m:fPr>
-                  <m:ctrlPr>
-                    <w:rPr>
-                      <w:rFonts w:ascii="Cambria Math" w:eastAsiaTheme="minorEastAsia" w:hAnsi="Cambria Math"/>
-                      <w:i/>
-                    </w:rPr>
-                  </m:ctrlPr>
-                </m:fPr>
-                <m:num>
-                  <m:r>
-                    <w:rPr>
-                      <w:rFonts w:ascii="Cambria Math" w:eastAsiaTheme="minorEastAsia" w:hAnsi="Cambria Math"/>
-                    </w:rPr>
-                    <m:t>∂L</m:t>
-                  </m:r>
-                </m:num>
-                <m:den>
-                  <m:r>
-                    <w:rPr>
-                      <w:rFonts w:ascii="Cambria Math" w:eastAsiaTheme="minorEastAsia" w:hAnsi="Cambria Math"/>
-                    </w:rPr>
-                    <m:t>∂</m:t>
-                  </m:r>
-                  <m:sSub>
-                    <m:sSubPr>
-                      <m:ctrlPr>
-                        <w:rPr>
-                          <w:rFonts w:ascii="Cambria Math" w:eastAsiaTheme="minorEastAsia" w:hAnsi="Cambria Math"/>
-                          <w:iCs/>
-                        </w:rPr>
-                      </m:ctrlPr>
-                    </m:sSubPr>
-                    <m:e>
-                      <m:r>
-                        <m:rPr>
-                          <m:sty m:val="p"/>
-                        </m:rPr>
-                        <w:rPr>
-                          <w:rFonts w:ascii="Cambria Math" w:eastAsiaTheme="minorEastAsia" w:hAnsi="Cambria Math"/>
-                        </w:rPr>
-                        <m:t>logit</m:t>
-                      </m:r>
-                    </m:e>
-                    <m:sub>
-                      <m:r>
-                        <w:rPr>
-                          <w:rFonts w:ascii="Cambria Math" w:eastAsiaTheme="minorEastAsia" w:hAnsi="Cambria Math"/>
-                        </w:rPr>
-                        <m:t>t,v</m:t>
-                      </m:r>
-                    </m:sub>
-                  </m:sSub>
-                </m:den>
-              </m:f>
-            </m:e>
-          </m:nary>
-        </m:oMath>
-      </m:oMathPara>
+      <m:oMath>
+        <m:sSub>
+          <m:sSubPr>
+            <m:ctrlPr>
+              <w:rPr>
+                <w:rFonts w:ascii="Cambria Math" w:eastAsiaTheme="minorEastAsia" w:hAnsi="Cambria Math"/>
+                <w:i/>
+              </w:rPr>
+            </m:ctrlPr>
+          </m:sSubPr>
+          <m:e>
+            <m:d>
+              <m:dPr>
+                <m:begChr m:val=""/>
+                <m:endChr m:val="|"/>
+                <m:ctrlPr>
+                  <w:rPr>
+                    <w:rFonts w:ascii="Cambria Math" w:eastAsiaTheme="minorEastAsia" w:hAnsi="Cambria Math"/>
+                    <w:i/>
+                  </w:rPr>
+                </m:ctrlPr>
+              </m:dPr>
+              <m:e>
+                <m:f>
+                  <m:fPr>
+                    <m:ctrlPr>
+                      <w:rPr>
+                        <w:rFonts w:ascii="Cambria Math" w:eastAsiaTheme="minorEastAsia" w:hAnsi="Cambria Math"/>
+                        <w:i/>
+                      </w:rPr>
+                    </m:ctrlPr>
+                  </m:fPr>
+                  <m:num>
+                    <m:r>
+                      <w:rPr>
+                        <w:rFonts w:ascii="Cambria Math" w:eastAsiaTheme="minorEastAsia" w:hAnsi="Cambria Math"/>
+                      </w:rPr>
+                      <m:t>∂L</m:t>
+                    </m:r>
+                  </m:num>
+                  <m:den>
+                    <m:r>
+                      <w:rPr>
+                        <w:rFonts w:ascii="Cambria Math" w:eastAsiaTheme="minorEastAsia" w:hAnsi="Cambria Math"/>
+                      </w:rPr>
+                      <m:t>∂</m:t>
+                    </m:r>
+                    <m:sSub>
+                      <m:sSubPr>
+                        <m:ctrlPr>
+                          <w:rPr>
+                            <w:rFonts w:ascii="Cambria Math" w:eastAsiaTheme="minorEastAsia" w:hAnsi="Cambria Math"/>
+                            <w:i/>
+                          </w:rPr>
+                        </m:ctrlPr>
+                      </m:sSubPr>
+                      <m:e>
+                        <m:r>
+                          <w:rPr>
+                            <w:rFonts w:ascii="Cambria Math" w:eastAsiaTheme="minorEastAsia" w:hAnsi="Cambria Math"/>
+                          </w:rPr>
+                          <m:t>E</m:t>
+                        </m:r>
+                      </m:e>
+                      <m:sub>
+                        <m:r>
+                          <w:rPr>
+                            <w:rFonts w:ascii="Cambria Math" w:eastAsiaTheme="minorEastAsia" w:hAnsi="Cambria Math"/>
+                          </w:rPr>
+                          <m:t>v</m:t>
+                        </m:r>
+                      </m:sub>
+                    </m:sSub>
+                  </m:den>
+                </m:f>
+              </m:e>
+            </m:d>
+          </m:e>
+          <m:sub>
+            <m:r>
+              <m:rPr>
+                <m:sty m:val="p"/>
+              </m:rPr>
+              <w:rPr>
+                <w:rFonts w:ascii="Cambria Math" w:eastAsiaTheme="minorEastAsia" w:hAnsi="Cambria Math"/>
+              </w:rPr>
+              <m:t>output</m:t>
+            </m:r>
+          </m:sub>
+        </m:sSub>
+        <m:r>
+          <w:rPr>
+            <w:rFonts w:ascii="Cambria Math" w:eastAsiaTheme="minorEastAsia" w:hAnsi="Cambria Math"/>
+          </w:rPr>
+          <m:t>=</m:t>
+        </m:r>
+        <m:nary>
+          <m:naryPr>
+            <m:chr m:val="∑"/>
+            <m:limLoc m:val="undOvr"/>
+            <m:supHide m:val="1"/>
+            <m:ctrlPr>
+              <w:rPr>
+                <w:rFonts w:ascii="Cambria Math" w:eastAsiaTheme="minorEastAsia" w:hAnsi="Cambria Math"/>
+                <w:i/>
+              </w:rPr>
+            </m:ctrlPr>
+          </m:naryPr>
+          <m:sub>
+            <m:r>
+              <w:rPr>
+                <w:rFonts w:ascii="Cambria Math" w:eastAsiaTheme="minorEastAsia" w:hAnsi="Cambria Math"/>
+              </w:rPr>
+              <m:t>t</m:t>
+            </m:r>
+          </m:sub>
+          <m:sup/>
+          <m:e>
+            <m:f>
+              <m:fPr>
+                <m:ctrlPr>
+                  <w:rPr>
+                    <w:rFonts w:ascii="Cambria Math" w:eastAsiaTheme="minorEastAsia" w:hAnsi="Cambria Math"/>
+                    <w:i/>
+                  </w:rPr>
+                </m:ctrlPr>
+              </m:fPr>
+              <m:num>
+                <m:r>
+                  <w:rPr>
+                    <w:rFonts w:ascii="Cambria Math" w:eastAsiaTheme="minorEastAsia" w:hAnsi="Cambria Math"/>
+                  </w:rPr>
+                  <m:t>∂L</m:t>
+                </m:r>
+              </m:num>
+              <m:den>
+                <m:r>
+                  <w:rPr>
+                    <w:rFonts w:ascii="Cambria Math" w:eastAsiaTheme="minorEastAsia" w:hAnsi="Cambria Math"/>
+                  </w:rPr>
+                  <m:t>∂</m:t>
+                </m:r>
+                <m:sSub>
+                  <m:sSubPr>
+                    <m:ctrlPr>
+                      <w:rPr>
+                        <w:rFonts w:ascii="Cambria Math" w:eastAsiaTheme="minorEastAsia" w:hAnsi="Cambria Math"/>
+                        <w:iCs/>
+                      </w:rPr>
+                    </m:ctrlPr>
+                  </m:sSubPr>
+                  <m:e>
+                    <m:r>
+                      <w:rPr>
+                        <w:rFonts w:ascii="Cambria Math" w:eastAsiaTheme="minorEastAsia" w:hAnsi="Cambria Math"/>
+                      </w:rPr>
+                      <m:t>h</m:t>
+                    </m:r>
+                  </m:e>
+                  <m:sub>
+                    <m:r>
+                      <w:rPr>
+                        <w:rFonts w:ascii="Cambria Math" w:eastAsiaTheme="minorEastAsia" w:hAnsi="Cambria Math"/>
+                      </w:rPr>
+                      <m:t>t,v</m:t>
+                    </m:r>
+                  </m:sub>
+                </m:sSub>
+              </m:den>
+            </m:f>
+          </m:e>
+        </m:nary>
+        <m:r>
+          <w:rPr>
+            <w:rFonts w:ascii="Cambria Math" w:eastAsiaTheme="minorEastAsia" w:hAnsi="Cambria Math"/>
+          </w:rPr>
+          <m:t>∙</m:t>
+        </m:r>
+        <m:sSubSup>
+          <m:sSubSupPr>
+            <m:ctrlPr>
+              <w:rPr>
+                <w:rFonts w:ascii="Cambria Math" w:eastAsiaTheme="minorEastAsia" w:hAnsi="Cambria Math"/>
+                <w:i/>
+              </w:rPr>
+            </m:ctrlPr>
+          </m:sSubSupPr>
+          <m:e>
+            <m:r>
+              <w:rPr>
+                <w:rFonts w:ascii="Cambria Math" w:eastAsiaTheme="minorEastAsia" w:hAnsi="Cambria Math"/>
+              </w:rPr>
+              <m:t>h</m:t>
+            </m:r>
+          </m:e>
+          <m:sub>
+            <m:r>
+              <w:rPr>
+                <w:rFonts w:ascii="Cambria Math" w:eastAsiaTheme="minorEastAsia" w:hAnsi="Cambria Math"/>
+              </w:rPr>
+              <m:t>t</m:t>
+            </m:r>
+          </m:sub>
+          <m:sup>
+            <m:r>
+              <w:rPr>
+                <w:rFonts w:ascii="Cambria Math" w:eastAsiaTheme="minorEastAsia" w:hAnsi="Cambria Math"/>
+              </w:rPr>
+              <m:t>*</m:t>
+            </m:r>
+          </m:sup>
+        </m:sSubSup>
+      </m:oMath>
+      <w:r>
+        <w:rPr>
+          <w:rFonts w:eastAsiaTheme="minorEastAsia"/>
+        </w:rPr>
+        <w:t xml:space="preserve">     (out.1)</w:t>
+      </w:r>
     </w:p>
     <w:p>
       <w:pPr>
@@ -7677,7 +7778,7 @@
 </file>
 
 <file path=customXml/itemProps1.xml><?xml version="1.0" encoding="utf-8"?>
-<ds:datastoreItem xmlns:ds="http://schemas.openxmlformats.org/officeDocument/2006/customXml" ds:itemID="{36B9DFA9-7168-B644-8C21-3E0A8AFFDAAE}">
+<ds:datastoreItem xmlns:ds="http://schemas.openxmlformats.org/officeDocument/2006/customXml" ds:itemID="{671B9906-0BF1-E14E-A59B-A83375890D89}">
   <ds:schemaRefs>
     <ds:schemaRef ds:uri="http://schemas.openxmlformats.org/officeDocument/2006/bibliography"/>
   </ds:schemaRefs>

--- a/docs/structured_scalar_potential/Structured_Scalar_Potential_Design_and_Theory.docx
+++ b/docs/structured_scalar_potential/Structured_Scalar_Potential_Design_and_Theory.docx
@@ -5768,8 +5768,588 @@
       <w:r>
         <w:rPr>
           <w:rFonts w:eastAsiaTheme="minorEastAsia"/>
+        </w:rPr>
+        <w:t xml:space="preserve">That pushes each row </w:t>
+      </w:r>
+      <m:oMath>
+        <m:sSub>
+          <m:sSubPr>
+            <m:ctrlPr>
+              <w:rPr>
+                <w:rFonts w:ascii="Cambria Math" w:eastAsiaTheme="minorEastAsia" w:hAnsi="Cambria Math"/>
+                <w:i/>
+              </w:rPr>
+            </m:ctrlPr>
+          </m:sSubPr>
+          <m:e>
+            <m:r>
+              <w:rPr>
+                <w:rFonts w:ascii="Cambria Math" w:eastAsiaTheme="minorEastAsia" w:hAnsi="Cambria Math"/>
+              </w:rPr>
+              <m:t>E</m:t>
+            </m:r>
+          </m:e>
+          <m:sub>
+            <m:r>
+              <w:rPr>
+                <w:rFonts w:ascii="Cambria Math" w:eastAsiaTheme="minorEastAsia" w:hAnsi="Cambria Math"/>
+              </w:rPr>
+              <m:t>v</m:t>
+            </m:r>
+          </m:sub>
+        </m:sSub>
+      </m:oMath>
+      <w:r>
+        <w:rPr>
+          <w:rFonts w:eastAsiaTheme="minorEastAsia"/>
+        </w:rPr>
+        <w:t xml:space="preserve"> </w:t>
+      </w:r>
+      <w:r>
+        <w:rPr>
+          <w:rFonts w:eastAsiaTheme="minorEastAsia"/>
+        </w:rPr>
+        <w:t xml:space="preserve">of the embedding matrix </w:t>
+      </w:r>
+      <m:oMath>
+        <m:r>
+          <w:rPr>
+            <w:rFonts w:ascii="Cambria Math" w:eastAsiaTheme="minorEastAsia" w:hAnsi="Cambria Math"/>
+          </w:rPr>
+          <m:t>E</m:t>
+        </m:r>
+      </m:oMath>
+      <w:r>
+        <w:rPr>
+          <w:rFonts w:eastAsiaTheme="minorEastAsia"/>
+        </w:rPr>
+        <w:t xml:space="preserve"> to be a good linear classifier </w:t>
+      </w:r>
+      <w:r>
+        <w:rPr>
+          <w:rFonts w:eastAsiaTheme="minorEastAsia"/>
+        </w:rPr>
+        <w:t xml:space="preserve">of the final hidden state – in other words row </w:t>
+      </w:r>
+      <m:oMath>
+        <m:r>
+          <w:rPr>
+            <w:rFonts w:ascii="Cambria Math" w:eastAsiaTheme="minorEastAsia" w:hAnsi="Cambria Math"/>
+          </w:rPr>
+          <m:t>v</m:t>
+        </m:r>
+      </m:oMath>
+      <w:r>
+        <w:rPr>
+          <w:rFonts w:eastAsiaTheme="minorEastAsia"/>
+        </w:rPr>
+        <w:t xml:space="preserve"> should have high dot product </w:t>
+      </w:r>
+      <m:oMath>
+        <m:sSub>
+          <m:sSubPr>
+            <m:ctrlPr>
+              <w:rPr>
+                <w:rFonts w:ascii="Cambria Math" w:eastAsiaTheme="minorEastAsia" w:hAnsi="Cambria Math"/>
+                <w:i/>
+              </w:rPr>
+            </m:ctrlPr>
+          </m:sSubPr>
+          <m:e>
+            <m:r>
+              <w:rPr>
+                <w:rFonts w:ascii="Cambria Math" w:eastAsiaTheme="minorEastAsia" w:hAnsi="Cambria Math"/>
+              </w:rPr>
+              <m:t>h</m:t>
+            </m:r>
+          </m:e>
+          <m:sub>
+            <m:r>
+              <w:rPr>
+                <w:rFonts w:ascii="Cambria Math" w:eastAsiaTheme="minorEastAsia" w:hAnsi="Cambria Math"/>
+              </w:rPr>
+              <m:t>L</m:t>
+            </m:r>
+          </m:sub>
+        </m:sSub>
+      </m:oMath>
+      <w:r>
+        <w:rPr>
+          <w:rFonts w:eastAsiaTheme="minorEastAsia"/>
+        </w:rPr>
+        <w:t xml:space="preserve"> (aka </w:t>
+      </w:r>
+      <m:oMath>
+        <m:sSup>
+          <m:sSupPr>
+            <m:ctrlPr>
+              <w:rPr>
+                <w:rFonts w:ascii="Cambria Math" w:eastAsiaTheme="minorEastAsia" w:hAnsi="Cambria Math"/>
+                <w:i/>
+              </w:rPr>
+            </m:ctrlPr>
+          </m:sSupPr>
+          <m:e>
+            <m:r>
+              <w:rPr>
+                <w:rFonts w:ascii="Cambria Math" w:eastAsiaTheme="minorEastAsia" w:hAnsi="Cambria Math"/>
+              </w:rPr>
+              <m:t>h</m:t>
+            </m:r>
+          </m:e>
+          <m:sup>
+            <m:r>
+              <w:rPr>
+                <w:rFonts w:ascii="Cambria Math" w:eastAsiaTheme="minorEastAsia" w:hAnsi="Cambria Math"/>
+              </w:rPr>
+              <m:t>*</m:t>
+            </m:r>
+          </m:sup>
+        </m:sSup>
+      </m:oMath>
+      <w:r>
+        <w:rPr>
+          <w:rFonts w:eastAsiaTheme="minorEastAsia"/>
+        </w:rPr>
+        <w:t xml:space="preserve">) when </w:t>
+      </w:r>
+      <m:oMath>
+        <m:r>
+          <w:rPr>
+            <w:rFonts w:ascii="Cambria Math" w:eastAsiaTheme="minorEastAsia" w:hAnsi="Cambria Math"/>
+          </w:rPr>
+          <m:t>v</m:t>
+        </m:r>
+      </m:oMath>
+      <w:r>
+        <w:rPr>
+          <w:rFonts w:eastAsiaTheme="minorEastAsia"/>
+        </w:rPr>
+        <w:t xml:space="preserve"> is the correct next token. This gradient flows through the entire Verlet dynamics (all L layers of </w:t>
+      </w:r>
+      <m:oMath>
+        <m:sSub>
+          <m:sSubPr>
+            <m:ctrlPr>
+              <w:rPr>
+                <w:rFonts w:ascii="Cambria Math" w:eastAsiaTheme="minorEastAsia" w:hAnsi="Cambria Math"/>
+                <w:i/>
+              </w:rPr>
+            </m:ctrlPr>
+          </m:sSubPr>
+          <m:e>
+            <m:r>
+              <w:rPr>
+                <w:rFonts w:ascii="Cambria Math" w:eastAsiaTheme="minorEastAsia" w:hAnsi="Cambria Math"/>
+              </w:rPr>
+              <m:t>V</m:t>
+            </m:r>
+          </m:e>
+          <m:sub>
+            <m:r>
+              <w:rPr>
+                <w:rFonts w:ascii="Cambria Math" w:eastAsiaTheme="minorEastAsia" w:hAnsi="Cambria Math"/>
+              </w:rPr>
+              <m:t>θ</m:t>
+            </m:r>
+          </m:sub>
+        </m:sSub>
+      </m:oMath>
+      <w:r>
+        <w:rPr>
+          <w:rFonts w:eastAsiaTheme="minorEastAsia"/>
+        </w:rPr>
+        <w:t xml:space="preserve"> and </w:t>
+      </w:r>
+      <m:oMath>
+        <m:sSub>
+          <m:sSubPr>
+            <m:ctrlPr>
+              <w:rPr>
+                <w:rFonts w:ascii="Cambria Math" w:eastAsiaTheme="minorEastAsia" w:hAnsi="Cambria Math"/>
+                <w:i/>
+              </w:rPr>
+            </m:ctrlPr>
+          </m:sSubPr>
+          <m:e>
+            <m:r>
+              <w:rPr>
+                <w:rFonts w:ascii="Cambria Math" w:eastAsiaTheme="minorEastAsia" w:hAnsi="Cambria Math"/>
+              </w:rPr>
+              <m:t>V</m:t>
+            </m:r>
+          </m:e>
+          <m:sub>
+            <m:r>
+              <w:rPr>
+                <w:rFonts w:ascii="Cambria Math" w:eastAsiaTheme="minorEastAsia" w:hAnsi="Cambria Math"/>
+              </w:rPr>
+              <m:t>ϕ</m:t>
+            </m:r>
+          </m:sub>
+        </m:sSub>
+      </m:oMath>
+      <w:r>
+        <w:rPr>
+          <w:rFonts w:eastAsiaTheme="minorEastAsia"/>
+        </w:rPr>
+        <w:t xml:space="preserve"> before reaching </w:t>
+      </w:r>
+      <m:oMath>
+        <m:r>
+          <w:rPr>
+            <w:rFonts w:ascii="Cambria Math" w:eastAsiaTheme="minorEastAsia" w:hAnsi="Cambria Math"/>
+          </w:rPr>
+          <m:t>E</m:t>
+        </m:r>
+      </m:oMath>
+      <w:r>
+        <w:rPr>
+          <w:rFonts w:eastAsiaTheme="minorEastAsia"/>
+        </w:rPr>
+        <w:t xml:space="preserve">), so it is the “deep” gradient. </w:t>
+      </w:r>
+    </w:p>
+    <w:p>
+      <w:pPr>
+        <w:rPr>
+          <w:rFonts w:eastAsiaTheme="minorEastAsia"/>
+        </w:rPr>
+      </w:pPr>
+      <w:r>
+        <w:rPr>
+          <w:rFonts w:eastAsiaTheme="minorEastAsia"/>
+        </w:rPr>
+        <w:t>Let us trace the full path to make this statement concrete.</w:t>
+      </w:r>
+    </w:p>
+    <w:p>
+      <w:pPr>
+        <w:rPr>
+          <w:rFonts w:eastAsiaTheme="minorEastAsia"/>
+        </w:rPr>
+      </w:pPr>
+    </w:p>
+    <w:p>
+      <w:pPr>
+        <w:rPr>
+          <w:rFonts w:eastAsiaTheme="minorEastAsia"/>
+        </w:rPr>
+      </w:pPr>
+      <w:r>
+        <w:rPr>
+          <w:rFonts w:eastAsiaTheme="minorEastAsia"/>
+        </w:rPr>
+        <w:t xml:space="preserve">The computation graph from </w:t>
+      </w:r>
+      <w:r>
+        <w:rPr>
+          <w:rFonts w:ascii="Consolas" w:eastAsiaTheme="minorEastAsia" w:hAnsi="Consolas" w:cs="Consolas"/>
+        </w:rPr>
+        <w:t>E</w:t>
+      </w:r>
+      <w:r>
+        <w:rPr>
+          <w:rFonts w:eastAsiaTheme="minorEastAsia"/>
+        </w:rPr>
+        <w:t xml:space="preserve"> to the loss (output path):</w:t>
+      </w:r>
+    </w:p>
+    <w:p>
+      <w:pPr>
+        <w:rPr>
+          <w:rFonts w:eastAsiaTheme="minorEastAsia"/>
+        </w:rPr>
+      </w:pPr>
+    </w:p>
+    <w:p>
+      <w:pPr>
+        <w:rPr>
+          <w:rFonts w:eastAsiaTheme="minorEastAsia"/>
+        </w:rPr>
+      </w:pPr>
+      <w:r>
+        <w:rPr>
+          <w:rFonts w:ascii="Consolas" w:eastAsiaTheme="minorEastAsia" w:hAnsi="Consolas" w:cs="Consolas"/>
+          <w:sz w:val="17"/>
+          <w:szCs w:val="17"/>
+        </w:rPr>
+        <w:t>E[x_t]</w:t>
+      </w:r>
+      <w:r>
+        <w:rPr>
+          <w:rFonts w:eastAsiaTheme="minorEastAsia"/>
+        </w:rPr>
+        <w:t xml:space="preserve"> </w:t>
+      </w:r>
+      <m:oMath>
+        <m:r>
+          <w:rPr>
+            <w:rFonts w:ascii="Cambria Math" w:eastAsiaTheme="minorEastAsia" w:hAnsi="Cambria Math"/>
+          </w:rPr>
+          <m:t>→</m:t>
+        </m:r>
+      </m:oMath>
+      <w:r>
+        <w:rPr>
+          <w:rFonts w:eastAsiaTheme="minorEastAsia"/>
+        </w:rPr>
+        <w:t xml:space="preserve"> </w:t>
+      </w:r>
+      <w:r>
+        <w:rPr>
+          <w:rFonts w:ascii="Consolas" w:eastAsiaTheme="minorEastAsia" w:hAnsi="Consolas" w:cs="Consolas"/>
+          <w:sz w:val="17"/>
+          <w:szCs w:val="17"/>
+        </w:rPr>
+        <w:t>h_0[t] = E[x_t] + P[t]</w:t>
+      </w:r>
+    </w:p>
+    <w:p>
+      <w:pPr>
+        <w:rPr>
+          <w:rFonts w:eastAsiaTheme="minorEastAsia"/>
+        </w:rPr>
+      </w:pPr>
+      <w:r>
+        <w:rPr>
+          <w:rFonts w:eastAsiaTheme="minorEastAsia"/>
+        </w:rPr>
+        <w:t xml:space="preserve">                            </w:t>
+      </w:r>
+      <m:oMath>
+        <m:r>
+          <w:rPr>
+            <w:rFonts w:ascii="Cambria Math" w:eastAsiaTheme="minorEastAsia" w:hAnsi="Cambria Math"/>
+          </w:rPr>
+          <m:t>↓</m:t>
+        </m:r>
+      </m:oMath>
+    </w:p>
+    <w:p>
+      <w:pPr>
+        <w:rPr>
+          <w:rFonts w:eastAsiaTheme="minorEastAsia"/>
+        </w:rPr>
+      </w:pPr>
+      <w:r>
+        <w:rPr>
+          <w:rFonts w:eastAsiaTheme="minorEastAsia"/>
+        </w:rPr>
+        <w:t xml:space="preserve">              Verlet layer 1 (</w:t>
+      </w:r>
+      <w:r>
+        <w:rPr>
+          <w:rFonts w:ascii="Consolas" w:eastAsiaTheme="minorEastAsia" w:hAnsi="Consolas" w:cs="Consolas"/>
+          <w:sz w:val="17"/>
+          <w:szCs w:val="17"/>
+        </w:rPr>
+        <w:t>V_theta</w:t>
+      </w:r>
+      <w:r>
+        <w:rPr>
+          <w:rFonts w:eastAsiaTheme="minorEastAsia"/>
+        </w:rPr>
+        <w:t>,</w:t>
+      </w:r>
+      <w:r>
+        <w:rPr>
+          <w:rFonts w:ascii="Consolas" w:eastAsiaTheme="minorEastAsia" w:hAnsi="Consolas" w:cs="Consolas"/>
+          <w:sz w:val="17"/>
+          <w:szCs w:val="17"/>
+        </w:rPr>
+        <w:t xml:space="preserve"> V_phi</w:t>
+      </w:r>
+      <w:r>
+        <w:rPr>
+          <w:rFonts w:eastAsiaTheme="minorEastAsia"/>
+        </w:rPr>
+        <w:t xml:space="preserve">, </w:t>
+      </w:r>
+      <w:r>
+        <w:rPr>
+          <w:rFonts w:ascii="Consolas" w:eastAsiaTheme="minorEastAsia" w:hAnsi="Consolas" w:cs="Consolas"/>
+          <w:sz w:val="17"/>
+          <w:szCs w:val="17"/>
+        </w:rPr>
+        <w:t>xi</w:t>
+      </w:r>
+      <w:r>
+        <w:rPr>
+          <w:rFonts w:eastAsiaTheme="minorEastAsia"/>
+        </w:rPr>
+        <w:t xml:space="preserve">, </w:t>
+      </w:r>
+      <w:r>
+        <w:rPr>
+          <w:rFonts w:ascii="Consolas" w:eastAsiaTheme="minorEastAsia" w:hAnsi="Consolas" w:cs="Consolas"/>
+          <w:sz w:val="17"/>
+          <w:szCs w:val="17"/>
+        </w:rPr>
+        <w:t>gamma</w:t>
+      </w:r>
+      <w:r>
+        <w:rPr>
+          <w:rFonts w:eastAsiaTheme="minorEastAsia"/>
+        </w:rPr>
+        <w:t>, ...)</w:t>
+      </w:r>
+    </w:p>
+    <w:p>
+      <w:pPr>
+        <w:rPr>
+          <w:rFonts w:eastAsiaTheme="minorEastAsia"/>
+        </w:rPr>
+      </w:pPr>
+      <w:r>
+        <w:rPr>
+          <w:rFonts w:eastAsiaTheme="minorEastAsia"/>
+        </w:rPr>
+        <w:t xml:space="preserve">                            </w:t>
+      </w:r>
+      <m:oMath>
+        <m:r>
+          <w:rPr>
+            <w:rFonts w:ascii="Cambria Math" w:eastAsiaTheme="minorEastAsia" w:hAnsi="Cambria Math"/>
+          </w:rPr>
+          <m:t>↓</m:t>
+        </m:r>
+      </m:oMath>
+    </w:p>
+    <w:p>
+      <w:pPr>
+        <w:rPr>
+          <w:rFonts w:eastAsiaTheme="minorEastAsia"/>
+        </w:rPr>
+      </w:pPr>
+      <w:r>
+        <w:rPr>
+          <w:rFonts w:eastAsiaTheme="minorEastAsia"/>
+        </w:rPr>
+        <w:t xml:space="preserve">              </w:t>
+      </w:r>
+      <w:r>
+        <w:rPr>
+          <w:rFonts w:eastAsiaTheme="minorEastAsia"/>
+        </w:rPr>
+        <w:t>Verlet layer 2</w:t>
+      </w:r>
+    </w:p>
+    <w:p>
+      <w:pPr>
+        <w:rPr>
+          <w:rFonts w:eastAsiaTheme="minorEastAsia"/>
+        </w:rPr>
+      </w:pPr>
+      <w:r>
+        <w:rPr>
+          <w:rFonts w:eastAsiaTheme="minorEastAsia"/>
+        </w:rPr>
+        <w:t xml:space="preserve">                            </w:t>
+      </w:r>
+      <m:oMath>
+        <m:r>
+          <w:rPr>
+            <w:rFonts w:ascii="Cambria Math" w:eastAsiaTheme="minorEastAsia" w:hAnsi="Cambria Math"/>
+          </w:rPr>
+          <m:t>↓</m:t>
+        </m:r>
+      </m:oMath>
+    </w:p>
+    <w:p>
+      <w:pPr>
+        <w:rPr>
+          <w:rFonts w:eastAsiaTheme="minorEastAsia"/>
+        </w:rPr>
+      </w:pPr>
+      <w:r>
+        <w:rPr>
+          <w:rFonts w:eastAsiaTheme="minorEastAsia"/>
+        </w:rPr>
+        <w:t xml:space="preserve">                           ...</w:t>
+      </w:r>
+    </w:p>
+    <w:p>
+      <w:pPr>
+        <w:rPr>
+          <w:rFonts w:eastAsiaTheme="minorEastAsia"/>
+        </w:rPr>
+      </w:pPr>
+      <w:r>
+        <w:rPr>
+          <w:rFonts w:eastAsiaTheme="minorEastAsia"/>
+        </w:rPr>
+        <w:t xml:space="preserve">                            </w:t>
+      </w:r>
+      <m:oMath>
+        <m:r>
+          <w:rPr>
+            <w:rFonts w:ascii="Cambria Math" w:eastAsiaTheme="minorEastAsia" w:hAnsi="Cambria Math"/>
+          </w:rPr>
+          <m:t>↓</m:t>
+        </m:r>
+      </m:oMath>
+    </w:p>
+    <w:p>
+      <w:pPr>
+        <w:rPr>
+          <w:rFonts w:eastAsiaTheme="minorEastAsia"/>
+        </w:rPr>
+      </w:pPr>
+      <w:r>
+        <w:rPr>
+          <w:rFonts w:eastAsiaTheme="minorEastAsia"/>
+        </w:rPr>
+        <w:t xml:space="preserve">               Verlet layer L</w:t>
+      </w:r>
+    </w:p>
+    <w:p>
+      <w:pPr>
+        <w:rPr>
+          <w:rFonts w:eastAsiaTheme="minorEastAsia"/>
+        </w:rPr>
+      </w:pPr>
+    </w:p>
+    <w:p>
+      <w:pPr>
+        <w:rPr>
+          <w:rFonts w:eastAsiaTheme="minorEastAsia"/>
+        </w:rPr>
+      </w:pPr>
+    </w:p>
+    <w:p>
+      <w:pPr>
+        <w:rPr>
+          <w:rFonts w:eastAsiaTheme="minorEastAsia"/>
+        </w:rPr>
+      </w:pPr>
+    </w:p>
+    <w:p>
+      <w:pPr>
+        <w:rPr>
+          <w:rFonts w:eastAsiaTheme="minorEastAsia"/>
+        </w:rPr>
+      </w:pPr>
+    </w:p>
+    <w:p>
+      <w:pPr>
+        <w:rPr>
+          <w:rFonts w:eastAsiaTheme="minorEastAsia"/>
+        </w:rPr>
+      </w:pPr>
+    </w:p>
+    <w:p>
+      <w:pPr>
+        <w:rPr>
+          <w:rFonts w:eastAsiaTheme="minorEastAsia"/>
+        </w:rPr>
+      </w:pPr>
+      <w:r>
+        <w:rPr>
+          <w:rFonts w:eastAsiaTheme="minorEastAsia"/>
           <w:noProof/>
         </w:rPr>
+        <w:lastRenderedPageBreak/>
         <w:drawing>
           <wp:inline distT="0" distB="0" distL="0" distR="0" wp14:anchorId="2439F7C9" wp14:editId="6DE36D96">
             <wp:extent cx="5943600" cy="4799330"/>
@@ -7778,7 +8358,7 @@
 </file>
 
 <file path=customXml/itemProps1.xml><?xml version="1.0" encoding="utf-8"?>
-<ds:datastoreItem xmlns:ds="http://schemas.openxmlformats.org/officeDocument/2006/customXml" ds:itemID="{671B9906-0BF1-E14E-A59B-A83375890D89}">
+<ds:datastoreItem xmlns:ds="http://schemas.openxmlformats.org/officeDocument/2006/customXml" ds:itemID="{C55BC5C4-1F2C-434B-BC4A-40F4C2920089}">
   <ds:schemaRefs>
     <ds:schemaRef ds:uri="http://schemas.openxmlformats.org/officeDocument/2006/bibliography"/>
   </ds:schemaRefs>

--- a/docs/structured_scalar_potential/Structured_Scalar_Potential_Design_and_Theory.docx
+++ b/docs/structured_scalar_potential/Structured_Scalar_Potential_Design_and_Theory.docx
@@ -6309,13 +6309,793 @@
           <w:rFonts w:eastAsiaTheme="minorEastAsia"/>
         </w:rPr>
       </w:pPr>
-    </w:p>
-    <w:p>
-      <w:pPr>
-        <w:rPr>
-          <w:rFonts w:eastAsiaTheme="minorEastAsia"/>
-        </w:rPr>
-      </w:pPr>
+      <w:r>
+        <w:rPr>
+          <w:rFonts w:eastAsiaTheme="minorEastAsia"/>
+        </w:rPr>
+        <w:t xml:space="preserve">                            </w:t>
+      </w:r>
+      <m:oMath>
+        <m:r>
+          <w:rPr>
+            <w:rFonts w:ascii="Cambria Math" w:eastAsiaTheme="minorEastAsia" w:hAnsi="Cambria Math"/>
+          </w:rPr>
+          <m:t>↓</m:t>
+        </m:r>
+      </m:oMath>
+    </w:p>
+    <w:p>
+      <w:pPr>
+        <w:rPr>
+          <w:rFonts w:ascii="Consolas" w:eastAsiaTheme="minorEastAsia" w:hAnsi="Consolas" w:cs="Consolas"/>
+          <w:sz w:val="17"/>
+          <w:szCs w:val="17"/>
+        </w:rPr>
+      </w:pPr>
+      <w:r>
+        <w:rPr>
+          <w:rFonts w:eastAsiaTheme="minorEastAsia"/>
+        </w:rPr>
+        <w:t xml:space="preserve">                        </w:t>
+      </w:r>
+      <w:r>
+        <w:rPr>
+          <w:rFonts w:ascii="Consolas" w:eastAsiaTheme="minorEastAsia" w:hAnsi="Consolas" w:cs="Consolas"/>
+          <w:sz w:val="17"/>
+          <w:szCs w:val="17"/>
+        </w:rPr>
+        <w:t>h_L[t]</w:t>
+      </w:r>
+    </w:p>
+    <w:p>
+      <w:pPr>
+        <w:rPr>
+          <w:rFonts w:eastAsiaTheme="minorEastAsia"/>
+        </w:rPr>
+      </w:pPr>
+      <w:r>
+        <w:rPr>
+          <w:rFonts w:eastAsiaTheme="minorEastAsia"/>
+        </w:rPr>
+        <w:t xml:space="preserve">                            </w:t>
+      </w:r>
+      <m:oMath>
+        <m:r>
+          <w:rPr>
+            <w:rFonts w:ascii="Cambria Math" w:eastAsiaTheme="minorEastAsia" w:hAnsi="Cambria Math"/>
+          </w:rPr>
+          <m:t>↓</m:t>
+        </m:r>
+      </m:oMath>
+    </w:p>
+    <w:p>
+      <w:pPr>
+        <w:rPr>
+          <w:rFonts w:eastAsiaTheme="minorEastAsia"/>
+        </w:rPr>
+      </w:pPr>
+      <w:r>
+        <w:rPr>
+          <w:rFonts w:eastAsiaTheme="minorEastAsia"/>
+        </w:rPr>
+        <w:t xml:space="preserve">  </w:t>
+      </w:r>
+      <w:r>
+        <w:rPr>
+          <w:rFonts w:ascii="Consolas" w:eastAsiaTheme="minorEastAsia" w:hAnsi="Consolas" w:cs="Consolas"/>
+          <w:sz w:val="17"/>
+          <w:szCs w:val="17"/>
+        </w:rPr>
+        <w:t xml:space="preserve">logit_{t,v} = h_L[t] </w:t>
+      </w:r>
+      <m:oMath>
+        <m:r>
+          <w:rPr>
+            <w:rFonts w:ascii="Cambria Math" w:eastAsiaTheme="minorEastAsia" w:hAnsi="Cambria Math" w:cs="Consolas"/>
+            <w:sz w:val="17"/>
+            <w:szCs w:val="17"/>
+          </w:rPr>
+          <m:t>∙</m:t>
+        </m:r>
+      </m:oMath>
+      <w:r>
+        <w:rPr>
+          <w:rFonts w:ascii="Consolas" w:eastAsiaTheme="minorEastAsia" w:hAnsi="Consolas" w:cs="Consolas"/>
+          <w:sz w:val="17"/>
+          <w:szCs w:val="17"/>
+        </w:rPr>
+        <w:t xml:space="preserve"> </w:t>
+      </w:r>
+      <w:r>
+        <w:rPr>
+          <w:rFonts w:ascii="Consolas" w:eastAsiaTheme="minorEastAsia" w:hAnsi="Consolas" w:cs="Consolas"/>
+          <w:sz w:val="17"/>
+          <w:szCs w:val="17"/>
+        </w:rPr>
+        <w:t xml:space="preserve">E[v]^T </w:t>
+      </w:r>
+      <w:r>
+        <w:rPr>
+          <w:rFonts w:eastAsiaTheme="minorEastAsia"/>
+        </w:rPr>
+        <w:t xml:space="preserve">    </w:t>
+      </w:r>
+      <m:oMath>
+        <m:r>
+          <w:rPr>
+            <w:rFonts w:ascii="Cambria Math" w:eastAsiaTheme="minorEastAsia" w:hAnsi="Cambria Math"/>
+          </w:rPr>
+          <m:t>←</m:t>
+        </m:r>
+      </m:oMath>
+      <w:r>
+        <w:rPr>
+          <w:rFonts w:eastAsiaTheme="minorEastAsia"/>
+        </w:rPr>
+        <w:t xml:space="preserve"> </w:t>
+      </w:r>
+      <w:proofErr w:type="spellStart"/>
+      <w:r>
+        <w:rPr>
+          <w:rFonts w:ascii="Consolas" w:eastAsiaTheme="minorEastAsia" w:hAnsi="Consolas" w:cs="Consolas"/>
+          <w:sz w:val="17"/>
+          <w:szCs w:val="17"/>
+        </w:rPr>
+        <w:t>E</w:t>
+      </w:r>
+      <w:proofErr w:type="spellEnd"/>
+      <w:r>
+        <w:rPr>
+          <w:rFonts w:eastAsiaTheme="minorEastAsia"/>
+        </w:rPr>
+        <w:t xml:space="preserve"> appears again here</w:t>
+      </w:r>
+    </w:p>
+    <w:p>
+      <w:pPr>
+        <w:rPr>
+          <w:rFonts w:eastAsiaTheme="minorEastAsia"/>
+        </w:rPr>
+      </w:pPr>
+      <w:r>
+        <w:rPr>
+          <w:rFonts w:eastAsiaTheme="minorEastAsia"/>
+        </w:rPr>
+        <w:t xml:space="preserve">                            </w:t>
+      </w:r>
+      <m:oMath>
+        <m:r>
+          <w:rPr>
+            <w:rFonts w:ascii="Cambria Math" w:eastAsiaTheme="minorEastAsia" w:hAnsi="Cambria Math"/>
+          </w:rPr>
+          <m:t>↓</m:t>
+        </m:r>
+      </m:oMath>
+    </w:p>
+    <w:p>
+      <w:pPr>
+        <w:rPr>
+          <w:rFonts w:eastAsiaTheme="minorEastAsia"/>
+        </w:rPr>
+      </w:pPr>
+      <w:r>
+        <w:rPr>
+          <w:rFonts w:eastAsiaTheme="minorEastAsia"/>
+        </w:rPr>
+        <w:t xml:space="preserve">   softmax </w:t>
+      </w:r>
+      <m:oMath>
+        <m:r>
+          <w:rPr>
+            <w:rFonts w:ascii="Cambria Math" w:eastAsiaTheme="minorEastAsia" w:hAnsi="Cambria Math"/>
+          </w:rPr>
+          <m:t>→</m:t>
+        </m:r>
+      </m:oMath>
+      <w:r>
+        <w:rPr>
+          <w:rFonts w:eastAsiaTheme="minorEastAsia"/>
+        </w:rPr>
+        <w:t xml:space="preserve"> cross-entropy </w:t>
+      </w:r>
+      <m:oMath>
+        <m:r>
+          <w:rPr>
+            <w:rFonts w:ascii="Cambria Math" w:eastAsiaTheme="minorEastAsia" w:hAnsi="Cambria Math"/>
+          </w:rPr>
+          <m:t>→</m:t>
+        </m:r>
+      </m:oMath>
+      <w:r>
+        <w:rPr>
+          <w:rFonts w:eastAsiaTheme="minorEastAsia"/>
+        </w:rPr>
+        <w:t xml:space="preserve"> </w:t>
+      </w:r>
+      <w:r>
+        <w:rPr>
+          <w:rFonts w:ascii="Consolas" w:eastAsiaTheme="minorEastAsia" w:hAnsi="Consolas" w:cs="Consolas"/>
+          <w:sz w:val="17"/>
+          <w:szCs w:val="17"/>
+        </w:rPr>
+        <w:t>L</w:t>
+      </w:r>
+    </w:p>
+    <w:p>
+      <w:pPr>
+        <w:rPr>
+          <w:rFonts w:eastAsiaTheme="minorEastAsia"/>
+        </w:rPr>
+      </w:pPr>
+    </w:p>
+    <w:p>
+      <w:pPr>
+        <w:rPr>
+          <w:rFonts w:eastAsiaTheme="minorEastAsia"/>
+        </w:rPr>
+      </w:pPr>
+      <w:r>
+        <w:rPr>
+          <w:rFonts w:eastAsiaTheme="minorEastAsia"/>
+        </w:rPr>
+        <w:t xml:space="preserve">When loss.backward() runs, PyTorch computes </w:t>
+      </w:r>
+      <m:oMath>
+        <m:f>
+          <m:fPr>
+            <m:ctrlPr>
+              <w:rPr>
+                <w:rFonts w:ascii="Cambria Math" w:eastAsiaTheme="minorEastAsia" w:hAnsi="Cambria Math"/>
+                <w:i/>
+              </w:rPr>
+            </m:ctrlPr>
+          </m:fPr>
+          <m:num>
+            <m:r>
+              <w:rPr>
+                <w:rFonts w:ascii="Cambria Math" w:eastAsiaTheme="minorEastAsia" w:hAnsi="Cambria Math"/>
+              </w:rPr>
+              <m:t>∂L</m:t>
+            </m:r>
+          </m:num>
+          <m:den>
+            <m:r>
+              <w:rPr>
+                <w:rFonts w:ascii="Cambria Math" w:eastAsiaTheme="minorEastAsia" w:hAnsi="Cambria Math"/>
+              </w:rPr>
+              <m:t>∂</m:t>
+            </m:r>
+            <m:sSub>
+              <m:sSubPr>
+                <m:ctrlPr>
+                  <w:rPr>
+                    <w:rFonts w:ascii="Cambria Math" w:eastAsiaTheme="minorEastAsia" w:hAnsi="Cambria Math"/>
+                    <w:i/>
+                  </w:rPr>
+                </m:ctrlPr>
+              </m:sSubPr>
+              <m:e>
+                <m:r>
+                  <w:rPr>
+                    <w:rFonts w:ascii="Cambria Math" w:eastAsiaTheme="minorEastAsia" w:hAnsi="Cambria Math"/>
+                  </w:rPr>
+                  <m:t>E</m:t>
+                </m:r>
+              </m:e>
+              <m:sub>
+                <m:r>
+                  <w:rPr>
+                    <w:rFonts w:ascii="Cambria Math" w:eastAsiaTheme="minorEastAsia" w:hAnsi="Cambria Math"/>
+                  </w:rPr>
+                  <m:t>v</m:t>
+                </m:r>
+              </m:sub>
+            </m:sSub>
+          </m:den>
+        </m:f>
+      </m:oMath>
+      <w:r>
+        <w:rPr>
+          <w:rFonts w:eastAsiaTheme="minorEastAsia"/>
+        </w:rPr>
+        <w:t xml:space="preserve"> by summing contributions from every node in this graph where </w:t>
+      </w:r>
+      <w:proofErr w:type="spellStart"/>
+      <w:r>
+        <w:rPr>
+          <w:rFonts w:eastAsiaTheme="minorEastAsia"/>
+        </w:rPr>
+        <w:t>E</w:t>
+      </w:r>
+      <w:proofErr w:type="spellEnd"/>
+      <w:r>
+        <w:rPr>
+          <w:rFonts w:eastAsiaTheme="minorEastAsia"/>
+        </w:rPr>
+        <w:t xml:space="preserve"> was used</w:t>
+      </w:r>
+      <w:r>
+        <w:rPr>
+          <w:rFonts w:eastAsiaTheme="minorEastAsia"/>
+        </w:rPr>
+        <w:t xml:space="preserve"> as eq. (out.1) indicates. This term is “deep” because </w:t>
+      </w:r>
+      <w:r>
+        <w:rPr>
+          <w:rFonts w:ascii="Consolas" w:eastAsiaTheme="minorEastAsia" w:hAnsi="Consolas" w:cs="Consolas"/>
+          <w:sz w:val="17"/>
+          <w:szCs w:val="17"/>
+        </w:rPr>
+        <w:t>h_{L,t}</w:t>
+      </w:r>
+      <w:r>
+        <w:rPr>
+          <w:rFonts w:eastAsiaTheme="minorEastAsia"/>
+        </w:rPr>
+        <w:t xml:space="preserve"> (aka </w:t>
+      </w:r>
+      <m:oMath>
+        <m:sSubSup>
+          <m:sSubSupPr>
+            <m:ctrlPr>
+              <w:rPr>
+                <w:rFonts w:ascii="Cambria Math" w:eastAsiaTheme="minorEastAsia" w:hAnsi="Cambria Math"/>
+                <w:i/>
+              </w:rPr>
+            </m:ctrlPr>
+          </m:sSubSupPr>
+          <m:e>
+            <m:r>
+              <w:rPr>
+                <w:rFonts w:ascii="Cambria Math" w:eastAsiaTheme="minorEastAsia" w:hAnsi="Cambria Math"/>
+              </w:rPr>
+              <m:t>h</m:t>
+            </m:r>
+          </m:e>
+          <m:sub>
+            <m:r>
+              <w:rPr>
+                <w:rFonts w:ascii="Cambria Math" w:eastAsiaTheme="minorEastAsia" w:hAnsi="Cambria Math"/>
+              </w:rPr>
+              <m:t>t</m:t>
+            </m:r>
+          </m:sub>
+          <m:sup>
+            <m:r>
+              <w:rPr>
+                <w:rFonts w:ascii="Cambria Math" w:eastAsiaTheme="minorEastAsia" w:hAnsi="Cambria Math"/>
+              </w:rPr>
+              <m:t>*</m:t>
+            </m:r>
+          </m:sup>
+        </m:sSubSup>
+      </m:oMath>
+      <w:r>
+        <w:rPr>
+          <w:rFonts w:eastAsiaTheme="minorEastAsia"/>
+        </w:rPr>
+        <w:t xml:space="preserve">) itself </w:t>
+      </w:r>
+      <w:r>
+        <w:rPr>
+          <w:rFonts w:eastAsiaTheme="minorEastAsia"/>
+        </w:rPr>
+        <w:t xml:space="preserve">depends on </w:t>
+      </w:r>
+      <w:r>
+        <w:rPr>
+          <w:rFonts w:ascii="Consolas" w:eastAsiaTheme="minorEastAsia" w:hAnsi="Consolas" w:cs="Consolas"/>
+        </w:rPr>
+        <w:t>E</w:t>
+      </w:r>
+      <w:r>
+        <w:rPr>
+          <w:rFonts w:eastAsiaTheme="minorEastAsia"/>
+        </w:rPr>
+        <w:t xml:space="preserve"> (through the input path </w:t>
+      </w:r>
+      <w:r>
+        <w:rPr>
+          <w:rFonts w:ascii="Consolas" w:eastAsiaTheme="minorEastAsia" w:hAnsi="Consolas" w:cs="Consolas"/>
+          <w:sz w:val="17"/>
+          <w:szCs w:val="17"/>
+        </w:rPr>
+        <w:t>h_0 = E[x_t] + P[t]</w:t>
+      </w:r>
+      <w:r>
+        <w:rPr>
+          <w:rFonts w:eastAsiaTheme="minorEastAsia"/>
+        </w:rPr>
+        <w:t xml:space="preserve"> ). So the full chain rule for this contribution passes through:</w:t>
+      </w:r>
+    </w:p>
+    <w:p>
+      <w:pPr>
+        <w:rPr>
+          <w:rFonts w:eastAsiaTheme="minorEastAsia"/>
+        </w:rPr>
+      </w:pPr>
+    </w:p>
+    <w:p>
+      <w:pPr>
+        <w:rPr>
+          <w:rFonts w:eastAsiaTheme="minorEastAsia"/>
+        </w:rPr>
+      </w:pPr>
+      <m:oMathPara>
+        <m:oMath>
+          <m:r>
+            <w:rPr>
+              <w:rFonts w:ascii="Cambria Math" w:eastAsiaTheme="minorEastAsia" w:hAnsi="Cambria Math"/>
+            </w:rPr>
+            <m:t>E</m:t>
+          </m:r>
+          <m:box>
+            <m:boxPr>
+              <m:opEmu m:val="1"/>
+              <m:ctrlPr>
+                <w:rPr>
+                  <w:rFonts w:ascii="Cambria Math" w:eastAsiaTheme="minorEastAsia" w:hAnsi="Cambria Math"/>
+                  <w:i/>
+                </w:rPr>
+              </m:ctrlPr>
+            </m:boxPr>
+            <m:e>
+              <m:groupChr>
+                <m:groupChrPr>
+                  <m:chr m:val="→"/>
+                  <m:vertJc m:val="bot"/>
+                  <m:ctrlPr>
+                    <w:rPr>
+                      <w:rFonts w:ascii="Cambria Math" w:eastAsiaTheme="minorEastAsia" w:hAnsi="Cambria Math"/>
+                      <w:i/>
+                    </w:rPr>
+                  </m:ctrlPr>
+                </m:groupChrPr>
+                <m:e>
+                  <m:r>
+                    <m:rPr>
+                      <m:sty m:val="p"/>
+                    </m:rPr>
+                    <w:rPr>
+                      <w:rFonts w:ascii="Cambria Math" w:eastAsiaTheme="minorEastAsia" w:hAnsi="Cambria Math"/>
+                    </w:rPr>
+                    <m:t>embed</m:t>
+                  </m:r>
+                </m:e>
+              </m:groupChr>
+            </m:e>
+          </m:box>
+          <m:sSub>
+            <m:sSubPr>
+              <m:ctrlPr>
+                <w:rPr>
+                  <w:rFonts w:ascii="Cambria Math" w:eastAsiaTheme="minorEastAsia" w:hAnsi="Cambria Math"/>
+                  <w:i/>
+                </w:rPr>
+              </m:ctrlPr>
+            </m:sSubPr>
+            <m:e>
+              <m:r>
+                <w:rPr>
+                  <w:rFonts w:ascii="Cambria Math" w:eastAsiaTheme="minorEastAsia" w:hAnsi="Cambria Math"/>
+                </w:rPr>
+                <m:t>h</m:t>
+              </m:r>
+            </m:e>
+            <m:sub>
+              <m:r>
+                <w:rPr>
+                  <w:rFonts w:ascii="Cambria Math" w:eastAsiaTheme="minorEastAsia" w:hAnsi="Cambria Math"/>
+                </w:rPr>
+                <m:t>0</m:t>
+              </m:r>
+            </m:sub>
+          </m:sSub>
+          <m:box>
+            <m:boxPr>
+              <m:opEmu m:val="1"/>
+              <m:ctrlPr>
+                <w:rPr>
+                  <w:rFonts w:ascii="Cambria Math" w:eastAsiaTheme="minorEastAsia" w:hAnsi="Cambria Math"/>
+                  <w:i/>
+                </w:rPr>
+              </m:ctrlPr>
+            </m:boxPr>
+            <m:e>
+              <m:groupChr>
+                <m:groupChrPr>
+                  <m:chr m:val="→"/>
+                  <m:vertJc m:val="bot"/>
+                  <m:ctrlPr>
+                    <w:rPr>
+                      <w:rFonts w:ascii="Cambria Math" w:eastAsiaTheme="minorEastAsia" w:hAnsi="Cambria Math"/>
+                      <w:i/>
+                    </w:rPr>
+                  </m:ctrlPr>
+                </m:groupChrPr>
+                <m:e>
+                  <m:r>
+                    <m:rPr>
+                      <m:sty m:val="p"/>
+                    </m:rPr>
+                    <w:rPr>
+                      <w:rFonts w:ascii="Cambria Math" w:eastAsiaTheme="minorEastAsia" w:hAnsi="Cambria Math"/>
+                    </w:rPr>
+                    <m:t>layer</m:t>
+                  </m:r>
+                  <m:r>
+                    <w:rPr>
+                      <w:rFonts w:ascii="Cambria Math" w:eastAsiaTheme="minorEastAsia" w:hAnsi="Cambria Math"/>
+                    </w:rPr>
+                    <m:t xml:space="preserve"> 1</m:t>
+                  </m:r>
+                </m:e>
+              </m:groupChr>
+            </m:e>
+          </m:box>
+          <m:sSub>
+            <m:sSubPr>
+              <m:ctrlPr>
+                <w:rPr>
+                  <w:rFonts w:ascii="Cambria Math" w:eastAsiaTheme="minorEastAsia" w:hAnsi="Cambria Math"/>
+                  <w:i/>
+                </w:rPr>
+              </m:ctrlPr>
+            </m:sSubPr>
+            <m:e>
+              <m:r>
+                <w:rPr>
+                  <w:rFonts w:ascii="Cambria Math" w:eastAsiaTheme="minorEastAsia" w:hAnsi="Cambria Math"/>
+                </w:rPr>
+                <m:t>h</m:t>
+              </m:r>
+            </m:e>
+            <m:sub>
+              <m:r>
+                <w:rPr>
+                  <w:rFonts w:ascii="Cambria Math" w:eastAsiaTheme="minorEastAsia" w:hAnsi="Cambria Math"/>
+                </w:rPr>
+                <m:t>1</m:t>
+              </m:r>
+            </m:sub>
+          </m:sSub>
+          <m:box>
+            <m:boxPr>
+              <m:opEmu m:val="1"/>
+              <m:ctrlPr>
+                <w:rPr>
+                  <w:rFonts w:ascii="Cambria Math" w:eastAsiaTheme="minorEastAsia" w:hAnsi="Cambria Math"/>
+                  <w:i/>
+                </w:rPr>
+              </m:ctrlPr>
+            </m:boxPr>
+            <m:e>
+              <m:groupChr>
+                <m:groupChrPr>
+                  <m:chr m:val="→"/>
+                  <m:vertJc m:val="bot"/>
+                  <m:ctrlPr>
+                    <w:rPr>
+                      <w:rFonts w:ascii="Cambria Math" w:eastAsiaTheme="minorEastAsia" w:hAnsi="Cambria Math"/>
+                      <w:i/>
+                    </w:rPr>
+                  </m:ctrlPr>
+                </m:groupChrPr>
+                <m:e>
+                  <m:r>
+                    <m:rPr>
+                      <m:sty m:val="p"/>
+                    </m:rPr>
+                    <w:rPr>
+                      <w:rFonts w:ascii="Cambria Math" w:eastAsiaTheme="minorEastAsia" w:hAnsi="Cambria Math"/>
+                    </w:rPr>
+                    <m:t>layer</m:t>
+                  </m:r>
+                  <m:r>
+                    <w:rPr>
+                      <w:rFonts w:ascii="Cambria Math" w:eastAsiaTheme="minorEastAsia" w:hAnsi="Cambria Math"/>
+                    </w:rPr>
+                    <m:t xml:space="preserve"> </m:t>
+                  </m:r>
+                  <m:r>
+                    <w:rPr>
+                      <w:rFonts w:ascii="Cambria Math" w:eastAsiaTheme="minorEastAsia" w:hAnsi="Cambria Math"/>
+                    </w:rPr>
+                    <m:t>2</m:t>
+                  </m:r>
+                </m:e>
+              </m:groupChr>
+            </m:e>
+          </m:box>
+          <m:r>
+            <w:rPr>
+              <w:rFonts w:ascii="Cambria Math" w:eastAsiaTheme="minorEastAsia" w:hAnsi="Cambria Math"/>
+            </w:rPr>
+            <m:t>⋯</m:t>
+          </m:r>
+          <m:box>
+            <m:boxPr>
+              <m:opEmu m:val="1"/>
+              <m:ctrlPr>
+                <w:rPr>
+                  <w:rFonts w:ascii="Cambria Math" w:eastAsiaTheme="minorEastAsia" w:hAnsi="Cambria Math"/>
+                  <w:i/>
+                </w:rPr>
+              </m:ctrlPr>
+            </m:boxPr>
+            <m:e>
+              <m:groupChr>
+                <m:groupChrPr>
+                  <m:chr m:val="→"/>
+                  <m:vertJc m:val="bot"/>
+                  <m:ctrlPr>
+                    <w:rPr>
+                      <w:rFonts w:ascii="Cambria Math" w:eastAsiaTheme="minorEastAsia" w:hAnsi="Cambria Math"/>
+                      <w:i/>
+                    </w:rPr>
+                  </m:ctrlPr>
+                </m:groupChrPr>
+                <m:e>
+                  <m:r>
+                    <m:rPr>
+                      <m:sty m:val="p"/>
+                    </m:rPr>
+                    <w:rPr>
+                      <w:rFonts w:ascii="Cambria Math" w:eastAsiaTheme="minorEastAsia" w:hAnsi="Cambria Math"/>
+                    </w:rPr>
+                    <m:t>layer</m:t>
+                  </m:r>
+                  <m:r>
+                    <w:rPr>
+                      <w:rFonts w:ascii="Cambria Math" w:eastAsiaTheme="minorEastAsia" w:hAnsi="Cambria Math"/>
+                    </w:rPr>
+                    <m:t xml:space="preserve"> </m:t>
+                  </m:r>
+                  <m:r>
+                    <w:rPr>
+                      <w:rFonts w:ascii="Cambria Math" w:eastAsiaTheme="minorEastAsia" w:hAnsi="Cambria Math"/>
+                    </w:rPr>
+                    <m:t>L</m:t>
+                  </m:r>
+                </m:e>
+              </m:groupChr>
+            </m:e>
+          </m:box>
+          <m:sSub>
+            <m:sSubPr>
+              <m:ctrlPr>
+                <w:rPr>
+                  <w:rFonts w:ascii="Cambria Math" w:eastAsiaTheme="minorEastAsia" w:hAnsi="Cambria Math"/>
+                  <w:i/>
+                </w:rPr>
+              </m:ctrlPr>
+            </m:sSubPr>
+            <m:e>
+              <m:r>
+                <w:rPr>
+                  <w:rFonts w:ascii="Cambria Math" w:eastAsiaTheme="minorEastAsia" w:hAnsi="Cambria Math"/>
+                </w:rPr>
+                <m:t>h</m:t>
+              </m:r>
+            </m:e>
+            <m:sub>
+              <m:r>
+                <w:rPr>
+                  <w:rFonts w:ascii="Cambria Math" w:eastAsiaTheme="minorEastAsia" w:hAnsi="Cambria Math"/>
+                </w:rPr>
+                <m:t>L</m:t>
+              </m:r>
+            </m:sub>
+          </m:sSub>
+          <m:groupChr>
+            <m:groupChrPr>
+              <m:chr m:val="→"/>
+              <m:vertJc m:val="bot"/>
+              <m:ctrlPr>
+                <w:rPr>
+                  <w:rFonts w:ascii="Cambria Math" w:eastAsiaTheme="minorEastAsia" w:hAnsi="Cambria Math"/>
+                  <w:i/>
+                </w:rPr>
+              </m:ctrlPr>
+            </m:groupChrPr>
+            <m:e>
+              <m:sSup>
+                <m:sSupPr>
+                  <m:ctrlPr>
+                    <w:rPr>
+                      <w:rFonts w:ascii="Cambria Math" w:eastAsiaTheme="minorEastAsia" w:hAnsi="Cambria Math"/>
+                      <w:iCs/>
+                    </w:rPr>
+                  </m:ctrlPr>
+                </m:sSupPr>
+                <m:e>
+                  <m:r>
+                    <w:rPr>
+                      <w:rFonts w:ascii="Cambria Math" w:eastAsiaTheme="minorEastAsia" w:hAnsi="Cambria Math"/>
+                    </w:rPr>
+                    <m:t>E</m:t>
+                  </m:r>
+                </m:e>
+                <m:sup>
+                  <m:r>
+                    <w:rPr>
+                      <w:rFonts w:ascii="Cambria Math" w:eastAsiaTheme="minorEastAsia" w:hAnsi="Cambria Math"/>
+                    </w:rPr>
+                    <m:t>T</m:t>
+                  </m:r>
+                </m:sup>
+              </m:sSup>
+            </m:e>
+          </m:groupChr>
+          <m:r>
+            <m:rPr>
+              <m:scr m:val="script"/>
+            </m:rPr>
+            <w:rPr>
+              <w:rFonts w:ascii="Cambria Math" w:eastAsiaTheme="minorEastAsia" w:hAnsi="Cambria Math"/>
+            </w:rPr>
+            <m:t>l (</m:t>
+          </m:r>
+          <m:r>
+            <m:rPr>
+              <m:sty m:val="p"/>
+            </m:rPr>
+            <w:rPr>
+              <w:rFonts w:ascii="Cambria Math" w:eastAsiaTheme="minorEastAsia" w:hAnsi="Cambria Math"/>
+            </w:rPr>
+            <m:t>logits</m:t>
+          </m:r>
+          <m:r>
+            <w:rPr>
+              <w:rFonts w:ascii="Cambria Math" w:eastAsiaTheme="minorEastAsia" w:hAnsi="Cambria Math"/>
+            </w:rPr>
+            <m:t>)</m:t>
+          </m:r>
+          <m:groupChr>
+            <m:groupChrPr>
+              <m:chr m:val="→"/>
+              <m:vertJc m:val="bot"/>
+              <m:ctrlPr>
+                <w:rPr>
+                  <w:rFonts w:ascii="Cambria Math" w:eastAsiaTheme="minorEastAsia" w:hAnsi="Cambria Math"/>
+                  <w:i/>
+                </w:rPr>
+              </m:ctrlPr>
+            </m:groupChrPr>
+            <m:e>
+              <m:r>
+                <m:rPr>
+                  <m:sty m:val="p"/>
+                </m:rPr>
+                <w:rPr>
+                  <w:rFonts w:ascii="Cambria Math" w:eastAsiaTheme="minorEastAsia" w:hAnsi="Cambria Math"/>
+                </w:rPr>
+                <m:t>CE</m:t>
+              </m:r>
+            </m:e>
+          </m:groupChr>
+          <m:r>
+            <w:rPr>
+              <w:rFonts w:ascii="Cambria Math" w:eastAsiaTheme="minorEastAsia" w:hAnsi="Cambria Math"/>
+            </w:rPr>
+            <m:t>L</m:t>
+          </m:r>
+        </m:oMath>
+      </m:oMathPara>
+    </w:p>
+    <w:p>
+      <w:pPr>
+        <w:rPr>
+          <w:rFonts w:eastAsiaTheme="minorEastAsia"/>
+        </w:rPr>
+      </w:pPr>
+      <w:r>
+        <w:rPr>
+          <w:rFonts w:eastAsiaTheme="minorEastAsia"/>
+        </w:rPr>
+        <w:t xml:space="preserve"> </w:t>
+      </w:r>
     </w:p>
     <w:p>
       <w:pPr>
@@ -8358,7 +9138,7 @@
 </file>
 
 <file path=customXml/itemProps1.xml><?xml version="1.0" encoding="utf-8"?>
-<ds:datastoreItem xmlns:ds="http://schemas.openxmlformats.org/officeDocument/2006/customXml" ds:itemID="{C55BC5C4-1F2C-434B-BC4A-40F4C2920089}">
+<ds:datastoreItem xmlns:ds="http://schemas.openxmlformats.org/officeDocument/2006/customXml" ds:itemID="{A6F28865-A791-8B48-A8F4-D96FB5A7B64A}">
   <ds:schemaRefs>
     <ds:schemaRef ds:uri="http://schemas.openxmlformats.org/officeDocument/2006/bibliography"/>
   </ds:schemaRefs>

--- a/docs/structured_scalar_potential/Structured_Scalar_Potential_Design_and_Theory.docx
+++ b/docs/structured_scalar_potential/Structured_Scalar_Potential_Design_and_Theory.docx
@@ -655,7 +655,31 @@
       </w:tr>
     </w:tbl>
     <w:p/>
-    <w:p/>
+    <w:p>
+      <w:pPr>
+        <w:rPr>
+          <w:color w:val="EE0000"/>
+        </w:rPr>
+      </w:pPr>
+      <w:r>
+        <w:rPr>
+          <w:color w:val="EE0000"/>
+        </w:rPr>
+        <w:t>//TODO: finish from [</w:t>
+      </w:r>
+      <w:r>
+        <w:rPr>
+          <w:color w:val="EE0000"/>
+        </w:rPr>
+        <w:t>2</w:t>
+      </w:r>
+      <w:r>
+        <w:rPr>
+          <w:color w:val="EE0000"/>
+        </w:rPr>
+        <w:t>]</w:t>
+      </w:r>
+    </w:p>
     <w:p/>
     <w:p>
       <w:pPr>
@@ -4099,7 +4123,21 @@
             <w:rStyle w:val="Hyperlink"/>
             <w:rFonts w:eastAsiaTheme="minorEastAsia"/>
           </w:rPr>
-          <w:t>model_gaussian_vtheta.py, lines 93-95</w:t>
+          <w:t>model_gaussian_vtheta.py, l</w:t>
+        </w:r>
+        <w:r>
+          <w:rPr>
+            <w:rStyle w:val="Hyperlink"/>
+            <w:rFonts w:eastAsiaTheme="minorEastAsia"/>
+          </w:rPr>
+          <w:t>i</w:t>
+        </w:r>
+        <w:r>
+          <w:rPr>
+            <w:rStyle w:val="Hyperlink"/>
+            <w:rFonts w:eastAsiaTheme="minorEastAsia"/>
+          </w:rPr>
+          <w:t>nes 93-95</w:t>
         </w:r>
       </w:hyperlink>
       <w:r>
@@ -4542,6 +4580,74 @@
           <w:rFonts w:eastAsiaTheme="minorEastAsia"/>
         </w:rPr>
         <w:t>’s learnable parameters are the weights and biases of those three projections – not the well positions directly.</w:t>
+      </w:r>
+    </w:p>
+    <w:p>
+      <w:pPr>
+        <w:rPr>
+          <w:rFonts w:eastAsiaTheme="minorEastAsia"/>
+        </w:rPr>
+      </w:pPr>
+    </w:p>
+    <w:p>
+      <w:pPr>
+        <w:rPr>
+          <w:rFonts w:eastAsiaTheme="minorEastAsia"/>
+        </w:rPr>
+      </w:pPr>
+    </w:p>
+    <w:p>
+      <w:pPr>
+        <w:rPr>
+          <w:rFonts w:eastAsiaTheme="minorEastAsia"/>
+        </w:rPr>
+      </w:pPr>
+      <w:r>
+        <w:rPr>
+          <w:rFonts w:eastAsiaTheme="minorEastAsia"/>
+          <w:noProof/>
+        </w:rPr>
+        <w:drawing>
+          <wp:inline distT="0" distB="0" distL="0" distR="0" wp14:anchorId="04D8270D" wp14:editId="256D205D">
+            <wp:extent cx="5943600" cy="2836545"/>
+            <wp:effectExtent l="0" t="0" r="0" b="0"/>
+            <wp:docPr id="839376310" name="Picture 6" descr="A screenshot of a computer&#10;&#10;AI-generated content may be incorrect."/>
+            <wp:cNvGraphicFramePr>
+              <a:graphicFrameLocks xmlns:a="http://schemas.openxmlformats.org/drawingml/2006/main" noChangeAspect="1"/>
+            </wp:cNvGraphicFramePr>
+            <a:graphic xmlns:a="http://schemas.openxmlformats.org/drawingml/2006/main">
+              <a:graphicData uri="http://schemas.openxmlformats.org/drawingml/2006/picture">
+                <pic:pic xmlns:pic="http://schemas.openxmlformats.org/drawingml/2006/picture">
+                  <pic:nvPicPr>
+                    <pic:cNvPr id="839376310" name="Picture 6" descr="A screenshot of a computer&#10;&#10;AI-generated content may be incorrect."/>
+                    <pic:cNvPicPr/>
+                  </pic:nvPicPr>
+                  <pic:blipFill>
+                    <a:blip r:embed="rId25" cstate="print">
+                      <a:extLst>
+                        <a:ext uri="{28A0092B-C50C-407E-A947-70E740481C1C}">
+                          <a14:useLocalDpi xmlns:a14="http://schemas.microsoft.com/office/drawing/2010/main" val="0"/>
+                        </a:ext>
+                      </a:extLst>
+                    </a:blip>
+                    <a:stretch>
+                      <a:fillRect/>
+                    </a:stretch>
+                  </pic:blipFill>
+                  <pic:spPr>
+                    <a:xfrm>
+                      <a:off x="0" y="0"/>
+                      <a:ext cx="5943600" cy="2836545"/>
+                    </a:xfrm>
+                    <a:prstGeom prst="rect">
+                      <a:avLst/>
+                    </a:prstGeom>
+                  </pic:spPr>
+                </pic:pic>
+              </a:graphicData>
+            </a:graphic>
+          </wp:inline>
+        </w:drawing>
       </w:r>
     </w:p>
     <w:p>
@@ -4700,7 +4806,7 @@
           <w:rFonts w:eastAsiaTheme="minorEastAsia"/>
         </w:rPr>
       </w:pPr>
-      <w:hyperlink r:id="rId25" w:anchor="L1064-L1078" w:history="1">
+      <w:hyperlink r:id="rId26" w:anchor="L1064-L1078" w:history="1">
         <w:r>
           <w:rPr>
             <w:rStyle w:val="Hyperlink"/>
@@ -4987,6 +5093,7 @@
           <w:sz w:val="17"/>
           <w:szCs w:val="17"/>
         </w:rPr>
+        <w:lastRenderedPageBreak/>
         <w:t xml:space="preserve">      </w:t>
       </w:r>
       <w:r>
@@ -5116,6 +5223,80 @@
         </w:rPr>
         <w:t xml:space="preserve">. </w:t>
       </w:r>
+    </w:p>
+    <w:p>
+      <w:pPr>
+        <w:rPr>
+          <w:rFonts w:eastAsiaTheme="minorEastAsia"/>
+        </w:rPr>
+      </w:pPr>
+    </w:p>
+    <w:p>
+      <w:pPr>
+        <w:rPr>
+          <w:rFonts w:eastAsiaTheme="minorEastAsia"/>
+        </w:rPr>
+      </w:pPr>
+      <w:r>
+        <w:rPr>
+          <w:noProof/>
+        </w:rPr>
+        <w:drawing>
+          <wp:inline distT="0" distB="0" distL="0" distR="0" wp14:anchorId="6722D420" wp14:editId="1B347AAB">
+            <wp:extent cx="5943600" cy="2701925"/>
+            <wp:effectExtent l="0" t="0" r="0" b="3175"/>
+            <wp:docPr id="2093728463" name="Picture 7" descr="A screenshot of a computer program&#10;&#10;AI-generated content may be incorrect."/>
+            <wp:cNvGraphicFramePr>
+              <a:graphicFrameLocks xmlns:a="http://schemas.openxmlformats.org/drawingml/2006/main" noChangeAspect="1"/>
+            </wp:cNvGraphicFramePr>
+            <a:graphic xmlns:a="http://schemas.openxmlformats.org/drawingml/2006/main">
+              <a:graphicData uri="http://schemas.openxmlformats.org/drawingml/2006/picture">
+                <pic:pic xmlns:pic="http://schemas.openxmlformats.org/drawingml/2006/picture">
+                  <pic:nvPicPr>
+                    <pic:cNvPr id="2093728463" name="Picture 7" descr="A screenshot of a computer program&#10;&#10;AI-generated content may be incorrect."/>
+                    <pic:cNvPicPr/>
+                  </pic:nvPicPr>
+                  <pic:blipFill>
+                    <a:blip r:embed="rId27" cstate="print">
+                      <a:extLst>
+                        <a:ext uri="{28A0092B-C50C-407E-A947-70E740481C1C}">
+                          <a14:useLocalDpi xmlns:a14="http://schemas.microsoft.com/office/drawing/2010/main" val="0"/>
+                        </a:ext>
+                      </a:extLst>
+                    </a:blip>
+                    <a:stretch>
+                      <a:fillRect/>
+                    </a:stretch>
+                  </pic:blipFill>
+                  <pic:spPr>
+                    <a:xfrm>
+                      <a:off x="0" y="0"/>
+                      <a:ext cx="5943600" cy="2701925"/>
+                    </a:xfrm>
+                    <a:prstGeom prst="rect">
+                      <a:avLst/>
+                    </a:prstGeom>
+                  </pic:spPr>
+                </pic:pic>
+              </a:graphicData>
+            </a:graphic>
+          </wp:inline>
+        </w:drawing>
+      </w:r>
+    </w:p>
+    <w:p>
+      <w:pPr>
+        <w:rPr>
+          <w:rFonts w:eastAsiaTheme="minorEastAsia"/>
+        </w:rPr>
+      </w:pPr>
+    </w:p>
+    <w:p>
+      <w:pPr>
+        <w:rPr>
+          <w:rFonts w:eastAsiaTheme="minorEastAsia"/>
+        </w:rPr>
+      </w:pPr>
     </w:p>
     <w:p>
       <w:pPr>
@@ -5381,7 +5562,6 @@
         <w:rPr>
           <w:rFonts w:eastAsiaTheme="minorEastAsia"/>
         </w:rPr>
-        <w:lastRenderedPageBreak/>
         <w:t>PyTorch’s autograd accumulates gradients</w:t>
       </w:r>
       <w:r>
@@ -6016,11 +6196,209 @@
           <w:rFonts w:eastAsiaTheme="minorEastAsia"/>
         </w:rPr>
       </w:pPr>
-      <w:r>
-        <w:rPr>
-          <w:rFonts w:eastAsiaTheme="minorEastAsia"/>
-        </w:rPr>
-        <w:t>Let us trace the full path to make this statement concrete.</w:t>
+    </w:p>
+    <w:p>
+      <w:pPr>
+        <w:rPr>
+          <w:rFonts w:eastAsiaTheme="minorEastAsia"/>
+        </w:rPr>
+      </w:pPr>
+      <w:r>
+        <w:rPr>
+          <w:rFonts w:eastAsiaTheme="minorEastAsia"/>
+        </w:rPr>
+        <w:lastRenderedPageBreak/>
+        <w:t xml:space="preserve"> 2 ) from the input path </w:t>
+      </w:r>
+      <w:r>
+        <w:rPr>
+          <w:rFonts w:eastAsiaTheme="minorEastAsia"/>
+          <w:color w:val="EE0000"/>
+        </w:rPr>
+        <w:t>//TODO finish this from the first screenshot below</w:t>
+      </w:r>
+    </w:p>
+    <w:p>
+      <w:pPr>
+        <w:rPr>
+          <w:rFonts w:eastAsiaTheme="minorEastAsia"/>
+        </w:rPr>
+      </w:pPr>
+    </w:p>
+    <w:p>
+      <w:pPr>
+        <w:rPr>
+          <w:rFonts w:eastAsiaTheme="minorEastAsia"/>
+        </w:rPr>
+      </w:pPr>
+      <w:r>
+        <w:rPr>
+          <w:rFonts w:eastAsiaTheme="minorEastAsia"/>
+          <w:noProof/>
+        </w:rPr>
+        <w:drawing>
+          <wp:inline distT="0" distB="0" distL="0" distR="0" wp14:anchorId="6CB59F5F" wp14:editId="64E44DE7">
+            <wp:extent cx="5943600" cy="4799330"/>
+            <wp:effectExtent l="0" t="0" r="0" b="1270"/>
+            <wp:docPr id="318745431" name="Picture 9" descr="A screenshot of a computer&#10;&#10;AI-generated content may be incorrect."/>
+            <wp:cNvGraphicFramePr>
+              <a:graphicFrameLocks xmlns:a="http://schemas.openxmlformats.org/drawingml/2006/main" noChangeAspect="1"/>
+            </wp:cNvGraphicFramePr>
+            <a:graphic xmlns:a="http://schemas.openxmlformats.org/drawingml/2006/main">
+              <a:graphicData uri="http://schemas.openxmlformats.org/drawingml/2006/picture">
+                <pic:pic xmlns:pic="http://schemas.openxmlformats.org/drawingml/2006/picture">
+                  <pic:nvPicPr>
+                    <pic:cNvPr id="318745431" name="Picture 9" descr="A screenshot of a computer&#10;&#10;AI-generated content may be incorrect."/>
+                    <pic:cNvPicPr/>
+                  </pic:nvPicPr>
+                  <pic:blipFill>
+                    <a:blip r:embed="rId28" cstate="print">
+                      <a:extLst>
+                        <a:ext uri="{28A0092B-C50C-407E-A947-70E740481C1C}">
+                          <a14:useLocalDpi xmlns:a14="http://schemas.microsoft.com/office/drawing/2010/main" val="0"/>
+                        </a:ext>
+                      </a:extLst>
+                    </a:blip>
+                    <a:stretch>
+                      <a:fillRect/>
+                    </a:stretch>
+                  </pic:blipFill>
+                  <pic:spPr>
+                    <a:xfrm>
+                      <a:off x="0" y="0"/>
+                      <a:ext cx="5943600" cy="4799330"/>
+                    </a:xfrm>
+                    <a:prstGeom prst="rect">
+                      <a:avLst/>
+                    </a:prstGeom>
+                  </pic:spPr>
+                </pic:pic>
+              </a:graphicData>
+            </a:graphic>
+          </wp:inline>
+        </w:drawing>
+      </w:r>
+    </w:p>
+    <w:p>
+      <w:pPr>
+        <w:rPr>
+          <w:rFonts w:eastAsiaTheme="minorEastAsia"/>
+        </w:rPr>
+      </w:pPr>
+    </w:p>
+    <w:p>
+      <w:pPr>
+        <w:rPr>
+          <w:rFonts w:eastAsiaTheme="minorEastAsia"/>
+        </w:rPr>
+      </w:pPr>
+      <w:r>
+        <w:rPr>
+          <w:rFonts w:eastAsiaTheme="minorEastAsia"/>
+          <w:noProof/>
+        </w:rPr>
+        <w:lastRenderedPageBreak/>
+        <w:drawing>
+          <wp:inline distT="0" distB="0" distL="0" distR="0" wp14:anchorId="6CB8A5EE" wp14:editId="5F62CB1C">
+            <wp:extent cx="5943600" cy="4166235"/>
+            <wp:effectExtent l="0" t="0" r="0" b="0"/>
+            <wp:docPr id="2073522372" name="Picture 10" descr="A screenshot of a computer&#10;&#10;AI-generated content may be incorrect."/>
+            <wp:cNvGraphicFramePr>
+              <a:graphicFrameLocks xmlns:a="http://schemas.openxmlformats.org/drawingml/2006/main" noChangeAspect="1"/>
+            </wp:cNvGraphicFramePr>
+            <a:graphic xmlns:a="http://schemas.openxmlformats.org/drawingml/2006/main">
+              <a:graphicData uri="http://schemas.openxmlformats.org/drawingml/2006/picture">
+                <pic:pic xmlns:pic="http://schemas.openxmlformats.org/drawingml/2006/picture">
+                  <pic:nvPicPr>
+                    <pic:cNvPr id="2073522372" name="Picture 10" descr="A screenshot of a computer&#10;&#10;AI-generated content may be incorrect."/>
+                    <pic:cNvPicPr/>
+                  </pic:nvPicPr>
+                  <pic:blipFill>
+                    <a:blip r:embed="rId29" cstate="print">
+                      <a:extLst>
+                        <a:ext uri="{28A0092B-C50C-407E-A947-70E740481C1C}">
+                          <a14:useLocalDpi xmlns:a14="http://schemas.microsoft.com/office/drawing/2010/main" val="0"/>
+                        </a:ext>
+                      </a:extLst>
+                    </a:blip>
+                    <a:stretch>
+                      <a:fillRect/>
+                    </a:stretch>
+                  </pic:blipFill>
+                  <pic:spPr>
+                    <a:xfrm>
+                      <a:off x="0" y="0"/>
+                      <a:ext cx="5943600" cy="4166235"/>
+                    </a:xfrm>
+                    <a:prstGeom prst="rect">
+                      <a:avLst/>
+                    </a:prstGeom>
+                  </pic:spPr>
+                </pic:pic>
+              </a:graphicData>
+            </a:graphic>
+          </wp:inline>
+        </w:drawing>
+      </w:r>
+    </w:p>
+    <w:p>
+      <w:pPr>
+        <w:rPr>
+          <w:rFonts w:eastAsiaTheme="minorEastAsia"/>
+        </w:rPr>
+      </w:pPr>
+    </w:p>
+    <w:p>
+      <w:pPr>
+        <w:rPr>
+          <w:rFonts w:eastAsiaTheme="minorEastAsia"/>
+        </w:rPr>
+      </w:pPr>
+      <w:r>
+        <w:rPr>
+          <w:rFonts w:eastAsiaTheme="minorEastAsia"/>
+          <w:b/>
+          <w:bCs/>
+        </w:rPr>
+        <w:t>Note</w:t>
+      </w:r>
+      <w:r>
+        <w:rPr>
+          <w:rFonts w:eastAsiaTheme="minorEastAsia"/>
+        </w:rPr>
+        <w:t>: distinction between “deep” and “shallow” gradient</w:t>
+      </w:r>
+    </w:p>
+    <w:p>
+      <w:pPr>
+        <w:rPr>
+          <w:rFonts w:eastAsiaTheme="minorEastAsia"/>
+        </w:rPr>
+      </w:pPr>
+    </w:p>
+    <w:p>
+      <w:pPr>
+        <w:rPr>
+          <w:rFonts w:eastAsiaTheme="minorEastAsia"/>
+        </w:rPr>
+      </w:pPr>
+      <w:r>
+        <w:rPr>
+          <w:rFonts w:eastAsiaTheme="minorEastAsia"/>
+        </w:rPr>
+        <w:t xml:space="preserve">Let us trace the full path </w:t>
+      </w:r>
+      <w:r>
+        <w:rPr>
+          <w:rFonts w:eastAsiaTheme="minorEastAsia"/>
+        </w:rPr>
+        <w:t xml:space="preserve">of the gradient in (out.1) </w:t>
+      </w:r>
+      <w:r>
+        <w:rPr>
+          <w:rFonts w:eastAsiaTheme="minorEastAsia"/>
+        </w:rPr>
+        <w:t>to make this statement concrete.</w:t>
       </w:r>
     </w:p>
     <w:p>
@@ -6173,6 +6551,20 @@
           <w:szCs w:val="17"/>
         </w:rPr>
         <w:t>xi</w:t>
+      </w:r>
+      <w:r>
+        <w:rPr>
+          <w:rFonts w:eastAsiaTheme="minorEastAsia"/>
+        </w:rPr>
+        <w:t xml:space="preserve">, </w:t>
+      </w:r>
+      <w:r>
+        <w:rPr>
+          <w:rFonts w:ascii="Consolas" w:eastAsiaTheme="minorEastAsia" w:hAnsi="Consolas" w:cs="Consolas"/>
+          <w:sz w:val="17"/>
+          <w:szCs w:val="17"/>
+        </w:rPr>
+        <w:t>m</w:t>
       </w:r>
       <w:r>
         <w:rPr>
@@ -6538,6 +6930,7 @@
         <w:rPr>
           <w:rFonts w:eastAsiaTheme="minorEastAsia"/>
         </w:rPr>
+        <w:lastRenderedPageBreak/>
         <w:t xml:space="preserve">When loss.backward() runs, PyTorch computes </w:t>
       </w:r>
       <m:oMath>
@@ -7100,140 +7493,1331 @@
     <w:p>
       <w:pPr>
         <w:rPr>
-          <w:rFonts w:eastAsiaTheme="minorEastAsia"/>
-        </w:rPr>
-      </w:pPr>
-    </w:p>
-    <w:p>
-      <w:pPr>
-        <w:rPr>
-          <w:rFonts w:eastAsiaTheme="minorEastAsia"/>
-        </w:rPr>
-      </w:pPr>
-    </w:p>
-    <w:p>
-      <w:pPr>
-        <w:rPr>
-          <w:rFonts w:eastAsiaTheme="minorEastAsia"/>
-        </w:rPr>
-      </w:pPr>
-    </w:p>
-    <w:p>
-      <w:pPr>
-        <w:rPr>
-          <w:rFonts w:eastAsiaTheme="minorEastAsia"/>
-        </w:rPr>
-      </w:pPr>
-      <w:r>
-        <w:rPr>
-          <w:rFonts w:eastAsiaTheme="minorEastAsia"/>
-          <w:noProof/>
+          <w:rFonts w:eastAsiaTheme="minorEastAsia" w:cs="Consolas"/>
+          <w:szCs w:val="19"/>
+        </w:rPr>
+      </w:pPr>
+      <w:r>
+        <w:rPr>
+          <w:rFonts w:eastAsiaTheme="minorEastAsia"/>
+        </w:rPr>
+        <w:t xml:space="preserve">So that’s </w:t>
+      </w:r>
+      <m:oMath>
+        <m:r>
+          <w:rPr>
+            <w:rFonts w:ascii="Cambria Math" w:eastAsiaTheme="minorEastAsia" w:hAnsi="Cambria Math"/>
+          </w:rPr>
+          <m:t>L</m:t>
+        </m:r>
+      </m:oMath>
+      <w:r>
+        <w:rPr>
+          <w:rFonts w:eastAsiaTheme="minorEastAsia"/>
+        </w:rPr>
+        <w:t xml:space="preserve"> Verlet integration steps in the backward path. Each Verlet step involves </w:t>
+      </w:r>
+      <w:r>
+        <w:rPr>
+          <w:rFonts w:ascii="Consolas" w:eastAsiaTheme="minorEastAsia" w:hAnsi="Consolas" w:cs="Consolas"/>
+          <w:sz w:val="17"/>
+          <w:szCs w:val="17"/>
+        </w:rPr>
+        <w:t>V_theta</w:t>
+      </w:r>
+      <w:r>
+        <w:rPr>
+          <w:rFonts w:eastAsiaTheme="minorEastAsia"/>
+        </w:rPr>
+        <w:t>,</w:t>
+      </w:r>
+      <w:r>
+        <w:rPr>
+          <w:rFonts w:ascii="Consolas" w:eastAsiaTheme="minorEastAsia" w:hAnsi="Consolas" w:cs="Consolas"/>
+          <w:sz w:val="17"/>
+          <w:szCs w:val="17"/>
+        </w:rPr>
+        <w:t xml:space="preserve"> V_phi</w:t>
+      </w:r>
+      <w:r>
+        <w:rPr>
+          <w:rFonts w:eastAsiaTheme="minorEastAsia"/>
+        </w:rPr>
+        <w:t xml:space="preserve">, </w:t>
+      </w:r>
+      <w:r>
+        <w:rPr>
+          <w:rFonts w:ascii="Consolas" w:eastAsiaTheme="minorEastAsia" w:hAnsi="Consolas" w:cs="Consolas"/>
+          <w:sz w:val="17"/>
+          <w:szCs w:val="17"/>
+        </w:rPr>
+        <w:t>xi</w:t>
+      </w:r>
+      <w:r>
+        <w:rPr>
+          <w:rFonts w:eastAsiaTheme="minorEastAsia"/>
+        </w:rPr>
+        <w:t xml:space="preserve">, </w:t>
+      </w:r>
+      <w:r>
+        <w:rPr>
+          <w:rFonts w:ascii="Consolas" w:eastAsiaTheme="minorEastAsia" w:hAnsi="Consolas" w:cs="Consolas"/>
+          <w:sz w:val="17"/>
+          <w:szCs w:val="17"/>
+        </w:rPr>
+        <w:t>m</w:t>
+      </w:r>
+      <w:r>
+        <w:rPr>
+          <w:rFonts w:eastAsiaTheme="minorEastAsia"/>
+        </w:rPr>
+        <w:t xml:space="preserve">, </w:t>
+      </w:r>
+      <w:r>
+        <w:rPr>
+          <w:rFonts w:ascii="Consolas" w:eastAsiaTheme="minorEastAsia" w:hAnsi="Consolas" w:cs="Consolas"/>
+          <w:sz w:val="17"/>
+          <w:szCs w:val="17"/>
+        </w:rPr>
+        <w:t>gamma</w:t>
+      </w:r>
+      <w:r>
+        <w:rPr>
+          <w:rFonts w:eastAsiaTheme="minorEastAsia" w:cs="Consolas"/>
+          <w:szCs w:val="19"/>
+        </w:rPr>
+        <w:t xml:space="preserve"> - the gr</w:t>
+      </w:r>
+      <w:r>
+        <w:rPr>
+          <w:rFonts w:eastAsiaTheme="minorEastAsia" w:cs="Consolas"/>
+          <w:szCs w:val="19"/>
+        </w:rPr>
+        <w:t xml:space="preserve">adient flows backward through all of them. For comparison let us consider the “shallow” gradient (the input-path comparison, discussed in the </w:t>
+      </w:r>
+      <w:r>
+        <w:rPr>
+          <w:rFonts w:eastAsiaTheme="minorEastAsia" w:cs="Consolas"/>
+          <w:szCs w:val="19"/>
+        </w:rPr>
+        <w:t>previous</w:t>
+      </w:r>
+      <w:r>
+        <w:rPr>
+          <w:rFonts w:eastAsiaTheme="minorEastAsia" w:cs="Consolas"/>
+          <w:szCs w:val="19"/>
+        </w:rPr>
+        <w:t xml:space="preserve"> paragraph) :</w:t>
+      </w:r>
+    </w:p>
+    <w:p>
+      <w:pPr>
+        <w:rPr>
+          <w:rFonts w:eastAsiaTheme="minorEastAsia" w:cs="Consolas"/>
+          <w:szCs w:val="19"/>
+        </w:rPr>
+      </w:pPr>
+    </w:p>
+    <w:p>
+      <w:pPr>
+        <w:rPr>
+          <w:rFonts w:eastAsiaTheme="minorEastAsia" w:cs="Consolas"/>
+          <w:szCs w:val="19"/>
+        </w:rPr>
+      </w:pPr>
+      <m:oMath>
+        <m:sSub>
+          <m:sSubPr>
+            <m:ctrlPr>
+              <w:rPr>
+                <w:rFonts w:ascii="Cambria Math" w:eastAsiaTheme="minorEastAsia" w:hAnsi="Cambria Math"/>
+                <w:i/>
+              </w:rPr>
+            </m:ctrlPr>
+          </m:sSubPr>
+          <m:e>
+            <m:d>
+              <m:dPr>
+                <m:begChr m:val=""/>
+                <m:endChr m:val="|"/>
+                <m:ctrlPr>
+                  <w:rPr>
+                    <w:rFonts w:ascii="Cambria Math" w:eastAsiaTheme="minorEastAsia" w:hAnsi="Cambria Math"/>
+                    <w:i/>
+                  </w:rPr>
+                </m:ctrlPr>
+              </m:dPr>
+              <m:e>
+                <m:f>
+                  <m:fPr>
+                    <m:ctrlPr>
+                      <w:rPr>
+                        <w:rFonts w:ascii="Cambria Math" w:eastAsiaTheme="minorEastAsia" w:hAnsi="Cambria Math"/>
+                        <w:i/>
+                      </w:rPr>
+                    </m:ctrlPr>
+                  </m:fPr>
+                  <m:num>
+                    <m:r>
+                      <w:rPr>
+                        <w:rFonts w:ascii="Cambria Math" w:eastAsiaTheme="minorEastAsia" w:hAnsi="Cambria Math"/>
+                      </w:rPr>
+                      <m:t>∂L</m:t>
+                    </m:r>
+                  </m:num>
+                  <m:den>
+                    <m:r>
+                      <w:rPr>
+                        <w:rFonts w:ascii="Cambria Math" w:eastAsiaTheme="minorEastAsia" w:hAnsi="Cambria Math"/>
+                      </w:rPr>
+                      <m:t>∂</m:t>
+                    </m:r>
+                    <m:sSub>
+                      <m:sSubPr>
+                        <m:ctrlPr>
+                          <w:rPr>
+                            <w:rFonts w:ascii="Cambria Math" w:eastAsiaTheme="minorEastAsia" w:hAnsi="Cambria Math"/>
+                            <w:i/>
+                          </w:rPr>
+                        </m:ctrlPr>
+                      </m:sSubPr>
+                      <m:e>
+                        <m:r>
+                          <w:rPr>
+                            <w:rFonts w:ascii="Cambria Math" w:eastAsiaTheme="minorEastAsia" w:hAnsi="Cambria Math"/>
+                          </w:rPr>
+                          <m:t>E</m:t>
+                        </m:r>
+                      </m:e>
+                      <m:sub>
+                        <m:r>
+                          <w:rPr>
+                            <w:rFonts w:ascii="Cambria Math" w:eastAsiaTheme="minorEastAsia" w:hAnsi="Cambria Math"/>
+                          </w:rPr>
+                          <m:t>v</m:t>
+                        </m:r>
+                      </m:sub>
+                    </m:sSub>
+                  </m:den>
+                </m:f>
+              </m:e>
+            </m:d>
+          </m:e>
+          <m:sub>
+            <m:r>
+              <m:rPr>
+                <m:sty m:val="p"/>
+              </m:rPr>
+              <w:rPr>
+                <w:rFonts w:ascii="Cambria Math" w:eastAsiaTheme="minorEastAsia" w:hAnsi="Cambria Math"/>
+              </w:rPr>
+              <m:t>input</m:t>
+            </m:r>
+          </m:sub>
+        </m:sSub>
+        <m:r>
+          <w:rPr>
+            <w:rFonts w:ascii="Cambria Math" w:eastAsiaTheme="minorEastAsia" w:hAnsi="Cambria Math"/>
+          </w:rPr>
+          <m:t>=</m:t>
+        </m:r>
+        <m:nary>
+          <m:naryPr>
+            <m:chr m:val="∑"/>
+            <m:limLoc m:val="undOvr"/>
+            <m:supHide m:val="1"/>
+            <m:ctrlPr>
+              <w:rPr>
+                <w:rFonts w:ascii="Cambria Math" w:eastAsiaTheme="minorEastAsia" w:hAnsi="Cambria Math"/>
+                <w:i/>
+              </w:rPr>
+            </m:ctrlPr>
+          </m:naryPr>
+          <m:sub>
+            <m:r>
+              <w:rPr>
+                <w:rFonts w:ascii="Cambria Math" w:eastAsiaTheme="minorEastAsia" w:hAnsi="Cambria Math"/>
+              </w:rPr>
+              <m:t>t</m:t>
+            </m:r>
+            <m:r>
+              <w:rPr>
+                <w:rFonts w:ascii="Cambria Math" w:eastAsiaTheme="minorEastAsia" w:hAnsi="Cambria Math"/>
+              </w:rPr>
+              <m:t xml:space="preserve">: </m:t>
+            </m:r>
+            <m:sSub>
+              <m:sSubPr>
+                <m:ctrlPr>
+                  <w:rPr>
+                    <w:rFonts w:ascii="Cambria Math" w:eastAsiaTheme="minorEastAsia" w:hAnsi="Cambria Math"/>
+                    <w:i/>
+                  </w:rPr>
+                </m:ctrlPr>
+              </m:sSubPr>
+              <m:e>
+                <m:r>
+                  <w:rPr>
+                    <w:rFonts w:ascii="Cambria Math" w:eastAsiaTheme="minorEastAsia" w:hAnsi="Cambria Math"/>
+                  </w:rPr>
+                  <m:t>x</m:t>
+                </m:r>
+              </m:e>
+              <m:sub>
+                <m:r>
+                  <w:rPr>
+                    <w:rFonts w:ascii="Cambria Math" w:eastAsiaTheme="minorEastAsia" w:hAnsi="Cambria Math"/>
+                  </w:rPr>
+                  <m:t>t</m:t>
+                </m:r>
+              </m:sub>
+            </m:sSub>
+            <m:r>
+              <w:rPr>
+                <w:rFonts w:ascii="Cambria Math" w:eastAsiaTheme="minorEastAsia" w:hAnsi="Cambria Math"/>
+              </w:rPr>
+              <m:t>=v</m:t>
+            </m:r>
+          </m:sub>
+          <m:sup/>
+          <m:e>
+            <m:f>
+              <m:fPr>
+                <m:ctrlPr>
+                  <w:rPr>
+                    <w:rFonts w:ascii="Cambria Math" w:eastAsiaTheme="minorEastAsia" w:hAnsi="Cambria Math"/>
+                    <w:i/>
+                  </w:rPr>
+                </m:ctrlPr>
+              </m:fPr>
+              <m:num>
+                <m:r>
+                  <w:rPr>
+                    <w:rFonts w:ascii="Cambria Math" w:eastAsiaTheme="minorEastAsia" w:hAnsi="Cambria Math"/>
+                  </w:rPr>
+                  <m:t>∂L</m:t>
+                </m:r>
+              </m:num>
+              <m:den>
+                <m:r>
+                  <w:rPr>
+                    <w:rFonts w:ascii="Cambria Math" w:eastAsiaTheme="minorEastAsia" w:hAnsi="Cambria Math"/>
+                  </w:rPr>
+                  <m:t>∂</m:t>
+                </m:r>
+                <m:sSub>
+                  <m:sSubPr>
+                    <m:ctrlPr>
+                      <w:rPr>
+                        <w:rFonts w:ascii="Cambria Math" w:eastAsiaTheme="minorEastAsia" w:hAnsi="Cambria Math"/>
+                        <w:iCs/>
+                      </w:rPr>
+                    </m:ctrlPr>
+                  </m:sSubPr>
+                  <m:e>
+                    <m:r>
+                      <w:rPr>
+                        <w:rFonts w:ascii="Cambria Math" w:eastAsiaTheme="minorEastAsia" w:hAnsi="Cambria Math"/>
+                      </w:rPr>
+                      <m:t>h</m:t>
+                    </m:r>
+                  </m:e>
+                  <m:sub>
+                    <m:r>
+                      <w:rPr>
+                        <w:rFonts w:ascii="Cambria Math" w:eastAsiaTheme="minorEastAsia" w:hAnsi="Cambria Math"/>
+                      </w:rPr>
+                      <m:t>0,t</m:t>
+                    </m:r>
+                  </m:sub>
+                </m:sSub>
+              </m:den>
+            </m:f>
+          </m:e>
+        </m:nary>
+      </m:oMath>
+      <w:r>
+        <w:rPr>
+          <w:rFonts w:eastAsiaTheme="minorEastAsia" w:cs="Consolas"/>
+        </w:rPr>
+        <w:t xml:space="preserve">  (in.1) </w:t>
+      </w:r>
+    </w:p>
+    <w:p>
+      <w:pPr>
+        <w:rPr>
+          <w:rFonts w:eastAsiaTheme="minorEastAsia"/>
+          <w:szCs w:val="19"/>
+        </w:rPr>
+      </w:pPr>
+    </w:p>
+    <w:p>
+      <w:pPr>
+        <w:rPr>
+          <w:rFonts w:eastAsiaTheme="minorEastAsia"/>
+          <w:iCs/>
+          <w:szCs w:val="19"/>
+        </w:rPr>
+      </w:pPr>
+      <w:r>
+        <w:rPr>
+          <w:rFonts w:eastAsiaTheme="minorEastAsia"/>
+          <w:szCs w:val="19"/>
+        </w:rPr>
+        <w:t xml:space="preserve">In eq. (in.1) the gradient arrives at </w:t>
+      </w:r>
+      <w:r>
+        <w:rPr>
+          <w:rFonts w:ascii="Consolas" w:eastAsiaTheme="minorEastAsia" w:hAnsi="Consolas" w:cs="Consolas"/>
+          <w:sz w:val="17"/>
+          <w:szCs w:val="17"/>
+        </w:rPr>
+        <w:t>E</w:t>
+      </w:r>
+      <w:r>
+        <w:rPr>
+          <w:rFonts w:eastAsiaTheme="minorEastAsia"/>
+          <w:szCs w:val="19"/>
+        </w:rPr>
+        <w:t xml:space="preserve"> via the </w:t>
+      </w:r>
+      <w:r>
+        <w:rPr>
+          <w:rFonts w:ascii="Consolas" w:eastAsiaTheme="minorEastAsia" w:hAnsi="Consolas" w:cs="Consolas"/>
+          <w:sz w:val="17"/>
+          <w:szCs w:val="17"/>
+        </w:rPr>
+        <w:t xml:space="preserve">logits = </w:t>
+      </w:r>
+      <w:r>
+        <w:rPr>
+          <w:rFonts w:ascii="Consolas" w:eastAsiaTheme="minorEastAsia" w:hAnsi="Consolas" w:cs="Consolas"/>
+          <w:sz w:val="17"/>
+          <w:szCs w:val="17"/>
+        </w:rPr>
+        <w:t xml:space="preserve">h_L </w:t>
+      </w:r>
+      <w:r>
+        <w:rPr>
+          <w:rFonts w:ascii="Consolas" w:eastAsiaTheme="minorEastAsia" w:hAnsi="Consolas" w:cs="Consolas"/>
+          <w:sz w:val="17"/>
+          <w:szCs w:val="17"/>
+        </w:rPr>
+        <w:t>@</w:t>
+      </w:r>
+      <w:r>
+        <w:rPr>
+          <w:rFonts w:ascii="Consolas" w:eastAsiaTheme="minorEastAsia" w:hAnsi="Consolas" w:cs="Consolas"/>
+          <w:sz w:val="17"/>
+          <w:szCs w:val="17"/>
+        </w:rPr>
+        <w:t xml:space="preserve"> E^T</w:t>
+      </w:r>
+      <w:r>
+        <w:rPr>
+          <w:rFonts w:eastAsiaTheme="minorEastAsia"/>
+          <w:szCs w:val="19"/>
+        </w:rPr>
+        <w:t xml:space="preserve"> path and then backpropagates through all L layers to reach h_0, and then from h_0 to E – which is just a single row-selection (no matmul). But the gradient </w:t>
+      </w:r>
+      <m:oMath>
+        <m:r>
+          <m:rPr>
+            <m:sty m:val="p"/>
+          </m:rPr>
+          <w:rPr>
+            <w:rFonts w:ascii="Cambria Math" w:eastAsiaTheme="minorEastAsia" w:hAnsi="Cambria Math"/>
+            <w:iCs/>
+            <w:szCs w:val="19"/>
+          </w:rPr>
+          <w:sym w:font="Symbol" w:char="F0B6"/>
+        </m:r>
+      </m:oMath>
+      <w:r>
+        <w:rPr>
+          <w:rFonts w:ascii="Consolas" w:eastAsiaTheme="minorEastAsia" w:hAnsi="Consolas" w:cs="Consolas"/>
+          <w:iCs/>
+          <w:sz w:val="17"/>
+          <w:szCs w:val="17"/>
+        </w:rPr>
+        <w:t>L/</w:t>
+      </w:r>
+      <m:oMath>
+        <m:r>
+          <m:rPr>
+            <m:sty m:val="p"/>
+          </m:rPr>
+          <w:rPr>
+            <w:rFonts w:ascii="Cambria Math" w:eastAsiaTheme="minorEastAsia" w:hAnsi="Cambria Math"/>
+            <w:iCs/>
+            <w:szCs w:val="19"/>
+          </w:rPr>
+          <w:sym w:font="Symbol" w:char="F0B6"/>
+        </m:r>
+      </m:oMath>
+      <w:r>
+        <w:rPr>
+          <w:rFonts w:ascii="Consolas" w:eastAsiaTheme="minorEastAsia" w:hAnsi="Consolas" w:cs="Consolas"/>
+          <w:iCs/>
+          <w:sz w:val="17"/>
+          <w:szCs w:val="17"/>
+        </w:rPr>
+        <w:t>h_{0,t}</w:t>
+      </w:r>
+      <w:r>
+        <w:rPr>
+          <w:rFonts w:eastAsiaTheme="minorEastAsia"/>
+          <w:iCs/>
+          <w:szCs w:val="19"/>
+        </w:rPr>
+        <w:t xml:space="preserve"> still had to travel through all </w:t>
+      </w:r>
+      <w:r>
+        <w:rPr>
+          <w:rFonts w:ascii="Consolas" w:eastAsiaTheme="minorEastAsia" w:hAnsi="Consolas" w:cs="Consolas"/>
+          <w:iCs/>
+          <w:sz w:val="17"/>
+          <w:szCs w:val="17"/>
+        </w:rPr>
+        <w:t>L</w:t>
+      </w:r>
+      <w:r>
+        <w:rPr>
+          <w:rFonts w:eastAsiaTheme="minorEastAsia"/>
+          <w:iCs/>
+          <w:szCs w:val="19"/>
+        </w:rPr>
+        <w:t xml:space="preserve"> layers to get there.  </w:t>
+      </w:r>
+    </w:p>
+    <w:p>
+      <w:pPr>
+        <w:rPr>
+          <w:rFonts w:eastAsiaTheme="minorEastAsia"/>
+          <w:iCs/>
+          <w:szCs w:val="19"/>
+        </w:rPr>
+      </w:pPr>
+      <w:r>
+        <w:rPr>
+          <w:rFonts w:eastAsiaTheme="minorEastAsia"/>
+          <w:iCs/>
+          <w:szCs w:val="19"/>
+        </w:rPr>
+        <w:t xml:space="preserve">The “deep” gradient is the one that trains E’s rows to be good output classifiers – it pushes E[v] to align with h_L whenever token v is the correct next token. This gradient carries information about </w:t>
+      </w:r>
+      <w:r>
+        <w:rPr>
+          <w:rFonts w:eastAsiaTheme="minorEastAsia"/>
+          <w:i/>
+          <w:szCs w:val="19"/>
+        </w:rPr>
+        <w:t>what the dynamics did</w:t>
+      </w:r>
+      <w:r>
+        <w:rPr>
+          <w:rFonts w:eastAsiaTheme="minorEastAsia"/>
+          <w:iCs/>
+          <w:szCs w:val="19"/>
+        </w:rPr>
+        <w:t xml:space="preserve"> across all L layers (because it flows through them), which means:</w:t>
+      </w:r>
+    </w:p>
+    <w:p>
+      <w:pPr>
+        <w:rPr>
+          <w:rFonts w:eastAsiaTheme="minorEastAsia"/>
+          <w:iCs/>
+          <w:szCs w:val="19"/>
+        </w:rPr>
+      </w:pPr>
+    </w:p>
+    <w:p>
+      <w:pPr>
+        <w:rPr>
+          <w:rFonts w:eastAsiaTheme="minorEastAsia"/>
+          <w:iCs/>
+          <w:szCs w:val="19"/>
+        </w:rPr>
+      </w:pPr>
+      <w:r>
+        <w:rPr>
+          <w:rFonts w:eastAsiaTheme="minorEastAsia"/>
+          <w:iCs/>
+          <w:szCs w:val="19"/>
+        </w:rPr>
+        <w:t xml:space="preserve"> 1 ) It is the gradient that couples E to V_theta, V_phi, and all the dynamical parameters. Changes to the potentials affect h_L, which changes how </w:t>
+      </w:r>
+      <w:proofErr w:type="spellStart"/>
+      <w:r>
+        <w:rPr>
+          <w:rFonts w:eastAsiaTheme="minorEastAsia"/>
+          <w:iCs/>
+          <w:szCs w:val="19"/>
+        </w:rPr>
+        <w:t>E</w:t>
+      </w:r>
+      <w:proofErr w:type="spellEnd"/>
+      <w:r>
+        <w:rPr>
+          <w:rFonts w:eastAsiaTheme="minorEastAsia"/>
+          <w:iCs/>
+          <w:szCs w:val="19"/>
+        </w:rPr>
+        <w:t xml:space="preserve"> needs to orient its rows.</w:t>
+      </w:r>
+    </w:p>
+    <w:p>
+      <w:pPr>
+        <w:rPr>
+          <w:rFonts w:eastAsiaTheme="minorEastAsia"/>
+          <w:iCs/>
+          <w:szCs w:val="19"/>
+        </w:rPr>
+      </w:pPr>
+    </w:p>
+    <w:p>
+      <w:pPr>
+        <w:rPr>
+          <w:rFonts w:eastAsiaTheme="minorEastAsia"/>
+          <w:iCs/>
+          <w:szCs w:val="19"/>
+        </w:rPr>
+      </w:pPr>
+      <w:r>
+        <w:rPr>
+          <w:rFonts w:eastAsiaTheme="minorEastAsia"/>
+          <w:iCs/>
+          <w:szCs w:val="19"/>
+        </w:rPr>
+        <w:t xml:space="preserve"> 2 ) It is more susceptible to gradient pathologies (vanishing, exploding) because it passes through L sequential nonlinear transformations. This is exactly why the Plummer softening, gradient clipping, and the stability hierarchy matter – a 1/r spike in V_phi at any layer can amplify this gradient. </w:t>
+      </w:r>
+    </w:p>
+    <w:p>
+      <w:pPr>
+        <w:rPr>
+          <w:rFonts w:eastAsiaTheme="minorEastAsia"/>
+          <w:iCs/>
+          <w:szCs w:val="19"/>
+        </w:rPr>
+      </w:pPr>
+    </w:p>
+    <w:p>
+      <w:pPr>
+        <w:rPr>
+          <w:rFonts w:eastAsiaTheme="minorEastAsia"/>
+          <w:szCs w:val="19"/>
+        </w:rPr>
+      </w:pPr>
+      <w:r>
+        <w:rPr>
+          <w:rFonts w:eastAsiaTheme="minorEastAsia"/>
+          <w:iCs/>
+          <w:szCs w:val="19"/>
+        </w:rPr>
+        <w:t xml:space="preserve">3 ) With a </w:t>
+      </w:r>
+      <w:r>
+        <w:rPr>
+          <w:rFonts w:eastAsiaTheme="minorEastAsia"/>
+          <w:i/>
+          <w:szCs w:val="19"/>
+        </w:rPr>
+        <w:t>tied</w:t>
+      </w:r>
+      <w:r>
+        <w:rPr>
+          <w:rFonts w:eastAsiaTheme="minorEastAsia"/>
+          <w:iCs/>
+          <w:szCs w:val="19"/>
+        </w:rPr>
+        <w:t xml:space="preserve"> head, this same E that receives this deep gradient is also the embedding used to </w:t>
+      </w:r>
+      <w:r>
+        <w:rPr>
+          <w:rFonts w:eastAsiaTheme="minorEastAsia"/>
+          <w:i/>
+          <w:szCs w:val="19"/>
+        </w:rPr>
+        <w:t>create</w:t>
+      </w:r>
+      <w:r>
+        <w:rPr>
+          <w:rFonts w:eastAsiaTheme="minorEastAsia"/>
+          <w:iCs/>
+          <w:szCs w:val="19"/>
+        </w:rPr>
+        <w:t xml:space="preserve"> h_0. </w:t>
+      </w:r>
+      <w:r>
+        <w:rPr>
+          <w:rFonts w:eastAsiaTheme="minorEastAsia"/>
+          <w:iCs/>
+          <w:szCs w:val="19"/>
+        </w:rPr>
+        <w:t xml:space="preserve">So the deep gradient (which wants E[v] to be a good decoder of h_L) and the input-path gradient (which wants E[v] to be a good initial placement for token v) are pulling on the </w:t>
+      </w:r>
+      <w:r>
+        <w:rPr>
+          <w:rFonts w:eastAsiaTheme="minorEastAsia"/>
+          <w:i/>
+          <w:szCs w:val="19"/>
+        </w:rPr>
+        <w:t>same parameters</w:t>
+      </w:r>
+      <w:r>
+        <w:rPr>
+          <w:rFonts w:eastAsiaTheme="minorEastAsia"/>
+          <w:iCs/>
+          <w:szCs w:val="19"/>
+        </w:rPr>
+        <w:t xml:space="preserve"> – creating the tension that the untied-head and output-bias fixes address. </w:t>
+      </w:r>
+    </w:p>
+    <w:p>
+      <w:pPr>
+        <w:rPr>
+          <w:rFonts w:eastAsiaTheme="minorEastAsia"/>
+        </w:rPr>
+      </w:pPr>
+    </w:p>
+    <w:p>
+      <w:pPr>
+        <w:rPr>
+          <w:rFonts w:eastAsiaTheme="minorEastAsia"/>
+        </w:rPr>
+      </w:pPr>
+      <w:r>
+        <w:rPr>
+          <w:rFonts w:eastAsiaTheme="minorEastAsia"/>
+          <w:b/>
+          <w:bCs/>
+        </w:rPr>
+        <w:t>Note</w:t>
+      </w:r>
+      <w:r>
+        <w:rPr>
+          <w:rFonts w:eastAsiaTheme="minorEastAsia"/>
+        </w:rPr>
+        <w:t>: gradient of the semantic mass</w:t>
+      </w:r>
+    </w:p>
+    <w:p>
+      <w:pPr>
+        <w:rPr>
+          <w:rFonts w:eastAsiaTheme="minorEastAsia"/>
+        </w:rPr>
+      </w:pPr>
+      <w:r>
+        <w:rPr>
+          <w:rFonts w:eastAsiaTheme="minorEastAsia"/>
+        </w:rPr>
+        <w:t>Gradients are computed for the semantic mass parameters as described below:</w:t>
+      </w:r>
+    </w:p>
+    <w:p>
+      <w:pPr>
+        <w:rPr>
+          <w:rFonts w:eastAsiaTheme="minorEastAsia"/>
+        </w:rPr>
+      </w:pPr>
+      <w:r>
+        <w:rPr>
+          <w:rFonts w:eastAsiaTheme="minorEastAsia"/>
+        </w:rPr>
+        <w:t xml:space="preserve">The mass is learnable ( </w:t>
+      </w:r>
+      <w:r>
+        <w:rPr>
+          <w:rFonts w:eastAsiaTheme="minorEastAsia"/>
+        </w:rPr>
+        <w:t>learn_mgamma=True is the default in PARFConfig</w:t>
+      </w:r>
+      <w:r>
+        <w:rPr>
+          <w:rFonts w:eastAsiaTheme="minorEastAsia"/>
+        </w:rPr>
+        <w:t xml:space="preserve"> ).</w:t>
+      </w:r>
+      <w:r>
+        <w:rPr>
+          <w:rFonts w:eastAsiaTheme="minorEastAsia"/>
+        </w:rPr>
+        <w:t xml:space="preserve"> There are two trainable parameters involved:</w:t>
+      </w:r>
+    </w:p>
+    <w:p>
+      <w:pPr>
+        <w:rPr>
+          <w:rFonts w:eastAsiaTheme="minorEastAsia"/>
+        </w:rPr>
+      </w:pPr>
+    </w:p>
+    <w:p>
+      <w:pPr>
+        <w:rPr>
+          <w:rFonts w:eastAsiaTheme="minorEastAsia"/>
+        </w:rPr>
+      </w:pPr>
+      <w:r>
+        <w:rPr>
+          <w:rFonts w:eastAsiaTheme="minorEastAsia"/>
+        </w:rPr>
+        <w:t xml:space="preserve">1 ) </w:t>
+      </w:r>
+      <w:r>
+        <w:rPr>
+          <w:rFonts w:ascii="Consolas" w:eastAsiaTheme="minorEastAsia" w:hAnsi="Consolas" w:cs="Consolas"/>
+          <w:sz w:val="17"/>
+          <w:szCs w:val="17"/>
+        </w:rPr>
+        <w:t>raw_m_bias</w:t>
+      </w:r>
+      <w:r>
+        <w:rPr>
+          <w:rFonts w:eastAsiaTheme="minorEastAsia"/>
+        </w:rPr>
+        <w:t xml:space="preserve"> – a scalar </w:t>
+      </w:r>
+      <w:r>
+        <w:rPr>
+          <w:rFonts w:ascii="Consolas" w:eastAsiaTheme="minorEastAsia" w:hAnsi="Consolas" w:cs="Consolas"/>
+          <w:sz w:val="17"/>
+          <w:szCs w:val="17"/>
+        </w:rPr>
+        <w:t>nn.Parameter</w:t>
+      </w:r>
+      <w:r>
+        <w:rPr>
+          <w:rFonts w:eastAsiaTheme="minorEastAsia"/>
+        </w:rPr>
+        <w:t xml:space="preserve"> that sets the baseline mass. It is stored in a “raw” (unconstrained) space; the actual mass is recovered via </w:t>
+      </w:r>
+      <w:r>
+        <w:rPr>
+          <w:rFonts w:ascii="Consolas" w:eastAsiaTheme="minorEastAsia" w:hAnsi="Consolas" w:cs="Consolas"/>
+          <w:sz w:val="17"/>
+          <w:szCs w:val="17"/>
+        </w:rPr>
+        <w:t>softplus(raw_m_bias) + 1e-3</w:t>
+      </w:r>
+      <w:r>
+        <w:rPr>
+          <w:rFonts w:eastAsiaTheme="minorEastAsia"/>
+        </w:rPr>
+        <w:t xml:space="preserve"> to guarantee positivity.</w:t>
+      </w:r>
+    </w:p>
+    <w:p>
+      <w:pPr>
+        <w:rPr>
+          <w:rFonts w:eastAsiaTheme="minorEastAsia"/>
+        </w:rPr>
+      </w:pPr>
+    </w:p>
+    <w:p>
+      <w:pPr>
+        <w:rPr>
+          <w:rFonts w:eastAsiaTheme="minorEastAsia"/>
+        </w:rPr>
+      </w:pPr>
+      <w:r>
+        <w:rPr>
+          <w:rFonts w:eastAsiaTheme="minorEastAsia"/>
+        </w:rPr>
+        <w:t xml:space="preserve">2 ) </w:t>
+      </w:r>
+      <w:r>
+        <w:rPr>
+          <w:rFonts w:ascii="Consolas" w:eastAsiaTheme="minorEastAsia" w:hAnsi="Consolas" w:cs="Consolas"/>
+          <w:sz w:val="17"/>
+          <w:szCs w:val="17"/>
+        </w:rPr>
+        <w:t>raw_logfreq_alpha</w:t>
+      </w:r>
+      <w:r>
+        <w:rPr>
+          <w:rFonts w:eastAsiaTheme="minorEastAsia"/>
+        </w:rPr>
+        <w:t xml:space="preserve"> – a scalar that controls how strongly token frequency modules </w:t>
+      </w:r>
+      <w:r>
+        <w:rPr>
+          <w:rFonts w:eastAsiaTheme="minorEastAsia"/>
+        </w:rPr>
+        <w:t xml:space="preserve">mass. With </w:t>
+      </w:r>
+      <w:r>
+        <w:rPr>
+          <w:rFonts w:ascii="Consolas" w:eastAsiaTheme="minorEastAsia" w:hAnsi="Consolas" w:cs="Consolas"/>
+          <w:sz w:val="17"/>
+          <w:szCs w:val="17"/>
+        </w:rPr>
+        <w:t xml:space="preserve">mass_mode = ‘logfreq’ </w:t>
+      </w:r>
+      <w:r>
+        <w:rPr>
+          <w:rFonts w:eastAsiaTheme="minorEastAsia"/>
+        </w:rPr>
+        <w:t>the per-token mass is computed as:</w:t>
+      </w:r>
+    </w:p>
+    <w:p>
+      <w:pPr>
+        <w:rPr>
+          <w:rFonts w:eastAsiaTheme="minorEastAsia"/>
+        </w:rPr>
+      </w:pPr>
+    </w:p>
+    <w:p>
+      <w:pPr>
+        <w:rPr>
+          <w:rFonts w:ascii="Consolas" w:eastAsiaTheme="minorEastAsia" w:hAnsi="Consolas" w:cs="Consolas"/>
+          <w:sz w:val="17"/>
+          <w:szCs w:val="17"/>
+        </w:rPr>
+      </w:pPr>
+      <w:r>
+        <w:rPr>
+          <w:rFonts w:ascii="Consolas" w:eastAsiaTheme="minorEastAsia" w:hAnsi="Consolas" w:cs="Consolas"/>
+          <w:sz w:val="17"/>
+          <w:szCs w:val="17"/>
+        </w:rPr>
+        <w:t>m(x, t) = softplus(raw_m_bias + alpha * surprisal[x_t]) + 1e-3</w:t>
+      </w:r>
+    </w:p>
+    <w:p>
+      <w:pPr>
+        <w:rPr>
+          <w:rFonts w:eastAsiaTheme="minorEastAsia"/>
+        </w:rPr>
+      </w:pPr>
+    </w:p>
+    <w:p>
+      <w:pPr>
+        <w:rPr>
+          <w:rFonts w:eastAsiaTheme="minorEastAsia"/>
+        </w:rPr>
+      </w:pPr>
+      <w:r>
+        <w:rPr>
+          <w:rFonts w:eastAsiaTheme="minorEastAsia"/>
         </w:rPr>
         <w:lastRenderedPageBreak/>
-        <w:drawing>
-          <wp:inline distT="0" distB="0" distL="0" distR="0" wp14:anchorId="2439F7C9" wp14:editId="6DE36D96">
-            <wp:extent cx="5943600" cy="4799330"/>
-            <wp:effectExtent l="0" t="0" r="0" b="1270"/>
-            <wp:docPr id="318745431" name="Picture 9" descr="A screenshot of a computer&#10;&#10;AI-generated content may be incorrect."/>
-            <wp:cNvGraphicFramePr>
-              <a:graphicFrameLocks xmlns:a="http://schemas.openxmlformats.org/drawingml/2006/main" noChangeAspect="1"/>
-            </wp:cNvGraphicFramePr>
-            <a:graphic xmlns:a="http://schemas.openxmlformats.org/drawingml/2006/main">
-              <a:graphicData uri="http://schemas.openxmlformats.org/drawingml/2006/picture">
-                <pic:pic xmlns:pic="http://schemas.openxmlformats.org/drawingml/2006/picture">
-                  <pic:nvPicPr>
-                    <pic:cNvPr id="318745431" name="Picture 9" descr="A screenshot of a computer&#10;&#10;AI-generated content may be incorrect."/>
-                    <pic:cNvPicPr/>
-                  </pic:nvPicPr>
-                  <pic:blipFill>
-                    <a:blip r:embed="rId26" cstate="print">
-                      <a:extLst>
-                        <a:ext uri="{28A0092B-C50C-407E-A947-70E740481C1C}">
-                          <a14:useLocalDpi xmlns:a14="http://schemas.microsoft.com/office/drawing/2010/main" val="0"/>
-                        </a:ext>
-                      </a:extLst>
-                    </a:blip>
-                    <a:stretch>
-                      <a:fillRect/>
-                    </a:stretch>
-                  </pic:blipFill>
-                  <pic:spPr>
-                    <a:xfrm>
-                      <a:off x="0" y="0"/>
-                      <a:ext cx="5943600" cy="4799330"/>
-                    </a:xfrm>
-                    <a:prstGeom prst="rect">
-                      <a:avLst/>
-                    </a:prstGeom>
-                  </pic:spPr>
-                </pic:pic>
-              </a:graphicData>
-            </a:graphic>
-          </wp:inline>
-        </w:drawing>
-      </w:r>
-    </w:p>
-    <w:p>
-      <w:pPr>
-        <w:rPr>
-          <w:rFonts w:eastAsiaTheme="minorEastAsia"/>
-        </w:rPr>
-      </w:pPr>
-    </w:p>
-    <w:p>
-      <w:pPr>
-        <w:rPr>
-          <w:rFonts w:eastAsiaTheme="minorEastAsia"/>
-        </w:rPr>
-      </w:pPr>
-      <w:r>
-        <w:rPr>
-          <w:rFonts w:eastAsiaTheme="minorEastAsia"/>
-          <w:noProof/>
-        </w:rPr>
-        <w:lastRenderedPageBreak/>
-        <w:drawing>
-          <wp:inline distT="0" distB="0" distL="0" distR="0" wp14:anchorId="543B4C5C" wp14:editId="304BFADB">
-            <wp:extent cx="5943600" cy="4166235"/>
-            <wp:effectExtent l="0" t="0" r="0" b="0"/>
-            <wp:docPr id="2073522372" name="Picture 10" descr="A screenshot of a computer&#10;&#10;AI-generated content may be incorrect."/>
-            <wp:cNvGraphicFramePr>
-              <a:graphicFrameLocks xmlns:a="http://schemas.openxmlformats.org/drawingml/2006/main" noChangeAspect="1"/>
-            </wp:cNvGraphicFramePr>
-            <a:graphic xmlns:a="http://schemas.openxmlformats.org/drawingml/2006/main">
-              <a:graphicData uri="http://schemas.openxmlformats.org/drawingml/2006/picture">
-                <pic:pic xmlns:pic="http://schemas.openxmlformats.org/drawingml/2006/picture">
-                  <pic:nvPicPr>
-                    <pic:cNvPr id="2073522372" name="Picture 10" descr="A screenshot of a computer&#10;&#10;AI-generated content may be incorrect."/>
-                    <pic:cNvPicPr/>
-                  </pic:nvPicPr>
-                  <pic:blipFill>
-                    <a:blip r:embed="rId27" cstate="print">
-                      <a:extLst>
-                        <a:ext uri="{28A0092B-C50C-407E-A947-70E740481C1C}">
-                          <a14:useLocalDpi xmlns:a14="http://schemas.microsoft.com/office/drawing/2010/main" val="0"/>
-                        </a:ext>
-                      </a:extLst>
-                    </a:blip>
-                    <a:stretch>
-                      <a:fillRect/>
-                    </a:stretch>
-                  </pic:blipFill>
-                  <pic:spPr>
-                    <a:xfrm>
-                      <a:off x="0" y="0"/>
-                      <a:ext cx="5943600" cy="4166235"/>
-                    </a:xfrm>
-                    <a:prstGeom prst="rect">
-                      <a:avLst/>
-                    </a:prstGeom>
-                  </pic:spPr>
-                </pic:pic>
-              </a:graphicData>
-            </a:graphic>
-          </wp:inline>
-        </w:drawing>
-      </w:r>
+        <w:t xml:space="preserve">where alpha = softplus(raw_logfreq_alpha) and surprisal[x_t] is precomputed log-frequency surprisal for token type x_t. </w:t>
+      </w:r>
+      <w:r>
+        <w:rPr>
+          <w:rFonts w:eastAsiaTheme="minorEastAsia"/>
+        </w:rPr>
+        <w:t xml:space="preserve">Rare tokens get higher surprisal, and if alpha is positive, they get heavier mass – making them change direction more slowly in the Verlet dynamics (physical intuition: rare tokens are harder to push around). </w:t>
+      </w:r>
+    </w:p>
+    <w:p>
+      <w:pPr>
+        <w:rPr>
+          <w:rFonts w:eastAsiaTheme="minorEastAsia"/>
+        </w:rPr>
+      </w:pPr>
+    </w:p>
+    <w:p>
+      <w:pPr>
+        <w:rPr>
+          <w:rFonts w:eastAsiaTheme="minorEastAsia"/>
+        </w:rPr>
+      </w:pPr>
+      <w:r>
+        <w:rPr>
+          <w:rFonts w:eastAsiaTheme="minorEastAsia"/>
+        </w:rPr>
+        <w:t xml:space="preserve">Both raw_m_bias and raw_logfreq_alpha have requires_grad=True, so they participate fully in the backward pass and receive gradient updates from AdamW like every other parameter. </w:t>
+      </w:r>
+    </w:p>
+    <w:p>
+      <w:pPr>
+        <w:rPr>
+          <w:rFonts w:eastAsiaTheme="minorEastAsia"/>
+        </w:rPr>
+      </w:pPr>
+    </w:p>
+    <w:p>
+      <w:pPr>
+        <w:rPr>
+          <w:rFonts w:eastAsiaTheme="minorEastAsia"/>
+        </w:rPr>
+      </w:pPr>
+      <w:r>
+        <w:rPr>
+          <w:rFonts w:eastAsiaTheme="minorEastAsia"/>
+        </w:rPr>
+        <w:t>What the gradient “means” for mass-</w:t>
+      </w:r>
+    </w:p>
+    <w:p>
+      <w:pPr>
+        <w:rPr>
+          <w:rFonts w:eastAsiaTheme="minorEastAsia"/>
+        </w:rPr>
+      </w:pPr>
+    </w:p>
+    <w:p>
+      <w:pPr>
+        <w:rPr>
+          <w:rFonts w:eastAsiaTheme="minorEastAsia"/>
+        </w:rPr>
+      </w:pPr>
+      <w:r>
+        <w:rPr>
+          <w:rFonts w:eastAsiaTheme="minorEastAsia"/>
+        </w:rPr>
+        <w:t xml:space="preserve">The mass </w:t>
+      </w:r>
+      <m:oMath>
+        <m:r>
+          <m:rPr>
+            <m:scr m:val="fraktur"/>
+          </m:rPr>
+          <w:rPr>
+            <w:rFonts w:ascii="Cambria Math" w:eastAsiaTheme="minorEastAsia" w:hAnsi="Cambria Math"/>
+          </w:rPr>
+          <m:t>m</m:t>
+        </m:r>
+      </m:oMath>
+      <w:r>
+        <w:rPr>
+          <w:rFonts w:eastAsiaTheme="minorEastAsia"/>
+        </w:rPr>
+        <w:t xml:space="preserve"> enters the Verlet update as the denominator of the acceleration. Schematically,</w:t>
+      </w:r>
+    </w:p>
+    <w:p>
+      <w:pPr>
+        <w:rPr>
+          <w:rFonts w:eastAsiaTheme="minorEastAsia"/>
+        </w:rPr>
+      </w:pPr>
+    </w:p>
+    <w:p>
+      <w:pPr>
+        <w:rPr>
+          <w:rFonts w:eastAsiaTheme="minorEastAsia"/>
+        </w:rPr>
+      </w:pPr>
+      <m:oMath>
+        <m:sSup>
+          <m:sSupPr>
+            <m:ctrlPr>
+              <w:rPr>
+                <w:rFonts w:ascii="Cambria Math" w:eastAsiaTheme="minorEastAsia" w:hAnsi="Cambria Math"/>
+                <w:i/>
+              </w:rPr>
+            </m:ctrlPr>
+          </m:sSupPr>
+          <m:e>
+            <m:r>
+              <w:rPr>
+                <w:rFonts w:ascii="Cambria Math" w:eastAsiaTheme="minorEastAsia" w:hAnsi="Cambria Math"/>
+              </w:rPr>
+              <m:t>h</m:t>
+            </m:r>
+          </m:e>
+          <m:sup>
+            <m:d>
+              <m:dPr>
+                <m:ctrlPr>
+                  <w:rPr>
+                    <w:rFonts w:ascii="Cambria Math" w:eastAsiaTheme="minorEastAsia" w:hAnsi="Cambria Math"/>
+                    <w:i/>
+                  </w:rPr>
+                </m:ctrlPr>
+              </m:dPr>
+              <m:e>
+                <m:r>
+                  <w:rPr>
+                    <w:rFonts w:ascii="Cambria Math" w:eastAsiaTheme="minorEastAsia" w:hAnsi="Cambria Math"/>
+                  </w:rPr>
+                  <m:t>l+1</m:t>
+                </m:r>
+              </m:e>
+            </m:d>
+          </m:sup>
+        </m:sSup>
+        <m:r>
+          <w:rPr>
+            <w:rFonts w:ascii="Cambria Math" w:eastAsiaTheme="minorEastAsia" w:hAnsi="Cambria Math"/>
+          </w:rPr>
+          <m:t>=</m:t>
+        </m:r>
+        <m:sSup>
+          <m:sSupPr>
+            <m:ctrlPr>
+              <w:rPr>
+                <w:rFonts w:ascii="Cambria Math" w:eastAsiaTheme="minorEastAsia" w:hAnsi="Cambria Math"/>
+                <w:i/>
+              </w:rPr>
+            </m:ctrlPr>
+          </m:sSupPr>
+          <m:e>
+            <m:r>
+              <w:rPr>
+                <w:rFonts w:ascii="Cambria Math" w:eastAsiaTheme="minorEastAsia" w:hAnsi="Cambria Math"/>
+              </w:rPr>
+              <m:t>h</m:t>
+            </m:r>
+          </m:e>
+          <m:sup>
+            <m:d>
+              <m:dPr>
+                <m:ctrlPr>
+                  <w:rPr>
+                    <w:rFonts w:ascii="Cambria Math" w:eastAsiaTheme="minorEastAsia" w:hAnsi="Cambria Math"/>
+                    <w:i/>
+                  </w:rPr>
+                </m:ctrlPr>
+              </m:dPr>
+              <m:e>
+                <m:r>
+                  <w:rPr>
+                    <w:rFonts w:ascii="Cambria Math" w:eastAsiaTheme="minorEastAsia" w:hAnsi="Cambria Math"/>
+                  </w:rPr>
+                  <m:t>l</m:t>
+                </m:r>
+              </m:e>
+            </m:d>
+          </m:sup>
+        </m:sSup>
+        <m:r>
+          <w:rPr>
+            <w:rFonts w:ascii="Cambria Math" w:eastAsiaTheme="minorEastAsia" w:hAnsi="Cambria Math"/>
+          </w:rPr>
+          <m:t>+v∙dt+</m:t>
+        </m:r>
+        <m:f>
+          <m:fPr>
+            <m:ctrlPr>
+              <w:rPr>
+                <w:rFonts w:ascii="Cambria Math" w:eastAsiaTheme="minorEastAsia" w:hAnsi="Cambria Math"/>
+                <w:i/>
+              </w:rPr>
+            </m:ctrlPr>
+          </m:fPr>
+          <m:num>
+            <m:r>
+              <w:rPr>
+                <w:rFonts w:ascii="Cambria Math" w:eastAsiaTheme="minorEastAsia" w:hAnsi="Cambria Math"/>
+              </w:rPr>
+              <m:t>F</m:t>
+            </m:r>
+          </m:num>
+          <m:den>
+            <m:r>
+              <m:rPr>
+                <m:scr m:val="fraktur"/>
+              </m:rPr>
+              <w:rPr>
+                <w:rFonts w:ascii="Cambria Math" w:eastAsiaTheme="minorEastAsia" w:hAnsi="Cambria Math"/>
+              </w:rPr>
+              <m:t>m</m:t>
+            </m:r>
+          </m:den>
+        </m:f>
+        <m:r>
+          <w:rPr>
+            <w:rFonts w:ascii="Cambria Math" w:eastAsiaTheme="minorEastAsia" w:hAnsi="Cambria Math"/>
+          </w:rPr>
+          <m:t>∙d</m:t>
+        </m:r>
+        <m:sSup>
+          <m:sSupPr>
+            <m:ctrlPr>
+              <w:rPr>
+                <w:rFonts w:ascii="Cambria Math" w:eastAsiaTheme="minorEastAsia" w:hAnsi="Cambria Math"/>
+                <w:i/>
+              </w:rPr>
+            </m:ctrlPr>
+          </m:sSupPr>
+          <m:e>
+            <m:r>
+              <w:rPr>
+                <w:rFonts w:ascii="Cambria Math" w:eastAsiaTheme="minorEastAsia" w:hAnsi="Cambria Math"/>
+              </w:rPr>
+              <m:t>t</m:t>
+            </m:r>
+          </m:e>
+          <m:sup>
+            <m:r>
+              <w:rPr>
+                <w:rFonts w:ascii="Cambria Math" w:eastAsiaTheme="minorEastAsia" w:hAnsi="Cambria Math"/>
+              </w:rPr>
+              <m:t>2</m:t>
+            </m:r>
+          </m:sup>
+        </m:sSup>
+      </m:oMath>
+      <w:r>
+        <w:rPr>
+          <w:rFonts w:eastAsiaTheme="minorEastAsia"/>
+        </w:rPr>
+        <w:t xml:space="preserve"> </w:t>
+      </w:r>
+    </w:p>
+    <w:p>
+      <w:pPr>
+        <w:rPr>
+          <w:rFonts w:eastAsiaTheme="minorEastAsia"/>
+        </w:rPr>
+      </w:pPr>
+    </w:p>
+    <w:p>
+      <w:pPr>
+        <w:rPr>
+          <w:rFonts w:eastAsiaTheme="minorEastAsia" w:cs="Consolas"/>
+          <w:iCs/>
+          <w:szCs w:val="19"/>
+        </w:rPr>
+      </w:pPr>
+      <w:r>
+        <w:rPr>
+          <w:rFonts w:eastAsiaTheme="minorEastAsia"/>
+        </w:rPr>
+        <w:t xml:space="preserve">So </w:t>
+      </w:r>
+      <m:oMath>
+        <m:r>
+          <m:rPr>
+            <m:sty m:val="p"/>
+          </m:rPr>
+          <w:rPr>
+            <w:rFonts w:ascii="Cambria Math" w:eastAsiaTheme="minorEastAsia" w:hAnsi="Cambria Math"/>
+            <w:iCs/>
+            <w:szCs w:val="19"/>
+          </w:rPr>
+          <w:sym w:font="Symbol" w:char="F0B6"/>
+        </m:r>
+      </m:oMath>
+      <w:r>
+        <w:rPr>
+          <w:rFonts w:ascii="Consolas" w:eastAsiaTheme="minorEastAsia" w:hAnsi="Consolas" w:cs="Consolas"/>
+          <w:iCs/>
+          <w:sz w:val="17"/>
+          <w:szCs w:val="17"/>
+        </w:rPr>
+        <w:t>L/</w:t>
+      </w:r>
+      <m:oMath>
+        <m:r>
+          <m:rPr>
+            <m:sty m:val="p"/>
+          </m:rPr>
+          <w:rPr>
+            <w:rFonts w:ascii="Cambria Math" w:eastAsiaTheme="minorEastAsia" w:hAnsi="Cambria Math"/>
+            <w:iCs/>
+            <w:szCs w:val="19"/>
+          </w:rPr>
+          <w:sym w:font="Symbol" w:char="F0B6"/>
+        </m:r>
+      </m:oMath>
+      <w:r>
+        <w:rPr>
+          <w:rFonts w:ascii="Consolas" w:eastAsiaTheme="minorEastAsia" w:hAnsi="Consolas" w:cs="Consolas"/>
+          <w:iCs/>
+          <w:sz w:val="17"/>
+          <w:szCs w:val="17"/>
+        </w:rPr>
+        <w:t>m</w:t>
+      </w:r>
+      <w:r>
+        <w:rPr>
+          <w:rFonts w:eastAsiaTheme="minorEastAsia" w:cs="Consolas"/>
+          <w:iCs/>
+          <w:szCs w:val="19"/>
+        </w:rPr>
+        <w:t xml:space="preserve"> tells</w:t>
+      </w:r>
+      <w:r>
+        <w:rPr>
+          <w:rFonts w:eastAsiaTheme="minorEastAsia" w:cs="Consolas"/>
+          <w:iCs/>
+          <w:szCs w:val="19"/>
+        </w:rPr>
+        <w:t xml:space="preserve"> the optimizer – “if you made this token heavier (harder to move), would the loss go up or down?” If a rare token is being pushed too aggressively by V_phi/V_theta forces and overshooting, the gradient will push its mass upward. If a token is too sluggish and not reaching a good attractor, the gradient pushes mass downward.</w:t>
+      </w:r>
+    </w:p>
+    <w:p>
+      <w:pPr>
+        <w:rPr>
+          <w:rFonts w:eastAsiaTheme="minorEastAsia" w:cs="Consolas"/>
+          <w:iCs/>
+          <w:szCs w:val="19"/>
+        </w:rPr>
+      </w:pPr>
+    </w:p>
+    <w:p>
+      <w:pPr>
+        <w:rPr>
+          <w:rFonts w:eastAsiaTheme="minorEastAsia"/>
+        </w:rPr>
+      </w:pPr>
+      <w:r>
+        <w:rPr>
+          <w:rFonts w:eastAsiaTheme="minorEastAsia" w:cs="Consolas"/>
+          <w:iCs/>
+          <w:szCs w:val="19"/>
+        </w:rPr>
+        <w:t xml:space="preserve">However, note that </w:t>
+      </w:r>
+      <w:r>
+        <w:rPr>
+          <w:rFonts w:ascii="Consolas" w:eastAsiaTheme="minorEastAsia" w:hAnsi="Consolas" w:cs="Consolas"/>
+          <w:iCs/>
+          <w:sz w:val="17"/>
+          <w:szCs w:val="17"/>
+        </w:rPr>
+        <w:t>gamma</w:t>
+      </w:r>
+      <w:r>
+        <w:rPr>
+          <w:rFonts w:eastAsiaTheme="minorEastAsia" w:cs="Consolas"/>
+          <w:iCs/>
+          <w:szCs w:val="19"/>
+        </w:rPr>
+        <w:t xml:space="preserve"> (the damping coefficient) </w:t>
+      </w:r>
+      <w:r>
+        <w:rPr>
+          <w:rFonts w:eastAsiaTheme="minorEastAsia" w:cs="Consolas"/>
+          <w:iCs/>
+          <w:szCs w:val="19"/>
+        </w:rPr>
+        <w:t xml:space="preserve">is controlled by the same </w:t>
+      </w:r>
+      <w:r>
+        <w:rPr>
+          <w:rFonts w:ascii="Consolas" w:eastAsiaTheme="minorEastAsia" w:hAnsi="Consolas" w:cs="Consolas"/>
+          <w:iCs/>
+          <w:sz w:val="17"/>
+          <w:szCs w:val="17"/>
+        </w:rPr>
+        <w:t>learn_mgamma</w:t>
+      </w:r>
+      <w:r>
+        <w:rPr>
+          <w:rFonts w:eastAsiaTheme="minorEastAsia" w:cs="Consolas"/>
+          <w:iCs/>
+          <w:szCs w:val="19"/>
+        </w:rPr>
+        <w:t xml:space="preserve"> flag. In the current experiment, the logs show gamma=0.300 is constant – but that’s because it converged to that value, not because it is frozen. Both mass and gamma are free to learn. </w:t>
+      </w:r>
+    </w:p>
+    <w:p>
+      <w:pPr>
+        <w:pBdr>
+          <w:bottom w:val="single" w:sz="6" w:space="1" w:color="auto"/>
+        </w:pBdr>
+        <w:rPr>
+          <w:rFonts w:eastAsiaTheme="minorEastAsia"/>
+        </w:rPr>
+      </w:pPr>
     </w:p>
     <w:p>
       <w:pPr>
@@ -7292,116 +8876,15 @@
       <w:pPr>
         <w:rPr>
           <w:rFonts w:eastAsiaTheme="minorEastAsia"/>
-        </w:rPr>
-      </w:pPr>
-      <w:r>
-        <w:rPr>
-          <w:rFonts w:eastAsiaTheme="minorEastAsia"/>
-          <w:noProof/>
-        </w:rPr>
-        <w:drawing>
-          <wp:inline distT="0" distB="0" distL="0" distR="0" wp14:anchorId="69DCF32D" wp14:editId="1BFEDAF2">
-            <wp:extent cx="5943600" cy="2836545"/>
-            <wp:effectExtent l="0" t="0" r="0" b="0"/>
-            <wp:docPr id="839376310" name="Picture 6" descr="A screenshot of a computer&#10;&#10;AI-generated content may be incorrect."/>
-            <wp:cNvGraphicFramePr>
-              <a:graphicFrameLocks xmlns:a="http://schemas.openxmlformats.org/drawingml/2006/main" noChangeAspect="1"/>
-            </wp:cNvGraphicFramePr>
-            <a:graphic xmlns:a="http://schemas.openxmlformats.org/drawingml/2006/main">
-              <a:graphicData uri="http://schemas.openxmlformats.org/drawingml/2006/picture">
-                <pic:pic xmlns:pic="http://schemas.openxmlformats.org/drawingml/2006/picture">
-                  <pic:nvPicPr>
-                    <pic:cNvPr id="839376310" name="Picture 6" descr="A screenshot of a computer&#10;&#10;AI-generated content may be incorrect."/>
-                    <pic:cNvPicPr/>
-                  </pic:nvPicPr>
-                  <pic:blipFill>
-                    <a:blip r:embed="rId28" cstate="print">
-                      <a:extLst>
-                        <a:ext uri="{28A0092B-C50C-407E-A947-70E740481C1C}">
-                          <a14:useLocalDpi xmlns:a14="http://schemas.microsoft.com/office/drawing/2010/main" val="0"/>
-                        </a:ext>
-                      </a:extLst>
-                    </a:blip>
-                    <a:stretch>
-                      <a:fillRect/>
-                    </a:stretch>
-                  </pic:blipFill>
-                  <pic:spPr>
-                    <a:xfrm>
-                      <a:off x="0" y="0"/>
-                      <a:ext cx="5943600" cy="2836545"/>
-                    </a:xfrm>
-                    <a:prstGeom prst="rect">
-                      <a:avLst/>
-                    </a:prstGeom>
-                  </pic:spPr>
-                </pic:pic>
-              </a:graphicData>
-            </a:graphic>
-          </wp:inline>
-        </w:drawing>
-      </w:r>
-      <w:r>
-        <w:rPr>
-          <w:rFonts w:eastAsiaTheme="minorEastAsia"/>
-        </w:rPr>
-        <w:t xml:space="preserve"> </w:t>
-      </w:r>
-    </w:p>
-    <w:p>
-      <w:pPr>
-        <w:rPr>
-          <w:rFonts w:eastAsiaTheme="minorEastAsia"/>
-        </w:rPr>
-      </w:pPr>
-    </w:p>
-    <w:p>
-      <w:r>
-        <w:rPr>
-          <w:noProof/>
-        </w:rPr>
-        <w:lastRenderedPageBreak/>
-        <w:drawing>
-          <wp:inline distT="0" distB="0" distL="0" distR="0" wp14:anchorId="033723FB" wp14:editId="36815DF9">
-            <wp:extent cx="5943600" cy="2701925"/>
-            <wp:effectExtent l="0" t="0" r="0" b="3175"/>
-            <wp:docPr id="2093728463" name="Picture 7" descr="A screenshot of a computer program&#10;&#10;AI-generated content may be incorrect."/>
-            <wp:cNvGraphicFramePr>
-              <a:graphicFrameLocks xmlns:a="http://schemas.openxmlformats.org/drawingml/2006/main" noChangeAspect="1"/>
-            </wp:cNvGraphicFramePr>
-            <a:graphic xmlns:a="http://schemas.openxmlformats.org/drawingml/2006/main">
-              <a:graphicData uri="http://schemas.openxmlformats.org/drawingml/2006/picture">
-                <pic:pic xmlns:pic="http://schemas.openxmlformats.org/drawingml/2006/picture">
-                  <pic:nvPicPr>
-                    <pic:cNvPr id="2093728463" name="Picture 7" descr="A screenshot of a computer program&#10;&#10;AI-generated content may be incorrect."/>
-                    <pic:cNvPicPr/>
-                  </pic:nvPicPr>
-                  <pic:blipFill>
-                    <a:blip r:embed="rId29" cstate="print">
-                      <a:extLst>
-                        <a:ext uri="{28A0092B-C50C-407E-A947-70E740481C1C}">
-                          <a14:useLocalDpi xmlns:a14="http://schemas.microsoft.com/office/drawing/2010/main" val="0"/>
-                        </a:ext>
-                      </a:extLst>
-                    </a:blip>
-                    <a:stretch>
-                      <a:fillRect/>
-                    </a:stretch>
-                  </pic:blipFill>
-                  <pic:spPr>
-                    <a:xfrm>
-                      <a:off x="0" y="0"/>
-                      <a:ext cx="5943600" cy="2701925"/>
-                    </a:xfrm>
-                    <a:prstGeom prst="rect">
-                      <a:avLst/>
-                    </a:prstGeom>
-                  </pic:spPr>
-                </pic:pic>
-              </a:graphicData>
-            </a:graphic>
-          </wp:inline>
-        </w:drawing>
+          <w:color w:val="EE0000"/>
+        </w:rPr>
+      </w:pPr>
+      <w:r>
+        <w:rPr>
+          <w:rFonts w:eastAsiaTheme="minorEastAsia"/>
+          <w:color w:val="EE0000"/>
+        </w:rPr>
+        <w:t>//TODO: finish from the screenshot below</w:t>
       </w:r>
     </w:p>
     <w:p/>
@@ -8835,6 +10318,18 @@
       </w:tblBorders>
     </w:tblPr>
   </w:style>
+  <w:style w:type="character" w:styleId="FollowedHyperlink">
+    <w:name w:val="FollowedHyperlink"/>
+    <w:basedOn w:val="DefaultParagraphFont"/>
+    <w:uiPriority w:val="99"/>
+    <w:semiHidden/>
+    <w:unhideWhenUsed/>
+    <w:rsid w:val="00F91513"/>
+    <w:rPr>
+      <w:color w:val="96607D" w:themeColor="followedHyperlink"/>
+      <w:u w:val="single"/>
+    </w:rPr>
+  </w:style>
 </w:styles>
 </file>
 
@@ -9138,7 +10633,7 @@
 </file>
 
 <file path=customXml/itemProps1.xml><?xml version="1.0" encoding="utf-8"?>
-<ds:datastoreItem xmlns:ds="http://schemas.openxmlformats.org/officeDocument/2006/customXml" ds:itemID="{A6F28865-A791-8B48-A8F4-D96FB5A7B64A}">
+<ds:datastoreItem xmlns:ds="http://schemas.openxmlformats.org/officeDocument/2006/customXml" ds:itemID="{1D70CCD9-9014-0444-B546-B16A940C93A3}">
   <ds:schemaRefs>
     <ds:schemaRef ds:uri="http://schemas.openxmlformats.org/officeDocument/2006/bibliography"/>
   </ds:schemaRefs>

--- a/docs/structured_scalar_potential/Structured_Scalar_Potential_Design_and_Theory.docx
+++ b/docs/structured_scalar_potential/Structured_Scalar_Potential_Design_and_Theory.docx
@@ -3853,7 +3853,111 @@
       </w:r>
     </w:p>
     <w:p/>
+    <w:p>
+      <w:r>
+        <w:t xml:space="preserve">The term “SARF-faithful mass” denotes two separate implementations of semantic mass which are related to the Semantic Simulation framework descriptive part. </w:t>
+      </w:r>
+    </w:p>
     <w:p/>
+    <w:p>
+      <w:pPr>
+        <w:rPr>
+          <w:rFonts w:eastAsiaTheme="minorEastAsia"/>
+        </w:rPr>
+      </w:pPr>
+      <w:r>
+        <w:rPr>
+          <w:u w:val="single"/>
+        </w:rPr>
+        <w:t>Component 1</w:t>
+      </w:r>
+      <w:r>
+        <w:t xml:space="preserve">: SARF-faithful </w:t>
+      </w:r>
+      <m:oMath>
+        <m:r>
+          <w:rPr>
+            <w:rFonts w:ascii="Cambria Math" w:hAnsi="Cambria Math"/>
+          </w:rPr>
+          <m:t>ξ</m:t>
+        </m:r>
+      </m:oMath>
+      <w:r>
+        <w:rPr>
+          <w:rFonts w:eastAsiaTheme="minorEastAsia"/>
+        </w:rPr>
+        <w:t xml:space="preserve"> ( Section 14.13 of [1] )</w:t>
+      </w:r>
+    </w:p>
+    <w:p>
+      <w:pPr>
+        <w:rPr>
+          <w:rFonts w:eastAsiaTheme="minorEastAsia"/>
+        </w:rPr>
+      </w:pPr>
+    </w:p>
+    <w:p>
+      <w:r>
+        <w:rPr>
+          <w:rFonts w:eastAsiaTheme="minorEastAsia"/>
+        </w:rPr>
+        <w:t xml:space="preserve">In the baseline SPLM, the context vector </w:t>
+      </w:r>
+      <m:oMath>
+        <m:sSub>
+          <m:sSubPr>
+            <m:ctrlPr>
+              <w:rPr>
+                <w:rFonts w:ascii="Cambria Math" w:eastAsiaTheme="minorEastAsia" w:hAnsi="Cambria Math"/>
+                <w:i/>
+              </w:rPr>
+            </m:ctrlPr>
+          </m:sSubPr>
+          <m:e>
+            <m:r>
+              <w:rPr>
+                <w:rFonts w:ascii="Cambria Math" w:hAnsi="Cambria Math"/>
+              </w:rPr>
+              <m:t>ξ</m:t>
+            </m:r>
+          </m:e>
+          <m:sub>
+            <m:r>
+              <w:rPr>
+                <w:rFonts w:ascii="Cambria Math" w:eastAsiaTheme="minorEastAsia" w:hAnsi="Cambria Math"/>
+              </w:rPr>
+              <m:t>t</m:t>
+            </m:r>
+          </m:sub>
+        </m:sSub>
+      </m:oMath>
+      <w:r>
+        <w:rPr>
+          <w:rFonts w:eastAsiaTheme="minorEastAsia"/>
+        </w:rPr>
+        <w:t xml:space="preserve"> </w:t>
+      </w:r>
+      <w:r>
+        <w:rPr>
+          <w:rFonts w:eastAsiaTheme="minorEastAsia"/>
+        </w:rPr>
+        <w:t xml:space="preserve">(causal cumulative mean of the embedding sequence) is computed once from the input embeddings before the integration loop and held fixed for all </w:t>
+      </w:r>
+      <m:oMath>
+        <m:r>
+          <w:rPr>
+            <w:rFonts w:ascii="Cambria Math" w:eastAsiaTheme="minorEastAsia" w:hAnsi="Cambria Math"/>
+          </w:rPr>
+          <m:t>L</m:t>
+        </m:r>
+      </m:oMath>
+      <w:r>
+        <w:rPr>
+          <w:rFonts w:eastAsiaTheme="minorEastAsia"/>
+        </w:rPr>
+        <w:t xml:space="preserve"> Euler steps.</w:t>
+      </w:r>
+    </w:p>
     <w:p>
       <w:r>
         <w:rPr>
@@ -10633,7 +10737,7 @@
 </file>
 
 <file path=customXml/itemProps1.xml><?xml version="1.0" encoding="utf-8"?>
-<ds:datastoreItem xmlns:ds="http://schemas.openxmlformats.org/officeDocument/2006/customXml" ds:itemID="{1D70CCD9-9014-0444-B546-B16A940C93A3}">
+<ds:datastoreItem xmlns:ds="http://schemas.openxmlformats.org/officeDocument/2006/customXml" ds:itemID="{C0DB9BE3-F0D1-E04B-ACAE-548CFEF0D644}">
   <ds:schemaRefs>
     <ds:schemaRef ds:uri="http://schemas.openxmlformats.org/officeDocument/2006/bibliography"/>
   </ds:schemaRefs>

--- a/docs/structured_scalar_potential/Structured_Scalar_Potential_Design_and_Theory.docx
+++ b/docs/structured_scalar_potential/Structured_Scalar_Potential_Design_and_Theory.docx
@@ -3867,7 +3867,8 @@
       </w:pPr>
       <w:r>
         <w:rPr>
-          <w:u w:val="single"/>
+          <w:b/>
+          <w:bCs/>
         </w:rPr>
         <w:t>Component 1</w:t>
       </w:r>
@@ -3886,17 +3887,46 @@
         <w:rPr>
           <w:rFonts w:eastAsiaTheme="minorEastAsia"/>
         </w:rPr>
-        <w:t xml:space="preserve"> ( Section 14.13 of [1] )</w:t>
-      </w:r>
-    </w:p>
-    <w:p>
-      <w:pPr>
-        <w:rPr>
-          <w:rFonts w:eastAsiaTheme="minorEastAsia"/>
-        </w:rPr>
-      </w:pPr>
-    </w:p>
-    <w:p>
+        <w:t xml:space="preserve"> ( Section 1</w:t>
+      </w:r>
+      <w:r>
+        <w:rPr>
+          <w:rFonts w:eastAsiaTheme="minorEastAsia"/>
+        </w:rPr>
+        <w:t>5</w:t>
+      </w:r>
+      <w:r>
+        <w:rPr>
+          <w:rFonts w:eastAsiaTheme="minorEastAsia"/>
+        </w:rPr>
+        <w:t>.1</w:t>
+      </w:r>
+      <w:r>
+        <w:rPr>
+          <w:rFonts w:eastAsiaTheme="minorEastAsia"/>
+        </w:rPr>
+        <w:t>6</w:t>
+      </w:r>
+      <w:r>
+        <w:rPr>
+          <w:rFonts w:eastAsiaTheme="minorEastAsia"/>
+        </w:rPr>
+        <w:t xml:space="preserve"> of [1] )</w:t>
+      </w:r>
+    </w:p>
+    <w:p>
+      <w:pPr>
+        <w:rPr>
+          <w:rFonts w:eastAsiaTheme="minorEastAsia"/>
+        </w:rPr>
+      </w:pPr>
+    </w:p>
+    <w:p>
+      <w:pPr>
+        <w:rPr>
+          <w:rFonts w:eastAsiaTheme="minorEastAsia"/>
+        </w:rPr>
+      </w:pPr>
       <w:r>
         <w:rPr>
           <w:rFonts w:eastAsiaTheme="minorEastAsia"/>
@@ -3957,13 +3987,1107 @@
         </w:rPr>
         <w:t xml:space="preserve"> Euler steps.</w:t>
       </w:r>
+      <w:r>
+        <w:rPr>
+          <w:rFonts w:eastAsiaTheme="minorEastAsia"/>
+        </w:rPr>
+        <w:t xml:space="preserve"> The SARF-faithful variant re-derives </w:t>
+      </w:r>
+      <m:oMath>
+        <m:r>
+          <w:rPr>
+            <w:rFonts w:ascii="Cambria Math" w:hAnsi="Cambria Math"/>
+          </w:rPr>
+          <m:t>ξ</m:t>
+        </m:r>
+      </m:oMath>
+      <w:r>
+        <w:rPr>
+          <w:rFonts w:eastAsiaTheme="minorEastAsia"/>
+        </w:rPr>
+        <w:t xml:space="preserve"> from the </w:t>
+      </w:r>
+      <w:r>
+        <w:rPr>
+          <w:rFonts w:eastAsiaTheme="minorEastAsia"/>
+          <w:i/>
+          <w:iCs/>
+        </w:rPr>
+        <w:t>current</w:t>
+      </w:r>
+      <w:r>
+        <w:rPr>
+          <w:rFonts w:eastAsiaTheme="minorEastAsia"/>
+        </w:rPr>
+        <w:t xml:space="preserve"> hidden states at every integration step </w:t>
+      </w:r>
+      <m:oMath>
+        <m:r>
+          <w:rPr>
+            <w:rFonts w:ascii="Cambria Math" w:eastAsiaTheme="minorEastAsia" w:hAnsi="Cambria Math"/>
+          </w:rPr>
+          <m:t>l</m:t>
+        </m:r>
+      </m:oMath>
+      <w:r>
+        <w:rPr>
+          <w:rFonts w:eastAsiaTheme="minorEastAsia"/>
+        </w:rPr>
+        <w:t>:</w:t>
+      </w:r>
+    </w:p>
+    <w:p>
+      <w:pPr>
+        <w:rPr>
+          <w:rFonts w:eastAsiaTheme="minorEastAsia"/>
+        </w:rPr>
+      </w:pPr>
+    </w:p>
+    <w:p>
+      <w:pPr>
+        <w:rPr>
+          <w:rFonts w:eastAsiaTheme="minorEastAsia"/>
+        </w:rPr>
+      </w:pPr>
+      <m:oMath>
+        <m:sSup>
+          <m:sSupPr>
+            <m:ctrlPr>
+              <w:rPr>
+                <w:rFonts w:ascii="Cambria Math" w:hAnsi="Cambria Math"/>
+                <w:i/>
+              </w:rPr>
+            </m:ctrlPr>
+          </m:sSupPr>
+          <m:e>
+            <m:r>
+              <w:rPr>
+                <w:rFonts w:ascii="Cambria Math" w:hAnsi="Cambria Math"/>
+              </w:rPr>
+              <m:t>ξ</m:t>
+            </m:r>
+          </m:e>
+          <m:sup>
+            <m:d>
+              <m:dPr>
+                <m:ctrlPr>
+                  <w:rPr>
+                    <w:rFonts w:ascii="Cambria Math" w:hAnsi="Cambria Math"/>
+                    <w:i/>
+                  </w:rPr>
+                </m:ctrlPr>
+              </m:dPr>
+              <m:e>
+                <m:r>
+                  <w:rPr>
+                    <w:rFonts w:ascii="Cambria Math" w:hAnsi="Cambria Math"/>
+                  </w:rPr>
+                  <m:t>l</m:t>
+                </m:r>
+              </m:e>
+            </m:d>
+          </m:sup>
+        </m:sSup>
+        <m:r>
+          <w:rPr>
+            <w:rFonts w:ascii="Cambria Math" w:hAnsi="Cambria Math"/>
+          </w:rPr>
+          <m:t>=</m:t>
+        </m:r>
+        <m:r>
+          <m:rPr>
+            <m:sty m:val="p"/>
+          </m:rPr>
+          <w:rPr>
+            <w:rFonts w:ascii="Cambria Math" w:hAnsi="Cambria Math"/>
+          </w:rPr>
+          <m:t>CausalMean</m:t>
+        </m:r>
+        <m:d>
+          <m:dPr>
+            <m:ctrlPr>
+              <w:rPr>
+                <w:rFonts w:ascii="Cambria Math" w:hAnsi="Cambria Math"/>
+                <w:i/>
+              </w:rPr>
+            </m:ctrlPr>
+          </m:dPr>
+          <m:e>
+            <m:sSubSup>
+              <m:sSubSupPr>
+                <m:ctrlPr>
+                  <w:rPr>
+                    <w:rFonts w:ascii="Cambria Math" w:hAnsi="Cambria Math"/>
+                    <w:i/>
+                  </w:rPr>
+                </m:ctrlPr>
+              </m:sSubSupPr>
+              <m:e>
+                <m:r>
+                  <w:rPr>
+                    <w:rFonts w:ascii="Cambria Math" w:hAnsi="Cambria Math"/>
+                  </w:rPr>
+                  <m:t>h</m:t>
+                </m:r>
+              </m:e>
+              <m:sub>
+                <m:r>
+                  <w:rPr>
+                    <w:rFonts w:ascii="Cambria Math" w:hAnsi="Cambria Math"/>
+                  </w:rPr>
+                  <m:t>1</m:t>
+                </m:r>
+              </m:sub>
+              <m:sup>
+                <m:d>
+                  <m:dPr>
+                    <m:ctrlPr>
+                      <w:rPr>
+                        <w:rFonts w:ascii="Cambria Math" w:hAnsi="Cambria Math"/>
+                        <w:i/>
+                      </w:rPr>
+                    </m:ctrlPr>
+                  </m:dPr>
+                  <m:e>
+                    <m:r>
+                      <w:rPr>
+                        <w:rFonts w:ascii="Cambria Math" w:hAnsi="Cambria Math"/>
+                      </w:rPr>
+                      <m:t>l</m:t>
+                    </m:r>
+                  </m:e>
+                </m:d>
+              </m:sup>
+            </m:sSubSup>
+            <m:r>
+              <w:rPr>
+                <w:rFonts w:ascii="Cambria Math" w:hAnsi="Cambria Math"/>
+              </w:rPr>
+              <m:t>,…,</m:t>
+            </m:r>
+            <m:sSubSup>
+              <m:sSubSupPr>
+                <m:ctrlPr>
+                  <w:rPr>
+                    <w:rFonts w:ascii="Cambria Math" w:hAnsi="Cambria Math"/>
+                    <w:i/>
+                  </w:rPr>
+                </m:ctrlPr>
+              </m:sSubSupPr>
+              <m:e>
+                <m:r>
+                  <w:rPr>
+                    <w:rFonts w:ascii="Cambria Math" w:hAnsi="Cambria Math"/>
+                  </w:rPr>
+                  <m:t>h</m:t>
+                </m:r>
+              </m:e>
+              <m:sub>
+                <m:r>
+                  <w:rPr>
+                    <w:rFonts w:ascii="Cambria Math" w:hAnsi="Cambria Math"/>
+                  </w:rPr>
+                  <m:t>t</m:t>
+                </m:r>
+              </m:sub>
+              <m:sup>
+                <m:d>
+                  <m:dPr>
+                    <m:ctrlPr>
+                      <w:rPr>
+                        <w:rFonts w:ascii="Cambria Math" w:hAnsi="Cambria Math"/>
+                        <w:i/>
+                      </w:rPr>
+                    </m:ctrlPr>
+                  </m:dPr>
+                  <m:e>
+                    <m:r>
+                      <w:rPr>
+                        <w:rFonts w:ascii="Cambria Math" w:hAnsi="Cambria Math"/>
+                      </w:rPr>
+                      <m:t>l</m:t>
+                    </m:r>
+                  </m:e>
+                </m:d>
+              </m:sup>
+            </m:sSubSup>
+          </m:e>
+        </m:d>
+        <m:r>
+          <w:rPr>
+            <w:rFonts w:ascii="Cambria Math" w:hAnsi="Cambria Math"/>
+          </w:rPr>
+          <m:t>=</m:t>
+        </m:r>
+        <m:f>
+          <m:fPr>
+            <m:ctrlPr>
+              <w:rPr>
+                <w:rFonts w:ascii="Cambria Math" w:hAnsi="Cambria Math"/>
+                <w:i/>
+              </w:rPr>
+            </m:ctrlPr>
+          </m:fPr>
+          <m:num>
+            <m:r>
+              <w:rPr>
+                <w:rFonts w:ascii="Cambria Math" w:hAnsi="Cambria Math"/>
+              </w:rPr>
+              <m:t>1</m:t>
+            </m:r>
+          </m:num>
+          <m:den>
+            <m:r>
+              <w:rPr>
+                <w:rFonts w:ascii="Cambria Math" w:hAnsi="Cambria Math"/>
+              </w:rPr>
+              <m:t>t</m:t>
+            </m:r>
+          </m:den>
+        </m:f>
+        <m:nary>
+          <m:naryPr>
+            <m:chr m:val="∑"/>
+            <m:limLoc m:val="undOvr"/>
+            <m:ctrlPr>
+              <w:rPr>
+                <w:rFonts w:ascii="Cambria Math" w:hAnsi="Cambria Math"/>
+                <w:i/>
+              </w:rPr>
+            </m:ctrlPr>
+          </m:naryPr>
+          <m:sub>
+            <m:r>
+              <w:rPr>
+                <w:rFonts w:ascii="Cambria Math" w:hAnsi="Cambria Math"/>
+              </w:rPr>
+              <m:t>s=1</m:t>
+            </m:r>
+          </m:sub>
+          <m:sup>
+            <m:r>
+              <w:rPr>
+                <w:rFonts w:ascii="Cambria Math" w:hAnsi="Cambria Math"/>
+              </w:rPr>
+              <m:t>t</m:t>
+            </m:r>
+          </m:sup>
+          <m:e>
+            <m:sSubSup>
+              <m:sSubSupPr>
+                <m:ctrlPr>
+                  <w:rPr>
+                    <w:rFonts w:ascii="Cambria Math" w:hAnsi="Cambria Math"/>
+                    <w:i/>
+                  </w:rPr>
+                </m:ctrlPr>
+              </m:sSubSupPr>
+              <m:e>
+                <m:r>
+                  <w:rPr>
+                    <w:rFonts w:ascii="Cambria Math" w:hAnsi="Cambria Math"/>
+                  </w:rPr>
+                  <m:t>h</m:t>
+                </m:r>
+              </m:e>
+              <m:sub>
+                <m:r>
+                  <w:rPr>
+                    <w:rFonts w:ascii="Cambria Math" w:hAnsi="Cambria Math"/>
+                  </w:rPr>
+                  <m:t>s</m:t>
+                </m:r>
+              </m:sub>
+              <m:sup>
+                <m:d>
+                  <m:dPr>
+                    <m:ctrlPr>
+                      <w:rPr>
+                        <w:rFonts w:ascii="Cambria Math" w:hAnsi="Cambria Math"/>
+                        <w:i/>
+                      </w:rPr>
+                    </m:ctrlPr>
+                  </m:dPr>
+                  <m:e>
+                    <m:r>
+                      <w:rPr>
+                        <w:rFonts w:ascii="Cambria Math" w:hAnsi="Cambria Math"/>
+                      </w:rPr>
+                      <m:t>l</m:t>
+                    </m:r>
+                  </m:e>
+                </m:d>
+              </m:sup>
+            </m:sSubSup>
+          </m:e>
+        </m:nary>
+        <m:r>
+          <w:rPr>
+            <w:rFonts w:ascii="Cambria Math" w:hAnsi="Cambria Math"/>
+          </w:rPr>
+          <m:t xml:space="preserve"> </m:t>
+        </m:r>
+      </m:oMath>
+      <w:r>
+        <w:rPr>
+          <w:rFonts w:eastAsiaTheme="minorEastAsia"/>
+        </w:rPr>
+        <w:t xml:space="preserve"> </w:t>
+      </w:r>
+      <w:r>
+        <w:rPr>
+          <w:rFonts w:eastAsiaTheme="minorEastAsia"/>
+        </w:rPr>
+        <w:t xml:space="preserve"> (avg.1)</w:t>
+      </w:r>
+    </w:p>
+    <w:p>
+      <w:pPr>
+        <w:rPr>
+          <w:rFonts w:eastAsiaTheme="minorEastAsia"/>
+        </w:rPr>
+      </w:pPr>
+    </w:p>
+    <w:p>
+      <w:pPr>
+        <w:rPr>
+          <w:rFonts w:eastAsiaTheme="minorEastAsia"/>
+        </w:rPr>
+      </w:pPr>
+      <m:oMath>
+        <m:r>
+          <m:rPr>
+            <m:sty m:val="p"/>
+          </m:rPr>
+          <w:rPr>
+            <w:rFonts w:ascii="Cambria Math" w:eastAsiaTheme="minorEastAsia" w:hAnsi="Cambria Math"/>
+          </w:rPr>
+          <w:lastRenderedPageBreak/>
+          <m:t>CausalMean</m:t>
+        </m:r>
+      </m:oMath>
+      <w:r>
+        <w:rPr>
+          <w:rFonts w:eastAsiaTheme="minorEastAsia"/>
+        </w:rPr>
+        <w:t xml:space="preserve"> guarantees that each token at posit</w:t>
+      </w:r>
+      <w:r>
+        <w:rPr>
+          <w:rFonts w:eastAsiaTheme="minorEastAsia"/>
+        </w:rPr>
+        <w:t xml:space="preserve">ion </w:t>
+      </w:r>
+      <m:oMath>
+        <m:r>
+          <w:rPr>
+            <w:rFonts w:ascii="Cambria Math" w:eastAsiaTheme="minorEastAsia" w:hAnsi="Cambria Math"/>
+          </w:rPr>
+          <m:t>t</m:t>
+        </m:r>
+      </m:oMath>
+      <w:r>
+        <w:rPr>
+          <w:rFonts w:eastAsiaTheme="minorEastAsia"/>
+        </w:rPr>
+        <w:t xml:space="preserve"> sees</w:t>
+      </w:r>
+      <w:r>
+        <w:rPr>
+          <w:rFonts w:eastAsiaTheme="minorEastAsia"/>
+        </w:rPr>
+        <w:t xml:space="preserve"> only the mean of itself and all preceding tokens – never future tokens. </w:t>
+      </w:r>
+      <w:r>
+        <w:rPr>
+          <w:rFonts w:eastAsiaTheme="minorEastAsia"/>
+        </w:rPr>
+        <w:t xml:space="preserve">This literally realizes </w:t>
+      </w:r>
+      <w:r>
+        <w:rPr>
+          <w:rFonts w:eastAsiaTheme="minorEastAsia"/>
+        </w:rPr>
+        <w:t xml:space="preserve">the time-dependent reinforcement field </w:t>
+      </w:r>
+      <w:r>
+        <w:rPr>
+          <w:rFonts w:eastAsiaTheme="minorEastAsia"/>
+        </w:rPr>
+        <w:t xml:space="preserve">with force </w:t>
+      </w:r>
+      <m:oMath>
+        <m:acc>
+          <m:accPr>
+            <m:chr m:val="⃗"/>
+            <m:ctrlPr>
+              <w:rPr>
+                <w:rFonts w:ascii="Cambria Math" w:eastAsiaTheme="minorEastAsia" w:hAnsi="Cambria Math"/>
+                <w:i/>
+              </w:rPr>
+            </m:ctrlPr>
+          </m:accPr>
+          <m:e>
+            <m:r>
+              <w:rPr>
+                <w:rFonts w:ascii="Cambria Math" w:eastAsiaTheme="minorEastAsia" w:hAnsi="Cambria Math"/>
+              </w:rPr>
+              <m:t>f</m:t>
+            </m:r>
+          </m:e>
+        </m:acc>
+        <m:d>
+          <m:dPr>
+            <m:ctrlPr>
+              <w:rPr>
+                <w:rFonts w:ascii="Cambria Math" w:eastAsiaTheme="minorEastAsia" w:hAnsi="Cambria Math"/>
+                <w:i/>
+              </w:rPr>
+            </m:ctrlPr>
+          </m:dPr>
+          <m:e>
+            <m:r>
+              <w:rPr>
+                <w:rFonts w:ascii="Cambria Math" w:eastAsiaTheme="minorEastAsia" w:hAnsi="Cambria Math"/>
+              </w:rPr>
+              <m:t>h,t</m:t>
+            </m:r>
+          </m:e>
+        </m:d>
+      </m:oMath>
+      <w:r>
+        <w:rPr>
+          <w:rFonts w:eastAsiaTheme="minorEastAsia"/>
+        </w:rPr>
+        <w:t xml:space="preserve"> </w:t>
+      </w:r>
+      <w:r>
+        <w:rPr>
+          <w:rFonts w:eastAsiaTheme="minorEastAsia"/>
+        </w:rPr>
+        <w:t>from Section 6 of [1]</w:t>
+      </w:r>
+      <w:r>
+        <w:rPr>
+          <w:rFonts w:eastAsiaTheme="minorEastAsia"/>
+        </w:rPr>
+        <w:t>.</w:t>
+      </w:r>
+    </w:p>
+    <w:p>
+      <w:pPr>
+        <w:rPr>
+          <w:rFonts w:eastAsiaTheme="minorEastAsia"/>
+        </w:rPr>
+      </w:pPr>
+      <w:r>
+        <w:rPr>
+          <w:rFonts w:eastAsiaTheme="minorEastAsia"/>
+        </w:rPr>
+        <w:t>In this context the reinforcement field force is simply</w:t>
+      </w:r>
+    </w:p>
+    <w:p>
+      <w:pPr>
+        <w:rPr>
+          <w:rFonts w:eastAsiaTheme="minorEastAsia"/>
+        </w:rPr>
+      </w:pPr>
+    </w:p>
+    <w:p>
+      <w:pPr>
+        <w:rPr>
+          <w:rFonts w:eastAsiaTheme="minorEastAsia"/>
+        </w:rPr>
+      </w:pPr>
+      <w:r>
+        <w:rPr>
+          <w:rFonts w:eastAsiaTheme="minorEastAsia"/>
+        </w:rPr>
+        <w:t xml:space="preserve"> </w:t>
+      </w:r>
+      <m:oMath>
+        <m:acc>
+          <m:accPr>
+            <m:chr m:val="⃗"/>
+            <m:ctrlPr>
+              <w:rPr>
+                <w:rFonts w:ascii="Cambria Math" w:eastAsiaTheme="minorEastAsia" w:hAnsi="Cambria Math"/>
+                <w:i/>
+              </w:rPr>
+            </m:ctrlPr>
+          </m:accPr>
+          <m:e>
+            <m:r>
+              <w:rPr>
+                <w:rFonts w:ascii="Cambria Math" w:eastAsiaTheme="minorEastAsia" w:hAnsi="Cambria Math"/>
+              </w:rPr>
+              <m:t>f</m:t>
+            </m:r>
+          </m:e>
+        </m:acc>
+        <m:d>
+          <m:dPr>
+            <m:ctrlPr>
+              <w:rPr>
+                <w:rFonts w:ascii="Cambria Math" w:eastAsiaTheme="minorEastAsia" w:hAnsi="Cambria Math"/>
+                <w:i/>
+              </w:rPr>
+            </m:ctrlPr>
+          </m:dPr>
+          <m:e>
+            <m:r>
+              <w:rPr>
+                <w:rFonts w:ascii="Cambria Math" w:eastAsiaTheme="minorEastAsia" w:hAnsi="Cambria Math"/>
+              </w:rPr>
+              <m:t>h,</m:t>
+            </m:r>
+            <m:r>
+              <w:rPr>
+                <w:rFonts w:ascii="Cambria Math" w:eastAsiaTheme="minorEastAsia" w:hAnsi="Cambria Math"/>
+              </w:rPr>
+              <m:t>l</m:t>
+            </m:r>
+          </m:e>
+        </m:d>
+        <m:r>
+          <w:rPr>
+            <w:rFonts w:ascii="Cambria Math" w:eastAsiaTheme="minorEastAsia" w:hAnsi="Cambria Math"/>
+          </w:rPr>
+          <m:t>=</m:t>
+        </m:r>
+        <m:r>
+          <w:rPr>
+            <w:rFonts w:ascii="Cambria Math" w:eastAsiaTheme="minorEastAsia" w:hAnsi="Cambria Math"/>
+          </w:rPr>
+          <m:t>-</m:t>
+        </m:r>
+        <m:sSub>
+          <m:sSubPr>
+            <m:ctrlPr>
+              <w:rPr>
+                <w:rFonts w:ascii="Cambria Math" w:eastAsiaTheme="minorEastAsia" w:hAnsi="Cambria Math"/>
+                <w:i/>
+              </w:rPr>
+            </m:ctrlPr>
+          </m:sSubPr>
+          <m:e>
+            <m:r>
+              <m:rPr>
+                <m:sty m:val="p"/>
+              </m:rPr>
+              <w:rPr>
+                <w:rFonts w:ascii="Cambria Math" w:eastAsiaTheme="minorEastAsia" w:hAnsi="Cambria Math"/>
+              </w:rPr>
+              <m:t>∇</m:t>
+            </m:r>
+          </m:e>
+          <m:sub>
+            <m:r>
+              <w:rPr>
+                <w:rFonts w:ascii="Cambria Math" w:eastAsiaTheme="minorEastAsia" w:hAnsi="Cambria Math"/>
+              </w:rPr>
+              <m:t>h</m:t>
+            </m:r>
+          </m:sub>
+        </m:sSub>
+        <m:sSub>
+          <m:sSubPr>
+            <m:ctrlPr>
+              <w:rPr>
+                <w:rFonts w:ascii="Cambria Math" w:eastAsiaTheme="minorEastAsia" w:hAnsi="Cambria Math"/>
+                <w:i/>
+              </w:rPr>
+            </m:ctrlPr>
+          </m:sSubPr>
+          <m:e>
+            <m:r>
+              <w:rPr>
+                <w:rFonts w:ascii="Cambria Math" w:eastAsiaTheme="minorEastAsia" w:hAnsi="Cambria Math"/>
+              </w:rPr>
+              <m:t>V</m:t>
+            </m:r>
+          </m:e>
+          <m:sub>
+            <m:r>
+              <w:rPr>
+                <w:rFonts w:ascii="Cambria Math" w:eastAsiaTheme="minorEastAsia" w:hAnsi="Cambria Math"/>
+              </w:rPr>
+              <m:t>θ</m:t>
+            </m:r>
+          </m:sub>
+        </m:sSub>
+        <m:d>
+          <m:dPr>
+            <m:ctrlPr>
+              <w:rPr>
+                <w:rFonts w:ascii="Cambria Math" w:eastAsiaTheme="minorEastAsia" w:hAnsi="Cambria Math"/>
+                <w:i/>
+              </w:rPr>
+            </m:ctrlPr>
+          </m:dPr>
+          <m:e>
+            <m:r>
+              <w:rPr>
+                <w:rFonts w:ascii="Cambria Math" w:eastAsiaTheme="minorEastAsia" w:hAnsi="Cambria Math"/>
+              </w:rPr>
+              <m:t>ξ,h</m:t>
+            </m:r>
+          </m:e>
+        </m:d>
+      </m:oMath>
+      <w:r>
+        <w:rPr>
+          <w:rFonts w:eastAsiaTheme="minorEastAsia"/>
+        </w:rPr>
+        <w:t xml:space="preserve">     (rif.1)</w:t>
+      </w:r>
+    </w:p>
+    <w:p>
+      <w:pPr>
+        <w:rPr>
+          <w:rFonts w:eastAsiaTheme="minorEastAsia"/>
+        </w:rPr>
+      </w:pPr>
+      <w:r>
+        <w:rPr>
+          <w:rFonts w:eastAsiaTheme="minorEastAsia"/>
+        </w:rPr>
+        <w:t xml:space="preserve"> </w:t>
+      </w:r>
+    </w:p>
+    <w:p>
+      <w:pPr>
+        <w:rPr>
+          <w:rFonts w:eastAsiaTheme="minorEastAsia"/>
+        </w:rPr>
+      </w:pPr>
+    </w:p>
+    <w:p>
+      <w:pPr>
+        <w:rPr>
+          <w:rFonts w:eastAsiaTheme="minorEastAsia"/>
+        </w:rPr>
+      </w:pPr>
+      <w:r>
+        <w:rPr>
+          <w:rFonts w:eastAsiaTheme="minorEastAsia"/>
+        </w:rPr>
+        <w:t xml:space="preserve">In the multi-channel </w:t>
+      </w:r>
+      <m:oMath>
+        <m:r>
+          <w:rPr>
+            <w:rFonts w:ascii="Cambria Math" w:eastAsiaTheme="minorEastAsia" w:hAnsi="Cambria Math"/>
+          </w:rPr>
+          <m:t>ξ</m:t>
+        </m:r>
+      </m:oMath>
+      <w:r>
+        <w:rPr>
+          <w:rFonts w:eastAsiaTheme="minorEastAsia"/>
+        </w:rPr>
+        <w:t xml:space="preserve"> variant </w:t>
+      </w:r>
+      <w:r>
+        <w:rPr>
+          <w:rFonts w:eastAsiaTheme="minorEastAsia"/>
+        </w:rPr>
+        <w:t xml:space="preserve">the simple mean is replaced by exponential moving averages with different decay rates </w:t>
+      </w:r>
+      <m:oMath>
+        <m:sSub>
+          <m:sSubPr>
+            <m:ctrlPr>
+              <w:rPr>
+                <w:rFonts w:ascii="Cambria Math" w:eastAsiaTheme="minorEastAsia" w:hAnsi="Cambria Math"/>
+                <w:i/>
+              </w:rPr>
+            </m:ctrlPr>
+          </m:sSubPr>
+          <m:e>
+            <m:r>
+              <w:rPr>
+                <w:rFonts w:ascii="Cambria Math" w:eastAsiaTheme="minorEastAsia" w:hAnsi="Cambria Math"/>
+              </w:rPr>
+              <m:t>α</m:t>
+            </m:r>
+          </m:e>
+          <m:sub>
+            <m:r>
+              <w:rPr>
+                <w:rFonts w:ascii="Cambria Math" w:eastAsiaTheme="minorEastAsia" w:hAnsi="Cambria Math"/>
+              </w:rPr>
+              <m:t>k</m:t>
+            </m:r>
+          </m:sub>
+        </m:sSub>
+      </m:oMath>
+      <w:r>
+        <w:rPr>
+          <w:rFonts w:eastAsiaTheme="minorEastAsia"/>
+        </w:rPr>
+        <w:t>:</w:t>
+      </w:r>
+    </w:p>
+    <w:p>
+      <w:pPr>
+        <w:rPr>
+          <w:rFonts w:eastAsiaTheme="minorEastAsia"/>
+        </w:rPr>
+      </w:pPr>
+    </w:p>
+    <w:p>
+      <w:pPr>
+        <w:rPr>
+          <w:rFonts w:eastAsiaTheme="minorEastAsia"/>
+        </w:rPr>
+      </w:pPr>
+      <m:oMath>
+        <m:sSubSup>
+          <m:sSubSupPr>
+            <m:ctrlPr>
+              <w:rPr>
+                <w:rFonts w:ascii="Cambria Math" w:eastAsiaTheme="minorEastAsia" w:hAnsi="Cambria Math"/>
+                <w:i/>
+              </w:rPr>
+            </m:ctrlPr>
+          </m:sSubSupPr>
+          <m:e>
+            <m:r>
+              <w:rPr>
+                <w:rFonts w:ascii="Cambria Math" w:eastAsiaTheme="minorEastAsia" w:hAnsi="Cambria Math"/>
+              </w:rPr>
+              <m:t>ξ</m:t>
+            </m:r>
+          </m:e>
+          <m:sub>
+            <m:r>
+              <w:rPr>
+                <w:rFonts w:ascii="Cambria Math" w:eastAsiaTheme="minorEastAsia" w:hAnsi="Cambria Math"/>
+              </w:rPr>
+              <m:t>t,k</m:t>
+            </m:r>
+          </m:sub>
+          <m:sup>
+            <m:d>
+              <m:dPr>
+                <m:ctrlPr>
+                  <w:rPr>
+                    <w:rFonts w:ascii="Cambria Math" w:eastAsiaTheme="minorEastAsia" w:hAnsi="Cambria Math"/>
+                    <w:i/>
+                  </w:rPr>
+                </m:ctrlPr>
+              </m:dPr>
+              <m:e>
+                <m:r>
+                  <w:rPr>
+                    <w:rFonts w:ascii="Cambria Math" w:eastAsiaTheme="minorEastAsia" w:hAnsi="Cambria Math"/>
+                  </w:rPr>
+                  <m:t>l</m:t>
+                </m:r>
+              </m:e>
+            </m:d>
+          </m:sup>
+        </m:sSubSup>
+        <m:r>
+          <w:rPr>
+            <w:rFonts w:ascii="Cambria Math" w:eastAsiaTheme="minorEastAsia" w:hAnsi="Cambria Math"/>
+          </w:rPr>
+          <m:t>=</m:t>
+        </m:r>
+        <m:sSub>
+          <m:sSubPr>
+            <m:ctrlPr>
+              <w:rPr>
+                <w:rFonts w:ascii="Cambria Math" w:eastAsiaTheme="minorEastAsia" w:hAnsi="Cambria Math"/>
+                <w:i/>
+              </w:rPr>
+            </m:ctrlPr>
+          </m:sSubPr>
+          <m:e>
+            <m:r>
+              <w:rPr>
+                <w:rFonts w:ascii="Cambria Math" w:eastAsiaTheme="minorEastAsia" w:hAnsi="Cambria Math"/>
+              </w:rPr>
+              <m:t>α</m:t>
+            </m:r>
+          </m:e>
+          <m:sub>
+            <m:r>
+              <w:rPr>
+                <w:rFonts w:ascii="Cambria Math" w:eastAsiaTheme="minorEastAsia" w:hAnsi="Cambria Math"/>
+              </w:rPr>
+              <m:t>k</m:t>
+            </m:r>
+          </m:sub>
+        </m:sSub>
+        <m:r>
+          <w:rPr>
+            <w:rFonts w:ascii="Cambria Math" w:eastAsiaTheme="minorEastAsia" w:hAnsi="Cambria Math"/>
+          </w:rPr>
+          <m:t>∙</m:t>
+        </m:r>
+        <m:sSubSup>
+          <m:sSubSupPr>
+            <m:ctrlPr>
+              <w:rPr>
+                <w:rFonts w:ascii="Cambria Math" w:eastAsiaTheme="minorEastAsia" w:hAnsi="Cambria Math"/>
+                <w:i/>
+              </w:rPr>
+            </m:ctrlPr>
+          </m:sSubSupPr>
+          <m:e>
+            <m:r>
+              <w:rPr>
+                <w:rFonts w:ascii="Cambria Math" w:eastAsiaTheme="minorEastAsia" w:hAnsi="Cambria Math"/>
+              </w:rPr>
+              <m:t>ξ</m:t>
+            </m:r>
+          </m:e>
+          <m:sub>
+            <m:r>
+              <w:rPr>
+                <w:rFonts w:ascii="Cambria Math" w:eastAsiaTheme="minorEastAsia" w:hAnsi="Cambria Math"/>
+              </w:rPr>
+              <m:t>t</m:t>
+            </m:r>
+            <m:r>
+              <w:rPr>
+                <w:rFonts w:ascii="Cambria Math" w:eastAsiaTheme="minorEastAsia" w:hAnsi="Cambria Math"/>
+              </w:rPr>
+              <m:t>-1</m:t>
+            </m:r>
+            <m:r>
+              <w:rPr>
+                <w:rFonts w:ascii="Cambria Math" w:eastAsiaTheme="minorEastAsia" w:hAnsi="Cambria Math"/>
+              </w:rPr>
+              <m:t>,k</m:t>
+            </m:r>
+          </m:sub>
+          <m:sup>
+            <m:d>
+              <m:dPr>
+                <m:ctrlPr>
+                  <w:rPr>
+                    <w:rFonts w:ascii="Cambria Math" w:eastAsiaTheme="minorEastAsia" w:hAnsi="Cambria Math"/>
+                    <w:i/>
+                  </w:rPr>
+                </m:ctrlPr>
+              </m:dPr>
+              <m:e>
+                <m:r>
+                  <w:rPr>
+                    <w:rFonts w:ascii="Cambria Math" w:eastAsiaTheme="minorEastAsia" w:hAnsi="Cambria Math"/>
+                  </w:rPr>
+                  <m:t>l</m:t>
+                </m:r>
+              </m:e>
+            </m:d>
+          </m:sup>
+        </m:sSubSup>
+        <m:r>
+          <w:rPr>
+            <w:rFonts w:ascii="Cambria Math" w:eastAsiaTheme="minorEastAsia" w:hAnsi="Cambria Math"/>
+          </w:rPr>
+          <m:t>+</m:t>
+        </m:r>
+        <m:d>
+          <m:dPr>
+            <m:ctrlPr>
+              <w:rPr>
+                <w:rFonts w:ascii="Cambria Math" w:eastAsiaTheme="minorEastAsia" w:hAnsi="Cambria Math"/>
+                <w:i/>
+              </w:rPr>
+            </m:ctrlPr>
+          </m:dPr>
+          <m:e>
+            <m:r>
+              <w:rPr>
+                <w:rFonts w:ascii="Cambria Math" w:eastAsiaTheme="minorEastAsia" w:hAnsi="Cambria Math"/>
+              </w:rPr>
+              <m:t>1-</m:t>
+            </m:r>
+            <m:sSub>
+              <m:sSubPr>
+                <m:ctrlPr>
+                  <w:rPr>
+                    <w:rFonts w:ascii="Cambria Math" w:eastAsiaTheme="minorEastAsia" w:hAnsi="Cambria Math"/>
+                    <w:i/>
+                  </w:rPr>
+                </m:ctrlPr>
+              </m:sSubPr>
+              <m:e>
+                <m:r>
+                  <w:rPr>
+                    <w:rFonts w:ascii="Cambria Math" w:eastAsiaTheme="minorEastAsia" w:hAnsi="Cambria Math"/>
+                  </w:rPr>
+                  <m:t>α</m:t>
+                </m:r>
+              </m:e>
+              <m:sub>
+                <m:r>
+                  <w:rPr>
+                    <w:rFonts w:ascii="Cambria Math" w:eastAsiaTheme="minorEastAsia" w:hAnsi="Cambria Math"/>
+                  </w:rPr>
+                  <m:t>k</m:t>
+                </m:r>
+              </m:sub>
+            </m:sSub>
+          </m:e>
+        </m:d>
+        <m:r>
+          <w:rPr>
+            <w:rFonts w:ascii="Cambria Math" w:eastAsiaTheme="minorEastAsia" w:hAnsi="Cambria Math"/>
+          </w:rPr>
+          <m:t>∙</m:t>
+        </m:r>
+        <m:sSubSup>
+          <m:sSubSupPr>
+            <m:ctrlPr>
+              <w:rPr>
+                <w:rFonts w:ascii="Cambria Math" w:eastAsiaTheme="minorEastAsia" w:hAnsi="Cambria Math"/>
+                <w:i/>
+              </w:rPr>
+            </m:ctrlPr>
+          </m:sSubSupPr>
+          <m:e>
+            <m:r>
+              <w:rPr>
+                <w:rFonts w:ascii="Cambria Math" w:eastAsiaTheme="minorEastAsia" w:hAnsi="Cambria Math"/>
+              </w:rPr>
+              <m:t>h</m:t>
+            </m:r>
+          </m:e>
+          <m:sub>
+            <m:r>
+              <w:rPr>
+                <w:rFonts w:ascii="Cambria Math" w:eastAsiaTheme="minorEastAsia" w:hAnsi="Cambria Math"/>
+              </w:rPr>
+              <m:t>t</m:t>
+            </m:r>
+          </m:sub>
+          <m:sup>
+            <m:d>
+              <m:dPr>
+                <m:ctrlPr>
+                  <w:rPr>
+                    <w:rFonts w:ascii="Cambria Math" w:eastAsiaTheme="minorEastAsia" w:hAnsi="Cambria Math"/>
+                    <w:i/>
+                  </w:rPr>
+                </m:ctrlPr>
+              </m:dPr>
+              <m:e>
+                <m:r>
+                  <w:rPr>
+                    <w:rFonts w:ascii="Cambria Math" w:eastAsiaTheme="minorEastAsia" w:hAnsi="Cambria Math"/>
+                  </w:rPr>
+                  <m:t>l</m:t>
+                </m:r>
+              </m:e>
+            </m:d>
+          </m:sup>
+        </m:sSubSup>
+      </m:oMath>
+      <w:r>
+        <w:rPr>
+          <w:rFonts w:eastAsiaTheme="minorEastAsia"/>
+        </w:rPr>
+        <w:t xml:space="preserve">        (ema.1)</w:t>
+      </w:r>
+    </w:p>
+    <w:p>
+      <w:pPr>
+        <w:rPr>
+          <w:rFonts w:eastAsiaTheme="minorEastAsia"/>
+        </w:rPr>
+      </w:pPr>
+    </w:p>
+    <w:p>
+      <w:pPr>
+        <w:rPr>
+          <w:rFonts w:eastAsiaTheme="minorEastAsia"/>
+        </w:rPr>
+      </w:pPr>
+      <w:r>
+        <w:rPr>
+          <w:rFonts w:eastAsiaTheme="minorEastAsia"/>
+          <w:b/>
+          <w:bCs/>
+        </w:rPr>
+        <w:t>Component 2</w:t>
+      </w:r>
+      <w:r>
+        <w:rPr>
+          <w:rFonts w:eastAsiaTheme="minorEastAsia"/>
+        </w:rPr>
+        <w:t>: logfreq per-token mass (as in Section 1</w:t>
+      </w:r>
+      <w:r>
+        <w:rPr>
+          <w:rFonts w:eastAsiaTheme="minorEastAsia"/>
+        </w:rPr>
+        <w:t>5</w:t>
+      </w:r>
+      <w:r>
+        <w:rPr>
+          <w:rFonts w:eastAsiaTheme="minorEastAsia"/>
+        </w:rPr>
+        <w:t>.1</w:t>
+      </w:r>
+      <w:r>
+        <w:rPr>
+          <w:rFonts w:eastAsiaTheme="minorEastAsia"/>
+        </w:rPr>
+        <w:t>7</w:t>
+      </w:r>
+      <w:r>
+        <w:rPr>
+          <w:rFonts w:eastAsiaTheme="minorEastAsia"/>
+        </w:rPr>
+        <w:t xml:space="preserve"> of [1])</w:t>
+      </w:r>
+    </w:p>
+    <w:p>
+      <w:pPr>
+        <w:rPr>
+          <w:rFonts w:eastAsiaTheme="minorEastAsia"/>
+        </w:rPr>
+      </w:pPr>
+    </w:p>
+    <w:p>
+      <w:pPr>
+        <w:rPr>
+          <w:rFonts w:eastAsiaTheme="minorEastAsia"/>
+        </w:rPr>
+      </w:pPr>
+      <w:r>
+        <w:rPr>
+          <w:rFonts w:eastAsiaTheme="minorEastAsia"/>
+        </w:rPr>
+        <w:t xml:space="preserve">The Euler-Lagrange </w:t>
+      </w:r>
+    </w:p>
+    <w:p>
+      <w:pPr>
+        <w:rPr>
+          <w:rFonts w:eastAsiaTheme="minorEastAsia"/>
+        </w:rPr>
+      </w:pPr>
+    </w:p>
+    <w:p>
+      <w:pPr>
+        <w:rPr>
+          <w:b/>
+          <w:bCs/>
+        </w:rPr>
+      </w:pPr>
     </w:p>
     <w:p>
       <w:r>
         <w:rPr>
           <w:noProof/>
         </w:rPr>
-        <w:lastRenderedPageBreak/>
         <w:drawing>
           <wp:inline distT="0" distB="0" distL="0" distR="0" wp14:anchorId="577E0401" wp14:editId="2B200F30">
             <wp:extent cx="5943600" cy="4474210"/>
@@ -4013,6 +5137,7 @@
         <w:rPr>
           <w:noProof/>
         </w:rPr>
+        <w:lastRenderedPageBreak/>
         <w:drawing>
           <wp:inline distT="0" distB="0" distL="0" distR="0" wp14:anchorId="5F9086F2" wp14:editId="0E6DF36B">
             <wp:extent cx="5943600" cy="1882140"/>
@@ -4711,6 +5836,7 @@
           <w:rFonts w:eastAsiaTheme="minorEastAsia"/>
           <w:noProof/>
         </w:rPr>
+        <w:lastRenderedPageBreak/>
         <w:drawing>
           <wp:inline distT="0" distB="0" distL="0" distR="0" wp14:anchorId="04D8270D" wp14:editId="256D205D">
             <wp:extent cx="5943600" cy="2836545"/>
@@ -5197,7 +6323,6 @@
           <w:sz w:val="17"/>
           <w:szCs w:val="17"/>
         </w:rPr>
-        <w:lastRenderedPageBreak/>
         <w:t xml:space="preserve">      </w:t>
       </w:r>
       <w:r>
@@ -5345,6 +6470,7 @@
         <w:rPr>
           <w:noProof/>
         </w:rPr>
+        <w:lastRenderedPageBreak/>
         <w:drawing>
           <wp:inline distT="0" distB="0" distL="0" distR="0" wp14:anchorId="6722D420" wp14:editId="1B347AAB">
             <wp:extent cx="5943600" cy="2701925"/>
@@ -6311,35 +7437,35 @@
         <w:rPr>
           <w:rFonts w:eastAsiaTheme="minorEastAsia"/>
         </w:rPr>
+        <w:t xml:space="preserve"> 2 ) from the input path </w:t>
+      </w:r>
+      <w:r>
+        <w:rPr>
+          <w:rFonts w:eastAsiaTheme="minorEastAsia"/>
+          <w:color w:val="EE0000"/>
+        </w:rPr>
+        <w:t>//TODO finish this from the first screenshot below</w:t>
+      </w:r>
+    </w:p>
+    <w:p>
+      <w:pPr>
+        <w:rPr>
+          <w:rFonts w:eastAsiaTheme="minorEastAsia"/>
+        </w:rPr>
+      </w:pPr>
+    </w:p>
+    <w:p>
+      <w:pPr>
+        <w:rPr>
+          <w:rFonts w:eastAsiaTheme="minorEastAsia"/>
+        </w:rPr>
+      </w:pPr>
+      <w:r>
+        <w:rPr>
+          <w:rFonts w:eastAsiaTheme="minorEastAsia"/>
+          <w:noProof/>
+        </w:rPr>
         <w:lastRenderedPageBreak/>
-        <w:t xml:space="preserve"> 2 ) from the input path </w:t>
-      </w:r>
-      <w:r>
-        <w:rPr>
-          <w:rFonts w:eastAsiaTheme="minorEastAsia"/>
-          <w:color w:val="EE0000"/>
-        </w:rPr>
-        <w:t>//TODO finish this from the first screenshot below</w:t>
-      </w:r>
-    </w:p>
-    <w:p>
-      <w:pPr>
-        <w:rPr>
-          <w:rFonts w:eastAsiaTheme="minorEastAsia"/>
-        </w:rPr>
-      </w:pPr>
-    </w:p>
-    <w:p>
-      <w:pPr>
-        <w:rPr>
-          <w:rFonts w:eastAsiaTheme="minorEastAsia"/>
-        </w:rPr>
-      </w:pPr>
-      <w:r>
-        <w:rPr>
-          <w:rFonts w:eastAsiaTheme="minorEastAsia"/>
-          <w:noProof/>
-        </w:rPr>
         <w:drawing>
           <wp:inline distT="0" distB="0" distL="0" distR="0" wp14:anchorId="6CB59F5F" wp14:editId="64E44DE7">
             <wp:extent cx="5943600" cy="4799330"/>
@@ -10737,7 +11863,7 @@
 </file>
 
 <file path=customXml/itemProps1.xml><?xml version="1.0" encoding="utf-8"?>
-<ds:datastoreItem xmlns:ds="http://schemas.openxmlformats.org/officeDocument/2006/customXml" ds:itemID="{C0DB9BE3-F0D1-E04B-ACAE-548CFEF0D644}">
+<ds:datastoreItem xmlns:ds="http://schemas.openxmlformats.org/officeDocument/2006/customXml" ds:itemID="{2FC0B472-6752-6641-81A9-AF7A492D9D45}">
   <ds:schemaRefs>
     <ds:schemaRef ds:uri="http://schemas.openxmlformats.org/officeDocument/2006/bibliography"/>
   </ds:schemaRefs>

--- a/docs/structured_scalar_potential/Structured_Scalar_Potential_Design_and_Theory.docx
+++ b/docs/structured_scalar_potential/Structured_Scalar_Potential_Design_and_Theory.docx
@@ -5012,6 +5012,1033 @@
       <w:r>
         <w:rPr>
           <w:rFonts w:eastAsiaTheme="minorEastAsia"/>
+        </w:rPr>
+        <w:t xml:space="preserve">Each channel </w:t>
+      </w:r>
+      <m:oMath>
+        <m:r>
+          <w:rPr>
+            <w:rFonts w:ascii="Cambria Math" w:eastAsiaTheme="minorEastAsia" w:hAnsi="Cambria Math"/>
+          </w:rPr>
+          <m:t>k</m:t>
+        </m:r>
+      </m:oMath>
+      <w:r>
+        <w:rPr>
+          <w:rFonts w:eastAsiaTheme="minorEastAsia"/>
+        </w:rPr>
+        <w:t xml:space="preserve"> has its own decay </w:t>
+      </w:r>
+      <m:oMath>
+        <m:sSub>
+          <m:sSubPr>
+            <m:ctrlPr>
+              <w:rPr>
+                <w:rFonts w:ascii="Cambria Math" w:eastAsiaTheme="minorEastAsia" w:hAnsi="Cambria Math"/>
+                <w:i/>
+              </w:rPr>
+            </m:ctrlPr>
+          </m:sSubPr>
+          <m:e>
+            <m:r>
+              <w:rPr>
+                <w:rFonts w:ascii="Cambria Math" w:eastAsiaTheme="minorEastAsia" w:hAnsi="Cambria Math"/>
+              </w:rPr>
+              <m:t>α</m:t>
+            </m:r>
+          </m:e>
+          <m:sub>
+            <m:r>
+              <w:rPr>
+                <w:rFonts w:ascii="Cambria Math" w:eastAsiaTheme="minorEastAsia" w:hAnsi="Cambria Math"/>
+              </w:rPr>
+              <m:t>k</m:t>
+            </m:r>
+          </m:sub>
+        </m:sSub>
+      </m:oMath>
+      <w:r>
+        <w:rPr>
+          <w:rFonts w:eastAsiaTheme="minorEastAsia"/>
+        </w:rPr>
+        <w:t xml:space="preserve"> (from the logs of a currently running experiment </w:t>
+      </w:r>
+      <m:oMath>
+        <m:r>
+          <w:rPr>
+            <w:rFonts w:ascii="Cambria Math" w:eastAsiaTheme="minorEastAsia" w:hAnsi="Cambria Math"/>
+          </w:rPr>
+          <m:t>[0.027, 0.420, 0.588, 0.857, 0.974]</m:t>
+        </m:r>
+      </m:oMath>
+      <w:r>
+        <w:rPr>
+          <w:rFonts w:eastAsiaTheme="minorEastAsia"/>
+        </w:rPr>
+        <w:t>), giving different memory horizons:</w:t>
+      </w:r>
+    </w:p>
+    <w:p>
+      <w:pPr>
+        <w:rPr>
+          <w:rFonts w:eastAsiaTheme="minorEastAsia"/>
+        </w:rPr>
+      </w:pPr>
+    </w:p>
+    <w:tbl>
+      <w:tblPr>
+        <w:tblStyle w:val="TableGrid"/>
+        <w:tblW w:w="0" w:type="auto"/>
+        <w:tblLook w:val="04A0" w:firstRow="1" w:lastRow="0" w:firstColumn="1" w:lastColumn="0" w:noHBand="0" w:noVBand="1"/>
+      </w:tblPr>
+      <w:tblGrid>
+        <w:gridCol w:w="2337"/>
+        <w:gridCol w:w="2337"/>
+        <w:gridCol w:w="2338"/>
+        <w:gridCol w:w="2338"/>
+      </w:tblGrid>
+      <w:tr>
+        <w:tc>
+          <w:tcPr>
+            <w:tcW w:w="2337" w:type="dxa"/>
+          </w:tcPr>
+          <w:p>
+            <w:pPr>
+              <w:rPr>
+                <w:rFonts w:eastAsiaTheme="minorEastAsia"/>
+              </w:rPr>
+            </w:pPr>
+            <w:r>
+              <w:rPr>
+                <w:rFonts w:eastAsiaTheme="minorEastAsia"/>
+              </w:rPr>
+              <w:t>Channel</w:t>
+            </w:r>
+          </w:p>
+        </w:tc>
+        <w:tc>
+          <w:tcPr>
+            <w:tcW w:w="2337" w:type="dxa"/>
+          </w:tcPr>
+          <w:p>
+            <w:pPr>
+              <w:rPr>
+                <w:rFonts w:eastAsiaTheme="minorEastAsia"/>
+              </w:rPr>
+            </w:pPr>
+            <m:oMathPara>
+              <m:oMath>
+                <m:sSub>
+                  <m:sSubPr>
+                    <m:ctrlPr>
+                      <w:rPr>
+                        <w:rFonts w:ascii="Cambria Math" w:eastAsiaTheme="minorEastAsia" w:hAnsi="Cambria Math"/>
+                        <w:i/>
+                      </w:rPr>
+                    </m:ctrlPr>
+                  </m:sSubPr>
+                  <m:e>
+                    <m:r>
+                      <w:rPr>
+                        <w:rFonts w:ascii="Cambria Math" w:eastAsiaTheme="minorEastAsia" w:hAnsi="Cambria Math"/>
+                      </w:rPr>
+                      <m:t>α</m:t>
+                    </m:r>
+                  </m:e>
+                  <m:sub>
+                    <m:r>
+                      <w:rPr>
+                        <w:rFonts w:ascii="Cambria Math" w:eastAsiaTheme="minorEastAsia" w:hAnsi="Cambria Math"/>
+                      </w:rPr>
+                      <m:t>k</m:t>
+                    </m:r>
+                  </m:sub>
+                </m:sSub>
+              </m:oMath>
+            </m:oMathPara>
+          </w:p>
+        </w:tc>
+        <w:tc>
+          <w:tcPr>
+            <w:tcW w:w="2338" w:type="dxa"/>
+          </w:tcPr>
+          <w:p>
+            <w:pPr>
+              <w:rPr>
+                <w:rFonts w:eastAsiaTheme="minorEastAsia"/>
+              </w:rPr>
+            </w:pPr>
+            <w:r>
+              <w:rPr>
+                <w:rFonts w:eastAsiaTheme="minorEastAsia"/>
+              </w:rPr>
+              <w:t>Effective Window</w:t>
+            </w:r>
+          </w:p>
+        </w:tc>
+        <w:tc>
+          <w:tcPr>
+            <w:tcW w:w="2338" w:type="dxa"/>
+          </w:tcPr>
+          <w:p>
+            <w:pPr>
+              <w:rPr>
+                <w:rFonts w:eastAsiaTheme="minorEastAsia"/>
+              </w:rPr>
+            </w:pPr>
+            <w:r>
+              <w:rPr>
+                <w:rFonts w:eastAsiaTheme="minorEastAsia"/>
+              </w:rPr>
+              <w:t>What it captures</w:t>
+            </w:r>
+          </w:p>
+        </w:tc>
+      </w:tr>
+      <w:tr>
+        <w:tc>
+          <w:tcPr>
+            <w:tcW w:w="2337" w:type="dxa"/>
+          </w:tcPr>
+          <w:p>
+            <w:pPr>
+              <w:rPr>
+                <w:rFonts w:eastAsiaTheme="minorEastAsia"/>
+              </w:rPr>
+            </w:pPr>
+            <w:r>
+              <w:rPr>
+                <w:rFonts w:eastAsiaTheme="minorEastAsia"/>
+              </w:rPr>
+              <w:t>0</w:t>
+            </w:r>
+          </w:p>
+        </w:tc>
+        <w:tc>
+          <w:tcPr>
+            <w:tcW w:w="2337" w:type="dxa"/>
+          </w:tcPr>
+          <w:p>
+            <w:pPr>
+              <w:rPr>
+                <w:rFonts w:eastAsiaTheme="minorEastAsia"/>
+              </w:rPr>
+            </w:pPr>
+            <w:r>
+              <w:rPr>
+                <w:rFonts w:eastAsiaTheme="minorEastAsia"/>
+              </w:rPr>
+              <w:t>0.027</w:t>
+            </w:r>
+          </w:p>
+        </w:tc>
+        <w:tc>
+          <w:tcPr>
+            <w:tcW w:w="2338" w:type="dxa"/>
+          </w:tcPr>
+          <w:p>
+            <w:pPr>
+              <w:rPr>
+                <w:rFonts w:eastAsiaTheme="minorEastAsia"/>
+              </w:rPr>
+            </w:pPr>
+            <w:r>
+              <w:rPr>
+                <w:rFonts w:eastAsiaTheme="minorEastAsia"/>
+              </w:rPr>
+              <w:t>~ 1 token</w:t>
+            </w:r>
+          </w:p>
+        </w:tc>
+        <w:tc>
+          <w:tcPr>
+            <w:tcW w:w="2338" w:type="dxa"/>
+          </w:tcPr>
+          <w:p>
+            <w:pPr>
+              <w:rPr>
+                <w:rFonts w:eastAsiaTheme="minorEastAsia"/>
+              </w:rPr>
+            </w:pPr>
+            <w:r>
+              <w:rPr>
+                <w:rFonts w:eastAsiaTheme="minorEastAsia"/>
+              </w:rPr>
+              <w:t>Nearly instantaneous (current token)</w:t>
+            </w:r>
+          </w:p>
+        </w:tc>
+      </w:tr>
+      <w:tr>
+        <w:tc>
+          <w:tcPr>
+            <w:tcW w:w="2337" w:type="dxa"/>
+          </w:tcPr>
+          <w:p>
+            <w:pPr>
+              <w:rPr>
+                <w:rFonts w:eastAsiaTheme="minorEastAsia"/>
+              </w:rPr>
+            </w:pPr>
+            <w:r>
+              <w:rPr>
+                <w:rFonts w:eastAsiaTheme="minorEastAsia"/>
+              </w:rPr>
+              <w:t>1</w:t>
+            </w:r>
+          </w:p>
+        </w:tc>
+        <w:tc>
+          <w:tcPr>
+            <w:tcW w:w="2337" w:type="dxa"/>
+          </w:tcPr>
+          <w:p>
+            <w:pPr>
+              <w:rPr>
+                <w:rFonts w:eastAsiaTheme="minorEastAsia"/>
+              </w:rPr>
+            </w:pPr>
+            <w:r>
+              <w:rPr>
+                <w:rFonts w:eastAsiaTheme="minorEastAsia"/>
+              </w:rPr>
+              <w:t>0.420</w:t>
+            </w:r>
+          </w:p>
+        </w:tc>
+        <w:tc>
+          <w:tcPr>
+            <w:tcW w:w="2338" w:type="dxa"/>
+          </w:tcPr>
+          <w:p>
+            <w:pPr>
+              <w:rPr>
+                <w:rFonts w:eastAsiaTheme="minorEastAsia"/>
+              </w:rPr>
+            </w:pPr>
+            <w:r>
+              <w:rPr>
+                <w:rFonts w:eastAsiaTheme="minorEastAsia"/>
+              </w:rPr>
+              <w:t>~ 2 tokens</w:t>
+            </w:r>
+          </w:p>
+        </w:tc>
+        <w:tc>
+          <w:tcPr>
+            <w:tcW w:w="2338" w:type="dxa"/>
+          </w:tcPr>
+          <w:p>
+            <w:pPr>
+              <w:rPr>
+                <w:rFonts w:eastAsiaTheme="minorEastAsia"/>
+              </w:rPr>
+            </w:pPr>
+            <w:r>
+              <w:rPr>
+                <w:rFonts w:eastAsiaTheme="minorEastAsia"/>
+              </w:rPr>
+              <w:t>Very recent context</w:t>
+            </w:r>
+          </w:p>
+        </w:tc>
+      </w:tr>
+      <w:tr>
+        <w:tc>
+          <w:tcPr>
+            <w:tcW w:w="2337" w:type="dxa"/>
+          </w:tcPr>
+          <w:p>
+            <w:pPr>
+              <w:rPr>
+                <w:rFonts w:eastAsiaTheme="minorEastAsia"/>
+              </w:rPr>
+            </w:pPr>
+            <w:r>
+              <w:rPr>
+                <w:rFonts w:eastAsiaTheme="minorEastAsia"/>
+              </w:rPr>
+              <w:t>2</w:t>
+            </w:r>
+          </w:p>
+        </w:tc>
+        <w:tc>
+          <w:tcPr>
+            <w:tcW w:w="2337" w:type="dxa"/>
+          </w:tcPr>
+          <w:p>
+            <w:pPr>
+              <w:rPr>
+                <w:rFonts w:eastAsiaTheme="minorEastAsia"/>
+              </w:rPr>
+            </w:pPr>
+            <w:r>
+              <w:rPr>
+                <w:rFonts w:eastAsiaTheme="minorEastAsia"/>
+              </w:rPr>
+              <w:t>0.588</w:t>
+            </w:r>
+          </w:p>
+        </w:tc>
+        <w:tc>
+          <w:tcPr>
+            <w:tcW w:w="2338" w:type="dxa"/>
+          </w:tcPr>
+          <w:p>
+            <w:pPr>
+              <w:rPr>
+                <w:rFonts w:eastAsiaTheme="minorEastAsia"/>
+              </w:rPr>
+            </w:pPr>
+            <w:r>
+              <w:rPr>
+                <w:rFonts w:eastAsiaTheme="minorEastAsia"/>
+              </w:rPr>
+              <w:t>~ 2-3 tokens</w:t>
+            </w:r>
+          </w:p>
+        </w:tc>
+        <w:tc>
+          <w:tcPr>
+            <w:tcW w:w="2338" w:type="dxa"/>
+          </w:tcPr>
+          <w:p>
+            <w:pPr>
+              <w:rPr>
+                <w:rFonts w:eastAsiaTheme="minorEastAsia"/>
+              </w:rPr>
+            </w:pPr>
+            <w:r>
+              <w:rPr>
+                <w:rFonts w:eastAsiaTheme="minorEastAsia"/>
+              </w:rPr>
+              <w:t>Short-range context</w:t>
+            </w:r>
+          </w:p>
+        </w:tc>
+      </w:tr>
+      <w:tr>
+        <w:tc>
+          <w:tcPr>
+            <w:tcW w:w="2337" w:type="dxa"/>
+          </w:tcPr>
+          <w:p>
+            <w:pPr>
+              <w:rPr>
+                <w:rFonts w:eastAsiaTheme="minorEastAsia"/>
+              </w:rPr>
+            </w:pPr>
+            <w:r>
+              <w:rPr>
+                <w:rFonts w:eastAsiaTheme="minorEastAsia"/>
+              </w:rPr>
+              <w:t>3</w:t>
+            </w:r>
+          </w:p>
+        </w:tc>
+        <w:tc>
+          <w:tcPr>
+            <w:tcW w:w="2337" w:type="dxa"/>
+          </w:tcPr>
+          <w:p>
+            <w:pPr>
+              <w:rPr>
+                <w:rFonts w:eastAsiaTheme="minorEastAsia"/>
+              </w:rPr>
+            </w:pPr>
+            <w:r>
+              <w:rPr>
+                <w:rFonts w:eastAsiaTheme="minorEastAsia"/>
+              </w:rPr>
+              <w:t>0.857</w:t>
+            </w:r>
+          </w:p>
+        </w:tc>
+        <w:tc>
+          <w:tcPr>
+            <w:tcW w:w="2338" w:type="dxa"/>
+          </w:tcPr>
+          <w:p>
+            <w:pPr>
+              <w:rPr>
+                <w:rFonts w:eastAsiaTheme="minorEastAsia"/>
+              </w:rPr>
+            </w:pPr>
+            <w:r>
+              <w:rPr>
+                <w:rFonts w:eastAsiaTheme="minorEastAsia"/>
+              </w:rPr>
+              <w:t>~ 7 tokens</w:t>
+            </w:r>
+          </w:p>
+        </w:tc>
+        <w:tc>
+          <w:tcPr>
+            <w:tcW w:w="2338" w:type="dxa"/>
+          </w:tcPr>
+          <w:p>
+            <w:pPr>
+              <w:rPr>
+                <w:rFonts w:eastAsiaTheme="minorEastAsia"/>
+              </w:rPr>
+            </w:pPr>
+            <w:r>
+              <w:rPr>
+                <w:rFonts w:eastAsiaTheme="minorEastAsia"/>
+              </w:rPr>
+              <w:t>Medium-range context</w:t>
+            </w:r>
+          </w:p>
+        </w:tc>
+      </w:tr>
+      <w:tr>
+        <w:tc>
+          <w:tcPr>
+            <w:tcW w:w="2337" w:type="dxa"/>
+          </w:tcPr>
+          <w:p>
+            <w:pPr>
+              <w:rPr>
+                <w:rFonts w:eastAsiaTheme="minorEastAsia"/>
+              </w:rPr>
+            </w:pPr>
+            <w:r>
+              <w:rPr>
+                <w:rFonts w:eastAsiaTheme="minorEastAsia"/>
+              </w:rPr>
+              <w:t>4</w:t>
+            </w:r>
+          </w:p>
+        </w:tc>
+        <w:tc>
+          <w:tcPr>
+            <w:tcW w:w="2337" w:type="dxa"/>
+          </w:tcPr>
+          <w:p>
+            <w:pPr>
+              <w:rPr>
+                <w:rFonts w:eastAsiaTheme="minorEastAsia"/>
+              </w:rPr>
+            </w:pPr>
+            <w:r>
+              <w:rPr>
+                <w:rFonts w:eastAsiaTheme="minorEastAsia"/>
+              </w:rPr>
+              <w:t>0.974</w:t>
+            </w:r>
+          </w:p>
+        </w:tc>
+        <w:tc>
+          <w:tcPr>
+            <w:tcW w:w="2338" w:type="dxa"/>
+          </w:tcPr>
+          <w:p>
+            <w:pPr>
+              <w:rPr>
+                <w:rFonts w:eastAsiaTheme="minorEastAsia"/>
+              </w:rPr>
+            </w:pPr>
+            <w:r>
+              <w:rPr>
+                <w:rFonts w:eastAsiaTheme="minorEastAsia"/>
+              </w:rPr>
+              <w:t>~ 38 tokens</w:t>
+            </w:r>
+          </w:p>
+        </w:tc>
+        <w:tc>
+          <w:tcPr>
+            <w:tcW w:w="2338" w:type="dxa"/>
+          </w:tcPr>
+          <w:p>
+            <w:pPr>
+              <w:rPr>
+                <w:rFonts w:eastAsiaTheme="minorEastAsia"/>
+              </w:rPr>
+            </w:pPr>
+            <w:r>
+              <w:rPr>
+                <w:rFonts w:eastAsiaTheme="minorEastAsia"/>
+              </w:rPr>
+              <w:t>Long-range context</w:t>
+            </w:r>
+          </w:p>
+        </w:tc>
+      </w:tr>
+    </w:tbl>
+    <w:p>
+      <w:pPr>
+        <w:rPr>
+          <w:rFonts w:eastAsiaTheme="minorEastAsia"/>
+        </w:rPr>
+      </w:pPr>
+    </w:p>
+    <w:p>
+      <w:pPr>
+        <w:rPr>
+          <w:rFonts w:eastAsiaTheme="minorEastAsia"/>
+        </w:rPr>
+      </w:pPr>
+      <w:r>
+        <w:rPr>
+          <w:rFonts w:eastAsiaTheme="minorEastAsia"/>
+        </w:rPr>
+        <w:t xml:space="preserve">The effective window is approximately </w:t>
+      </w:r>
+      <m:oMath>
+        <m:f>
+          <m:fPr>
+            <m:ctrlPr>
+              <w:rPr>
+                <w:rFonts w:ascii="Cambria Math" w:eastAsiaTheme="minorEastAsia" w:hAnsi="Cambria Math"/>
+                <w:i/>
+              </w:rPr>
+            </m:ctrlPr>
+          </m:fPr>
+          <m:num>
+            <m:r>
+              <w:rPr>
+                <w:rFonts w:ascii="Cambria Math" w:eastAsiaTheme="minorEastAsia" w:hAnsi="Cambria Math"/>
+              </w:rPr>
+              <m:t>1</m:t>
+            </m:r>
+          </m:num>
+          <m:den>
+            <m:r>
+              <w:rPr>
+                <w:rFonts w:ascii="Cambria Math" w:eastAsiaTheme="minorEastAsia" w:hAnsi="Cambria Math"/>
+              </w:rPr>
+              <m:t>1-</m:t>
+            </m:r>
+            <m:sSub>
+              <m:sSubPr>
+                <m:ctrlPr>
+                  <w:rPr>
+                    <w:rFonts w:ascii="Cambria Math" w:eastAsiaTheme="minorEastAsia" w:hAnsi="Cambria Math"/>
+                    <w:i/>
+                  </w:rPr>
+                </m:ctrlPr>
+              </m:sSubPr>
+              <m:e>
+                <m:r>
+                  <w:rPr>
+                    <w:rFonts w:ascii="Cambria Math" w:eastAsiaTheme="minorEastAsia" w:hAnsi="Cambria Math"/>
+                  </w:rPr>
+                  <m:t>α</m:t>
+                </m:r>
+              </m:e>
+              <m:sub>
+                <m:r>
+                  <w:rPr>
+                    <w:rFonts w:ascii="Cambria Math" w:eastAsiaTheme="minorEastAsia" w:hAnsi="Cambria Math"/>
+                  </w:rPr>
+                  <m:t>k</m:t>
+                </m:r>
+              </m:sub>
+            </m:sSub>
+          </m:den>
+        </m:f>
+      </m:oMath>
+      <w:r>
+        <w:rPr>
+          <w:rFonts w:eastAsiaTheme="minorEastAsia"/>
+        </w:rPr>
+        <w:t xml:space="preserve">. </w:t>
+      </w:r>
+      <w:r>
+        <w:rPr>
+          <w:rFonts w:eastAsiaTheme="minorEastAsia"/>
+        </w:rPr>
+        <w:t xml:space="preserve">The full context vector </w:t>
+      </w:r>
+      <m:oMath>
+        <m:sSubSup>
+          <m:sSubSupPr>
+            <m:ctrlPr>
+              <w:rPr>
+                <w:rFonts w:ascii="Cambria Math" w:eastAsiaTheme="minorEastAsia" w:hAnsi="Cambria Math"/>
+                <w:i/>
+              </w:rPr>
+            </m:ctrlPr>
+          </m:sSubSupPr>
+          <m:e>
+            <m:acc>
+              <m:accPr>
+                <m:chr m:val="⃗"/>
+                <m:ctrlPr>
+                  <w:rPr>
+                    <w:rFonts w:ascii="Cambria Math" w:eastAsiaTheme="minorEastAsia" w:hAnsi="Cambria Math"/>
+                    <w:i/>
+                  </w:rPr>
+                </m:ctrlPr>
+              </m:accPr>
+              <m:e>
+                <m:r>
+                  <w:rPr>
+                    <w:rFonts w:ascii="Cambria Math" w:eastAsiaTheme="minorEastAsia" w:hAnsi="Cambria Math"/>
+                  </w:rPr>
+                  <m:t>ξ</m:t>
+                </m:r>
+              </m:e>
+            </m:acc>
+          </m:e>
+          <m:sub>
+            <m:r>
+              <w:rPr>
+                <w:rFonts w:ascii="Cambria Math" w:eastAsiaTheme="minorEastAsia" w:hAnsi="Cambria Math"/>
+              </w:rPr>
+              <m:t>t</m:t>
+            </m:r>
+          </m:sub>
+          <m:sup>
+            <m:d>
+              <m:dPr>
+                <m:ctrlPr>
+                  <w:rPr>
+                    <w:rFonts w:ascii="Cambria Math" w:eastAsiaTheme="minorEastAsia" w:hAnsi="Cambria Math"/>
+                    <w:i/>
+                  </w:rPr>
+                </m:ctrlPr>
+              </m:dPr>
+              <m:e>
+                <m:r>
+                  <w:rPr>
+                    <w:rFonts w:ascii="Cambria Math" w:eastAsiaTheme="minorEastAsia" w:hAnsi="Cambria Math"/>
+                  </w:rPr>
+                  <m:t>l</m:t>
+                </m:r>
+              </m:e>
+            </m:d>
+          </m:sup>
+        </m:sSubSup>
+      </m:oMath>
+      <w:r>
+        <w:rPr>
+          <w:rFonts w:eastAsiaTheme="minorEastAsia"/>
+        </w:rPr>
+        <w:t xml:space="preserve"> is the concatenation of all channels:</w:t>
+      </w:r>
+    </w:p>
+    <w:p>
+      <w:pPr>
+        <w:rPr>
+          <w:rFonts w:eastAsiaTheme="minorEastAsia"/>
+        </w:rPr>
+      </w:pPr>
+    </w:p>
+    <w:p>
+      <w:pPr>
+        <w:rPr>
+          <w:rFonts w:eastAsiaTheme="minorEastAsia"/>
+        </w:rPr>
+      </w:pPr>
+      <m:oMath>
+        <m:sSubSup>
+          <m:sSubSupPr>
+            <m:ctrlPr>
+              <w:rPr>
+                <w:rFonts w:ascii="Cambria Math" w:eastAsiaTheme="minorEastAsia" w:hAnsi="Cambria Math"/>
+                <w:i/>
+              </w:rPr>
+            </m:ctrlPr>
+          </m:sSubSupPr>
+          <m:e>
+            <m:acc>
+              <m:accPr>
+                <m:chr m:val="⃗"/>
+                <m:ctrlPr>
+                  <w:rPr>
+                    <w:rFonts w:ascii="Cambria Math" w:eastAsiaTheme="minorEastAsia" w:hAnsi="Cambria Math"/>
+                    <w:i/>
+                  </w:rPr>
+                </m:ctrlPr>
+              </m:accPr>
+              <m:e>
+                <m:r>
+                  <w:rPr>
+                    <w:rFonts w:ascii="Cambria Math" w:eastAsiaTheme="minorEastAsia" w:hAnsi="Cambria Math"/>
+                  </w:rPr>
+                  <m:t>ξ</m:t>
+                </m:r>
+              </m:e>
+            </m:acc>
+          </m:e>
+          <m:sub>
+            <m:r>
+              <w:rPr>
+                <w:rFonts w:ascii="Cambria Math" w:eastAsiaTheme="minorEastAsia" w:hAnsi="Cambria Math"/>
+              </w:rPr>
+              <m:t>t</m:t>
+            </m:r>
+          </m:sub>
+          <m:sup>
+            <m:d>
+              <m:dPr>
+                <m:ctrlPr>
+                  <w:rPr>
+                    <w:rFonts w:ascii="Cambria Math" w:eastAsiaTheme="minorEastAsia" w:hAnsi="Cambria Math"/>
+                    <w:i/>
+                  </w:rPr>
+                </m:ctrlPr>
+              </m:dPr>
+              <m:e>
+                <m:r>
+                  <w:rPr>
+                    <w:rFonts w:ascii="Cambria Math" w:eastAsiaTheme="minorEastAsia" w:hAnsi="Cambria Math"/>
+                  </w:rPr>
+                  <m:t>l</m:t>
+                </m:r>
+              </m:e>
+            </m:d>
+          </m:sup>
+        </m:sSubSup>
+        <m:r>
+          <w:rPr>
+            <w:rFonts w:ascii="Cambria Math" w:eastAsiaTheme="minorEastAsia" w:hAnsi="Cambria Math"/>
+          </w:rPr>
+          <m:t>=</m:t>
+        </m:r>
+        <m:d>
+          <m:dPr>
+            <m:begChr m:val="["/>
+            <m:endChr m:val="]"/>
+            <m:ctrlPr>
+              <w:rPr>
+                <w:rFonts w:ascii="Cambria Math" w:eastAsiaTheme="minorEastAsia" w:hAnsi="Cambria Math"/>
+                <w:i/>
+              </w:rPr>
+            </m:ctrlPr>
+          </m:dPr>
+          <m:e>
+            <m:sSubSup>
+              <m:sSubSupPr>
+                <m:ctrlPr>
+                  <w:rPr>
+                    <w:rFonts w:ascii="Cambria Math" w:eastAsiaTheme="minorEastAsia" w:hAnsi="Cambria Math"/>
+                    <w:i/>
+                  </w:rPr>
+                </m:ctrlPr>
+              </m:sSubSupPr>
+              <m:e>
+                <m:r>
+                  <w:rPr>
+                    <w:rFonts w:ascii="Cambria Math" w:eastAsiaTheme="minorEastAsia" w:hAnsi="Cambria Math"/>
+                  </w:rPr>
+                  <m:t>ξ</m:t>
+                </m:r>
+              </m:e>
+              <m:sub>
+                <m:r>
+                  <w:rPr>
+                    <w:rFonts w:ascii="Cambria Math" w:eastAsiaTheme="minorEastAsia" w:hAnsi="Cambria Math"/>
+                  </w:rPr>
+                  <m:t>t,</m:t>
+                </m:r>
+                <m:r>
+                  <w:rPr>
+                    <w:rFonts w:ascii="Cambria Math" w:eastAsiaTheme="minorEastAsia" w:hAnsi="Cambria Math"/>
+                  </w:rPr>
+                  <m:t>1</m:t>
+                </m:r>
+              </m:sub>
+              <m:sup>
+                <m:d>
+                  <m:dPr>
+                    <m:ctrlPr>
+                      <w:rPr>
+                        <w:rFonts w:ascii="Cambria Math" w:eastAsiaTheme="minorEastAsia" w:hAnsi="Cambria Math"/>
+                        <w:i/>
+                      </w:rPr>
+                    </m:ctrlPr>
+                  </m:dPr>
+                  <m:e>
+                    <m:r>
+                      <w:rPr>
+                        <w:rFonts w:ascii="Cambria Math" w:eastAsiaTheme="minorEastAsia" w:hAnsi="Cambria Math"/>
+                      </w:rPr>
+                      <m:t>l</m:t>
+                    </m:r>
+                  </m:e>
+                </m:d>
+              </m:sup>
+            </m:sSubSup>
+            <m:r>
+              <w:rPr>
+                <w:rFonts w:ascii="Cambria Math" w:eastAsiaTheme="minorEastAsia" w:hAnsi="Cambria Math"/>
+              </w:rPr>
+              <m:t>;</m:t>
+            </m:r>
+            <m:sSubSup>
+              <m:sSubSupPr>
+                <m:ctrlPr>
+                  <w:rPr>
+                    <w:rFonts w:ascii="Cambria Math" w:eastAsiaTheme="minorEastAsia" w:hAnsi="Cambria Math"/>
+                    <w:i/>
+                  </w:rPr>
+                </m:ctrlPr>
+              </m:sSubSupPr>
+              <m:e>
+                <m:r>
+                  <w:rPr>
+                    <w:rFonts w:ascii="Cambria Math" w:eastAsiaTheme="minorEastAsia" w:hAnsi="Cambria Math"/>
+                  </w:rPr>
+                  <m:t>ξ</m:t>
+                </m:r>
+              </m:e>
+              <m:sub>
+                <m:r>
+                  <w:rPr>
+                    <w:rFonts w:ascii="Cambria Math" w:eastAsiaTheme="minorEastAsia" w:hAnsi="Cambria Math"/>
+                  </w:rPr>
+                  <m:t>t,</m:t>
+                </m:r>
+                <m:r>
+                  <w:rPr>
+                    <w:rFonts w:ascii="Cambria Math" w:eastAsiaTheme="minorEastAsia" w:hAnsi="Cambria Math"/>
+                  </w:rPr>
+                  <m:t>2</m:t>
+                </m:r>
+              </m:sub>
+              <m:sup>
+                <m:d>
+                  <m:dPr>
+                    <m:ctrlPr>
+                      <w:rPr>
+                        <w:rFonts w:ascii="Cambria Math" w:eastAsiaTheme="minorEastAsia" w:hAnsi="Cambria Math"/>
+                        <w:i/>
+                      </w:rPr>
+                    </m:ctrlPr>
+                  </m:dPr>
+                  <m:e>
+                    <m:r>
+                      <w:rPr>
+                        <w:rFonts w:ascii="Cambria Math" w:eastAsiaTheme="minorEastAsia" w:hAnsi="Cambria Math"/>
+                      </w:rPr>
+                      <m:t>l</m:t>
+                    </m:r>
+                  </m:e>
+                </m:d>
+              </m:sup>
+            </m:sSubSup>
+            <m:r>
+              <w:rPr>
+                <w:rFonts w:ascii="Cambria Math" w:eastAsiaTheme="minorEastAsia" w:hAnsi="Cambria Math"/>
+              </w:rPr>
+              <m:t>;…;</m:t>
+            </m:r>
+            <m:sSubSup>
+              <m:sSubSupPr>
+                <m:ctrlPr>
+                  <w:rPr>
+                    <w:rFonts w:ascii="Cambria Math" w:eastAsiaTheme="minorEastAsia" w:hAnsi="Cambria Math"/>
+                    <w:i/>
+                  </w:rPr>
+                </m:ctrlPr>
+              </m:sSubSupPr>
+              <m:e>
+                <m:r>
+                  <w:rPr>
+                    <w:rFonts w:ascii="Cambria Math" w:eastAsiaTheme="minorEastAsia" w:hAnsi="Cambria Math"/>
+                  </w:rPr>
+                  <m:t>ξ</m:t>
+                </m:r>
+              </m:e>
+              <m:sub>
+                <m:r>
+                  <w:rPr>
+                    <w:rFonts w:ascii="Cambria Math" w:eastAsiaTheme="minorEastAsia" w:hAnsi="Cambria Math"/>
+                  </w:rPr>
+                  <m:t>t,</m:t>
+                </m:r>
+                <m:r>
+                  <w:rPr>
+                    <w:rFonts w:ascii="Cambria Math" w:eastAsiaTheme="minorEastAsia" w:hAnsi="Cambria Math"/>
+                  </w:rPr>
+                  <m:t>K</m:t>
+                </m:r>
+              </m:sub>
+              <m:sup>
+                <m:d>
+                  <m:dPr>
+                    <m:ctrlPr>
+                      <w:rPr>
+                        <w:rFonts w:ascii="Cambria Math" w:eastAsiaTheme="minorEastAsia" w:hAnsi="Cambria Math"/>
+                        <w:i/>
+                      </w:rPr>
+                    </m:ctrlPr>
+                  </m:dPr>
+                  <m:e>
+                    <m:r>
+                      <w:rPr>
+                        <w:rFonts w:ascii="Cambria Math" w:eastAsiaTheme="minorEastAsia" w:hAnsi="Cambria Math"/>
+                      </w:rPr>
+                      <m:t>l</m:t>
+                    </m:r>
+                  </m:e>
+                </m:d>
+              </m:sup>
+            </m:sSubSup>
+          </m:e>
+        </m:d>
+        <m:r>
+          <w:rPr>
+            <w:rFonts w:ascii="Cambria Math" w:eastAsiaTheme="minorEastAsia" w:hAnsi="Cambria Math"/>
+          </w:rPr>
+          <m:t>∈</m:t>
+        </m:r>
+        <m:sSup>
+          <m:sSupPr>
+            <m:ctrlPr>
+              <w:rPr>
+                <w:rFonts w:ascii="Cambria Math" w:eastAsiaTheme="minorEastAsia" w:hAnsi="Cambria Math"/>
+                <w:i/>
+              </w:rPr>
+            </m:ctrlPr>
+          </m:sSupPr>
+          <m:e>
+            <m:r>
+              <m:rPr>
+                <m:scr m:val="double-struck"/>
+              </m:rPr>
+              <w:rPr>
+                <w:rFonts w:ascii="Cambria Math" w:eastAsiaTheme="minorEastAsia" w:hAnsi="Cambria Math"/>
+              </w:rPr>
+              <m:t>R</m:t>
+            </m:r>
+          </m:e>
+          <m:sup>
+            <m:r>
+              <w:rPr>
+                <w:rFonts w:ascii="Cambria Math" w:eastAsiaTheme="minorEastAsia" w:hAnsi="Cambria Math"/>
+              </w:rPr>
+              <m:t>K×d</m:t>
+            </m:r>
+          </m:sup>
+        </m:sSup>
+      </m:oMath>
+      <w:r>
+        <w:rPr>
+          <w:rFonts w:eastAsiaTheme="minorEastAsia"/>
+        </w:rPr>
+        <w:t xml:space="preserve"> </w:t>
+      </w:r>
+    </w:p>
+    <w:p>
+      <w:pPr>
+        <w:rPr>
+          <w:rFonts w:eastAsiaTheme="minorEastAsia"/>
+        </w:rPr>
+      </w:pPr>
+    </w:p>
+    <w:p>
+      <w:pPr>
+        <w:rPr>
+          <w:rFonts w:eastAsiaTheme="minorEastAsia"/>
+        </w:rPr>
+      </w:pPr>
+      <w:r>
+        <w:rPr>
+          <w:rFonts w:eastAsiaTheme="minorEastAsia"/>
           <w:b/>
           <w:bCs/>
         </w:rPr>
@@ -5088,6 +6115,7 @@
         <w:rPr>
           <w:noProof/>
         </w:rPr>
+        <w:lastRenderedPageBreak/>
         <w:drawing>
           <wp:inline distT="0" distB="0" distL="0" distR="0" wp14:anchorId="577E0401" wp14:editId="2B200F30">
             <wp:extent cx="5943600" cy="4474210"/>
@@ -5137,7 +6165,6 @@
         <w:rPr>
           <w:noProof/>
         </w:rPr>
-        <w:lastRenderedPageBreak/>
         <w:drawing>
           <wp:inline distT="0" distB="0" distL="0" distR="0" wp14:anchorId="5F9086F2" wp14:editId="0E6DF36B">
             <wp:extent cx="5943600" cy="1882140"/>
@@ -5836,7 +6863,6 @@
           <w:rFonts w:eastAsiaTheme="minorEastAsia"/>
           <w:noProof/>
         </w:rPr>
-        <w:lastRenderedPageBreak/>
         <w:drawing>
           <wp:inline distT="0" distB="0" distL="0" distR="0" wp14:anchorId="04D8270D" wp14:editId="256D205D">
             <wp:extent cx="5943600" cy="2836545"/>
@@ -6323,6 +7349,7 @@
           <w:sz w:val="17"/>
           <w:szCs w:val="17"/>
         </w:rPr>
+        <w:lastRenderedPageBreak/>
         <w:t xml:space="preserve">      </w:t>
       </w:r>
       <w:r>
@@ -6470,7 +7497,6 @@
         <w:rPr>
           <w:noProof/>
         </w:rPr>
-        <w:lastRenderedPageBreak/>
         <w:drawing>
           <wp:inline distT="0" distB="0" distL="0" distR="0" wp14:anchorId="6722D420" wp14:editId="1B347AAB">
             <wp:extent cx="5943600" cy="2701925"/>
@@ -7437,6 +8463,7 @@
         <w:rPr>
           <w:rFonts w:eastAsiaTheme="minorEastAsia"/>
         </w:rPr>
+        <w:lastRenderedPageBreak/>
         <w:t xml:space="preserve"> 2 ) from the input path </w:t>
       </w:r>
       <w:r>
@@ -7465,7 +8492,6 @@
           <w:rFonts w:eastAsiaTheme="minorEastAsia"/>
           <w:noProof/>
         </w:rPr>
-        <w:lastRenderedPageBreak/>
         <w:drawing>
           <wp:inline distT="0" distB="0" distL="0" distR="0" wp14:anchorId="6CB59F5F" wp14:editId="64E44DE7">
             <wp:extent cx="5943600" cy="4799330"/>
@@ -11863,7 +12889,7 @@
 </file>
 
 <file path=customXml/itemProps1.xml><?xml version="1.0" encoding="utf-8"?>
-<ds:datastoreItem xmlns:ds="http://schemas.openxmlformats.org/officeDocument/2006/customXml" ds:itemID="{2FC0B472-6752-6641-81A9-AF7A492D9D45}">
+<ds:datastoreItem xmlns:ds="http://schemas.openxmlformats.org/officeDocument/2006/customXml" ds:itemID="{1FA8170D-1607-6047-9B00-C1460117E73C}">
   <ds:schemaRefs>
     <ds:schemaRef ds:uri="http://schemas.openxmlformats.org/officeDocument/2006/bibliography"/>
   </ds:schemaRefs>

--- a/docs/structured_scalar_potential/Structured_Scalar_Potential_Design_and_Theory.docx
+++ b/docs/structured_scalar_potential/Structured_Scalar_Potential_Design_and_Theory.docx
@@ -6093,6 +6093,43 @@
           <w:rFonts w:eastAsiaTheme="minorEastAsia"/>
         </w:rPr>
         <w:t xml:space="preserve">The Euler-Lagrange </w:t>
+      </w:r>
+      <w:r>
+        <w:rPr>
+          <w:rFonts w:eastAsiaTheme="minorEastAsia"/>
+        </w:rPr>
+        <w:t xml:space="preserve">integrator has kinetic prefactor </w:t>
+      </w:r>
+      <m:oMath>
+        <m:r>
+          <m:rPr>
+            <m:scr m:val="fraktur"/>
+          </m:rPr>
+          <w:rPr>
+            <w:rFonts w:ascii="Cambria Math" w:eastAsiaTheme="minorEastAsia" w:hAnsi="Cambria Math"/>
+          </w:rPr>
+          <m:t>m</m:t>
+        </m:r>
+      </m:oMath>
+      <w:r>
+        <w:rPr>
+          <w:rFonts w:eastAsiaTheme="minorEastAsia"/>
+        </w:rPr>
+        <w:t xml:space="preserve"> (</w:t>
+      </w:r>
+      <w:r>
+        <w:rPr>
+          <w:rFonts w:eastAsiaTheme="minorEastAsia"/>
+          <w:i/>
+          <w:iCs/>
+        </w:rPr>
+        <w:t>inertial mass</w:t>
+      </w:r>
+      <w:r>
+        <w:rPr>
+          <w:rFonts w:eastAsiaTheme="minorEastAsia"/>
+        </w:rPr>
+        <w:t>).</w:t>
       </w:r>
     </w:p>
     <w:p>
@@ -12889,7 +12926,7 @@
 </file>
 
 <file path=customXml/itemProps1.xml><?xml version="1.0" encoding="utf-8"?>
-<ds:datastoreItem xmlns:ds="http://schemas.openxmlformats.org/officeDocument/2006/customXml" ds:itemID="{1FA8170D-1607-6047-9B00-C1460117E73C}">
+<ds:datastoreItem xmlns:ds="http://schemas.openxmlformats.org/officeDocument/2006/customXml" ds:itemID="{7C3944EB-F5A3-DD49-B2F3-2B1284B6C3F8}">
   <ds:schemaRefs>
     <ds:schemaRef ds:uri="http://schemas.openxmlformats.org/officeDocument/2006/bibliography"/>
   </ds:schemaRefs>

--- a/docs/structured_scalar_potential/Structured_Scalar_Potential_Design_and_Theory.docx
+++ b/docs/structured_scalar_potential/Structured_Scalar_Potential_Design_and_Theory.docx
@@ -1,6 +1,6 @@
 
 <file path=word/document.xml><?xml version="1.0" encoding="utf-8"?>
-<w:document xmlns:wpc="http://schemas.microsoft.com/office/word/2010/wordprocessingCanvas" xmlns:cx="http://schemas.microsoft.com/office/drawing/2014/chartex" xmlns:cx1="http://schemas.microsoft.com/office/drawing/2015/9/8/chartex" xmlns:cx2="http://schemas.microsoft.com/office/drawing/2015/10/21/chartex" xmlns:cx3="http://schemas.microsoft.com/office/drawing/2016/5/9/chartex" xmlns:cx4="http://schemas.microsoft.com/office/drawing/2016/5/10/chartex" xmlns:cx5="http://schemas.microsoft.com/office/drawing/2016/5/11/chartex" xmlns:cx6="http://schemas.microsoft.com/office/drawing/2016/5/12/chartex" xmlns:cx7="http://schemas.microsoft.com/office/drawing/2016/5/13/chartex" xmlns:cx8="http://schemas.microsoft.com/office/drawing/2016/5/14/chartex" xmlns:mc="http://schemas.openxmlformats.org/markup-compatibility/2006" xmlns:aink="http://schemas.microsoft.com/office/drawing/2016/ink" xmlns:am3d="http://schemas.microsoft.com/office/drawing/2017/model3d" xmlns:o="urn:schemas-microsoft-com:office:office" xmlns:oel="http://schemas.microsoft.com/office/2019/extlst" xmlns:r="http://schemas.openxmlformats.org/officeDocument/2006/relationships" xmlns:m="http://schemas.openxmlformats.org/officeDocument/2006/math" xmlns:v="urn:schemas-microsoft-com:vml" xmlns:wp14="http://schemas.microsoft.com/office/word/2010/wordprocessingDrawing" xmlns:wp="http://schemas.openxmlformats.org/drawingml/2006/wordprocessingDrawing" xmlns:w10="urn:schemas-microsoft-com:office:word" xmlns:w="http://schemas.openxmlformats.org/wordprocessingml/2006/main" xmlns:w14="http://schemas.microsoft.com/office/word/2010/wordml" xmlns:w15="http://schemas.microsoft.com/office/word/2012/wordml" xmlns:w16cex="http://schemas.microsoft.com/office/word/2018/wordml/cex" xmlns:w16cid="http://schemas.microsoft.com/office/word/2016/wordml/cid" xmlns:w16="http://schemas.microsoft.com/office/word/2018/wordml" xmlns:w16du="http://schemas.microsoft.com/office/word/2023/wordml/word16du" xmlns:w16sdtdh="http://schemas.microsoft.com/office/word/2020/wordml/sdtdatahash" xmlns:w16sdtfl="http://schemas.microsoft.com/office/word/2024/wordml/sdtformatlock" xmlns:w16se="http://schemas.microsoft.com/office/word/2015/wordml/symex" xmlns:wpg="http://schemas.microsoft.com/office/word/2010/wordprocessingGroup" xmlns:wpi="http://schemas.microsoft.com/office/word/2010/wordprocessingInk" xmlns:wne="http://schemas.microsoft.com/office/word/2006/wordml" xmlns:wps="http://schemas.microsoft.com/office/word/2010/wordprocessingShape" mc:Ignorable="w14 w15 w16se w16cid w16 w16cex w16sdtdh w16sdtfl w16du wp14">
+<w:document xmlns:wpc="http://schemas.microsoft.com/office/word/2010/wordprocessingCanvas" xmlns:cx="http://schemas.microsoft.com/office/drawing/2014/chartex" xmlns:cx1="http://schemas.microsoft.com/office/drawing/2015/9/8/chartex" xmlns:cx2="http://schemas.microsoft.com/office/drawing/2015/10/21/chartex" xmlns:cx3="http://schemas.microsoft.com/office/drawing/2016/5/9/chartex" xmlns:cx4="http://schemas.microsoft.com/office/drawing/2016/5/10/chartex" xmlns:cx5="http://schemas.microsoft.com/office/drawing/2016/5/11/chartex" xmlns:cx6="http://schemas.microsoft.com/office/drawing/2016/5/12/chartex" xmlns:cx7="http://schemas.microsoft.com/office/drawing/2016/5/13/chartex" xmlns:cx8="http://schemas.microsoft.com/office/drawing/2016/5/14/chartex" xmlns:mc="http://schemas.openxmlformats.org/markup-compatibility/2006" xmlns:aink="http://schemas.microsoft.com/office/drawing/2016/ink" xmlns:am3d="http://schemas.microsoft.com/office/drawing/2017/model3d" xmlns:o="urn:schemas-microsoft-com:office:office" xmlns:oel="http://schemas.microsoft.com/office/2019/extlst" xmlns:r="http://schemas.openxmlformats.org/officeDocument/2006/relationships" xmlns:m="http://schemas.openxmlformats.org/officeDocument/2006/math" xmlns:v="urn:schemas-microsoft-com:vml" xmlns:wp14="http://schemas.microsoft.com/office/word/2010/wordprocessingDrawing" xmlns:wp="http://schemas.openxmlformats.org/drawingml/2006/wordprocessingDrawing" xmlns:w10="urn:schemas-microsoft-com:office:word" xmlns:w="http://schemas.openxmlformats.org/wordprocessingml/2006/main" xmlns:w14="http://schemas.microsoft.com/office/word/2010/wordml" xmlns:w15="http://schemas.microsoft.com/office/word/2012/wordml" xmlns:w16cex="http://schemas.microsoft.com/office/word/2018/wordml/cex" xmlns:w16cid="http://schemas.microsoft.com/office/word/2016/wordml/cid" xmlns:w16="http://schemas.microsoft.com/office/word/2018/wordml" xmlns:w16sdtdh="http://schemas.microsoft.com/office/word/2020/wordml/sdtdatahash" xmlns:w16se="http://schemas.microsoft.com/office/word/2015/wordml/symex" xmlns:wpg="http://schemas.microsoft.com/office/word/2010/wordprocessingGroup" xmlns:wpi="http://schemas.microsoft.com/office/word/2010/wordprocessingInk" xmlns:wne="http://schemas.microsoft.com/office/word/2006/wordml" xmlns:wps="http://schemas.microsoft.com/office/word/2010/wordprocessingShape" mc:Ignorable="w14 w15 w16se w16cid w16 w16cex w16sdtdh wp14">
   <w:body>
     <w:p>
       <w:pPr>
@@ -1000,7 +1000,7 @@
           <w:noProof/>
         </w:rPr>
         <w:drawing>
-          <wp:inline distT="0" distB="0" distL="0" distR="0" wp14:anchorId="057B4021" wp14:editId="5346D7DA">
+          <wp:inline distT="0" distB="0" distL="0" distR="0" wp14:anchorId="057B4021" wp14:editId="5A780CF3">
             <wp:extent cx="5943600" cy="4915535"/>
             <wp:effectExtent l="0" t="0" r="0" b="0"/>
             <wp:docPr id="1222956239" name="Picture 1" descr="A screenshot of a black and white math&#10;&#10;AI-generated content may be incorrect."/>
@@ -1053,7 +1053,7 @@
           <w:noProof/>
         </w:rPr>
         <w:drawing>
-          <wp:inline distT="0" distB="0" distL="0" distR="0" wp14:anchorId="4ADEF225" wp14:editId="23B6E092">
+          <wp:inline distT="0" distB="0" distL="0" distR="0" wp14:anchorId="4ADEF225" wp14:editId="3AE0BB23">
             <wp:extent cx="5943600" cy="2822575"/>
             <wp:effectExtent l="0" t="0" r="0" b="0"/>
             <wp:docPr id="197379613" name="Picture 2" descr="A screenshot of a computer&#10;&#10;AI-generated content may be incorrect."/>
@@ -1104,7 +1104,7 @@
           <w:noProof/>
         </w:rPr>
         <w:drawing>
-          <wp:inline distT="0" distB="0" distL="0" distR="0" wp14:anchorId="5A38634E" wp14:editId="7EAA2B83">
+          <wp:inline distT="0" distB="0" distL="0" distR="0" wp14:anchorId="5A38634E" wp14:editId="63B892B3">
             <wp:extent cx="5943600" cy="4441190"/>
             <wp:effectExtent l="0" t="0" r="0" b="3810"/>
             <wp:docPr id="2102817192" name="Picture 5" descr="A screenshot of a computer&#10;&#10;AI-generated content may be incorrect."/>
@@ -1570,10 +1570,7 @@
         <w:t>Note on</w:t>
       </w:r>
       <w:r>
-        <w:t xml:space="preserve"> </w:t>
-      </w:r>
-      <w:r>
-        <w:t xml:space="preserve">logit </w:t>
+        <w:t xml:space="preserve"> logit </w:t>
       </w:r>
       <m:oMath>
         <m:r>
@@ -1627,7 +1624,13 @@
         <w:t xml:space="preserve"> </w:t>
       </w:r>
       <w:r>
-        <w:t>is the row, unnormalized score that the model assigns to each token before converting it to probability.</w:t>
+        <w:t>is the r</w:t>
+      </w:r>
+      <w:r>
+        <w:t>a</w:t>
+      </w:r>
+      <w:r>
+        <w:t>w, unnormalized score that the model assigns to each token before converting it to probability.</w:t>
       </w:r>
     </w:p>
     <w:p>
@@ -1805,13 +1808,7 @@
           <w:rPr>
             <w:rFonts w:ascii="Cambria Math" w:eastAsiaTheme="minorEastAsia" w:hAnsi="Cambria Math"/>
           </w:rPr>
-          <m:t>E</m:t>
-        </m:r>
-        <m:r>
-          <w:rPr>
-            <w:rFonts w:ascii="Cambria Math" w:eastAsiaTheme="minorEastAsia" w:hAnsi="Cambria Math"/>
-          </w:rPr>
-          <m:t>∈</m:t>
+          <m:t>E∈</m:t>
         </m:r>
         <m:sSup>
           <m:sSupPr>
@@ -2329,13 +2326,7 @@
               <w:rPr>
                 <w:rFonts w:ascii="Cambria Math" w:hAnsi="Cambria Math"/>
               </w:rPr>
-              <m:t>t,</m:t>
-            </m:r>
-            <m:r>
-              <w:rPr>
-                <w:rFonts w:ascii="Cambria Math" w:hAnsi="Cambria Math"/>
-              </w:rPr>
-              <m:t>v</m:t>
+              <m:t>t,v</m:t>
             </m:r>
           </m:sub>
         </m:sSub>
@@ -2425,19 +2416,7 @@
         <w:rPr>
           <w:rFonts w:eastAsiaTheme="minorEastAsia"/>
         </w:rPr>
-        <w:t xml:space="preserve">     (log.</w:t>
-      </w:r>
-      <w:r>
-        <w:rPr>
-          <w:rFonts w:eastAsiaTheme="minorEastAsia"/>
-        </w:rPr>
-        <w:t>2</w:t>
-      </w:r>
-      <w:r>
-        <w:rPr>
-          <w:rFonts w:eastAsiaTheme="minorEastAsia"/>
-        </w:rPr>
-        <w:t>)</w:t>
+        <w:t xml:space="preserve">     (log.2)</w:t>
       </w:r>
     </w:p>
     <w:p>
@@ -2727,13 +2706,7 @@
         <w:rPr>
           <w:rFonts w:eastAsiaTheme="minorEastAsia"/>
         </w:rPr>
-        <w:t xml:space="preserve">The full logit matrix </w:t>
-      </w:r>
-      <w:r>
-        <w:rPr>
-          <w:rFonts w:eastAsiaTheme="minorEastAsia"/>
-        </w:rPr>
-        <w:t>for one forward pass is then just all these dot products stacked:</w:t>
+        <w:t>The full logit matrix for one forward pass is then just all these dot products stacked:</w:t>
       </w:r>
     </w:p>
     <w:p>
@@ -2872,13 +2845,7 @@
           <w:rPr>
             <w:rFonts w:ascii="Cambria Math" w:eastAsiaTheme="minorEastAsia" w:hAnsi="Cambria Math"/>
           </w:rPr>
-          <m:t>t</m:t>
-        </m:r>
-        <m:r>
-          <w:rPr>
-            <w:rFonts w:ascii="Cambria Math" w:eastAsiaTheme="minorEastAsia" w:hAnsi="Cambria Math"/>
-          </w:rPr>
-          <m:t>∈</m:t>
+          <m:t>t∈</m:t>
         </m:r>
         <m:d>
           <m:dPr>
@@ -3191,13 +3158,7 @@
               <w:rPr>
                 <w:rFonts w:ascii="Cambria Math" w:hAnsi="Cambria Math"/>
               </w:rPr>
-              <m:t>*</m:t>
-            </m:r>
-            <m:r>
-              <w:rPr>
-                <w:rFonts w:ascii="Cambria Math" w:hAnsi="Cambria Math"/>
-              </w:rPr>
-              <m:t>,v</m:t>
+              <m:t>*,v</m:t>
             </m:r>
           </m:sub>
         </m:sSub>
@@ -3692,16 +3653,7 @@
                   <w:rPr>
                     <w:rFonts w:ascii="Cambria Math" w:hAnsi="Cambria Math"/>
                   </w:rPr>
-                  <m:t>arg</m:t>
-                </m:r>
-                <m:r>
-                  <m:rPr>
-                    <m:sty m:val="p"/>
-                  </m:rPr>
-                  <w:rPr>
-                    <w:rFonts w:ascii="Cambria Math" w:hAnsi="Cambria Math"/>
-                  </w:rPr>
-                  <m:t>max</m:t>
+                  <m:t>argmax</m:t>
                 </m:r>
               </m:e>
               <m:lim>
@@ -4541,13 +4493,7 @@
               <w:rPr>
                 <w:rFonts w:ascii="Cambria Math" w:eastAsiaTheme="minorEastAsia" w:hAnsi="Cambria Math"/>
               </w:rPr>
-              <m:t>h,</m:t>
-            </m:r>
-            <m:r>
-              <w:rPr>
-                <w:rFonts w:ascii="Cambria Math" w:eastAsiaTheme="minorEastAsia" w:hAnsi="Cambria Math"/>
-              </w:rPr>
-              <m:t>l</m:t>
+              <m:t>h,l</m:t>
             </m:r>
           </m:e>
         </m:d>
@@ -4555,13 +4501,7 @@
           <w:rPr>
             <w:rFonts w:ascii="Cambria Math" w:eastAsiaTheme="minorEastAsia" w:hAnsi="Cambria Math"/>
           </w:rPr>
-          <m:t>=</m:t>
-        </m:r>
-        <m:r>
-          <w:rPr>
-            <w:rFonts w:ascii="Cambria Math" w:eastAsiaTheme="minorEastAsia" w:hAnsi="Cambria Math"/>
-          </w:rPr>
-          <m:t>-</m:t>
+          <m:t>=-</m:t>
         </m:r>
         <m:sSub>
           <m:sSubPr>
@@ -4851,19 +4791,7 @@
               <w:rPr>
                 <w:rFonts w:ascii="Cambria Math" w:eastAsiaTheme="minorEastAsia" w:hAnsi="Cambria Math"/>
               </w:rPr>
-              <m:t>t</m:t>
-            </m:r>
-            <m:r>
-              <w:rPr>
-                <w:rFonts w:ascii="Cambria Math" w:eastAsiaTheme="minorEastAsia" w:hAnsi="Cambria Math"/>
-              </w:rPr>
-              <m:t>-1</m:t>
-            </m:r>
-            <m:r>
-              <w:rPr>
-                <w:rFonts w:ascii="Cambria Math" w:eastAsiaTheme="minorEastAsia" w:hAnsi="Cambria Math"/>
-              </w:rPr>
-              <m:t>,k</m:t>
+              <m:t>t-1,k</m:t>
             </m:r>
           </m:sub>
           <m:sup>
@@ -5833,13 +5761,7 @@
                   <w:rPr>
                     <w:rFonts w:ascii="Cambria Math" w:eastAsiaTheme="minorEastAsia" w:hAnsi="Cambria Math"/>
                   </w:rPr>
-                  <m:t>t,</m:t>
-                </m:r>
-                <m:r>
-                  <w:rPr>
-                    <w:rFonts w:ascii="Cambria Math" w:eastAsiaTheme="minorEastAsia" w:hAnsi="Cambria Math"/>
-                  </w:rPr>
-                  <m:t>1</m:t>
+                  <m:t>t,1</m:t>
                 </m:r>
               </m:sub>
               <m:sup>
@@ -5891,13 +5813,7 @@
                   <w:rPr>
                     <w:rFonts w:ascii="Cambria Math" w:eastAsiaTheme="minorEastAsia" w:hAnsi="Cambria Math"/>
                   </w:rPr>
-                  <m:t>t,</m:t>
-                </m:r>
-                <m:r>
-                  <w:rPr>
-                    <w:rFonts w:ascii="Cambria Math" w:eastAsiaTheme="minorEastAsia" w:hAnsi="Cambria Math"/>
-                  </w:rPr>
-                  <m:t>2</m:t>
+                  <m:t>t,2</m:t>
                 </m:r>
               </m:sub>
               <m:sup>
@@ -5949,13 +5865,7 @@
                   <w:rPr>
                     <w:rFonts w:ascii="Cambria Math" w:eastAsiaTheme="minorEastAsia" w:hAnsi="Cambria Math"/>
                   </w:rPr>
-                  <m:t>t,</m:t>
-                </m:r>
-                <m:r>
-                  <w:rPr>
-                    <w:rFonts w:ascii="Cambria Math" w:eastAsiaTheme="minorEastAsia" w:hAnsi="Cambria Math"/>
-                  </w:rPr>
-                  <m:t>K</m:t>
+                  <m:t>t,K</m:t>
                 </m:r>
               </m:sub>
               <m:sup>
@@ -6181,7 +6091,7 @@
           <w:noProof/>
         </w:rPr>
         <w:drawing>
-          <wp:inline distT="0" distB="0" distL="0" distR="0" wp14:anchorId="577E0401" wp14:editId="2B200F30">
+          <wp:inline distT="0" distB="0" distL="0" distR="0" wp14:anchorId="577E0401" wp14:editId="616B12AE">
             <wp:extent cx="5943600" cy="4474210"/>
             <wp:effectExtent l="0" t="0" r="0" b="0"/>
             <wp:docPr id="817325425" name="Picture 3" descr="A screenshot of a computer&#10;&#10;AI-generated content may be incorrect."/>
@@ -6230,7 +6140,7 @@
           <w:noProof/>
         </w:rPr>
         <w:drawing>
-          <wp:inline distT="0" distB="0" distL="0" distR="0" wp14:anchorId="5F9086F2" wp14:editId="0E6DF36B">
+          <wp:inline distT="0" distB="0" distL="0" distR="0" wp14:anchorId="5F9086F2" wp14:editId="0184DEFC">
             <wp:extent cx="5943600" cy="1882140"/>
             <wp:effectExtent l="0" t="0" r="0" b="0"/>
             <wp:docPr id="245746077" name="Picture 4" descr="A screenshot of a computer&#10;&#10;AI-generated content may be incorrect."/>
@@ -6445,21 +6355,7 @@
             <w:rStyle w:val="Hyperlink"/>
             <w:rFonts w:eastAsiaTheme="minorEastAsia"/>
           </w:rPr>
-          <w:t>model_gaussian_vtheta.py, l</w:t>
-        </w:r>
-        <w:r>
-          <w:rPr>
-            <w:rStyle w:val="Hyperlink"/>
-            <w:rFonts w:eastAsiaTheme="minorEastAsia"/>
-          </w:rPr>
-          <w:t>i</w:t>
-        </w:r>
-        <w:r>
-          <w:rPr>
-            <w:rStyle w:val="Hyperlink"/>
-            <w:rFonts w:eastAsiaTheme="minorEastAsia"/>
-          </w:rPr>
-          <w:t>nes 93-95</w:t>
+          <w:t>model_gaussian_vtheta.py, lines 93-95</w:t>
         </w:r>
       </w:hyperlink>
       <w:r>
@@ -6710,31 +6606,7 @@
           <w:sz w:val="17"/>
           <w:szCs w:val="17"/>
         </w:rPr>
-        <w:t>.</w:t>
-      </w:r>
-      <w:r>
-        <w:rPr>
-          <w:rFonts w:ascii="Consolas" w:eastAsiaTheme="minorEastAsia" w:hAnsi="Consolas" w:cs="Consolas"/>
-          <w:sz w:val="17"/>
-          <w:szCs w:val="17"/>
-        </w:rPr>
-        <w:t>a</w:t>
-      </w:r>
-      <w:r>
-        <w:rPr>
-          <w:rFonts w:ascii="Consolas" w:eastAsiaTheme="minorEastAsia" w:hAnsi="Consolas" w:cs="Consolas"/>
-          <w:sz w:val="17"/>
-          <w:szCs w:val="17"/>
-        </w:rPr>
-        <w:t>_proj(xi)</w:t>
-      </w:r>
-      <w:r>
-        <w:rPr>
-          <w:rFonts w:ascii="Consolas" w:eastAsiaTheme="minorEastAsia" w:hAnsi="Consolas" w:cs="Consolas"/>
-          <w:sz w:val="17"/>
-          <w:szCs w:val="17"/>
-        </w:rPr>
-        <w:t>)</w:t>
+        <w:t>.a_proj(xi))</w:t>
       </w:r>
       <w:r>
         <w:rPr>
@@ -6930,7 +6802,7 @@
           <w:noProof/>
         </w:rPr>
         <w:drawing>
-          <wp:inline distT="0" distB="0" distL="0" distR="0" wp14:anchorId="04D8270D" wp14:editId="256D205D">
+          <wp:inline distT="0" distB="0" distL="0" distR="0" wp14:anchorId="04D8270D" wp14:editId="6230B461">
             <wp:extent cx="5943600" cy="2836545"/>
             <wp:effectExtent l="0" t="0" r="0" b="0"/>
             <wp:docPr id="839376310" name="Picture 6" descr="A screenshot of a computer&#10;&#10;AI-generated content may be incorrect."/>
@@ -7066,13 +6938,7 @@
         <w:rPr>
           <w:rFonts w:eastAsiaTheme="minorEastAsia"/>
         </w:rPr>
-        <w:t xml:space="preserve">, </w:t>
-      </w:r>
-      <w:r>
-        <w:rPr>
-          <w:rFonts w:eastAsiaTheme="minorEastAsia"/>
-        </w:rPr>
-        <w:t xml:space="preserve">the largest single block </w:t>
+        <w:t xml:space="preserve">, the largest single block </w:t>
       </w:r>
       <w:r>
         <w:rPr>
@@ -7099,13 +6965,7 @@
           <w:rPr>
             <w:rFonts w:ascii="Cambria Math" w:eastAsiaTheme="minorEastAsia" w:hAnsi="Cambria Math"/>
           </w:rPr>
-          <m:t>V=</m:t>
-        </m:r>
-        <m:r>
-          <w:rPr>
-            <w:rFonts w:ascii="Cambria Math" w:eastAsiaTheme="minorEastAsia" w:hAnsi="Cambria Math"/>
-          </w:rPr>
-          <m:t>50257, d=384</m:t>
+          <m:t>V=50257, d=384</m:t>
         </m:r>
       </m:oMath>
       <w:r>
@@ -7564,7 +7424,7 @@
           <w:noProof/>
         </w:rPr>
         <w:drawing>
-          <wp:inline distT="0" distB="0" distL="0" distR="0" wp14:anchorId="6722D420" wp14:editId="1B347AAB">
+          <wp:inline distT="0" distB="0" distL="0" distR="0" wp14:anchorId="6722D420" wp14:editId="2462179D">
             <wp:extent cx="5943600" cy="2701925"/>
             <wp:effectExtent l="0" t="0" r="0" b="3175"/>
             <wp:docPr id="2093728463" name="Picture 7" descr="A screenshot of a computer program&#10;&#10;AI-generated content may be incorrect."/>
@@ -7677,13 +7537,7 @@
           <w:rPr>
             <w:rFonts w:ascii="Cambria Math" w:eastAsiaTheme="minorEastAsia" w:hAnsi="Cambria Math"/>
           </w:rPr>
-          <m:t>E</m:t>
-        </m:r>
-        <m:r>
-          <w:rPr>
-            <w:rFonts w:ascii="Cambria Math" w:eastAsiaTheme="minorEastAsia" w:hAnsi="Cambria Math"/>
-          </w:rPr>
-          <m:t>∈</m:t>
+          <m:t>E∈</m:t>
         </m:r>
         <m:sSup>
           <m:sSupPr>
@@ -8558,7 +8412,7 @@
           <w:noProof/>
         </w:rPr>
         <w:drawing>
-          <wp:inline distT="0" distB="0" distL="0" distR="0" wp14:anchorId="6CB59F5F" wp14:editId="64E44DE7">
+          <wp:inline distT="0" distB="0" distL="0" distR="0" wp14:anchorId="6CB59F5F" wp14:editId="7813A306">
             <wp:extent cx="5943600" cy="4799330"/>
             <wp:effectExtent l="0" t="0" r="0" b="1270"/>
             <wp:docPr id="318745431" name="Picture 9" descr="A screenshot of a computer&#10;&#10;AI-generated content may be incorrect."/>
@@ -8620,7 +8474,7 @@
         </w:rPr>
         <w:lastRenderedPageBreak/>
         <w:drawing>
-          <wp:inline distT="0" distB="0" distL="0" distR="0" wp14:anchorId="6CB8A5EE" wp14:editId="5F62CB1C">
+          <wp:inline distT="0" distB="0" distL="0" distR="0" wp14:anchorId="6CB8A5EE" wp14:editId="2B9B18D0">
             <wp:extent cx="5943600" cy="4166235"/>
             <wp:effectExtent l="0" t="0" r="0" b="0"/>
             <wp:docPr id="2073522372" name="Picture 10" descr="A screenshot of a computer&#10;&#10;AI-generated content may be incorrect."/>
@@ -9099,7 +8953,43 @@
           <w:sz w:val="17"/>
           <w:szCs w:val="17"/>
         </w:rPr>
-        <w:t xml:space="preserve">logit_{t,v} = h_L[t] </w:t>
+        <w:t>logit_{</w:t>
+      </w:r>
+      <w:proofErr w:type="spellStart"/>
+      <w:r>
+        <w:rPr>
+          <w:rFonts w:ascii="Consolas" w:eastAsiaTheme="minorEastAsia" w:hAnsi="Consolas" w:cs="Consolas"/>
+          <w:sz w:val="17"/>
+          <w:szCs w:val="17"/>
+        </w:rPr>
+        <w:t>t,v</w:t>
+      </w:r>
+      <w:proofErr w:type="spellEnd"/>
+      <w:r>
+        <w:rPr>
+          <w:rFonts w:ascii="Consolas" w:eastAsiaTheme="minorEastAsia" w:hAnsi="Consolas" w:cs="Consolas"/>
+          <w:sz w:val="17"/>
+          <w:szCs w:val="17"/>
+        </w:rPr>
+        <w:t xml:space="preserve">} = </w:t>
+      </w:r>
+      <w:proofErr w:type="spellStart"/>
+      <w:r>
+        <w:rPr>
+          <w:rFonts w:ascii="Consolas" w:eastAsiaTheme="minorEastAsia" w:hAnsi="Consolas" w:cs="Consolas"/>
+          <w:sz w:val="17"/>
+          <w:szCs w:val="17"/>
+        </w:rPr>
+        <w:t>h_L</w:t>
+      </w:r>
+      <w:proofErr w:type="spellEnd"/>
+      <w:r>
+        <w:rPr>
+          <w:rFonts w:ascii="Consolas" w:eastAsiaTheme="minorEastAsia" w:hAnsi="Consolas" w:cs="Consolas"/>
+          <w:sz w:val="17"/>
+          <w:szCs w:val="17"/>
+        </w:rPr>
+        <w:t xml:space="preserve">[t] </w:t>
       </w:r>
       <m:oMath>
         <m:r>
@@ -9147,7 +9037,6 @@
         </w:rPr>
         <w:t xml:space="preserve"> </w:t>
       </w:r>
-      <w:proofErr w:type="spellStart"/>
       <w:r>
         <w:rPr>
           <w:rFonts w:ascii="Consolas" w:eastAsiaTheme="minorEastAsia" w:hAnsi="Consolas" w:cs="Consolas"/>
@@ -9156,7 +9045,6 @@
         </w:rPr>
         <w:t>E</w:t>
       </w:r>
-      <w:proofErr w:type="spellEnd"/>
       <w:r>
         <w:rPr>
           <w:rFonts w:eastAsiaTheme="minorEastAsia"/>
@@ -9610,13 +9498,7 @@
                     <w:rPr>
                       <w:rFonts w:ascii="Cambria Math" w:eastAsiaTheme="minorEastAsia" w:hAnsi="Cambria Math"/>
                     </w:rPr>
-                    <m:t xml:space="preserve"> </m:t>
-                  </m:r>
-                  <m:r>
-                    <w:rPr>
-                      <w:rFonts w:ascii="Cambria Math" w:eastAsiaTheme="minorEastAsia" w:hAnsi="Cambria Math"/>
-                    </w:rPr>
-                    <m:t>2</m:t>
+                    <m:t xml:space="preserve"> 2</m:t>
                   </m:r>
                 </m:e>
               </m:groupChr>
@@ -9664,13 +9546,7 @@
                     <w:rPr>
                       <w:rFonts w:ascii="Cambria Math" w:eastAsiaTheme="minorEastAsia" w:hAnsi="Cambria Math"/>
                     </w:rPr>
-                    <m:t xml:space="preserve"> </m:t>
-                  </m:r>
-                  <m:r>
-                    <w:rPr>
-                      <w:rFonts w:ascii="Cambria Math" w:eastAsiaTheme="minorEastAsia" w:hAnsi="Cambria Math"/>
-                    </w:rPr>
-                    <m:t>L</m:t>
+                    <m:t xml:space="preserve"> L</m:t>
                   </m:r>
                 </m:e>
               </m:groupChr>
@@ -10059,13 +9935,7 @@
               <w:rPr>
                 <w:rFonts w:ascii="Cambria Math" w:eastAsiaTheme="minorEastAsia" w:hAnsi="Cambria Math"/>
               </w:rPr>
-              <m:t>t</m:t>
-            </m:r>
-            <m:r>
-              <w:rPr>
-                <w:rFonts w:ascii="Cambria Math" w:eastAsiaTheme="minorEastAsia" w:hAnsi="Cambria Math"/>
-              </w:rPr>
-              <m:t xml:space="preserve">: </m:t>
+              <m:t xml:space="preserve">t: </m:t>
             </m:r>
             <m:sSub>
               <m:sSubPr>
@@ -11215,7 +11085,7 @@
           <w:noProof/>
         </w:rPr>
         <w:drawing>
-          <wp:inline distT="0" distB="0" distL="0" distR="0" wp14:anchorId="7157C806" wp14:editId="591284E6">
+          <wp:inline distT="0" distB="0" distL="0" distR="0" wp14:anchorId="7157C806" wp14:editId="57888675">
             <wp:extent cx="5943600" cy="2910840"/>
             <wp:effectExtent l="0" t="0" r="0" b="0"/>
             <wp:docPr id="2050059656" name="Picture 8" descr="A screenshot of a computer&#10;&#10;AI-generated content may be incorrect."/>
@@ -11526,7 +11396,7 @@
           <w:noProof/>
         </w:rPr>
         <w:drawing>
-          <wp:inline distT="0" distB="0" distL="0" distR="0" wp14:anchorId="5D515D02" wp14:editId="1569F065">
+          <wp:inline distT="0" distB="0" distL="0" distR="0" wp14:anchorId="5D515D02" wp14:editId="159D8874">
             <wp:extent cx="5943600" cy="3600450"/>
             <wp:effectExtent l="0" t="0" r="0" b="6350"/>
             <wp:docPr id="705680793" name="Picture 11" descr="A screenshot of a computer&#10;&#10;AI-generated content may be incorrect."/>
@@ -11576,7 +11446,7 @@
         </w:rPr>
         <w:lastRenderedPageBreak/>
         <w:drawing>
-          <wp:inline distT="0" distB="0" distL="0" distR="0" wp14:anchorId="1C37FDED" wp14:editId="2B153F85">
+          <wp:inline distT="0" distB="0" distL="0" distR="0" wp14:anchorId="1C37FDED" wp14:editId="41347C9E">
             <wp:extent cx="5943600" cy="3856355"/>
             <wp:effectExtent l="0" t="0" r="0" b="4445"/>
             <wp:docPr id="731719387" name="Picture 12" descr="A screenshot of a computer&#10;&#10;AI-generated content may be incorrect."/>
@@ -11624,7 +11494,7 @@
           <w:noProof/>
         </w:rPr>
         <w:drawing>
-          <wp:inline distT="0" distB="0" distL="0" distR="0" wp14:anchorId="3E501A37" wp14:editId="246EA4BC">
+          <wp:inline distT="0" distB="0" distL="0" distR="0" wp14:anchorId="3E501A37" wp14:editId="029FA2C8">
             <wp:extent cx="5943600" cy="2912745"/>
             <wp:effectExtent l="0" t="0" r="0" b="0"/>
             <wp:docPr id="939587513" name="Picture 13" descr="A screenshot of a black screen&#10;&#10;AI-generated content may be incorrect."/>
@@ -11673,7 +11543,7 @@
         </w:rPr>
         <w:lastRenderedPageBreak/>
         <w:drawing>
-          <wp:inline distT="0" distB="0" distL="0" distR="0" wp14:anchorId="61638351" wp14:editId="39BD0B7E">
+          <wp:inline distT="0" distB="0" distL="0" distR="0" wp14:anchorId="61638351" wp14:editId="48EE8CE2">
             <wp:extent cx="5943600" cy="1521460"/>
             <wp:effectExtent l="0" t="0" r="0" b="2540"/>
             <wp:docPr id="1139047042" name="Picture 14" descr="A black background with white text&#10;&#10;AI-generated content may be incorrect."/>
@@ -11721,7 +11591,7 @@
           <w:noProof/>
         </w:rPr>
         <w:drawing>
-          <wp:inline distT="0" distB="0" distL="0" distR="0" wp14:anchorId="4C8821FC" wp14:editId="7C1E840E">
+          <wp:inline distT="0" distB="0" distL="0" distR="0" wp14:anchorId="4C8821FC" wp14:editId="5987C71D">
             <wp:extent cx="5943600" cy="4600575"/>
             <wp:effectExtent l="0" t="0" r="0" b="0"/>
             <wp:docPr id="323468087" name="Picture 15" descr="A screenshot of a computer program&#10;&#10;AI-generated content may be incorrect."/>
@@ -11770,7 +11640,7 @@
         </w:rPr>
         <w:lastRenderedPageBreak/>
         <w:drawing>
-          <wp:inline distT="0" distB="0" distL="0" distR="0" wp14:anchorId="7695B1F6" wp14:editId="72D54E01">
+          <wp:inline distT="0" distB="0" distL="0" distR="0" wp14:anchorId="7695B1F6" wp14:editId="0EC5E8FC">
             <wp:extent cx="5943600" cy="4526280"/>
             <wp:effectExtent l="0" t="0" r="0" b="0"/>
             <wp:docPr id="1562946198" name="Picture 16" descr="A screenshot of a computer&#10;&#10;AI-generated content may be incorrect."/>
@@ -11819,7 +11689,7 @@
         </w:rPr>
         <w:lastRenderedPageBreak/>
         <w:drawing>
-          <wp:inline distT="0" distB="0" distL="0" distR="0" wp14:anchorId="0F58F064" wp14:editId="4F28FF41">
+          <wp:inline distT="0" distB="0" distL="0" distR="0" wp14:anchorId="0F58F064" wp14:editId="4B5ECC06">
             <wp:extent cx="5943600" cy="5029835"/>
             <wp:effectExtent l="0" t="0" r="0" b="0"/>
             <wp:docPr id="367381067" name="Picture 17" descr="A screenshot of a black and white screen&#10;&#10;AI-generated content may be incorrect."/>
@@ -11868,7 +11738,7 @@
         </w:rPr>
         <w:lastRenderedPageBreak/>
         <w:drawing>
-          <wp:inline distT="0" distB="0" distL="0" distR="0" wp14:anchorId="2974E1A5" wp14:editId="3E0489D8">
+          <wp:inline distT="0" distB="0" distL="0" distR="0" wp14:anchorId="2974E1A5" wp14:editId="5101C13B">
             <wp:extent cx="5943600" cy="3570605"/>
             <wp:effectExtent l="0" t="0" r="0" b="0"/>
             <wp:docPr id="1736844282" name="Picture 18" descr="A screenshot of a computer&#10;&#10;AI-generated content may be incorrect."/>
@@ -11917,7 +11787,7 @@
         </w:rPr>
         <w:lastRenderedPageBreak/>
         <w:drawing>
-          <wp:inline distT="0" distB="0" distL="0" distR="0" wp14:anchorId="4B1AEF13" wp14:editId="58FB5BFB">
+          <wp:inline distT="0" distB="0" distL="0" distR="0" wp14:anchorId="4B1AEF13" wp14:editId="33F82074">
             <wp:extent cx="5943600" cy="4667885"/>
             <wp:effectExtent l="0" t="0" r="0" b="5715"/>
             <wp:docPr id="1139592989" name="Picture 19" descr="A screenshot of a computer&#10;&#10;AI-generated content may be incorrect."/>
@@ -11970,7 +11840,7 @@
 </file>
 
 <file path=word/endnotes.xml><?xml version="1.0" encoding="utf-8"?>
-<w:endnotes xmlns:wpc="http://schemas.microsoft.com/office/word/2010/wordprocessingCanvas" xmlns:cx="http://schemas.microsoft.com/office/drawing/2014/chartex" xmlns:cx1="http://schemas.microsoft.com/office/drawing/2015/9/8/chartex" xmlns:cx2="http://schemas.microsoft.com/office/drawing/2015/10/21/chartex" xmlns:cx3="http://schemas.microsoft.com/office/drawing/2016/5/9/chartex" xmlns:cx4="http://schemas.microsoft.com/office/drawing/2016/5/10/chartex" xmlns:cx5="http://schemas.microsoft.com/office/drawing/2016/5/11/chartex" xmlns:cx6="http://schemas.microsoft.com/office/drawing/2016/5/12/chartex" xmlns:cx7="http://schemas.microsoft.com/office/drawing/2016/5/13/chartex" xmlns:cx8="http://schemas.microsoft.com/office/drawing/2016/5/14/chartex" xmlns:mc="http://schemas.openxmlformats.org/markup-compatibility/2006" xmlns:aink="http://schemas.microsoft.com/office/drawing/2016/ink" xmlns:am3d="http://schemas.microsoft.com/office/drawing/2017/model3d" xmlns:o="urn:schemas-microsoft-com:office:office" xmlns:oel="http://schemas.microsoft.com/office/2019/extlst" xmlns:r="http://schemas.openxmlformats.org/officeDocument/2006/relationships" xmlns:m="http://schemas.openxmlformats.org/officeDocument/2006/math" xmlns:v="urn:schemas-microsoft-com:vml" xmlns:wp14="http://schemas.microsoft.com/office/word/2010/wordprocessingDrawing" xmlns:wp="http://schemas.openxmlformats.org/drawingml/2006/wordprocessingDrawing" xmlns:w10="urn:schemas-microsoft-com:office:word" xmlns:w="http://schemas.openxmlformats.org/wordprocessingml/2006/main" xmlns:w14="http://schemas.microsoft.com/office/word/2010/wordml" xmlns:w15="http://schemas.microsoft.com/office/word/2012/wordml" xmlns:w16cex="http://schemas.microsoft.com/office/word/2018/wordml/cex" xmlns:w16cid="http://schemas.microsoft.com/office/word/2016/wordml/cid" xmlns:w16="http://schemas.microsoft.com/office/word/2018/wordml" xmlns:w16du="http://schemas.microsoft.com/office/word/2023/wordml/word16du" xmlns:w16sdtdh="http://schemas.microsoft.com/office/word/2020/wordml/sdtdatahash" xmlns:w16sdtfl="http://schemas.microsoft.com/office/word/2024/wordml/sdtformatlock" xmlns:w16se="http://schemas.microsoft.com/office/word/2015/wordml/symex" xmlns:wpg="http://schemas.microsoft.com/office/word/2010/wordprocessingGroup" xmlns:wpi="http://schemas.microsoft.com/office/word/2010/wordprocessingInk" xmlns:wne="http://schemas.microsoft.com/office/word/2006/wordml" xmlns:wps="http://schemas.microsoft.com/office/word/2010/wordprocessingShape" mc:Ignorable="w14 w15 w16se w16cid w16 w16cex w16sdtdh w16sdtfl w16du wp14">
+<w:endnotes xmlns:wpc="http://schemas.microsoft.com/office/word/2010/wordprocessingCanvas" xmlns:cx="http://schemas.microsoft.com/office/drawing/2014/chartex" xmlns:cx1="http://schemas.microsoft.com/office/drawing/2015/9/8/chartex" xmlns:cx2="http://schemas.microsoft.com/office/drawing/2015/10/21/chartex" xmlns:cx3="http://schemas.microsoft.com/office/drawing/2016/5/9/chartex" xmlns:cx4="http://schemas.microsoft.com/office/drawing/2016/5/10/chartex" xmlns:cx5="http://schemas.microsoft.com/office/drawing/2016/5/11/chartex" xmlns:cx6="http://schemas.microsoft.com/office/drawing/2016/5/12/chartex" xmlns:cx7="http://schemas.microsoft.com/office/drawing/2016/5/13/chartex" xmlns:cx8="http://schemas.microsoft.com/office/drawing/2016/5/14/chartex" xmlns:mc="http://schemas.openxmlformats.org/markup-compatibility/2006" xmlns:aink="http://schemas.microsoft.com/office/drawing/2016/ink" xmlns:am3d="http://schemas.microsoft.com/office/drawing/2017/model3d" xmlns:o="urn:schemas-microsoft-com:office:office" xmlns:oel="http://schemas.microsoft.com/office/2019/extlst" xmlns:r="http://schemas.openxmlformats.org/officeDocument/2006/relationships" xmlns:m="http://schemas.openxmlformats.org/officeDocument/2006/math" xmlns:v="urn:schemas-microsoft-com:vml" xmlns:wp14="http://schemas.microsoft.com/office/word/2010/wordprocessingDrawing" xmlns:wp="http://schemas.openxmlformats.org/drawingml/2006/wordprocessingDrawing" xmlns:w10="urn:schemas-microsoft-com:office:word" xmlns:w="http://schemas.openxmlformats.org/wordprocessingml/2006/main" xmlns:w14="http://schemas.microsoft.com/office/word/2010/wordml" xmlns:w15="http://schemas.microsoft.com/office/word/2012/wordml" xmlns:w16cex="http://schemas.microsoft.com/office/word/2018/wordml/cex" xmlns:w16cid="http://schemas.microsoft.com/office/word/2016/wordml/cid" xmlns:w16="http://schemas.microsoft.com/office/word/2018/wordml" xmlns:w16sdtdh="http://schemas.microsoft.com/office/word/2020/wordml/sdtdatahash" xmlns:w16se="http://schemas.microsoft.com/office/word/2015/wordml/symex" xmlns:wpg="http://schemas.microsoft.com/office/word/2010/wordprocessingGroup" xmlns:wpi="http://schemas.microsoft.com/office/word/2010/wordprocessingInk" xmlns:wne="http://schemas.microsoft.com/office/word/2006/wordml" xmlns:wps="http://schemas.microsoft.com/office/word/2010/wordprocessingShape" mc:Ignorable="w14 w15 w16se w16cid w16 w16cex w16sdtdh wp14">
   <w:endnote w:type="separator" w:id="-1">
     <w:p>
       <w:pPr>
@@ -11995,7 +11865,7 @@
 </file>
 
 <file path=word/footnotes.xml><?xml version="1.0" encoding="utf-8"?>
-<w:footnotes xmlns:wpc="http://schemas.microsoft.com/office/word/2010/wordprocessingCanvas" xmlns:cx="http://schemas.microsoft.com/office/drawing/2014/chartex" xmlns:cx1="http://schemas.microsoft.com/office/drawing/2015/9/8/chartex" xmlns:cx2="http://schemas.microsoft.com/office/drawing/2015/10/21/chartex" xmlns:cx3="http://schemas.microsoft.com/office/drawing/2016/5/9/chartex" xmlns:cx4="http://schemas.microsoft.com/office/drawing/2016/5/10/chartex" xmlns:cx5="http://schemas.microsoft.com/office/drawing/2016/5/11/chartex" xmlns:cx6="http://schemas.microsoft.com/office/drawing/2016/5/12/chartex" xmlns:cx7="http://schemas.microsoft.com/office/drawing/2016/5/13/chartex" xmlns:cx8="http://schemas.microsoft.com/office/drawing/2016/5/14/chartex" xmlns:mc="http://schemas.openxmlformats.org/markup-compatibility/2006" xmlns:aink="http://schemas.microsoft.com/office/drawing/2016/ink" xmlns:am3d="http://schemas.microsoft.com/office/drawing/2017/model3d" xmlns:o="urn:schemas-microsoft-com:office:office" xmlns:oel="http://schemas.microsoft.com/office/2019/extlst" xmlns:r="http://schemas.openxmlformats.org/officeDocument/2006/relationships" xmlns:m="http://schemas.openxmlformats.org/officeDocument/2006/math" xmlns:v="urn:schemas-microsoft-com:vml" xmlns:wp14="http://schemas.microsoft.com/office/word/2010/wordprocessingDrawing" xmlns:wp="http://schemas.openxmlformats.org/drawingml/2006/wordprocessingDrawing" xmlns:w10="urn:schemas-microsoft-com:office:word" xmlns:w="http://schemas.openxmlformats.org/wordprocessingml/2006/main" xmlns:w14="http://schemas.microsoft.com/office/word/2010/wordml" xmlns:w15="http://schemas.microsoft.com/office/word/2012/wordml" xmlns:w16cex="http://schemas.microsoft.com/office/word/2018/wordml/cex" xmlns:w16cid="http://schemas.microsoft.com/office/word/2016/wordml/cid" xmlns:w16="http://schemas.microsoft.com/office/word/2018/wordml" xmlns:w16du="http://schemas.microsoft.com/office/word/2023/wordml/word16du" xmlns:w16sdtdh="http://schemas.microsoft.com/office/word/2020/wordml/sdtdatahash" xmlns:w16sdtfl="http://schemas.microsoft.com/office/word/2024/wordml/sdtformatlock" xmlns:w16se="http://schemas.microsoft.com/office/word/2015/wordml/symex" xmlns:wpg="http://schemas.microsoft.com/office/word/2010/wordprocessingGroup" xmlns:wpi="http://schemas.microsoft.com/office/word/2010/wordprocessingInk" xmlns:wne="http://schemas.microsoft.com/office/word/2006/wordml" xmlns:wps="http://schemas.microsoft.com/office/word/2010/wordprocessingShape" mc:Ignorable="w14 w15 w16se w16cid w16 w16cex w16sdtdh w16sdtfl w16du wp14">
+<w:footnotes xmlns:wpc="http://schemas.microsoft.com/office/word/2010/wordprocessingCanvas" xmlns:cx="http://schemas.microsoft.com/office/drawing/2014/chartex" xmlns:cx1="http://schemas.microsoft.com/office/drawing/2015/9/8/chartex" xmlns:cx2="http://schemas.microsoft.com/office/drawing/2015/10/21/chartex" xmlns:cx3="http://schemas.microsoft.com/office/drawing/2016/5/9/chartex" xmlns:cx4="http://schemas.microsoft.com/office/drawing/2016/5/10/chartex" xmlns:cx5="http://schemas.microsoft.com/office/drawing/2016/5/11/chartex" xmlns:cx6="http://schemas.microsoft.com/office/drawing/2016/5/12/chartex" xmlns:cx7="http://schemas.microsoft.com/office/drawing/2016/5/13/chartex" xmlns:cx8="http://schemas.microsoft.com/office/drawing/2016/5/14/chartex" xmlns:mc="http://schemas.openxmlformats.org/markup-compatibility/2006" xmlns:aink="http://schemas.microsoft.com/office/drawing/2016/ink" xmlns:am3d="http://schemas.microsoft.com/office/drawing/2017/model3d" xmlns:o="urn:schemas-microsoft-com:office:office" xmlns:oel="http://schemas.microsoft.com/office/2019/extlst" xmlns:r="http://schemas.openxmlformats.org/officeDocument/2006/relationships" xmlns:m="http://schemas.openxmlformats.org/officeDocument/2006/math" xmlns:v="urn:schemas-microsoft-com:vml" xmlns:wp14="http://schemas.microsoft.com/office/word/2010/wordprocessingDrawing" xmlns:wp="http://schemas.openxmlformats.org/drawingml/2006/wordprocessingDrawing" xmlns:w10="urn:schemas-microsoft-com:office:word" xmlns:w="http://schemas.openxmlformats.org/wordprocessingml/2006/main" xmlns:w14="http://schemas.microsoft.com/office/word/2010/wordml" xmlns:w15="http://schemas.microsoft.com/office/word/2012/wordml" xmlns:w16cex="http://schemas.microsoft.com/office/word/2018/wordml/cex" xmlns:w16cid="http://schemas.microsoft.com/office/word/2016/wordml/cid" xmlns:w16="http://schemas.microsoft.com/office/word/2018/wordml" xmlns:w16sdtdh="http://schemas.microsoft.com/office/word/2020/wordml/sdtdatahash" xmlns:w16se="http://schemas.microsoft.com/office/word/2015/wordml/symex" xmlns:wpg="http://schemas.microsoft.com/office/word/2010/wordprocessingGroup" xmlns:wpi="http://schemas.microsoft.com/office/word/2010/wordprocessingInk" xmlns:wne="http://schemas.microsoft.com/office/word/2006/wordml" xmlns:wps="http://schemas.microsoft.com/office/word/2010/wordprocessingShape" mc:Ignorable="w14 w15 w16se w16cid w16 w16cex w16sdtdh wp14">
   <w:footnote w:type="separator" w:id="-1">
     <w:p>
       <w:pPr>
@@ -12102,13 +11972,7 @@
         <w:rPr>
           <w:rFonts w:eastAsiaTheme="minorEastAsia"/>
         </w:rPr>
-        <w:t xml:space="preserve"> and then looking at which tokens have the highest scores – those are the tokens the attractor represents semantically. </w:t>
-      </w:r>
-      <w:r>
-        <w:rPr>
-          <w:rFonts w:eastAsiaTheme="minorEastAsia"/>
-        </w:rPr>
-        <w:t>For details see Appendix.</w:t>
+        <w:t xml:space="preserve"> and then looking at which tokens have the highest scores – those are the tokens the attractor represents semantically. For details see Appendix.</w:t>
       </w:r>
     </w:p>
     <w:p>
@@ -12121,7 +11985,7 @@
 </file>
 
 <file path=word/numbering.xml><?xml version="1.0" encoding="utf-8"?>
-<w:numbering xmlns:wpc="http://schemas.microsoft.com/office/word/2010/wordprocessingCanvas" xmlns:cx="http://schemas.microsoft.com/office/drawing/2014/chartex" xmlns:cx1="http://schemas.microsoft.com/office/drawing/2015/9/8/chartex" xmlns:cx2="http://schemas.microsoft.com/office/drawing/2015/10/21/chartex" xmlns:cx3="http://schemas.microsoft.com/office/drawing/2016/5/9/chartex" xmlns:cx4="http://schemas.microsoft.com/office/drawing/2016/5/10/chartex" xmlns:cx5="http://schemas.microsoft.com/office/drawing/2016/5/11/chartex" xmlns:cx6="http://schemas.microsoft.com/office/drawing/2016/5/12/chartex" xmlns:cx7="http://schemas.microsoft.com/office/drawing/2016/5/13/chartex" xmlns:cx8="http://schemas.microsoft.com/office/drawing/2016/5/14/chartex" xmlns:mc="http://schemas.openxmlformats.org/markup-compatibility/2006" xmlns:aink="http://schemas.microsoft.com/office/drawing/2016/ink" xmlns:am3d="http://schemas.microsoft.com/office/drawing/2017/model3d" xmlns:o="urn:schemas-microsoft-com:office:office" xmlns:oel="http://schemas.microsoft.com/office/2019/extlst" xmlns:r="http://schemas.openxmlformats.org/officeDocument/2006/relationships" xmlns:m="http://schemas.openxmlformats.org/officeDocument/2006/math" xmlns:v="urn:schemas-microsoft-com:vml" xmlns:wp14="http://schemas.microsoft.com/office/word/2010/wordprocessingDrawing" xmlns:wp="http://schemas.openxmlformats.org/drawingml/2006/wordprocessingDrawing" xmlns:w10="urn:schemas-microsoft-com:office:word" xmlns:w="http://schemas.openxmlformats.org/wordprocessingml/2006/main" xmlns:w14="http://schemas.microsoft.com/office/word/2010/wordml" xmlns:w15="http://schemas.microsoft.com/office/word/2012/wordml" xmlns:w16cex="http://schemas.microsoft.com/office/word/2018/wordml/cex" xmlns:w16cid="http://schemas.microsoft.com/office/word/2016/wordml/cid" xmlns:w16="http://schemas.microsoft.com/office/word/2018/wordml" xmlns:w16du="http://schemas.microsoft.com/office/word/2023/wordml/word16du" xmlns:w16sdtdh="http://schemas.microsoft.com/office/word/2020/wordml/sdtdatahash" xmlns:w16sdtfl="http://schemas.microsoft.com/office/word/2024/wordml/sdtformatlock" xmlns:w16se="http://schemas.microsoft.com/office/word/2015/wordml/symex" xmlns:wpg="http://schemas.microsoft.com/office/word/2010/wordprocessingGroup" xmlns:wpi="http://schemas.microsoft.com/office/word/2010/wordprocessingInk" xmlns:wne="http://schemas.microsoft.com/office/word/2006/wordml" xmlns:wps="http://schemas.microsoft.com/office/word/2010/wordprocessingShape" mc:Ignorable="w14 w15 w16se w16cid w16 w16cex w16sdtdh w16sdtfl w16du wp14">
+<w:numbering xmlns:wpc="http://schemas.microsoft.com/office/word/2010/wordprocessingCanvas" xmlns:cx="http://schemas.microsoft.com/office/drawing/2014/chartex" xmlns:cx1="http://schemas.microsoft.com/office/drawing/2015/9/8/chartex" xmlns:cx2="http://schemas.microsoft.com/office/drawing/2015/10/21/chartex" xmlns:cx3="http://schemas.microsoft.com/office/drawing/2016/5/9/chartex" xmlns:cx4="http://schemas.microsoft.com/office/drawing/2016/5/10/chartex" xmlns:cx5="http://schemas.microsoft.com/office/drawing/2016/5/11/chartex" xmlns:cx6="http://schemas.microsoft.com/office/drawing/2016/5/12/chartex" xmlns:cx7="http://schemas.microsoft.com/office/drawing/2016/5/13/chartex" xmlns:cx8="http://schemas.microsoft.com/office/drawing/2016/5/14/chartex" xmlns:mc="http://schemas.openxmlformats.org/markup-compatibility/2006" xmlns:aink="http://schemas.microsoft.com/office/drawing/2016/ink" xmlns:am3d="http://schemas.microsoft.com/office/drawing/2017/model3d" xmlns:o="urn:schemas-microsoft-com:office:office" xmlns:oel="http://schemas.microsoft.com/office/2019/extlst" xmlns:r="http://schemas.openxmlformats.org/officeDocument/2006/relationships" xmlns:m="http://schemas.openxmlformats.org/officeDocument/2006/math" xmlns:v="urn:schemas-microsoft-com:vml" xmlns:wp14="http://schemas.microsoft.com/office/word/2010/wordprocessingDrawing" xmlns:wp="http://schemas.openxmlformats.org/drawingml/2006/wordprocessingDrawing" xmlns:w10="urn:schemas-microsoft-com:office:word" xmlns:w="http://schemas.openxmlformats.org/wordprocessingml/2006/main" xmlns:w14="http://schemas.microsoft.com/office/word/2010/wordml" xmlns:w15="http://schemas.microsoft.com/office/word/2012/wordml" xmlns:w16cex="http://schemas.microsoft.com/office/word/2018/wordml/cex" xmlns:w16cid="http://schemas.microsoft.com/office/word/2016/wordml/cid" xmlns:w16="http://schemas.microsoft.com/office/word/2018/wordml" xmlns:w16sdtdh="http://schemas.microsoft.com/office/word/2020/wordml/sdtdatahash" xmlns:w16se="http://schemas.microsoft.com/office/word/2015/wordml/symex" xmlns:wpg="http://schemas.microsoft.com/office/word/2010/wordprocessingGroup" xmlns:wpi="http://schemas.microsoft.com/office/word/2010/wordprocessingInk" xmlns:wne="http://schemas.microsoft.com/office/word/2006/wordml" xmlns:wps="http://schemas.microsoft.com/office/word/2010/wordprocessingShape" mc:Ignorable="w14 w15 w16se w16cid w16 w16cex w16sdtdh wp14">
   <w:abstractNum w:abstractNumId="0" w15:restartNumberingAfterBreak="0">
     <w:nsid w:val="21061FA8"/>
     <w:multiLevelType w:val="hybridMultilevel"/>
@@ -12334,7 +12198,7 @@
 </file>
 
 <file path=word/styles.xml><?xml version="1.0" encoding="utf-8"?>
-<w:styles xmlns:mc="http://schemas.openxmlformats.org/markup-compatibility/2006" xmlns:r="http://schemas.openxmlformats.org/officeDocument/2006/relationships" xmlns:w="http://schemas.openxmlformats.org/wordprocessingml/2006/main" xmlns:w14="http://schemas.microsoft.com/office/word/2010/wordml" xmlns:w15="http://schemas.microsoft.com/office/word/2012/wordml" xmlns:w16cex="http://schemas.microsoft.com/office/word/2018/wordml/cex" xmlns:w16cid="http://schemas.microsoft.com/office/word/2016/wordml/cid" xmlns:w16="http://schemas.microsoft.com/office/word/2018/wordml" xmlns:w16du="http://schemas.microsoft.com/office/word/2023/wordml/word16du" xmlns:w16sdtdh="http://schemas.microsoft.com/office/word/2020/wordml/sdtdatahash" xmlns:w16sdtfl="http://schemas.microsoft.com/office/word/2024/wordml/sdtformatlock" xmlns:w16se="http://schemas.microsoft.com/office/word/2015/wordml/symex" mc:Ignorable="w14 w15 w16se w16cid w16 w16cex w16sdtdh w16sdtfl w16du">
+<w:styles xmlns:mc="http://schemas.openxmlformats.org/markup-compatibility/2006" xmlns:r="http://schemas.openxmlformats.org/officeDocument/2006/relationships" xmlns:w="http://schemas.openxmlformats.org/wordprocessingml/2006/main" xmlns:w14="http://schemas.microsoft.com/office/word/2010/wordml" xmlns:w15="http://schemas.microsoft.com/office/word/2012/wordml" xmlns:w16cex="http://schemas.microsoft.com/office/word/2018/wordml/cex" xmlns:w16cid="http://schemas.microsoft.com/office/word/2016/wordml/cid" xmlns:w16="http://schemas.microsoft.com/office/word/2018/wordml" xmlns:w16sdtdh="http://schemas.microsoft.com/office/word/2020/wordml/sdtdatahash" xmlns:w16se="http://schemas.microsoft.com/office/word/2015/wordml/symex" mc:Ignorable="w14 w15 w16se w16cid w16 w16cex w16sdtdh">
   <w:docDefaults>
     <w:rPrDefault>
       <w:rPr>
